--- a/(e)CRF/Per visite/V2 - Aanmeting voetorthese/23_Aanpassing en controle voetorthese (visite 2).docx
+++ b/(e)CRF/Per visite/V2 - Aanmeting voetorthese/23_Aanpassing en controle voetorthese (visite 2).docx
@@ -5438,9 +5438,6 @@
       <w:pPr>
         <w:spacing w:after="0" w:line="240" w:lineRule="auto"/>
       </w:pPr>
-      <w:r>
-        <w:separator/>
-      </w:r>
     </w:p>
   </w:endnote>
   <w:endnote w:type="continuationSeparator" w:id="0">
@@ -5448,9 +5445,6 @@
       <w:pPr>
         <w:spacing w:after="0" w:line="240" w:lineRule="auto"/>
       </w:pPr>
-      <w:r>
-        <w:continuationSeparator/>
-      </w:r>
     </w:p>
   </w:endnote>
 </w:endnotes>
@@ -5539,10 +5533,119 @@
   <w:p>
     <w:pPr>
       <w:pStyle w:val="Footer"/>
+      <w:jc w:val="center"/>
       <w:rPr>
         <w:rFonts w:ascii="Calibri" w:hAnsi="Calibri" w:cs="Calibri"/>
       </w:rPr>
     </w:pPr>
+    <w:r>
+      <w:rPr>
+        <w:rFonts w:ascii="Arial" w:hAnsi="Arial" w:eastAsia="Arial" w:cs="Arial"/>
+        <w:b w:val="0"/>
+        <w:color w:val="59636E"/>
+        <w:sz w:val="18"/>
+      </w:rPr>
+      <w:t xml:space="preserve">Pagina </w:t>
+    </w:r>
+    <w:r>
+      <w:rPr>
+        <w:rFonts w:ascii="Arial" w:hAnsi="Arial" w:eastAsia="Arial" w:cs="Arial"/>
+        <w:b w:val="0"/>
+        <w:color w:val="59636E"/>
+        <w:sz w:val="18"/>
+      </w:rPr>
+      <w:fldChar w:fldCharType="begin"/>
+    </w:r>
+    <w:r>
+      <w:rPr>
+        <w:rFonts w:ascii="Arial" w:hAnsi="Arial" w:eastAsia="Arial" w:cs="Arial"/>
+        <w:b w:val="0"/>
+        <w:color w:val="59636E"/>
+        <w:sz w:val="18"/>
+      </w:rPr>
+      <w:instrText xml:space="preserve"> PAGE </w:instrText>
+    </w:r>
+    <w:r>
+      <w:rPr>
+        <w:rFonts w:ascii="Arial" w:hAnsi="Arial" w:eastAsia="Arial" w:cs="Arial"/>
+        <w:b w:val="0"/>
+        <w:color w:val="59636E"/>
+        <w:sz w:val="18"/>
+      </w:rPr>
+      <w:fldChar w:fldCharType="separate"/>
+    </w:r>
+    <w:r>
+      <w:rPr>
+        <w:rFonts w:ascii="Arial" w:hAnsi="Arial" w:eastAsia="Arial" w:cs="Arial"/>
+        <w:b w:val="0"/>
+        <w:color w:val="59636E"/>
+        <w:sz w:val="18"/>
+      </w:rPr>
+      <w:t>1</w:t>
+    </w:r>
+    <w:r>
+      <w:rPr>
+        <w:rFonts w:ascii="Arial" w:hAnsi="Arial" w:eastAsia="Arial" w:cs="Arial"/>
+        <w:b w:val="0"/>
+        <w:color w:val="59636E"/>
+        <w:sz w:val="18"/>
+      </w:rPr>
+      <w:fldChar w:fldCharType="end"/>
+    </w:r>
+    <w:r>
+      <w:rPr>
+        <w:rFonts w:ascii="Arial" w:hAnsi="Arial" w:eastAsia="Arial" w:cs="Arial"/>
+        <w:b w:val="0"/>
+        <w:color w:val="59636E"/>
+        <w:sz w:val="18"/>
+      </w:rPr>
+      <w:t xml:space="preserve"> van </w:t>
+    </w:r>
+    <w:r>
+      <w:rPr>
+        <w:rFonts w:ascii="Arial" w:hAnsi="Arial" w:eastAsia="Arial" w:cs="Arial"/>
+        <w:b w:val="0"/>
+        <w:color w:val="59636E"/>
+        <w:sz w:val="18"/>
+      </w:rPr>
+      <w:fldChar w:fldCharType="begin"/>
+    </w:r>
+    <w:r>
+      <w:rPr>
+        <w:rFonts w:ascii="Arial" w:hAnsi="Arial" w:eastAsia="Arial" w:cs="Arial"/>
+        <w:b w:val="0"/>
+        <w:color w:val="59636E"/>
+        <w:sz w:val="18"/>
+      </w:rPr>
+      <w:instrText xml:space="preserve"> NUMPAGES </w:instrText>
+    </w:r>
+    <w:r>
+      <w:rPr>
+        <w:rFonts w:ascii="Arial" w:hAnsi="Arial" w:eastAsia="Arial" w:cs="Arial"/>
+        <w:b w:val="0"/>
+        <w:color w:val="59636E"/>
+        <w:sz w:val="18"/>
+      </w:rPr>
+      <w:fldChar w:fldCharType="separate"/>
+    </w:r>
+    <w:r>
+      <w:rPr>
+        <w:rFonts w:ascii="Arial" w:hAnsi="Arial" w:eastAsia="Arial" w:cs="Arial"/>
+        <w:b w:val="0"/>
+        <w:color w:val="59636E"/>
+        <w:sz w:val="18"/>
+      </w:rPr>
+      <w:t>1</w:t>
+    </w:r>
+    <w:r>
+      <w:rPr>
+        <w:rFonts w:ascii="Arial" w:hAnsi="Arial" w:eastAsia="Arial" w:cs="Arial"/>
+        <w:b w:val="0"/>
+        <w:color w:val="59636E"/>
+        <w:sz w:val="18"/>
+      </w:rPr>
+      <w:fldChar w:fldCharType="end"/>
+    </w:r>
   </w:p>
 </w:ftr>
 </file>
@@ -5554,9 +5657,6 @@
       <w:pPr>
         <w:spacing w:after="0" w:line="240" w:lineRule="auto"/>
       </w:pPr>
-      <w:r>
-        <w:separator/>
-      </w:r>
     </w:p>
   </w:footnote>
   <w:footnote w:type="continuationSeparator" w:id="0">
@@ -5564,9 +5664,6 @@
       <w:pPr>
         <w:spacing w:after="0" w:line="240" w:lineRule="auto"/>
       </w:pPr>
-      <w:r>
-        <w:continuationSeparator/>
-      </w:r>
     </w:p>
   </w:footnote>
 </w:footnotes>
@@ -5577,6 +5674,7 @@
   <w:p>
     <w:pPr>
       <w:pStyle w:val="Header"/>
+      <w:jc w:val="left"/>
       <w:rPr>
         <w:color w:val="000000" w:themeColor="text1"/>
         <w:sz w:val="18"/>
@@ -5587,34 +5685,12 @@
     <w:r>
       <w:rPr>
         <w:rFonts w:ascii="Arial" w:hAnsi="Arial" w:cs="Arial" w:eastAsia="Arial"/>
-        <w:color w:val="000000" w:themeColor="text1"/>
+        <w:b w:val="0"/>
+        <w:color w:val="59636E"/>
+        <w:sz w:val="18"/>
         <w:lang w:val="en-US"/>
       </w:rPr>
-      <w:t>VISIT 2 – CUSTOM MADE FOOT ORTHOSES FITTING &amp; VERIFICATION FORM</w:t>
-    </w:r>
-    <w:r>
-      <w:rPr>
-        <w:rFonts w:ascii="Arial" w:hAnsi="Arial" w:cs="Arial" w:eastAsia="Arial"/>
-        <w:color w:val="000000" w:themeColor="text1"/>
-        <w:lang w:val="en-US"/>
-      </w:rPr>
-      <w:tab/>
-    </w:r>
-    <w:r>
-      <w:rPr>
-        <w:rFonts w:ascii="Arial" w:hAnsi="Arial" w:cs="Arial" w:eastAsia="Arial"/>
-        <w:color w:val="000000" w:themeColor="text1"/>
-        <w:lang w:val="en-US"/>
-      </w:rPr>
-      <w:t>v</w:t>
-    </w:r>
-    <w:r>
-      <w:rPr>
-        <w:rFonts w:ascii="Arial" w:hAnsi="Arial" w:cs="Arial" w:eastAsia="Arial"/>
-        <w:color w:val="000000" w:themeColor="text1"/>
-        <w:lang w:val="en-US"/>
-      </w:rPr>
-      <w:t>.30_03_2026</w:t>
+      <w:t>PARADISE (S71769) — eCRF 23: Aanpassing en controle voetorthese (visite 2)</w:t>
     </w:r>
   </w:p>
 </w:hdr>

--- a/(e)CRF/Per visite/V2 - Aanmeting voetorthese/23_Aanpassing en controle voetorthese (visite 2).docx
+++ b/(e)CRF/Per visite/V2 - Aanmeting voetorthese/23_Aanpassing en controle voetorthese (visite 2).docx
@@ -5452,197 +5452,352 @@
 
 <file path=word/footer1.xml><?xml version="1.0" encoding="utf-8"?>
 <w:ftr xmlns:wpc="http://schemas.microsoft.com/office/word/2010/wordprocessingCanvas" xmlns:cx="http://schemas.microsoft.com/office/drawing/2014/chartex" xmlns:cx1="http://schemas.microsoft.com/office/drawing/2015/9/8/chartex" xmlns:cx2="http://schemas.microsoft.com/office/drawing/2015/10/21/chartex" xmlns:cx3="http://schemas.microsoft.com/office/drawing/2016/5/9/chartex" xmlns:cx4="http://schemas.microsoft.com/office/drawing/2016/5/10/chartex" xmlns:cx5="http://schemas.microsoft.com/office/drawing/2016/5/11/chartex" xmlns:cx6="http://schemas.microsoft.com/office/drawing/2016/5/12/chartex" xmlns:cx7="http://schemas.microsoft.com/office/drawing/2016/5/13/chartex" xmlns:cx8="http://schemas.microsoft.com/office/drawing/2016/5/14/chartex" xmlns:mc="http://schemas.openxmlformats.org/markup-compatibility/2006" xmlns:aink="http://schemas.microsoft.com/office/drawing/2016/ink" xmlns:am3d="http://schemas.microsoft.com/office/drawing/2017/model3d" xmlns:o="urn:schemas-microsoft-com:office:office" xmlns:oel="http://schemas.microsoft.com/office/2019/extlst" xmlns:r="http://schemas.openxmlformats.org/officeDocument/2006/relationships" xmlns:m="http://schemas.openxmlformats.org/officeDocument/2006/math" xmlns:v="urn:schemas-microsoft-com:vml" xmlns:wp14="http://schemas.microsoft.com/office/word/2010/wordprocessingDrawing" xmlns:wp="http://schemas.openxmlformats.org/drawingml/2006/wordprocessingDrawing" xmlns:w10="urn:schemas-microsoft-com:office:word" xmlns:w="http://schemas.openxmlformats.org/wordprocessingml/2006/main" xmlns:w14="http://schemas.microsoft.com/office/word/2010/wordml" xmlns:w15="http://schemas.microsoft.com/office/word/2012/wordml" xmlns:w16cex="http://schemas.microsoft.com/office/word/2018/wordml/cex" xmlns:w16cid="http://schemas.microsoft.com/office/word/2016/wordml/cid" xmlns:w16="http://schemas.microsoft.com/office/word/2018/wordml" xmlns:w16du="http://schemas.microsoft.com/office/word/2023/wordml/word16du" xmlns:w16sdtdh="http://schemas.microsoft.com/office/word/2020/wordml/sdtdatahash" xmlns:w16sdtfl="http://schemas.microsoft.com/office/word/2024/wordml/sdtformatlock" xmlns:w16se="http://schemas.microsoft.com/office/word/2015/wordml/symex" xmlns:wpg="http://schemas.microsoft.com/office/word/2010/wordprocessingGroup" xmlns:wpi="http://schemas.microsoft.com/office/word/2010/wordprocessingInk" xmlns:wne="http://schemas.microsoft.com/office/word/2006/wordml" xmlns:wps="http://schemas.microsoft.com/office/word/2010/wordprocessingShape" mc:Ignorable="w14 w15 w16se w16cid w16 w16cex w16sdtdh w16sdtfl w16du wp14">
-  <w:sdt>
-    <w:sdtPr>
-      <w:id w:val="931316503"/>
-      <w:docPartObj>
-        <w:docPartGallery w:val="Page Numbers (Bottom of Page)"/>
-        <w:docPartUnique/>
-      </w:docPartObj>
-    </w:sdtPr>
-    <w:sdtEndPr>
-      <w:rPr>
-        <w:color w:val="7F7F7F" w:themeColor="background1" w:themeShade="7F"/>
-        <w:spacing w:val="60"/>
-      </w:rPr>
-    </w:sdtEndPr>
-    <w:sdtContent>
-      <w:p>
-        <w:pPr>
-          <w:pStyle w:val="Footer"/>
-          <w:pBdr>
-            <w:top w:val="single" w:color="D9D9D9" w:themeColor="background1" w:themeShade="D9" w:sz="4" w:space="1"/>
-          </w:pBdr>
-          <w:jc w:val="right"/>
-        </w:pPr>
-        <w:r>
-          <w:rPr>
-            <w:rFonts w:ascii="Calibri" w:hAnsi="Calibri" w:cs="Calibri"/>
-            <w:color w:val="000000" w:themeColor="text1"/>
-          </w:rPr>
-          <w:fldChar w:fldCharType="begin"/>
-        </w:r>
-        <w:r>
-          <w:rPr>
-            <w:rFonts w:ascii="Calibri" w:hAnsi="Calibri" w:cs="Calibri"/>
-            <w:color w:val="000000" w:themeColor="text1"/>
-          </w:rPr>
-          <w:instrText xml:space="preserve"> PAGE   \* MERGEFORMAT </w:instrText>
-        </w:r>
-        <w:r>
-          <w:rPr>
-            <w:rFonts w:ascii="Calibri" w:hAnsi="Calibri" w:cs="Calibri"/>
-            <w:color w:val="000000" w:themeColor="text1"/>
-          </w:rPr>
-          <w:fldChar w:fldCharType="separate"/>
-        </w:r>
-        <w:r>
-          <w:rPr>
-            <w:rFonts w:ascii="Calibri" w:hAnsi="Calibri" w:cs="Calibri"/>
-            <w:noProof/>
-            <w:color w:val="000000" w:themeColor="text1"/>
-          </w:rPr>
-          <w:t>2</w:t>
-        </w:r>
-        <w:r>
-          <w:rPr>
-            <w:rFonts w:ascii="Calibri" w:hAnsi="Calibri" w:cs="Calibri"/>
-            <w:noProof/>
-            <w:color w:val="000000" w:themeColor="text1"/>
-          </w:rPr>
-          <w:fldChar w:fldCharType="end"/>
-        </w:r>
-        <w:r>
-          <w:rPr>
-            <w:rFonts w:ascii="Calibri" w:hAnsi="Calibri" w:cs="Calibri"/>
-            <w:color w:val="000000" w:themeColor="text1"/>
-          </w:rPr>
-          <w:t xml:space="preserve"> | </w:t>
-        </w:r>
-        <w:r>
-          <w:rPr>
-            <w:rFonts w:ascii="Calibri" w:hAnsi="Calibri" w:cs="Calibri"/>
-            <w:color w:val="000000" w:themeColor="text1"/>
-            <w:spacing w:val="60"/>
-          </w:rPr>
-          <w:t>5</w:t>
-        </w:r>
-      </w:p>
-    </w:sdtContent>
-  </w:sdt>
   <w:p>
     <w:pPr>
-      <w:pStyle w:val="Footer"/>
-      <w:jc w:val="center"/>
-      <w:rPr>
-        <w:rFonts w:ascii="Calibri" w:hAnsi="Calibri" w:cs="Calibri"/>
-      </w:rPr>
+      <w:pBdr>
+        <w:top w:val="single" w:sz="6" w:space="6" w:color="C4CED8"/>
+      </w:pBdr>
     </w:pPr>
     <w:r>
       <w:rPr>
-        <w:rFonts w:ascii="Arial" w:hAnsi="Arial" w:eastAsia="Arial" w:cs="Arial"/>
-        <w:b w:val="0"/>
-        <w:color w:val="59636E"/>
-        <w:sz w:val="18"/>
-      </w:rPr>
-      <w:t xml:space="preserve">Pagina </w:t>
+        <w:noProof/>
+      </w:rPr>
+      <w:drawing>
+        <wp:anchor distT="0" distB="0" distL="114300" distR="114300" simplePos="0" relativeHeight="251659264" behindDoc="0" locked="0" layoutInCell="1" allowOverlap="1" wp14:anchorId="4A8142CD" wp14:editId="6CB4EA88">
+          <wp:simplePos x="0" y="0"/>
+          <wp:positionH relativeFrom="column">
+            <wp:posOffset>5527362</wp:posOffset>
+          </wp:positionH>
+          <wp:positionV relativeFrom="paragraph">
+            <wp:posOffset>66098</wp:posOffset>
+          </wp:positionV>
+          <wp:extent cx="1272540" cy="484505"/>
+          <wp:effectExtent l="0" t="0" r="3810" b="0"/>
+          <wp:wrapSquare wrapText="bothSides"/>
+          <wp:docPr id="1206673644" name="Afbeelding 7"/>
+          <wp:cNvGraphicFramePr>
+            <a:graphicFrameLocks xmlns:a="http://schemas.openxmlformats.org/drawingml/2006/main" noChangeAspect="1"/>
+          </wp:cNvGraphicFramePr>
+          <a:graphic xmlns:a="http://schemas.openxmlformats.org/drawingml/2006/main">
+            <a:graphicData uri="http://schemas.openxmlformats.org/drawingml/2006/picture">
+              <pic:pic xmlns:pic="http://schemas.openxmlformats.org/drawingml/2006/picture">
+                <pic:nvPicPr>
+                  <pic:cNvPr id="1340115081" name="Afbeelding 1340115081"/>
+                  <pic:cNvPicPr/>
+                </pic:nvPicPr>
+                <pic:blipFill rotWithShape="1">
+                  <a:blip r:embed="rIdTplImgC">
+                    <a:extLst>
+                      <a:ext uri="{28A0092B-C50C-407E-A947-70E740481C1C}">
+                        <a14:useLocalDpi xmlns:a14="http://schemas.microsoft.com/office/drawing/2010/main" val="0"/>
+                      </a:ext>
+                    </a:extLst>
+                  </a:blip>
+                  <a:srcRect l="8409" t="28983" b="36048"/>
+                  <a:stretch>
+                    <a:fillRect/>
+                  </a:stretch>
+                </pic:blipFill>
+                <pic:spPr bwMode="auto">
+                  <a:xfrm>
+                    <a:off x="0" y="0"/>
+                    <a:ext cx="1272540" cy="484505"/>
+                  </a:xfrm>
+                  <a:prstGeom prst="rect">
+                    <a:avLst/>
+                  </a:prstGeom>
+                  <a:ln>
+                    <a:noFill/>
+                  </a:ln>
+                  <a:extLst>
+                    <a:ext uri="{53640926-AAD7-44D8-BBD7-CCE9431645EC}">
+                      <a14:shadowObscured xmlns:a14="http://schemas.microsoft.com/office/drawing/2010/main"/>
+                    </a:ext>
+                  </a:extLst>
+                </pic:spPr>
+              </pic:pic>
+            </a:graphicData>
+          </a:graphic>
+          <wp14:sizeRelH relativeFrom="page">
+            <wp14:pctWidth>0</wp14:pctWidth>
+          </wp14:sizeRelH>
+          <wp14:sizeRelV relativeFrom="page">
+            <wp14:pctHeight>0</wp14:pctHeight>
+          </wp14:sizeRelV>
+        </wp:anchor>
+      </w:drawing>
     </w:r>
     <w:r>
       <w:rPr>
-        <w:rFonts w:ascii="Arial" w:hAnsi="Arial" w:eastAsia="Arial" w:cs="Arial"/>
-        <w:b w:val="0"/>
         <w:color w:val="59636E"/>
-        <w:sz w:val="18"/>
+        <w:sz w:val="16"/>
+        <w:szCs w:val="16"/>
+      </w:rPr>
+      <w:t>PARADISE-</w:t>
+    </w:r>
+    <w:proofErr w:type="gramStart"/>
+    <w:r>
+      <w:rPr>
+        <w:color w:val="59636E"/>
+        <w:sz w:val="16"/>
+        <w:szCs w:val="16"/>
+      </w:rPr>
+      <w:t>studie  ·</w:t>
+    </w:r>
+    <w:proofErr w:type="gramEnd"/>
+    <w:r>
+      <w:rPr>
+        <w:color w:val="59636E"/>
+        <w:sz w:val="16"/>
+        <w:szCs w:val="16"/>
+      </w:rPr>
+      <w:t xml:space="preserve">  eCRF 23: Aanpassing en controle voetorthese (visite 2) </w:t>
+    </w:r>
+    <w:proofErr w:type="gramStart"/>
+    <w:r>
+      <w:rPr>
+        <w:color w:val="59636E"/>
+        <w:sz w:val="16"/>
+        <w:szCs w:val="16"/>
+      </w:rPr>
+      <w:t>·</w:t>
+    </w:r>
+    <w:proofErr w:type="gramEnd"/>
+    <w:r>
+      <w:rPr>
+        <w:color w:val="59636E"/>
+        <w:sz w:val="16"/>
+        <w:szCs w:val="16"/>
+      </w:rPr>
+      <w:t xml:space="preserve">  Versie </w:t>
+    </w:r>
+    <w:proofErr w:type="gramStart"/>
+    <w:r>
+      <w:rPr>
+        <w:i/>
+        <w:iCs/>
+        <w:color w:val="59636E"/>
+        <w:sz w:val="16"/>
+        <w:szCs w:val="16"/>
+      </w:rPr>
+      <w:t xml:space="preserve">[ </w:t>
+    </w:r>
+    <w:r>
+      <w:rPr>
+        <w:i/>
+        <w:iCs/>
+        <w:color w:val="59636E"/>
+        <w:sz w:val="16"/>
+        <w:szCs w:val="16"/>
+      </w:rPr>
+      <w:t>1.0</w:t>
+    </w:r>
+    <w:proofErr w:type="gramEnd"/>
+    <w:r>
+      <w:rPr>
+        <w:i/>
+        <w:iCs/>
+        <w:color w:val="59636E"/>
+        <w:sz w:val="16"/>
+        <w:szCs w:val="16"/>
+      </w:rPr>
+      <w:t xml:space="preserve"> </w:t>
+    </w:r>
+    <w:proofErr w:type="gramStart"/>
+    <w:r>
+      <w:rPr>
+        <w:i/>
+        <w:iCs/>
+        <w:color w:val="59636E"/>
+        <w:sz w:val="16"/>
+        <w:szCs w:val="16"/>
+      </w:rPr>
+      <w:t>]</w:t>
+    </w:r>
+    <w:r>
+      <w:rPr>
+        <w:color w:val="59636E"/>
+        <w:sz w:val="16"/>
+        <w:szCs w:val="16"/>
+      </w:rPr>
+      <w:t xml:space="preserve">  ·</w:t>
+    </w:r>
+    <w:proofErr w:type="gramEnd"/>
+    <w:r>
+      <w:rPr>
+        <w:color w:val="59636E"/>
+        <w:sz w:val="16"/>
+        <w:szCs w:val="16"/>
+      </w:rPr>
+      <w:t xml:space="preserve">  </w:t>
+    </w:r>
+    <w:proofErr w:type="gramStart"/>
+    <w:r>
+      <w:rPr>
+        <w:i/>
+        <w:iCs/>
+        <w:color w:val="59636E"/>
+        <w:sz w:val="16"/>
+        <w:szCs w:val="16"/>
+      </w:rPr>
+      <w:t xml:space="preserve">[ </w:t>
+    </w:r>
+    <w:r>
+      <w:rPr>
+        <w:i/>
+        <w:iCs/>
+        <w:color w:val="59636E"/>
+        <w:sz w:val="16"/>
+        <w:szCs w:val="16"/>
+      </w:rPr>
+      <w:t>27</w:t>
+    </w:r>
+    <w:proofErr w:type="gramEnd"/>
+    <w:r>
+      <w:rPr>
+        <w:i/>
+        <w:iCs/>
+        <w:color w:val="59636E"/>
+        <w:sz w:val="16"/>
+        <w:szCs w:val="16"/>
+      </w:rPr>
+      <w:t>/07/</w:t>
+    </w:r>
+    <w:proofErr w:type="gramStart"/>
+    <w:r>
+      <w:rPr>
+        <w:i/>
+        <w:iCs/>
+        <w:color w:val="59636E"/>
+        <w:sz w:val="16"/>
+        <w:szCs w:val="16"/>
+      </w:rPr>
+      <w:t>2026</w:t>
+    </w:r>
+    <w:r>
+      <w:rPr>
+        <w:i/>
+        <w:iCs/>
+        <w:color w:val="59636E"/>
+        <w:sz w:val="16"/>
+        <w:szCs w:val="16"/>
+      </w:rPr>
+      <w:t xml:space="preserve"> ]</w:t>
+    </w:r>
+    <w:proofErr w:type="gramEnd"/>
+    <w:r>
+      <w:rPr>
+        <w:color w:val="59636E"/>
+        <w:sz w:val="16"/>
+        <w:szCs w:val="16"/>
+      </w:rPr>
+      <w:t xml:space="preserve">  </w:t>
+    </w:r>
+    <w:proofErr w:type="gramStart"/>
+    <w:r>
+      <w:rPr>
+        <w:color w:val="59636E"/>
+        <w:sz w:val="16"/>
+        <w:szCs w:val="16"/>
+      </w:rPr>
+      <w:t>·  Pagina</w:t>
+    </w:r>
+    <w:proofErr w:type="gramEnd"/>
+    <w:r>
+      <w:rPr>
+        <w:color w:val="59636E"/>
+        <w:sz w:val="16"/>
+        <w:szCs w:val="16"/>
+      </w:rPr>
+      <w:t xml:space="preserve"> </w:t>
+    </w:r>
+    <w:r>
+      <w:rPr>
+        <w:color w:val="59636E"/>
+        <w:sz w:val="16"/>
+        <w:szCs w:val="16"/>
       </w:rPr>
       <w:fldChar w:fldCharType="begin"/>
     </w:r>
     <w:r>
       <w:rPr>
-        <w:rFonts w:ascii="Arial" w:hAnsi="Arial" w:eastAsia="Arial" w:cs="Arial"/>
-        <w:b w:val="0"/>
         <w:color w:val="59636E"/>
-        <w:sz w:val="18"/>
-      </w:rPr>
-      <w:instrText xml:space="preserve"> PAGE </w:instrText>
+        <w:sz w:val="16"/>
+        <w:szCs w:val="16"/>
+      </w:rPr>
+      <w:instrText>PAGE</w:instrText>
     </w:r>
     <w:r>
       <w:rPr>
-        <w:rFonts w:ascii="Arial" w:hAnsi="Arial" w:eastAsia="Arial" w:cs="Arial"/>
-        <w:b w:val="0"/>
         <w:color w:val="59636E"/>
-        <w:sz w:val="18"/>
+        <w:sz w:val="16"/>
+        <w:szCs w:val="16"/>
       </w:rPr>
       <w:fldChar w:fldCharType="separate"/>
     </w:r>
     <w:r>
       <w:rPr>
-        <w:rFonts w:ascii="Arial" w:hAnsi="Arial" w:eastAsia="Arial" w:cs="Arial"/>
-        <w:b w:val="0"/>
+        <w:noProof/>
         <w:color w:val="59636E"/>
-        <w:sz w:val="18"/>
+        <w:sz w:val="16"/>
+        <w:szCs w:val="16"/>
       </w:rPr>
       <w:t>1</w:t>
     </w:r>
     <w:r>
       <w:rPr>
-        <w:rFonts w:ascii="Arial" w:hAnsi="Arial" w:eastAsia="Arial" w:cs="Arial"/>
-        <w:b w:val="0"/>
         <w:color w:val="59636E"/>
-        <w:sz w:val="18"/>
+        <w:sz w:val="16"/>
+        <w:szCs w:val="16"/>
       </w:rPr>
       <w:fldChar w:fldCharType="end"/>
     </w:r>
     <w:r>
       <w:rPr>
-        <w:rFonts w:ascii="Arial" w:hAnsi="Arial" w:eastAsia="Arial" w:cs="Arial"/>
-        <w:b w:val="0"/>
         <w:color w:val="59636E"/>
-        <w:sz w:val="18"/>
+        <w:sz w:val="16"/>
+        <w:szCs w:val="16"/>
       </w:rPr>
       <w:t xml:space="preserve"> van </w:t>
     </w:r>
     <w:r>
       <w:rPr>
-        <w:rFonts w:ascii="Arial" w:hAnsi="Arial" w:eastAsia="Arial" w:cs="Arial"/>
-        <w:b w:val="0"/>
         <w:color w:val="59636E"/>
-        <w:sz w:val="18"/>
+        <w:sz w:val="16"/>
+        <w:szCs w:val="16"/>
       </w:rPr>
       <w:fldChar w:fldCharType="begin"/>
     </w:r>
     <w:r>
       <w:rPr>
-        <w:rFonts w:ascii="Arial" w:hAnsi="Arial" w:eastAsia="Arial" w:cs="Arial"/>
-        <w:b w:val="0"/>
         <w:color w:val="59636E"/>
-        <w:sz w:val="18"/>
-      </w:rPr>
-      <w:instrText xml:space="preserve"> NUMPAGES </w:instrText>
+        <w:sz w:val="16"/>
+        <w:szCs w:val="16"/>
+      </w:rPr>
+      <w:instrText>NUMPAGES</w:instrText>
     </w:r>
     <w:r>
       <w:rPr>
-        <w:rFonts w:ascii="Arial" w:hAnsi="Arial" w:eastAsia="Arial" w:cs="Arial"/>
-        <w:b w:val="0"/>
         <w:color w:val="59636E"/>
-        <w:sz w:val="18"/>
+        <w:sz w:val="16"/>
+        <w:szCs w:val="16"/>
       </w:rPr>
       <w:fldChar w:fldCharType="separate"/>
     </w:r>
     <w:r>
       <w:rPr>
-        <w:rFonts w:ascii="Arial" w:hAnsi="Arial" w:eastAsia="Arial" w:cs="Arial"/>
-        <w:b w:val="0"/>
+        <w:noProof/>
         <w:color w:val="59636E"/>
-        <w:sz w:val="18"/>
-      </w:rPr>
-      <w:t>1</w:t>
+        <w:sz w:val="16"/>
+        <w:szCs w:val="16"/>
+      </w:rPr>
+      <w:t>2</w:t>
     </w:r>
     <w:r>
       <w:rPr>
-        <w:rFonts w:ascii="Arial" w:hAnsi="Arial" w:eastAsia="Arial" w:cs="Arial"/>
-        <w:b w:val="0"/>
         <w:color w:val="59636E"/>
-        <w:sz w:val="18"/>
+        <w:sz w:val="16"/>
+        <w:szCs w:val="16"/>
       </w:rPr>
       <w:fldChar w:fldCharType="end"/>
     </w:r>
@@ -5673,24 +5828,127 @@
 <w:hdr xmlns:wpc="http://schemas.microsoft.com/office/word/2010/wordprocessingCanvas" xmlns:cx="http://schemas.microsoft.com/office/drawing/2014/chartex" xmlns:cx1="http://schemas.microsoft.com/office/drawing/2015/9/8/chartex" xmlns:cx2="http://schemas.microsoft.com/office/drawing/2015/10/21/chartex" xmlns:cx3="http://schemas.microsoft.com/office/drawing/2016/5/9/chartex" xmlns:cx4="http://schemas.microsoft.com/office/drawing/2016/5/10/chartex" xmlns:cx5="http://schemas.microsoft.com/office/drawing/2016/5/11/chartex" xmlns:cx6="http://schemas.microsoft.com/office/drawing/2016/5/12/chartex" xmlns:cx7="http://schemas.microsoft.com/office/drawing/2016/5/13/chartex" xmlns:cx8="http://schemas.microsoft.com/office/drawing/2016/5/14/chartex" xmlns:mc="http://schemas.openxmlformats.org/markup-compatibility/2006" xmlns:aink="http://schemas.microsoft.com/office/drawing/2016/ink" xmlns:am3d="http://schemas.microsoft.com/office/drawing/2017/model3d" xmlns:o="urn:schemas-microsoft-com:office:office" xmlns:oel="http://schemas.microsoft.com/office/2019/extlst" xmlns:r="http://schemas.openxmlformats.org/officeDocument/2006/relationships" xmlns:m="http://schemas.openxmlformats.org/officeDocument/2006/math" xmlns:v="urn:schemas-microsoft-com:vml" xmlns:wp14="http://schemas.microsoft.com/office/word/2010/wordprocessingDrawing" xmlns:wp="http://schemas.openxmlformats.org/drawingml/2006/wordprocessingDrawing" xmlns:w10="urn:schemas-microsoft-com:office:word" xmlns:w="http://schemas.openxmlformats.org/wordprocessingml/2006/main" xmlns:w14="http://schemas.microsoft.com/office/word/2010/wordml" xmlns:w15="http://schemas.microsoft.com/office/word/2012/wordml" xmlns:w16cex="http://schemas.microsoft.com/office/word/2018/wordml/cex" xmlns:w16cid="http://schemas.microsoft.com/office/word/2016/wordml/cid" xmlns:w16="http://schemas.microsoft.com/office/word/2018/wordml" xmlns:w16du="http://schemas.microsoft.com/office/word/2023/wordml/word16du" xmlns:w16sdtdh="http://schemas.microsoft.com/office/word/2020/wordml/sdtdatahash" xmlns:w16sdtfl="http://schemas.microsoft.com/office/word/2024/wordml/sdtformatlock" xmlns:w16se="http://schemas.microsoft.com/office/word/2015/wordml/symex" xmlns:wpg="http://schemas.microsoft.com/office/word/2010/wordprocessingGroup" xmlns:wpi="http://schemas.microsoft.com/office/word/2010/wordprocessingInk" xmlns:wne="http://schemas.microsoft.com/office/word/2006/wordml" xmlns:wps="http://schemas.microsoft.com/office/word/2010/wordprocessingShape" mc:Ignorable="w14 w15 w16se w16cid w16 w16cex w16sdtdh w16sdtfl w16du wp14">
   <w:p>
     <w:pPr>
-      <w:pStyle w:val="Header"/>
-      <w:jc w:val="left"/>
-      <w:rPr>
-        <w:color w:val="000000" w:themeColor="text1"/>
-        <w:sz w:val="18"/>
-        <w:szCs w:val="18"/>
-        <w:lang w:val="en-US"/>
-      </w:rPr>
+      <w:pStyle w:val="Koptekst"/>
+      <w:jc w:val="right"/>
     </w:pPr>
     <w:r>
       <w:rPr>
-        <w:rFonts w:ascii="Arial" w:hAnsi="Arial" w:cs="Arial" w:eastAsia="Arial"/>
-        <w:b w:val="0"/>
-        <w:color w:val="59636E"/>
-        <w:sz w:val="18"/>
-        <w:lang w:val="en-US"/>
-      </w:rPr>
-      <w:t>PARADISE (S71769) — eCRF 23: Aanpassing en controle voetorthese (visite 2)</w:t>
+        <w:noProof/>
+      </w:rPr>
+      <w:drawing>
+        <wp:anchor distT="0" distB="0" distL="114300" distR="114300" simplePos="0" relativeHeight="251658240" behindDoc="1" locked="0" layoutInCell="1" allowOverlap="1" wp14:anchorId="755D2A89" wp14:editId="42F71064">
+          <wp:simplePos x="0" y="0"/>
+          <wp:positionH relativeFrom="margin">
+            <wp:align>left</wp:align>
+          </wp:positionH>
+          <wp:positionV relativeFrom="paragraph">
+            <wp:posOffset>-20955</wp:posOffset>
+          </wp:positionV>
+          <wp:extent cx="1615079" cy="720000"/>
+          <wp:effectExtent l="0" t="0" r="0" b="0"/>
+          <wp:wrapTight wrapText="bothSides">
+            <wp:wrapPolygon edited="0">
+              <wp:start x="510" y="1716"/>
+              <wp:lineTo x="255" y="5719"/>
+              <wp:lineTo x="764" y="20018"/>
+              <wp:lineTo x="8664" y="20018"/>
+              <wp:lineTo x="13250" y="18874"/>
+              <wp:lineTo x="20895" y="14298"/>
+              <wp:lineTo x="20895" y="9151"/>
+              <wp:lineTo x="14015" y="4004"/>
+              <wp:lineTo x="8664" y="1716"/>
+              <wp:lineTo x="510" y="1716"/>
+            </wp:wrapPolygon>
+          </wp:wrapTight>
+          <wp:docPr id="1820294796" name="Afbeelding 5"/>
+          <wp:cNvGraphicFramePr>
+            <a:graphicFrameLocks xmlns:a="http://schemas.openxmlformats.org/drawingml/2006/main" noChangeAspect="1"/>
+          </wp:cNvGraphicFramePr>
+          <a:graphic xmlns:a="http://schemas.openxmlformats.org/drawingml/2006/main">
+            <a:graphicData uri="http://schemas.openxmlformats.org/drawingml/2006/picture">
+              <pic:pic xmlns:pic="http://schemas.openxmlformats.org/drawingml/2006/picture">
+                <pic:nvPicPr>
+                  <pic:cNvPr id="1820294796" name="Afbeelding 1820294796"/>
+                  <pic:cNvPicPr/>
+                </pic:nvPicPr>
+                <pic:blipFill>
+                  <a:blip r:embed="rIdTplImgA">
+                    <a:extLst>
+                      <a:ext uri="{28A0092B-C50C-407E-A947-70E740481C1C}">
+                        <a14:useLocalDpi xmlns:a14="http://schemas.microsoft.com/office/drawing/2010/main" val="0"/>
+                      </a:ext>
+                    </a:extLst>
+                  </a:blip>
+                  <a:stretch>
+                    <a:fillRect/>
+                  </a:stretch>
+                </pic:blipFill>
+                <pic:spPr>
+                  <a:xfrm>
+                    <a:off x="0" y="0"/>
+                    <a:ext cx="1615079" cy="720000"/>
+                  </a:xfrm>
+                  <a:prstGeom prst="rect">
+                    <a:avLst/>
+                  </a:prstGeom>
+                </pic:spPr>
+              </pic:pic>
+            </a:graphicData>
+          </a:graphic>
+          <wp14:sizeRelH relativeFrom="page">
+            <wp14:pctWidth>0</wp14:pctWidth>
+          </wp14:sizeRelH>
+          <wp14:sizeRelV relativeFrom="page">
+            <wp14:pctHeight>0</wp14:pctHeight>
+          </wp14:sizeRelV>
+        </wp:anchor>
+      </w:drawing>
+    </w:r>
+    <w:r>
+      <w:rPr>
+        <w:noProof/>
+      </w:rPr>
+      <w:drawing>
+        <wp:inline distT="0" distB="0" distL="0" distR="0" wp14:anchorId="4E8F3C53" wp14:editId="680A2799">
+          <wp:extent cx="2525825" cy="720000"/>
+          <wp:effectExtent l="0" t="0" r="0" b="4445"/>
+          <wp:docPr id="328170997" name="Afbeelding 6"/>
+          <wp:cNvGraphicFramePr>
+            <a:graphicFrameLocks xmlns:a="http://schemas.openxmlformats.org/drawingml/2006/main" noChangeAspect="1"/>
+          </wp:cNvGraphicFramePr>
+          <a:graphic xmlns:a="http://schemas.openxmlformats.org/drawingml/2006/main">
+            <a:graphicData uri="http://schemas.openxmlformats.org/drawingml/2006/picture">
+              <pic:pic xmlns:pic="http://schemas.openxmlformats.org/drawingml/2006/picture">
+                <pic:nvPicPr>
+                  <pic:cNvPr id="328170997" name="Afbeelding 328170997"/>
+                  <pic:cNvPicPr/>
+                </pic:nvPicPr>
+                <pic:blipFill>
+                  <a:blip r:embed="rIdTplImgB">
+                    <a:extLst>
+                      <a:ext uri="{28A0092B-C50C-407E-A947-70E740481C1C}">
+                        <a14:useLocalDpi xmlns:a14="http://schemas.microsoft.com/office/drawing/2010/main" val="0"/>
+                      </a:ext>
+                    </a:extLst>
+                  </a:blip>
+                  <a:stretch>
+                    <a:fillRect/>
+                  </a:stretch>
+                </pic:blipFill>
+                <pic:spPr>
+                  <a:xfrm>
+                    <a:off x="0" y="0"/>
+                    <a:ext cx="2525825" cy="720000"/>
+                  </a:xfrm>
+                  <a:prstGeom prst="rect">
+                    <a:avLst/>
+                  </a:prstGeom>
+                </pic:spPr>
+              </pic:pic>
+            </a:graphicData>
+          </a:graphic>
+        </wp:inline>
+      </w:drawing>
     </w:r>
   </w:p>
 </w:hdr>

--- a/(e)CRF/Per visite/V2 - Aanmeting voetorthese/23_Aanpassing en controle voetorthese (visite 2).docx
+++ b/(e)CRF/Per visite/V2 - Aanmeting voetorthese/23_Aanpassing en controle voetorthese (visite 2).docx
@@ -5466,7 +5466,7 @@
         <wp:anchor distT="0" distB="0" distL="114300" distR="114300" simplePos="0" relativeHeight="251659264" behindDoc="0" locked="0" layoutInCell="1" allowOverlap="1" wp14:anchorId="4A8142CD" wp14:editId="6CB4EA88">
           <wp:simplePos x="0" y="0"/>
           <wp:positionH relativeFrom="column">
-            <wp:posOffset>5527362</wp:posOffset>
+            <wp:posOffset>5351825</wp:posOffset>
           </wp:positionH>
           <wp:positionV relativeFrom="paragraph">
             <wp:posOffset>66098</wp:posOffset>

--- a/(e)CRF/Per visite/V2 - Aanmeting voetorthese/23_Aanpassing en controle voetorthese (visite 2).docx
+++ b/(e)CRF/Per visite/V2 - Aanmeting voetorthese/23_Aanpassing en controle voetorthese (visite 2).docx
@@ -1,16 +1,15 @@
 
 <file path=word/document.xml><?xml version="1.0" encoding="utf-8"?>
-<w:document xmlns:wpc="http://schemas.microsoft.com/office/word/2010/wordprocessingCanvas" xmlns:cx="http://schemas.microsoft.com/office/drawing/2014/chartex" xmlns:cx1="http://schemas.microsoft.com/office/drawing/2015/9/8/chartex" xmlns:cx2="http://schemas.microsoft.com/office/drawing/2015/10/21/chartex" xmlns:cx3="http://schemas.microsoft.com/office/drawing/2016/5/9/chartex" xmlns:cx4="http://schemas.microsoft.com/office/drawing/2016/5/10/chartex" xmlns:cx5="http://schemas.microsoft.com/office/drawing/2016/5/11/chartex" xmlns:cx6="http://schemas.microsoft.com/office/drawing/2016/5/12/chartex" xmlns:cx7="http://schemas.microsoft.com/office/drawing/2016/5/13/chartex" xmlns:cx8="http://schemas.microsoft.com/office/drawing/2016/5/14/chartex" xmlns:mc="http://schemas.openxmlformats.org/markup-compatibility/2006" xmlns:aink="http://schemas.microsoft.com/office/drawing/2016/ink" xmlns:am3d="http://schemas.microsoft.com/office/drawing/2017/model3d" xmlns:o="urn:schemas-microsoft-com:office:office" xmlns:oel="http://schemas.microsoft.com/office/2019/extlst" xmlns:r="http://schemas.openxmlformats.org/officeDocument/2006/relationships" xmlns:m="http://schemas.openxmlformats.org/officeDocument/2006/math" xmlns:v="urn:schemas-microsoft-com:vml" xmlns:wp14="http://schemas.microsoft.com/office/word/2010/wordprocessingDrawing" xmlns:wp="http://schemas.openxmlformats.org/drawingml/2006/wordprocessingDrawing" xmlns:w10="urn:schemas-microsoft-com:office:word" xmlns:w="http://schemas.openxmlformats.org/wordprocessingml/2006/main" xmlns:w14="http://schemas.microsoft.com/office/word/2010/wordml" xmlns:w15="http://schemas.microsoft.com/office/word/2012/wordml" xmlns:w16cex="http://schemas.microsoft.com/office/word/2018/wordml/cex" xmlns:w16cid="http://schemas.microsoft.com/office/word/2016/wordml/cid" xmlns:w16="http://schemas.microsoft.com/office/word/2018/wordml" xmlns:w16du="http://schemas.microsoft.com/office/word/2023/wordml/word16du" xmlns:w16sdtdh="http://schemas.microsoft.com/office/word/2020/wordml/sdtdatahash" xmlns:w16sdtfl="http://schemas.microsoft.com/office/word/2024/wordml/sdtformatlock" xmlns:w16se="http://schemas.microsoft.com/office/word/2015/wordml/symex" xmlns:wpg="http://schemas.microsoft.com/office/word/2010/wordprocessingGroup" xmlns:wpi="http://schemas.microsoft.com/office/word/2010/wordprocessingInk" xmlns:wne="http://schemas.microsoft.com/office/word/2006/wordml" xmlns:wps="http://schemas.microsoft.com/office/word/2010/wordprocessingShape" mc:Ignorable="w14 w15 w16se w16cid w16 w16cex w16sdtdh w16sdtfl w16du wp14">
+<w:document xmlns:wpc="http://schemas.microsoft.com/office/word/2010/wordprocessingCanvas" xmlns:cx="http://schemas.microsoft.com/office/drawing/2014/chartex" xmlns:cx1="http://schemas.microsoft.com/office/drawing/2015/9/8/chartex" xmlns:cx2="http://schemas.microsoft.com/office/drawing/2015/10/21/chartex" xmlns:cx3="http://schemas.microsoft.com/office/drawing/2016/5/9/chartex" xmlns:cx4="http://schemas.microsoft.com/office/drawing/2016/5/10/chartex" xmlns:cx5="http://schemas.microsoft.com/office/drawing/2016/5/11/chartex" xmlns:cx6="http://schemas.microsoft.com/office/drawing/2016/5/12/chartex" xmlns:cx7="http://schemas.microsoft.com/office/drawing/2016/5/13/chartex" xmlns:cx8="http://schemas.microsoft.com/office/drawing/2016/5/14/chartex" xmlns:mc="http://schemas.openxmlformats.org/markup-compatibility/2006" xmlns:aink="http://schemas.microsoft.com/office/drawing/2016/ink" xmlns:am3d="http://schemas.microsoft.com/office/drawing/2017/model3d" xmlns:o="urn:schemas-microsoft-com:office:office" xmlns:oel="http://schemas.microsoft.com/office/2019/extlst" xmlns:r="http://schemas.openxmlformats.org/officeDocument/2006/relationships" xmlns:m="http://schemas.openxmlformats.org/officeDocument/2006/math" xmlns:v="urn:schemas-microsoft-com:vml" xmlns:wp14="http://schemas.microsoft.com/office/word/2010/wordprocessingDrawing" xmlns:wp="http://schemas.openxmlformats.org/drawingml/2006/wordprocessingDrawing" xmlns:w10="urn:schemas-microsoft-com:office:word" xmlns:w="http://schemas.openxmlformats.org/wordprocessingml/2006/main" xmlns:w14="http://schemas.microsoft.com/office/word/2010/wordml" xmlns:w15="http://schemas.microsoft.com/office/word/2012/wordml" xmlns:w16cei="http://schemas.microsoft.com/office/word/2026/wordml/cei" xmlns:w16cex="http://schemas.microsoft.com/office/word/2018/wordml/cex" xmlns:w16cid="http://schemas.microsoft.com/office/word/2016/wordml/cid" xmlns:w16="http://schemas.microsoft.com/office/word/2018/wordml" xmlns:w16du="http://schemas.microsoft.com/office/word/2023/wordml/word16du" xmlns:w16sdtdh="http://schemas.microsoft.com/office/word/2020/wordml/sdtdatahash" xmlns:w16sdtfl="http://schemas.microsoft.com/office/word/2024/wordml/sdtformatlock" xmlns:w16se="http://schemas.microsoft.com/office/word/2015/wordml/symex" xmlns:wpg="http://schemas.microsoft.com/office/word/2010/wordprocessingGroup" xmlns:wpi="http://schemas.microsoft.com/office/word/2010/wordprocessingInk" xmlns:wne="http://schemas.microsoft.com/office/word/2006/wordml" xmlns:wps="http://schemas.microsoft.com/office/word/2010/wordprocessingShape" mc:Ignorable="w14 w15 w16se w16cid w16 w16cex w16sdtdh w16sdtfl w16du wp14">
   <w:body>
     <w:p>
       <w:pPr>
         <w:spacing w:after="120" w:line="360" w:lineRule="auto"/>
         <w:jc w:val="center"/>
         <w:rPr>
-          <w:rFonts w:ascii="Calibri" w:hAnsi="Calibri" w:cs="Calibri"/>
-          <w:b w:val="1"/>
-          <w:bCs w:val="1"/>
-          <w:color w:val="000000" w:themeColor="text1"/>
+          <w:b/>
+          <w:bCs/>
+          <w:color w:val="123A5F"/>
           <w:sz w:val="28"/>
           <w:szCs w:val="28"/>
           <w:lang w:val="en-US"/>
@@ -18,9 +17,8 @@
       </w:pPr>
       <w:r>
         <w:rPr>
-          <w:rFonts w:ascii="Arial" w:hAnsi="Arial" w:cs="Arial" w:eastAsia="Arial"/>
-          <w:b w:val="1"/>
-          <w:bCs w:val="1"/>
+          <w:b/>
+          <w:bCs/>
           <w:color w:val="123A5F"/>
           <w:sz w:val="28"/>
           <w:szCs w:val="28"/>
@@ -30,9 +28,8 @@
       </w:r>
       <w:r>
         <w:rPr>
-          <w:rFonts w:ascii="Arial" w:hAnsi="Arial" w:cs="Arial" w:eastAsia="Arial"/>
-          <w:b w:val="1"/>
-          <w:bCs w:val="1"/>
+          <w:b/>
+          <w:bCs/>
           <w:color w:val="123A5F"/>
           <w:sz w:val="28"/>
           <w:szCs w:val="28"/>
@@ -42,9 +39,8 @@
       </w:r>
       <w:r>
         <w:rPr>
-          <w:rFonts w:ascii="Arial" w:hAnsi="Arial" w:cs="Arial" w:eastAsia="Arial"/>
-          <w:b w:val="1"/>
-          <w:bCs w:val="1"/>
+          <w:b/>
+          <w:bCs/>
           <w:color w:val="123A5F"/>
           <w:sz w:val="28"/>
           <w:szCs w:val="28"/>
@@ -54,9 +50,8 @@
       </w:r>
       <w:r>
         <w:rPr>
-          <w:rFonts w:ascii="Arial" w:hAnsi="Arial" w:cs="Arial" w:eastAsia="Arial"/>
-          <w:b w:val="1"/>
-          <w:bCs w:val="1"/>
+          <w:b/>
+          <w:bCs/>
           <w:color w:val="123A5F"/>
           <w:sz w:val="28"/>
           <w:szCs w:val="28"/>
@@ -66,9 +61,8 @@
       </w:r>
       <w:r>
         <w:rPr>
-          <w:rFonts w:ascii="Arial" w:hAnsi="Arial" w:cs="Arial" w:eastAsia="Arial"/>
-          <w:b w:val="1"/>
-          <w:bCs w:val="1"/>
+          <w:b/>
+          <w:bCs/>
           <w:color w:val="123A5F"/>
           <w:sz w:val="28"/>
           <w:szCs w:val="28"/>
@@ -79,78 +73,112 @@
     </w:p>
     <w:p>
       <w:pPr>
-        <w:spacing w:before="240" w:after="240" w:line="360" w:lineRule="auto"/>
+        <w:tabs>
+          <w:tab w:val="left" w:leader="underscore" w:pos="8505"/>
+        </w:tabs>
+        <w:spacing w:line="360" w:lineRule="auto"/>
         <w:rPr>
           <w:rFonts w:ascii="Calibri" w:hAnsi="Calibri" w:cs="Calibri"/>
-          <w:color w:val="000000" w:themeColor="text1"/>
+          <w:b/>
+          <w:bCs/>
           <w:sz w:val="24"/>
           <w:szCs w:val="24"/>
         </w:rPr>
       </w:pPr>
       <w:r>
         <w:rPr>
-          <w:rFonts w:ascii="Arial" w:hAnsi="Arial" w:cs="Arial" w:eastAsia="Arial"/>
-          <w:color w:val="000000" w:themeColor="text1"/>
+          <w:b/>
+          <w:bCs/>
+          <w:color w:val="123A5F"/>
           <w:sz w:val="24"/>
           <w:szCs w:val="24"/>
         </w:rPr>
-        <w:t>Studietitel:</w:t>
+        <w:t>Studie-informatie</w:t>
       </w:r>
     </w:p>
     <w:p>
       <w:pPr>
-        <w:spacing w:before="240" w:after="240" w:line="360" w:lineRule="auto"/>
+        <w:numPr>
+          <w:ilvl w:val="0"/>
+          <w:numId w:val="17"/>
+        </w:numPr>
+        <w:tabs>
+          <w:tab w:val="left" w:leader="underscore" w:pos="8505"/>
+        </w:tabs>
+        <w:spacing w:line="360" w:lineRule="auto"/>
         <w:rPr>
           <w:rFonts w:ascii="Calibri" w:hAnsi="Calibri" w:cs="Calibri"/>
-          <w:color w:val="000000" w:themeColor="text1"/>
-          <w:sz w:val="24"/>
-          <w:szCs w:val="24"/>
+          <w:lang w:val="en-GB"/>
         </w:rPr>
       </w:pPr>
       <w:r>
         <w:rPr>
-          <w:rFonts w:ascii="Arial" w:hAnsi="Arial" w:cs="Arial" w:eastAsia="Arial"/>
-          <w:color w:val="000000" w:themeColor="text1"/>
-          <w:sz w:val="24"/>
-          <w:szCs w:val="24"/>
+          <w:color w:val="24303B"/>
+          <w:lang w:val="en-GB"/>
         </w:rPr>
-        <w:t>Deelnemersinformatie</w:t>
+        <w:t xml:space="preserve">Studie </w:t>
+      </w:r>
+      <w:proofErr w:type="spellStart"/>
+      <w:r>
+        <w:rPr>
+          <w:color w:val="24303B"/>
+          <w:lang w:val="en-GB"/>
+        </w:rPr>
+        <w:t>titel</w:t>
+      </w:r>
+      <w:proofErr w:type="spellEnd"/>
+      <w:r>
+        <w:rPr>
+          <w:color w:val="24303B"/>
+          <w:lang w:val="en-GB"/>
+        </w:rPr>
+        <w:t>: Towards Pressure-Adherence &amp; Education Driven Service in Diabetic Foot Disease (PARADISE trial)</w:t>
       </w:r>
     </w:p>
     <w:p>
       <w:pPr>
         <w:numPr>
           <w:ilvl w:val="0"/>
-          <w:numId w:val="16"/>
+          <w:numId w:val="17"/>
         </w:numPr>
         <w:tabs>
-          <w:tab w:val="clear" w:pos="720"/>
           <w:tab w:val="left" w:leader="underscore" w:pos="8505"/>
         </w:tabs>
-        <w:spacing w:before="240" w:after="240" w:line="360" w:lineRule="auto"/>
-        <w:ind w:left="714" w:hanging="357"/>
+        <w:spacing w:line="360" w:lineRule="auto"/>
         <w:rPr>
           <w:rFonts w:ascii="Calibri" w:hAnsi="Calibri" w:cs="Calibri"/>
-          <w:color w:val="000000" w:themeColor="text1"/>
-          <w:sz w:val="24"/>
-          <w:szCs w:val="24"/>
         </w:rPr>
       </w:pPr>
       <w:r>
         <w:rPr>
-          <w:rFonts w:ascii="Arial" w:hAnsi="Arial" w:cs="Arial" w:eastAsia="Arial"/>
-          <w:color w:val="000000" w:themeColor="text1"/>
-          <w:sz w:val="24"/>
-          <w:szCs w:val="24"/>
+          <w:color w:val="24303B"/>
         </w:rPr>
-        <w:t xml:space="preserve">Deelnemers-ID: </w:t>
+        <w:t>Protocolnummer: S71769</w:t>
+      </w:r>
+    </w:p>
+    <w:p>
+      <w:pPr>
+        <w:numPr>
+          <w:ilvl w:val="0"/>
+          <w:numId w:val="17"/>
+        </w:numPr>
+        <w:tabs>
+          <w:tab w:val="left" w:leader="underscore" w:pos="8505"/>
+        </w:tabs>
+        <w:spacing w:line="360" w:lineRule="auto"/>
+        <w:rPr>
+          <w:rFonts w:ascii="Calibri" w:hAnsi="Calibri" w:cs="Calibri"/>
+        </w:rPr>
+      </w:pPr>
+      <w:r>
+        <w:rPr>
+          <w:color w:val="24303B"/>
+        </w:rPr>
+        <w:t xml:space="preserve">Studielocatie: </w:t>
       </w:r>
       <w:r>
         <w:rPr>
-          <w:rFonts w:ascii="Arial" w:hAnsi="Arial" w:cs="Arial" w:eastAsia="Arial"/>
-          <w:color w:val="000000" w:themeColor="text1"/>
-          <w:sz w:val="24"/>
-          <w:szCs w:val="24"/>
+          <w:color w:val="24303B"/>
         </w:rPr>
         <w:tab/>
       </w:r>
@@ -159,36 +187,25 @@
       <w:pPr>
         <w:numPr>
           <w:ilvl w:val="0"/>
-          <w:numId w:val="16"/>
+          <w:numId w:val="17"/>
         </w:numPr>
         <w:tabs>
-          <w:tab w:val="clear" w:pos="720"/>
           <w:tab w:val="left" w:leader="underscore" w:pos="8505"/>
         </w:tabs>
-        <w:spacing w:before="240" w:after="240" w:line="360" w:lineRule="auto"/>
-        <w:ind w:left="714" w:hanging="357"/>
+        <w:spacing w:line="360" w:lineRule="auto"/>
         <w:rPr>
           <w:rFonts w:ascii="Calibri" w:hAnsi="Calibri" w:cs="Calibri"/>
-          <w:color w:val="000000" w:themeColor="text1"/>
-          <w:sz w:val="24"/>
-          <w:szCs w:val="24"/>
         </w:rPr>
       </w:pPr>
       <w:r>
         <w:rPr>
-          <w:rFonts w:ascii="Arial" w:hAnsi="Arial" w:cs="Arial" w:eastAsia="Arial"/>
-          <w:color w:val="000000" w:themeColor="text1"/>
-          <w:sz w:val="24"/>
-          <w:szCs w:val="24"/>
+          <w:color w:val="24303B"/>
         </w:rPr>
-        <w:t>Initialen:</w:t>
+        <w:t xml:space="preserve">Hoofdonderzoeker (PI): </w:t>
       </w:r>
       <w:r>
         <w:rPr>
-          <w:rFonts w:ascii="Arial" w:hAnsi="Arial" w:cs="Arial" w:eastAsia="Arial"/>
-          <w:color w:val="000000" w:themeColor="text1"/>
-          <w:sz w:val="24"/>
-          <w:szCs w:val="24"/>
+          <w:color w:val="24303B"/>
         </w:rPr>
         <w:tab/>
       </w:r>
@@ -197,67 +214,76 @@
       <w:pPr>
         <w:numPr>
           <w:ilvl w:val="0"/>
-          <w:numId w:val="16"/>
+          <w:numId w:val="17"/>
         </w:numPr>
         <w:tabs>
           <w:tab w:val="clear" w:pos="720"/>
           <w:tab w:val="left" w:leader="underscore" w:pos="8505"/>
         </w:tabs>
-        <w:spacing w:before="240" w:after="240" w:line="360" w:lineRule="auto"/>
-        <w:ind w:left="714" w:hanging="357"/>
+        <w:spacing w:line="360" w:lineRule="auto"/>
         <w:rPr>
-          <w:rFonts w:ascii="Calibri" w:hAnsi="Calibri" w:cs="Calibri"/>
-          <w:color w:val="000000" w:themeColor="text1"/>
-          <w:sz w:val="24"/>
-          <w:szCs w:val="24"/>
+          <w:color w:val="24303B"/>
         </w:rPr>
       </w:pPr>
       <w:r>
         <w:rPr>
-          <w:rFonts w:ascii="Arial" w:hAnsi="Arial" w:cs="Arial" w:eastAsia="Arial"/>
-          <w:color w:val="000000" w:themeColor="text1"/>
-          <w:sz w:val="24"/>
-          <w:szCs w:val="24"/>
+          <w:color w:val="24303B"/>
+        </w:rPr>
+        <w:t xml:space="preserve">Deelnemerscode: </w:t>
+      </w:r>
+      <w:r>
+        <w:rPr>
+          <w:color w:val="24303B"/>
+        </w:rPr>
+        <w:tab/>
+      </w:r>
+    </w:p>
+    <w:p>
+      <w:pPr>
+        <w:numPr>
+          <w:ilvl w:val="0"/>
+          <w:numId w:val="17"/>
+        </w:numPr>
+        <w:tabs>
+          <w:tab w:val="clear" w:pos="720"/>
+          <w:tab w:val="left" w:leader="underscore" w:pos="8505"/>
+        </w:tabs>
+        <w:spacing w:line="360" w:lineRule="auto"/>
+        <w:rPr>
+          <w:color w:val="24303B"/>
+        </w:rPr>
+      </w:pPr>
+      <w:r>
+        <w:rPr>
+          <w:color w:val="24303B"/>
         </w:rPr>
         <w:t>Datum van bezoek 2 (dag/maand/jaar): ____</w:t>
       </w:r>
       <w:proofErr w:type="gramStart"/>
       <w:r>
         <w:rPr>
-          <w:rFonts w:ascii="Arial" w:hAnsi="Arial" w:cs="Arial" w:eastAsia="Arial"/>
-          <w:color w:val="000000" w:themeColor="text1"/>
-          <w:sz w:val="24"/>
-          <w:szCs w:val="24"/>
+          <w:color w:val="24303B"/>
         </w:rPr>
         <w:t>_ /</w:t>
       </w:r>
       <w:proofErr w:type="gramEnd"/>
       <w:r>
         <w:rPr>
-          <w:rFonts w:ascii="Arial" w:hAnsi="Arial" w:cs="Arial" w:eastAsia="Arial"/>
-          <w:color w:val="000000" w:themeColor="text1"/>
-          <w:sz w:val="24"/>
-          <w:szCs w:val="24"/>
+          <w:color w:val="24303B"/>
         </w:rPr>
         <w:t xml:space="preserve"> ____</w:t>
       </w:r>
       <w:proofErr w:type="gramStart"/>
       <w:r>
         <w:rPr>
-          <w:rFonts w:ascii="Arial" w:hAnsi="Arial" w:cs="Arial" w:eastAsia="Arial"/>
-          <w:color w:val="000000" w:themeColor="text1"/>
-          <w:sz w:val="24"/>
-          <w:szCs w:val="24"/>
+          <w:color w:val="24303B"/>
         </w:rPr>
         <w:t>_ /</w:t>
       </w:r>
       <w:proofErr w:type="gramEnd"/>
       <w:r>
         <w:rPr>
-          <w:rFonts w:ascii="Arial" w:hAnsi="Arial" w:cs="Arial" w:eastAsia="Arial"/>
-          <w:color w:val="000000" w:themeColor="text1"/>
-          <w:sz w:val="24"/>
-          <w:szCs w:val="24"/>
+          <w:color w:val="24303B"/>
         </w:rPr>
         <w:t xml:space="preserve"> _____</w:t>
       </w:r>
@@ -266,36 +292,25 @@
       <w:pPr>
         <w:numPr>
           <w:ilvl w:val="0"/>
-          <w:numId w:val="16"/>
+          <w:numId w:val="17"/>
         </w:numPr>
         <w:tabs>
-          <w:tab w:val="clear" w:pos="720"/>
           <w:tab w:val="left" w:leader="underscore" w:pos="8505"/>
         </w:tabs>
-        <w:spacing w:before="240" w:after="240" w:line="360" w:lineRule="auto"/>
-        <w:ind w:left="714" w:hanging="357"/>
+        <w:spacing w:line="360" w:lineRule="auto"/>
         <w:rPr>
-          <w:rFonts w:ascii="Calibri" w:hAnsi="Calibri" w:cs="Calibri"/>
-          <w:color w:val="000000" w:themeColor="text1"/>
-          <w:sz w:val="24"/>
-          <w:szCs w:val="24"/>
+          <w:color w:val="24303B"/>
         </w:rPr>
       </w:pPr>
       <w:r>
         <w:rPr>
-          <w:rFonts w:ascii="Arial" w:hAnsi="Arial" w:cs="Arial" w:eastAsia="Arial"/>
-          <w:color w:val="000000" w:themeColor="text1"/>
-          <w:sz w:val="24"/>
-          <w:szCs w:val="24"/>
+          <w:color w:val="24303B"/>
         </w:rPr>
         <w:t xml:space="preserve">Podoloog: </w:t>
       </w:r>
       <w:r>
         <w:rPr>
-          <w:rFonts w:ascii="Arial" w:hAnsi="Arial" w:cs="Arial" w:eastAsia="Arial"/>
-          <w:color w:val="000000" w:themeColor="text1"/>
-          <w:sz w:val="24"/>
-          <w:szCs w:val="24"/>
+          <w:color w:val="24303B"/>
         </w:rPr>
         <w:tab/>
       </w:r>
@@ -304,89 +319,54 @@
       <w:pPr>
         <w:numPr>
           <w:ilvl w:val="0"/>
-          <w:numId w:val="16"/>
+          <w:numId w:val="17"/>
         </w:numPr>
         <w:tabs>
-          <w:tab w:val="clear" w:pos="720"/>
           <w:tab w:val="left" w:leader="underscore" w:pos="8505"/>
         </w:tabs>
-        <w:spacing w:before="240" w:after="240" w:line="360" w:lineRule="auto"/>
-        <w:ind w:left="714" w:hanging="357"/>
+        <w:spacing w:line="360" w:lineRule="auto"/>
         <w:rPr>
-          <w:rFonts w:ascii="Calibri" w:hAnsi="Calibri" w:cs="Calibri"/>
-          <w:color w:val="000000" w:themeColor="text1"/>
-          <w:sz w:val="24"/>
-          <w:szCs w:val="24"/>
+          <w:color w:val="24303B"/>
         </w:rPr>
       </w:pPr>
       <w:r>
         <w:rPr>
-          <w:rFonts w:ascii="Arial" w:hAnsi="Arial" w:cs="Arial" w:eastAsia="Arial"/>
-          <w:color w:val="000000" w:themeColor="text1"/>
-          <w:sz w:val="24"/>
-          <w:szCs w:val="24"/>
+          <w:color w:val="24303B"/>
         </w:rPr>
         <w:t xml:space="preserve">Orthopedisch </w:t>
       </w:r>
-      <w:proofErr w:type="gramStart"/>
       <w:r>
         <w:rPr>
-          <w:rFonts w:ascii="Arial" w:hAnsi="Arial" w:cs="Arial" w:eastAsia="Arial"/>
-          <w:color w:val="000000" w:themeColor="text1"/>
-          <w:sz w:val="24"/>
-          <w:szCs w:val="24"/>
+          <w:color w:val="24303B"/>
         </w:rPr>
-        <w:t>technieker /</w:t>
+        <w:t>technieker/</w:t>
       </w:r>
-      <w:proofErr w:type="gramEnd"/>
       <w:r>
         <w:rPr>
-          <w:rFonts w:ascii="Arial" w:hAnsi="Arial" w:cs="Arial" w:eastAsia="Arial"/>
-          <w:color w:val="000000" w:themeColor="text1"/>
-          <w:sz w:val="24"/>
-          <w:szCs w:val="24"/>
+          <w:color w:val="24303B"/>
         </w:rPr>
         <w:t xml:space="preserve"> </w:t>
       </w:r>
       <w:proofErr w:type="spellStart"/>
       <w:r>
         <w:rPr>
-          <w:rFonts w:ascii="Arial" w:hAnsi="Arial" w:cs="Arial" w:eastAsia="Arial"/>
-          <w:color w:val="000000" w:themeColor="text1"/>
-          <w:sz w:val="24"/>
-          <w:szCs w:val="24"/>
+          <w:color w:val="24303B"/>
         </w:rPr>
         <w:t>podo-orthesist</w:t>
       </w:r>
       <w:proofErr w:type="spellEnd"/>
       <w:r>
         <w:rPr>
-          <w:rFonts w:ascii="Arial" w:hAnsi="Arial" w:cs="Arial" w:eastAsia="Arial"/>
-          <w:color w:val="000000" w:themeColor="text1"/>
-          <w:sz w:val="24"/>
-          <w:szCs w:val="24"/>
+          <w:color w:val="24303B"/>
         </w:rPr>
         <w:t>:</w:t>
       </w:r>
       <w:r>
         <w:rPr>
-          <w:rFonts w:ascii="Arial" w:hAnsi="Arial" w:cs="Arial" w:eastAsia="Arial"/>
-          <w:color w:val="000000" w:themeColor="text1"/>
-          <w:sz w:val="24"/>
-          <w:szCs w:val="24"/>
+          <w:color w:val="24303B"/>
         </w:rPr>
         <w:tab/>
       </w:r>
-    </w:p>
-    <w:p>
-      <w:pPr>
-        <w:rPr>
-          <w:rFonts w:ascii="Calibri" w:hAnsi="Calibri" w:cs="Calibri"/>
-          <w:color w:val="000000" w:themeColor="text1"/>
-          <w:sz w:val="24"/>
-          <w:szCs w:val="24"/>
-        </w:rPr>
-      </w:pPr>
     </w:p>
     <w:p>
       <w:pPr>
@@ -402,7 +382,6 @@
       </w:pPr>
       <w:r>
         <w:rPr>
-          <w:rFonts w:ascii="Arial" w:hAnsi="Arial" w:cs="Arial" w:eastAsia="Arial"/>
           <w:b/>
           <w:bCs/>
           <w:color w:val="123A5F"/>
@@ -426,7 +405,6 @@
       </w:pPr>
       <w:r>
         <w:rPr>
-          <w:rFonts w:ascii="Arial" w:hAnsi="Arial" w:cs="Arial" w:eastAsia="Arial"/>
           <w:b/>
           <w:bCs/>
           <w:color w:val="123A5F"/>
@@ -438,7 +416,6 @@
       <w:proofErr w:type="spellStart"/>
       <w:r>
         <w:rPr>
-          <w:rFonts w:ascii="Arial" w:hAnsi="Arial" w:cs="Arial" w:eastAsia="Arial"/>
           <w:b/>
           <w:bCs/>
           <w:color w:val="123A5F"/>
@@ -450,81 +427,50 @@
       <w:proofErr w:type="spellEnd"/>
       <w:r>
         <w:rPr>
-          <w:rFonts w:ascii="Arial" w:hAnsi="Arial" w:cs="Arial" w:eastAsia="Arial"/>
           <w:b/>
           <w:bCs/>
           <w:color w:val="123A5F"/>
           <w:sz w:val="24"/>
           <w:szCs w:val="24"/>
         </w:rPr>
-        <w:t xml:space="preserve"> (Base </w:t>
-      </w:r>
-      <w:proofErr w:type="spellStart"/>
-      <w:r>
-        <w:rPr>
-          <w:rFonts w:ascii="Arial" w:hAnsi="Arial" w:cs="Arial" w:eastAsia="Arial"/>
-          <w:b/>
-          <w:bCs/>
-          <w:color w:val="123A5F"/>
-          <w:sz w:val="24"/>
-          <w:szCs w:val="24"/>
-        </w:rPr>
-        <w:t>Layer</w:t>
-      </w:r>
-      <w:proofErr w:type="spellEnd"/>
-      <w:r>
-        <w:rPr>
-          <w:rFonts w:ascii="Arial" w:hAnsi="Arial" w:cs="Arial" w:eastAsia="Arial"/>
-          <w:b/>
-          <w:bCs/>
-          <w:color w:val="123A5F"/>
-          <w:sz w:val="24"/>
-          <w:szCs w:val="24"/>
-        </w:rPr>
-        <w:t>)</w:t>
+        <w:t xml:space="preserve"> (Base Layer)</w:t>
       </w:r>
     </w:p>
     <w:tbl>
       <w:tblPr>
-        <w:tblStyle w:val="TableGrid"/>
-        <w:tblW w:w="9128" w:type="dxa"/>
-        <w:tblBorders>
-          <w:top w:val="none" w:color="auto" w:sz="0" w:space="0"/>
-          <w:left w:val="none" w:color="auto" w:sz="0" w:space="0"/>
-          <w:bottom w:val="none" w:color="auto" w:sz="0" w:space="0"/>
-          <w:right w:val="none" w:color="auto" w:sz="0" w:space="0"/>
-          <w:insideH w:val="none" w:color="auto" w:sz="0" w:space="0"/>
-          <w:insideV w:val="none" w:color="auto" w:sz="0" w:space="0"/>
-        </w:tblBorders>
+        <w:tblStyle w:val="Stijl1"/>
+        <w:tblW w:w="9209" w:type="dxa"/>
         <w:tblLook w:val="04A0" w:firstRow="1" w:lastRow="0" w:firstColumn="1" w:lastColumn="0" w:noHBand="0" w:noVBand="1"/>
       </w:tblPr>
       <w:tblGrid>
-        <w:gridCol w:w="2891"/>
-        <w:gridCol w:w="794"/>
-        <w:gridCol w:w="794"/>
-        <w:gridCol w:w="794"/>
-        <w:gridCol w:w="3855"/>
+        <w:gridCol w:w="3661"/>
+        <w:gridCol w:w="512"/>
+        <w:gridCol w:w="657"/>
+        <w:gridCol w:w="897"/>
+        <w:gridCol w:w="3482"/>
       </w:tblGrid>
       <w:tr>
-        <w:tc>
-          <w:tcPr>
-            <w:tcW w:w="2891" w:type="dxa"/>
-          </w:tcPr>
-          <w:p>
-            <w:pPr>
-              <w:spacing w:before="240" w:after="240" w:line="360" w:lineRule="auto"/>
-              <w:rPr>
-                <w:rFonts w:ascii="Calibri" w:hAnsi="Calibri" w:cs="Calibri"/>
-                <w:b/>
-                <w:bCs/>
-                <w:color w:val="000000" w:themeColor="text1"/>
-                <w:sz w:val="24"/>
-                <w:szCs w:val="24"/>
-              </w:rPr>
-            </w:pPr>
-            <w:r>
-              <w:rPr>
-                <w:rFonts w:ascii="Arial" w:hAnsi="Arial" w:cs="Arial" w:eastAsia="Arial"/>
+        <w:trPr>
+          <w:cnfStyle w:val="100000000000" w:firstRow="1" w:lastRow="0" w:firstColumn="0" w:lastColumn="0" w:oddVBand="0" w:evenVBand="0" w:oddHBand="0" w:evenHBand="0" w:firstRowFirstColumn="0" w:firstRowLastColumn="0" w:lastRowFirstColumn="0" w:lastRowLastColumn="0"/>
+        </w:trPr>
+        <w:tc>
+          <w:tcPr>
+            <w:tcW w:w="3661" w:type="dxa"/>
+          </w:tcPr>
+          <w:p>
+            <w:pPr>
+              <w:spacing w:before="240" w:after="240" w:line="360" w:lineRule="auto"/>
+              <w:rPr>
+                <w:rFonts w:ascii="Calibri" w:hAnsi="Calibri" w:cs="Calibri"/>
+                <w:b/>
+                <w:bCs/>
+                <w:color w:val="000000" w:themeColor="text1"/>
+                <w:sz w:val="24"/>
+                <w:szCs w:val="24"/>
+              </w:rPr>
+            </w:pPr>
+            <w:r>
+              <w:rPr>
                 <w:b/>
                 <w:bCs/>
                 <w:color w:val="123A5F"/>
@@ -537,24 +483,23 @@
         </w:tc>
         <w:tc>
           <w:tcPr>
-            <w:tcW w:w="794" w:type="dxa"/>
-          </w:tcPr>
-          <w:p>
-            <w:pPr>
-              <w:spacing w:before="240" w:after="240" w:line="360" w:lineRule="auto"/>
-              <w:jc w:val="center"/>
-              <w:rPr>
-                <w:rFonts w:ascii="Calibri" w:hAnsi="Calibri" w:cs="Calibri"/>
-                <w:b/>
-                <w:bCs/>
-                <w:color w:val="000000" w:themeColor="text1"/>
-                <w:sz w:val="24"/>
-                <w:szCs w:val="24"/>
-              </w:rPr>
-            </w:pPr>
-            <w:r>
-              <w:rPr>
-                <w:rFonts w:ascii="Arial" w:hAnsi="Arial" w:cs="Arial" w:eastAsia="Arial"/>
+            <w:tcW w:w="512" w:type="dxa"/>
+          </w:tcPr>
+          <w:p>
+            <w:pPr>
+              <w:spacing w:before="240" w:after="240" w:line="360" w:lineRule="auto"/>
+              <w:jc w:val="center"/>
+              <w:rPr>
+                <w:rFonts w:ascii="Calibri" w:hAnsi="Calibri" w:cs="Calibri"/>
+                <w:b/>
+                <w:bCs/>
+                <w:color w:val="000000" w:themeColor="text1"/>
+                <w:sz w:val="24"/>
+                <w:szCs w:val="24"/>
+              </w:rPr>
+            </w:pPr>
+            <w:r>
+              <w:rPr>
                 <w:b/>
                 <w:bCs/>
                 <w:color w:val="123A5F"/>
@@ -567,24 +512,23 @@
         </w:tc>
         <w:tc>
           <w:tcPr>
-            <w:tcW w:w="794" w:type="dxa"/>
-          </w:tcPr>
-          <w:p>
-            <w:pPr>
-              <w:spacing w:before="240" w:after="240" w:line="360" w:lineRule="auto"/>
-              <w:jc w:val="center"/>
-              <w:rPr>
-                <w:rFonts w:ascii="Calibri" w:hAnsi="Calibri" w:cs="Calibri"/>
-                <w:b/>
-                <w:bCs/>
-                <w:color w:val="000000" w:themeColor="text1"/>
-                <w:sz w:val="24"/>
-                <w:szCs w:val="24"/>
-              </w:rPr>
-            </w:pPr>
-            <w:r>
-              <w:rPr>
-                <w:rFonts w:ascii="Arial" w:hAnsi="Arial" w:cs="Arial" w:eastAsia="Arial"/>
+            <w:tcW w:w="657" w:type="dxa"/>
+          </w:tcPr>
+          <w:p>
+            <w:pPr>
+              <w:spacing w:before="240" w:after="240" w:line="360" w:lineRule="auto"/>
+              <w:jc w:val="center"/>
+              <w:rPr>
+                <w:rFonts w:ascii="Calibri" w:hAnsi="Calibri" w:cs="Calibri"/>
+                <w:b/>
+                <w:bCs/>
+                <w:color w:val="000000" w:themeColor="text1"/>
+                <w:sz w:val="24"/>
+                <w:szCs w:val="24"/>
+              </w:rPr>
+            </w:pPr>
+            <w:r>
+              <w:rPr>
                 <w:b/>
                 <w:bCs/>
                 <w:color w:val="123A5F"/>
@@ -597,24 +541,23 @@
         </w:tc>
         <w:tc>
           <w:tcPr>
-            <w:tcW w:w="794" w:type="dxa"/>
-          </w:tcPr>
-          <w:p>
-            <w:pPr>
-              <w:spacing w:before="240" w:after="240" w:line="360" w:lineRule="auto"/>
-              <w:jc w:val="center"/>
-              <w:rPr>
-                <w:rFonts w:ascii="Calibri" w:hAnsi="Calibri" w:cs="Calibri"/>
-                <w:b/>
-                <w:bCs/>
-                <w:color w:val="000000" w:themeColor="text1"/>
-                <w:sz w:val="24"/>
-                <w:szCs w:val="24"/>
-              </w:rPr>
-            </w:pPr>
-            <w:r>
-              <w:rPr>
-                <w:rFonts w:ascii="Arial" w:hAnsi="Arial" w:cs="Arial" w:eastAsia="Arial"/>
+            <w:tcW w:w="897" w:type="dxa"/>
+          </w:tcPr>
+          <w:p>
+            <w:pPr>
+              <w:spacing w:before="240" w:after="240" w:line="360" w:lineRule="auto"/>
+              <w:jc w:val="center"/>
+              <w:rPr>
+                <w:rFonts w:ascii="Calibri" w:hAnsi="Calibri" w:cs="Calibri"/>
+                <w:b/>
+                <w:bCs/>
+                <w:color w:val="000000" w:themeColor="text1"/>
+                <w:sz w:val="24"/>
+                <w:szCs w:val="24"/>
+              </w:rPr>
+            </w:pPr>
+            <w:r>
+              <w:rPr>
                 <w:b/>
                 <w:bCs/>
                 <w:color w:val="123A5F"/>
@@ -627,24 +570,23 @@
         </w:tc>
         <w:tc>
           <w:tcPr>
-            <w:tcW w:w="3855" w:type="dxa"/>
-          </w:tcPr>
-          <w:p>
-            <w:pPr>
-              <w:spacing w:before="240" w:after="240" w:line="360" w:lineRule="auto"/>
-              <w:jc w:val="center"/>
-              <w:rPr>
-                <w:rFonts w:ascii="Calibri" w:hAnsi="Calibri" w:cs="Calibri"/>
-                <w:b/>
-                <w:bCs/>
-                <w:color w:val="000000" w:themeColor="text1"/>
-                <w:sz w:val="24"/>
-                <w:szCs w:val="24"/>
-              </w:rPr>
-            </w:pPr>
-            <w:r>
-              <w:rPr>
-                <w:rFonts w:ascii="Arial" w:hAnsi="Arial" w:cs="Arial" w:eastAsia="Arial"/>
+            <w:tcW w:w="3482" w:type="dxa"/>
+          </w:tcPr>
+          <w:p>
+            <w:pPr>
+              <w:spacing w:before="240" w:after="240" w:line="360" w:lineRule="auto"/>
+              <w:jc w:val="center"/>
+              <w:rPr>
+                <w:rFonts w:ascii="Calibri" w:hAnsi="Calibri" w:cs="Calibri"/>
+                <w:b/>
+                <w:bCs/>
+                <w:color w:val="000000" w:themeColor="text1"/>
+                <w:sz w:val="24"/>
+                <w:szCs w:val="24"/>
+              </w:rPr>
+            </w:pPr>
+            <w:r>
+              <w:rPr>
                 <w:b/>
                 <w:bCs/>
                 <w:color w:val="123A5F"/>
@@ -659,31 +601,45 @@
       <w:tr>
         <w:tc>
           <w:tcPr>
-            <w:tcW w:w="2891" w:type="dxa"/>
-          </w:tcPr>
-          <w:p>
-            <w:pPr>
-              <w:spacing w:before="240" w:after="240" w:line="360" w:lineRule="auto"/>
-              <w:rPr>
-                <w:rFonts w:ascii="Calibri" w:hAnsi="Calibri" w:cs="Calibri"/>
-                <w:color w:val="000000" w:themeColor="text1"/>
-                <w:sz w:val="24"/>
-                <w:szCs w:val="24"/>
-              </w:rPr>
-            </w:pPr>
-            <w:r>
-              <w:rPr>
-                <w:rFonts w:ascii="Arial" w:hAnsi="Arial" w:cs="Arial" w:eastAsia="Arial"/>
-                <w:color w:val="000000" w:themeColor="text1"/>
-                <w:sz w:val="24"/>
-                <w:szCs w:val="24"/>
-              </w:rPr>
-              <w:t>Op maat gemaakte schoen: 5 mm microkurk (</w:t>
+            <w:tcW w:w="3661" w:type="dxa"/>
+          </w:tcPr>
+          <w:p>
+            <w:pPr>
+              <w:spacing w:before="240" w:after="240" w:line="360" w:lineRule="auto"/>
+              <w:rPr>
+                <w:rFonts w:ascii="Calibri" w:hAnsi="Calibri" w:cs="Calibri"/>
+                <w:color w:val="000000" w:themeColor="text1"/>
+                <w:sz w:val="24"/>
+                <w:szCs w:val="24"/>
+              </w:rPr>
+            </w:pPr>
+            <w:r>
+              <w:rPr>
+                <w:color w:val="000000" w:themeColor="text1"/>
+                <w:sz w:val="24"/>
+                <w:szCs w:val="24"/>
+              </w:rPr>
+              <w:t xml:space="preserve">Op maat gemaakte schoen: </w:t>
+            </w:r>
+            <w:r>
+              <w:rPr>
+                <w:color w:val="000000" w:themeColor="text1"/>
+                <w:sz w:val="24"/>
+                <w:szCs w:val="24"/>
+              </w:rPr>
+              <w:br/>
+            </w:r>
+            <w:r>
+              <w:rPr>
+                <w:color w:val="000000" w:themeColor="text1"/>
+                <w:sz w:val="24"/>
+                <w:szCs w:val="24"/>
+              </w:rPr>
+              <w:t>5 mm microkurk (</w:t>
             </w:r>
             <w:proofErr w:type="spellStart"/>
             <w:r>
               <w:rPr>
-                <w:rFonts w:ascii="Arial" w:hAnsi="Arial" w:cs="Arial" w:eastAsia="Arial"/>
                 <w:color w:val="000000" w:themeColor="text1"/>
                 <w:sz w:val="24"/>
                 <w:szCs w:val="24"/>
@@ -693,17 +649,31 @@
             <w:proofErr w:type="spellEnd"/>
             <w:r>
               <w:rPr>
-                <w:rFonts w:ascii="Arial" w:hAnsi="Arial" w:cs="Arial" w:eastAsia="Arial"/>
-                <w:color w:val="000000" w:themeColor="text1"/>
-                <w:sz w:val="24"/>
-                <w:szCs w:val="24"/>
-              </w:rPr>
-              <w:t xml:space="preserve"> 55) + 5 mm EVA (</w:t>
+                <w:color w:val="000000" w:themeColor="text1"/>
+                <w:sz w:val="24"/>
+                <w:szCs w:val="24"/>
+              </w:rPr>
+              <w:t xml:space="preserve"> 55) </w:t>
+            </w:r>
+            <w:r>
+              <w:rPr>
+                <w:color w:val="000000" w:themeColor="text1"/>
+                <w:sz w:val="24"/>
+                <w:szCs w:val="24"/>
+              </w:rPr>
+              <w:br/>
+            </w:r>
+            <w:r>
+              <w:rPr>
+                <w:color w:val="000000" w:themeColor="text1"/>
+                <w:sz w:val="24"/>
+                <w:szCs w:val="24"/>
+              </w:rPr>
+              <w:t>+ 5 mm EVA (</w:t>
             </w:r>
             <w:proofErr w:type="spellStart"/>
             <w:r>
               <w:rPr>
-                <w:rFonts w:ascii="Arial" w:hAnsi="Arial" w:cs="Arial" w:eastAsia="Arial"/>
                 <w:color w:val="000000" w:themeColor="text1"/>
                 <w:sz w:val="24"/>
                 <w:szCs w:val="24"/>
@@ -713,7 +683,6 @@
             <w:proofErr w:type="spellEnd"/>
             <w:r>
               <w:rPr>
-                <w:rFonts w:ascii="Arial" w:hAnsi="Arial" w:cs="Arial" w:eastAsia="Arial"/>
                 <w:color w:val="000000" w:themeColor="text1"/>
                 <w:sz w:val="24"/>
                 <w:szCs w:val="24"/>
@@ -724,7 +693,7 @@
         </w:tc>
         <w:tc>
           <w:tcPr>
-            <w:tcW w:w="794" w:type="dxa"/>
+            <w:tcW w:w="512" w:type="dxa"/>
           </w:tcPr>
           <w:p>
             <w:pPr>
@@ -752,7 +721,7 @@
         </w:tc>
         <w:tc>
           <w:tcPr>
-            <w:tcW w:w="794" w:type="dxa"/>
+            <w:tcW w:w="657" w:type="dxa"/>
           </w:tcPr>
           <w:p>
             <w:pPr>
@@ -780,7 +749,7 @@
         </w:tc>
         <w:tc>
           <w:tcPr>
-            <w:tcW w:w="794" w:type="dxa"/>
+            <w:tcW w:w="897" w:type="dxa"/>
           </w:tcPr>
           <w:p>
             <w:pPr>
@@ -808,7 +777,7 @@
         </w:tc>
         <w:tc>
           <w:tcPr>
-            <w:tcW w:w="3855" w:type="dxa"/>
+            <w:tcW w:w="3482" w:type="dxa"/>
           </w:tcPr>
           <w:p>
             <w:pPr>
@@ -829,21 +798,20 @@
       <w:tr>
         <w:tc>
           <w:tcPr>
-            <w:tcW w:w="2891" w:type="dxa"/>
-          </w:tcPr>
-          <w:p>
-            <w:pPr>
-              <w:spacing w:before="240" w:after="240" w:line="360" w:lineRule="auto"/>
-              <w:rPr>
-                <w:rFonts w:ascii="Calibri" w:hAnsi="Calibri" w:cs="Calibri"/>
-                <w:color w:val="000000" w:themeColor="text1"/>
-                <w:sz w:val="24"/>
-                <w:szCs w:val="24"/>
-              </w:rPr>
-            </w:pPr>
-            <w:r>
-              <w:rPr>
-                <w:rFonts w:ascii="Arial" w:hAnsi="Arial" w:cs="Arial" w:eastAsia="Arial"/>
+            <w:tcW w:w="3661" w:type="dxa"/>
+          </w:tcPr>
+          <w:p>
+            <w:pPr>
+              <w:spacing w:before="240" w:after="240" w:line="360" w:lineRule="auto"/>
+              <w:rPr>
+                <w:rFonts w:ascii="Calibri" w:hAnsi="Calibri" w:cs="Calibri"/>
+                <w:color w:val="000000" w:themeColor="text1"/>
+                <w:sz w:val="24"/>
+                <w:szCs w:val="24"/>
+              </w:rPr>
+            </w:pPr>
+            <w:r>
+              <w:rPr>
                 <w:color w:val="000000" w:themeColor="text1"/>
                 <w:sz w:val="24"/>
                 <w:szCs w:val="24"/>
@@ -853,7 +821,6 @@
             <w:proofErr w:type="spellStart"/>
             <w:r>
               <w:rPr>
-                <w:rFonts w:ascii="Arial" w:hAnsi="Arial" w:cs="Arial" w:eastAsia="Arial"/>
                 <w:color w:val="000000" w:themeColor="text1"/>
                 <w:sz w:val="24"/>
                 <w:szCs w:val="24"/>
@@ -863,7 +830,6 @@
             <w:proofErr w:type="spellEnd"/>
             <w:r>
               <w:rPr>
-                <w:rFonts w:ascii="Arial" w:hAnsi="Arial" w:cs="Arial" w:eastAsia="Arial"/>
                 <w:color w:val="000000" w:themeColor="text1"/>
                 <w:sz w:val="24"/>
                 <w:szCs w:val="24"/>
@@ -874,7 +840,7 @@
         </w:tc>
         <w:tc>
           <w:tcPr>
-            <w:tcW w:w="794" w:type="dxa"/>
+            <w:tcW w:w="512" w:type="dxa"/>
           </w:tcPr>
           <w:p>
             <w:pPr>
@@ -902,7 +868,7 @@
         </w:tc>
         <w:tc>
           <w:tcPr>
-            <w:tcW w:w="794" w:type="dxa"/>
+            <w:tcW w:w="657" w:type="dxa"/>
           </w:tcPr>
           <w:p>
             <w:pPr>
@@ -930,7 +896,7 @@
         </w:tc>
         <w:tc>
           <w:tcPr>
-            <w:tcW w:w="794" w:type="dxa"/>
+            <w:tcW w:w="897" w:type="dxa"/>
           </w:tcPr>
           <w:p>
             <w:pPr>
@@ -958,7 +924,7 @@
         </w:tc>
         <w:tc>
           <w:tcPr>
-            <w:tcW w:w="3855" w:type="dxa"/>
+            <w:tcW w:w="3482" w:type="dxa"/>
           </w:tcPr>
           <w:p>
             <w:pPr>
@@ -979,21 +945,20 @@
       <w:tr>
         <w:tc>
           <w:tcPr>
-            <w:tcW w:w="2891" w:type="dxa"/>
-          </w:tcPr>
-          <w:p>
-            <w:pPr>
-              <w:spacing w:before="240" w:after="240" w:line="360" w:lineRule="auto"/>
-              <w:rPr>
-                <w:rFonts w:ascii="Calibri" w:hAnsi="Calibri" w:cs="Calibri"/>
-                <w:color w:val="000000" w:themeColor="text1"/>
-                <w:sz w:val="24"/>
-                <w:szCs w:val="24"/>
-              </w:rPr>
-            </w:pPr>
-            <w:r>
-              <w:rPr>
-                <w:rFonts w:ascii="Arial" w:hAnsi="Arial" w:cs="Arial" w:eastAsia="Arial"/>
+            <w:tcW w:w="3661" w:type="dxa"/>
+          </w:tcPr>
+          <w:p>
+            <w:pPr>
+              <w:spacing w:before="240" w:after="240" w:line="360" w:lineRule="auto"/>
+              <w:rPr>
+                <w:rFonts w:ascii="Calibri" w:hAnsi="Calibri" w:cs="Calibri"/>
+                <w:color w:val="000000" w:themeColor="text1"/>
+                <w:sz w:val="24"/>
+                <w:szCs w:val="24"/>
+              </w:rPr>
+            </w:pPr>
+            <w:r>
+              <w:rPr>
                 <w:color w:val="000000" w:themeColor="text1"/>
                 <w:sz w:val="24"/>
                 <w:szCs w:val="24"/>
@@ -1004,7 +969,7 @@
         </w:tc>
         <w:tc>
           <w:tcPr>
-            <w:tcW w:w="794" w:type="dxa"/>
+            <w:tcW w:w="512" w:type="dxa"/>
           </w:tcPr>
           <w:p>
             <w:pPr>
@@ -1032,7 +997,7 @@
         </w:tc>
         <w:tc>
           <w:tcPr>
-            <w:tcW w:w="794" w:type="dxa"/>
+            <w:tcW w:w="657" w:type="dxa"/>
           </w:tcPr>
           <w:p>
             <w:pPr>
@@ -1060,7 +1025,7 @@
         </w:tc>
         <w:tc>
           <w:tcPr>
-            <w:tcW w:w="794" w:type="dxa"/>
+            <w:tcW w:w="897" w:type="dxa"/>
           </w:tcPr>
           <w:p>
             <w:pPr>
@@ -1088,22 +1053,21 @@
         </w:tc>
         <w:tc>
           <w:tcPr>
-            <w:tcW w:w="3855" w:type="dxa"/>
-          </w:tcPr>
-          <w:p>
-            <w:pPr>
-              <w:spacing w:before="240" w:after="240" w:line="360" w:lineRule="auto"/>
-              <w:jc w:val="center"/>
-              <w:rPr>
-                <w:rFonts w:ascii="Calibri" w:hAnsi="Calibri" w:cs="Calibri"/>
-                <w:color w:val="000000" w:themeColor="text1"/>
-                <w:sz w:val="24"/>
-                <w:szCs w:val="24"/>
-              </w:rPr>
-            </w:pPr>
-            <w:r>
-              <w:rPr>
-                <w:rFonts w:ascii="Arial" w:hAnsi="Arial" w:cs="Arial" w:eastAsia="Arial"/>
+            <w:tcW w:w="3482" w:type="dxa"/>
+          </w:tcPr>
+          <w:p>
+            <w:pPr>
+              <w:spacing w:before="240" w:after="240" w:line="360" w:lineRule="auto"/>
+              <w:jc w:val="center"/>
+              <w:rPr>
+                <w:rFonts w:ascii="Calibri" w:hAnsi="Calibri" w:cs="Calibri"/>
+                <w:color w:val="000000" w:themeColor="text1"/>
+                <w:sz w:val="24"/>
+                <w:szCs w:val="24"/>
+              </w:rPr>
+            </w:pPr>
+            <w:r>
+              <w:rPr>
                 <w:color w:val="000000" w:themeColor="text1"/>
                 <w:sz w:val="24"/>
                 <w:szCs w:val="24"/>
@@ -1136,70 +1100,52 @@
           <w:szCs w:val="24"/>
         </w:rPr>
       </w:pPr>
-    </w:p>
-    <w:p>
-      <w:pPr>
-        <w:rPr>
-          <w:rFonts w:ascii="Calibri" w:hAnsi="Calibri" w:cs="Calibri"/>
-          <w:b/>
-          <w:bCs/>
-          <w:color w:val="000000" w:themeColor="text1"/>
-          <w:sz w:val="24"/>
-          <w:szCs w:val="24"/>
-        </w:rPr>
-      </w:pPr>
       <w:r>
         <w:rPr>
-          <w:rFonts w:ascii="Arial" w:hAnsi="Arial" w:cs="Arial" w:eastAsia="Arial"/>
           <w:b/>
           <w:bCs/>
           <w:color w:val="123A5F"/>
           <w:sz w:val="24"/>
           <w:szCs w:val="24"/>
         </w:rPr>
+        <w:lastRenderedPageBreak/>
         <w:t>A2. Toplaag (Top Cover)</w:t>
       </w:r>
     </w:p>
     <w:tbl>
       <w:tblPr>
-        <w:tblStyle w:val="TableGrid"/>
-        <w:tblW w:w="8334" w:type="dxa"/>
-        <w:tblBorders>
-          <w:top w:val="none" w:color="auto" w:sz="0" w:space="0"/>
-          <w:left w:val="none" w:color="auto" w:sz="0" w:space="0"/>
-          <w:bottom w:val="none" w:color="auto" w:sz="0" w:space="0"/>
-          <w:right w:val="none" w:color="auto" w:sz="0" w:space="0"/>
-          <w:insideH w:val="none" w:color="auto" w:sz="0" w:space="0"/>
-          <w:insideV w:val="none" w:color="auto" w:sz="0" w:space="0"/>
-        </w:tblBorders>
+        <w:tblStyle w:val="Stijl1"/>
+        <w:tblW w:w="9067" w:type="dxa"/>
         <w:tblLook w:val="04A0" w:firstRow="1" w:lastRow="0" w:firstColumn="1" w:lastColumn="0" w:noHBand="0" w:noVBand="1"/>
       </w:tblPr>
       <w:tblGrid>
-        <w:gridCol w:w="2891"/>
-        <w:gridCol w:w="794"/>
-        <w:gridCol w:w="794"/>
-        <w:gridCol w:w="3855"/>
+        <w:gridCol w:w="4248"/>
+        <w:gridCol w:w="567"/>
+        <w:gridCol w:w="709"/>
+        <w:gridCol w:w="3543"/>
       </w:tblGrid>
       <w:tr>
-        <w:tc>
-          <w:tcPr>
-            <w:tcW w:w="2891" w:type="dxa"/>
-          </w:tcPr>
-          <w:p>
-            <w:pPr>
-              <w:spacing w:before="240" w:after="240" w:line="360" w:lineRule="auto"/>
-              <w:rPr>
-                <w:rFonts w:ascii="Calibri" w:hAnsi="Calibri" w:cs="Calibri"/>
-                <w:b/>
-                <w:bCs/>
-                <w:color w:val="000000" w:themeColor="text1"/>
-                <w:sz w:val="24"/>
-                <w:szCs w:val="24"/>
-              </w:rPr>
-            </w:pPr>
-            <w:r>
-              <w:rPr>
-                <w:rFonts w:ascii="Arial" w:hAnsi="Arial" w:cs="Arial" w:eastAsia="Arial"/>
+        <w:trPr>
+          <w:cnfStyle w:val="100000000000" w:firstRow="1" w:lastRow="0" w:firstColumn="0" w:lastColumn="0" w:oddVBand="0" w:evenVBand="0" w:oddHBand="0" w:evenHBand="0" w:firstRowFirstColumn="0" w:firstRowLastColumn="0" w:lastRowFirstColumn="0" w:lastRowLastColumn="0"/>
+        </w:trPr>
+        <w:tc>
+          <w:tcPr>
+            <w:tcW w:w="4248" w:type="dxa"/>
+          </w:tcPr>
+          <w:p>
+            <w:pPr>
+              <w:spacing w:before="240" w:after="240" w:line="360" w:lineRule="auto"/>
+              <w:rPr>
+                <w:rFonts w:ascii="Calibri" w:hAnsi="Calibri" w:cs="Calibri"/>
+                <w:b/>
+                <w:bCs/>
+                <w:color w:val="000000" w:themeColor="text1"/>
+                <w:sz w:val="24"/>
+                <w:szCs w:val="24"/>
+              </w:rPr>
+            </w:pPr>
+            <w:r>
+              <w:rPr>
                 <w:b/>
                 <w:bCs/>
                 <w:color w:val="123A5F"/>
@@ -1212,24 +1158,23 @@
         </w:tc>
         <w:tc>
           <w:tcPr>
-            <w:tcW w:w="794" w:type="dxa"/>
-          </w:tcPr>
-          <w:p>
-            <w:pPr>
-              <w:spacing w:before="240" w:after="240" w:line="360" w:lineRule="auto"/>
-              <w:jc w:val="center"/>
-              <w:rPr>
-                <w:rFonts w:ascii="Calibri" w:hAnsi="Calibri" w:cs="Calibri"/>
-                <w:b/>
-                <w:bCs/>
-                <w:color w:val="000000" w:themeColor="text1"/>
-                <w:sz w:val="24"/>
-                <w:szCs w:val="24"/>
-              </w:rPr>
-            </w:pPr>
-            <w:r>
-              <w:rPr>
-                <w:rFonts w:ascii="Arial" w:hAnsi="Arial" w:cs="Arial" w:eastAsia="Arial"/>
+            <w:tcW w:w="567" w:type="dxa"/>
+          </w:tcPr>
+          <w:p>
+            <w:pPr>
+              <w:spacing w:before="240" w:after="240" w:line="360" w:lineRule="auto"/>
+              <w:jc w:val="center"/>
+              <w:rPr>
+                <w:rFonts w:ascii="Calibri" w:hAnsi="Calibri" w:cs="Calibri"/>
+                <w:b/>
+                <w:bCs/>
+                <w:color w:val="000000" w:themeColor="text1"/>
+                <w:sz w:val="24"/>
+                <w:szCs w:val="24"/>
+              </w:rPr>
+            </w:pPr>
+            <w:r>
+              <w:rPr>
                 <w:b/>
                 <w:bCs/>
                 <w:color w:val="123A5F"/>
@@ -1242,24 +1187,23 @@
         </w:tc>
         <w:tc>
           <w:tcPr>
-            <w:tcW w:w="794" w:type="dxa"/>
-          </w:tcPr>
-          <w:p>
-            <w:pPr>
-              <w:spacing w:before="240" w:after="240" w:line="360" w:lineRule="auto"/>
-              <w:jc w:val="center"/>
-              <w:rPr>
-                <w:rFonts w:ascii="Calibri" w:hAnsi="Calibri" w:cs="Calibri"/>
-                <w:b/>
-                <w:bCs/>
-                <w:color w:val="000000" w:themeColor="text1"/>
-                <w:sz w:val="24"/>
-                <w:szCs w:val="24"/>
-              </w:rPr>
-            </w:pPr>
-            <w:r>
-              <w:rPr>
-                <w:rFonts w:ascii="Arial" w:hAnsi="Arial" w:cs="Arial" w:eastAsia="Arial"/>
+            <w:tcW w:w="709" w:type="dxa"/>
+          </w:tcPr>
+          <w:p>
+            <w:pPr>
+              <w:spacing w:before="240" w:after="240" w:line="360" w:lineRule="auto"/>
+              <w:jc w:val="center"/>
+              <w:rPr>
+                <w:rFonts w:ascii="Calibri" w:hAnsi="Calibri" w:cs="Calibri"/>
+                <w:b/>
+                <w:bCs/>
+                <w:color w:val="000000" w:themeColor="text1"/>
+                <w:sz w:val="24"/>
+                <w:szCs w:val="24"/>
+              </w:rPr>
+            </w:pPr>
+            <w:r>
+              <w:rPr>
                 <w:b/>
                 <w:bCs/>
                 <w:color w:val="123A5F"/>
@@ -1272,24 +1216,23 @@
         </w:tc>
         <w:tc>
           <w:tcPr>
-            <w:tcW w:w="3855" w:type="dxa"/>
-          </w:tcPr>
-          <w:p>
-            <w:pPr>
-              <w:spacing w:before="240" w:after="240" w:line="360" w:lineRule="auto"/>
-              <w:jc w:val="center"/>
-              <w:rPr>
-                <w:rFonts w:ascii="Calibri" w:hAnsi="Calibri" w:cs="Calibri"/>
-                <w:b/>
-                <w:bCs/>
-                <w:color w:val="000000" w:themeColor="text1"/>
-                <w:sz w:val="24"/>
-                <w:szCs w:val="24"/>
-              </w:rPr>
-            </w:pPr>
-            <w:r>
-              <w:rPr>
-                <w:rFonts w:ascii="Arial" w:hAnsi="Arial" w:cs="Arial" w:eastAsia="Arial"/>
+            <w:tcW w:w="3543" w:type="dxa"/>
+          </w:tcPr>
+          <w:p>
+            <w:pPr>
+              <w:spacing w:before="240" w:after="240" w:line="360" w:lineRule="auto"/>
+              <w:jc w:val="center"/>
+              <w:rPr>
+                <w:rFonts w:ascii="Calibri" w:hAnsi="Calibri" w:cs="Calibri"/>
+                <w:b/>
+                <w:bCs/>
+                <w:color w:val="000000" w:themeColor="text1"/>
+                <w:sz w:val="24"/>
+                <w:szCs w:val="24"/>
+              </w:rPr>
+            </w:pPr>
+            <w:r>
+              <w:rPr>
                 <w:b/>
                 <w:bCs/>
                 <w:color w:val="123A5F"/>
@@ -1304,21 +1247,19 @@
       <w:tr>
         <w:tc>
           <w:tcPr>
-            <w:tcW w:w="2891" w:type="dxa"/>
-          </w:tcPr>
-          <w:p>
-            <w:pPr>
-              <w:spacing w:before="240" w:after="240" w:line="360" w:lineRule="auto"/>
-              <w:rPr>
-                <w:rFonts w:ascii="Calibri" w:hAnsi="Calibri" w:cs="Calibri"/>
-                <w:color w:val="000000" w:themeColor="text1"/>
-                <w:sz w:val="24"/>
-                <w:szCs w:val="24"/>
-              </w:rPr>
-            </w:pPr>
-            <w:r>
-              <w:rPr>
-                <w:rFonts w:ascii="Arial" w:hAnsi="Arial" w:cs="Arial" w:eastAsia="Arial"/>
+            <w:tcW w:w="4248" w:type="dxa"/>
+          </w:tcPr>
+          <w:p>
+            <w:pPr>
+              <w:spacing w:before="240" w:after="240" w:line="360" w:lineRule="auto"/>
+              <w:rPr>
+                <w:color w:val="000000" w:themeColor="text1"/>
+                <w:sz w:val="24"/>
+                <w:szCs w:val="24"/>
+              </w:rPr>
+            </w:pPr>
+            <w:r>
+              <w:rPr>
                 <w:color w:val="000000" w:themeColor="text1"/>
                 <w:sz w:val="24"/>
                 <w:szCs w:val="24"/>
@@ -1328,7 +1269,6 @@
             <w:proofErr w:type="spellStart"/>
             <w:r>
               <w:rPr>
-                <w:rFonts w:ascii="Arial" w:hAnsi="Arial" w:cs="Arial" w:eastAsia="Arial"/>
                 <w:color w:val="000000" w:themeColor="text1"/>
                 <w:sz w:val="24"/>
                 <w:szCs w:val="24"/>
@@ -1338,17 +1278,32 @@
             <w:proofErr w:type="spellEnd"/>
             <w:r>
               <w:rPr>
-                <w:rFonts w:ascii="Arial" w:hAnsi="Arial" w:cs="Arial" w:eastAsia="Arial"/>
-                <w:color w:val="000000" w:themeColor="text1"/>
-                <w:sz w:val="24"/>
-                <w:szCs w:val="24"/>
-              </w:rPr>
-              <w:t xml:space="preserve"> schuim (bv. </w:t>
+                <w:color w:val="000000" w:themeColor="text1"/>
+                <w:sz w:val="24"/>
+                <w:szCs w:val="24"/>
+              </w:rPr>
+              <w:t xml:space="preserve"> schuim </w:t>
+            </w:r>
+            <w:r>
+              <w:rPr>
+                <w:color w:val="000000" w:themeColor="text1"/>
+                <w:sz w:val="24"/>
+                <w:szCs w:val="24"/>
+              </w:rPr>
+              <w:br/>
+              <w:t>(</w:t>
+            </w:r>
+            <w:r>
+              <w:rPr>
+                <w:color w:val="000000" w:themeColor="text1"/>
+                <w:sz w:val="24"/>
+                <w:szCs w:val="24"/>
+              </w:rPr>
+              <w:t xml:space="preserve">bv. </w:t>
             </w:r>
             <w:proofErr w:type="spellStart"/>
             <w:r>
               <w:rPr>
-                <w:rFonts w:ascii="Arial" w:hAnsi="Arial" w:cs="Arial" w:eastAsia="Arial"/>
                 <w:color w:val="000000" w:themeColor="text1"/>
                 <w:sz w:val="24"/>
                 <w:szCs w:val="24"/>
@@ -1358,7 +1313,6 @@
             <w:proofErr w:type="spellEnd"/>
             <w:r>
               <w:rPr>
-                <w:rFonts w:ascii="Arial" w:hAnsi="Arial" w:cs="Arial" w:eastAsia="Arial"/>
                 <w:color w:val="000000" w:themeColor="text1"/>
                 <w:sz w:val="24"/>
                 <w:szCs w:val="24"/>
@@ -1369,7 +1323,7 @@
         </w:tc>
         <w:tc>
           <w:tcPr>
-            <w:tcW w:w="794" w:type="dxa"/>
+            <w:tcW w:w="567" w:type="dxa"/>
           </w:tcPr>
           <w:p>
             <w:pPr>
@@ -1397,7 +1351,7 @@
         </w:tc>
         <w:tc>
           <w:tcPr>
-            <w:tcW w:w="794" w:type="dxa"/>
+            <w:tcW w:w="709" w:type="dxa"/>
           </w:tcPr>
           <w:p>
             <w:pPr>
@@ -1425,7 +1379,7 @@
         </w:tc>
         <w:tc>
           <w:tcPr>
-            <w:tcW w:w="3855" w:type="dxa"/>
+            <w:tcW w:w="3543" w:type="dxa"/>
           </w:tcPr>
           <w:p>
             <w:pPr>
@@ -1446,21 +1400,20 @@
       <w:tr>
         <w:tc>
           <w:tcPr>
-            <w:tcW w:w="2891" w:type="dxa"/>
-          </w:tcPr>
-          <w:p>
-            <w:pPr>
-              <w:spacing w:before="240" w:after="240" w:line="360" w:lineRule="auto"/>
-              <w:rPr>
-                <w:rFonts w:ascii="Calibri" w:hAnsi="Calibri" w:cs="Calibri"/>
-                <w:color w:val="000000" w:themeColor="text1"/>
-                <w:sz w:val="24"/>
-                <w:szCs w:val="24"/>
-              </w:rPr>
-            </w:pPr>
-            <w:r>
-              <w:rPr>
-                <w:rFonts w:ascii="Arial" w:hAnsi="Arial" w:cs="Arial" w:eastAsia="Arial"/>
+            <w:tcW w:w="4248" w:type="dxa"/>
+          </w:tcPr>
+          <w:p>
+            <w:pPr>
+              <w:spacing w:before="240" w:after="240" w:line="360" w:lineRule="auto"/>
+              <w:rPr>
+                <w:rFonts w:ascii="Calibri" w:hAnsi="Calibri" w:cs="Calibri"/>
+                <w:color w:val="000000" w:themeColor="text1"/>
+                <w:sz w:val="24"/>
+                <w:szCs w:val="24"/>
+              </w:rPr>
+            </w:pPr>
+            <w:r>
+              <w:rPr>
                 <w:color w:val="000000" w:themeColor="text1"/>
                 <w:sz w:val="24"/>
                 <w:szCs w:val="24"/>
@@ -1470,7 +1423,6 @@
             <w:proofErr w:type="spellStart"/>
             <w:r>
               <w:rPr>
-                <w:rFonts w:ascii="Arial" w:hAnsi="Arial" w:cs="Arial" w:eastAsia="Arial"/>
                 <w:color w:val="000000" w:themeColor="text1"/>
                 <w:sz w:val="24"/>
                 <w:szCs w:val="24"/>
@@ -1480,7 +1432,6 @@
             <w:proofErr w:type="spellEnd"/>
             <w:r>
               <w:rPr>
-                <w:rFonts w:ascii="Arial" w:hAnsi="Arial" w:cs="Arial" w:eastAsia="Arial"/>
                 <w:color w:val="000000" w:themeColor="text1"/>
                 <w:sz w:val="24"/>
                 <w:szCs w:val="24"/>
@@ -1488,21 +1439,10 @@
               <w:t xml:space="preserve"> dempend schuim (bv. PPT)</w:t>
             </w:r>
           </w:p>
-          <w:p>
-            <w:pPr>
-              <w:spacing w:before="240" w:after="240" w:line="360" w:lineRule="auto"/>
-              <w:rPr>
-                <w:rFonts w:ascii="Calibri" w:hAnsi="Calibri" w:cs="Calibri"/>
-                <w:color w:val="000000" w:themeColor="text1"/>
-                <w:sz w:val="24"/>
-                <w:szCs w:val="24"/>
-              </w:rPr>
-            </w:pPr>
-          </w:p>
-        </w:tc>
-        <w:tc>
-          <w:tcPr>
-            <w:tcW w:w="794" w:type="dxa"/>
+        </w:tc>
+        <w:tc>
+          <w:tcPr>
+            <w:tcW w:w="567" w:type="dxa"/>
           </w:tcPr>
           <w:p>
             <w:pPr>
@@ -1530,7 +1470,7 @@
         </w:tc>
         <w:tc>
           <w:tcPr>
-            <w:tcW w:w="794" w:type="dxa"/>
+            <w:tcW w:w="709" w:type="dxa"/>
           </w:tcPr>
           <w:p>
             <w:pPr>
@@ -1558,7 +1498,7 @@
         </w:tc>
         <w:tc>
           <w:tcPr>
-            <w:tcW w:w="3855" w:type="dxa"/>
+            <w:tcW w:w="3543" w:type="dxa"/>
           </w:tcPr>
           <w:p>
             <w:pPr>
@@ -1579,21 +1519,20 @@
       <w:tr>
         <w:tc>
           <w:tcPr>
-            <w:tcW w:w="2891" w:type="dxa"/>
-          </w:tcPr>
-          <w:p>
-            <w:pPr>
-              <w:spacing w:before="240" w:after="240" w:line="360" w:lineRule="auto"/>
-              <w:rPr>
-                <w:rFonts w:ascii="Calibri" w:hAnsi="Calibri" w:cs="Calibri"/>
-                <w:color w:val="000000" w:themeColor="text1"/>
-                <w:sz w:val="24"/>
-                <w:szCs w:val="24"/>
-              </w:rPr>
-            </w:pPr>
-            <w:r>
-              <w:rPr>
-                <w:rFonts w:ascii="Arial" w:hAnsi="Arial" w:cs="Arial" w:eastAsia="Arial"/>
+            <w:tcW w:w="4248" w:type="dxa"/>
+          </w:tcPr>
+          <w:p>
+            <w:pPr>
+              <w:spacing w:before="240" w:after="240" w:line="360" w:lineRule="auto"/>
+              <w:rPr>
+                <w:rFonts w:ascii="Calibri" w:hAnsi="Calibri" w:cs="Calibri"/>
+                <w:color w:val="000000" w:themeColor="text1"/>
+                <w:sz w:val="24"/>
+                <w:szCs w:val="24"/>
+              </w:rPr>
+            </w:pPr>
+            <w:r>
+              <w:rPr>
                 <w:color w:val="000000" w:themeColor="text1"/>
                 <w:sz w:val="24"/>
                 <w:szCs w:val="24"/>
@@ -1601,21 +1540,10 @@
               <w:t>Volledige lengtebedekking</w:t>
             </w:r>
           </w:p>
-          <w:p>
-            <w:pPr>
-              <w:spacing w:before="240" w:after="240" w:line="360" w:lineRule="auto"/>
-              <w:rPr>
-                <w:rFonts w:ascii="Calibri" w:hAnsi="Calibri" w:cs="Calibri"/>
-                <w:color w:val="000000" w:themeColor="text1"/>
-                <w:sz w:val="24"/>
-                <w:szCs w:val="24"/>
-              </w:rPr>
-            </w:pPr>
-          </w:p>
-        </w:tc>
-        <w:tc>
-          <w:tcPr>
-            <w:tcW w:w="794" w:type="dxa"/>
+        </w:tc>
+        <w:tc>
+          <w:tcPr>
+            <w:tcW w:w="567" w:type="dxa"/>
           </w:tcPr>
           <w:p>
             <w:pPr>
@@ -1643,7 +1571,7 @@
         </w:tc>
         <w:tc>
           <w:tcPr>
-            <w:tcW w:w="794" w:type="dxa"/>
+            <w:tcW w:w="709" w:type="dxa"/>
           </w:tcPr>
           <w:p>
             <w:pPr>
@@ -1671,7 +1599,7 @@
         </w:tc>
         <w:tc>
           <w:tcPr>
-            <w:tcW w:w="3855" w:type="dxa"/>
+            <w:tcW w:w="3543" w:type="dxa"/>
           </w:tcPr>
           <w:p>
             <w:pPr>
@@ -1693,21 +1621,20 @@
         </w:trPr>
         <w:tc>
           <w:tcPr>
-            <w:tcW w:w="2891" w:type="dxa"/>
-          </w:tcPr>
-          <w:p>
-            <w:pPr>
-              <w:spacing w:before="240" w:after="240" w:line="360" w:lineRule="auto"/>
-              <w:rPr>
-                <w:rFonts w:ascii="Calibri" w:hAnsi="Calibri" w:cs="Calibri"/>
-                <w:color w:val="000000" w:themeColor="text1"/>
-                <w:sz w:val="24"/>
-                <w:szCs w:val="24"/>
-              </w:rPr>
-            </w:pPr>
-            <w:r>
-              <w:rPr>
-                <w:rFonts w:ascii="Arial" w:hAnsi="Arial" w:cs="Arial" w:eastAsia="Arial"/>
+            <w:tcW w:w="4248" w:type="dxa"/>
+          </w:tcPr>
+          <w:p>
+            <w:pPr>
+              <w:spacing w:before="240" w:after="240" w:line="360" w:lineRule="auto"/>
+              <w:rPr>
+                <w:rFonts w:ascii="Calibri" w:hAnsi="Calibri" w:cs="Calibri"/>
+                <w:color w:val="000000" w:themeColor="text1"/>
+                <w:sz w:val="24"/>
+                <w:szCs w:val="24"/>
+              </w:rPr>
+            </w:pPr>
+            <w:r>
+              <w:rPr>
                 <w:color w:val="000000" w:themeColor="text1"/>
                 <w:sz w:val="24"/>
                 <w:szCs w:val="24"/>
@@ -1718,7 +1645,7 @@
         </w:tc>
         <w:tc>
           <w:tcPr>
-            <w:tcW w:w="794" w:type="dxa"/>
+            <w:tcW w:w="567" w:type="dxa"/>
           </w:tcPr>
           <w:p>
             <w:pPr>
@@ -1744,7 +1671,7 @@
         </w:tc>
         <w:tc>
           <w:tcPr>
-            <w:tcW w:w="794" w:type="dxa"/>
+            <w:tcW w:w="709" w:type="dxa"/>
           </w:tcPr>
           <w:p>
             <w:pPr>
@@ -1770,22 +1697,21 @@
         </w:tc>
         <w:tc>
           <w:tcPr>
-            <w:tcW w:w="3855" w:type="dxa"/>
-          </w:tcPr>
-          <w:p>
-            <w:pPr>
-              <w:spacing w:before="240" w:after="240" w:line="360" w:lineRule="auto"/>
-              <w:jc w:val="center"/>
-              <w:rPr>
-                <w:rFonts w:ascii="Calibri" w:hAnsi="Calibri" w:cs="Calibri"/>
-                <w:color w:val="000000" w:themeColor="text1"/>
-                <w:sz w:val="24"/>
-                <w:szCs w:val="24"/>
-              </w:rPr>
-            </w:pPr>
-            <w:r>
-              <w:rPr>
-                <w:rFonts w:ascii="Arial" w:hAnsi="Arial" w:cs="Arial" w:eastAsia="Arial"/>
+            <w:tcW w:w="3543" w:type="dxa"/>
+          </w:tcPr>
+          <w:p>
+            <w:pPr>
+              <w:spacing w:before="240" w:after="240" w:line="360" w:lineRule="auto"/>
+              <w:jc w:val="center"/>
+              <w:rPr>
+                <w:rFonts w:ascii="Calibri" w:hAnsi="Calibri" w:cs="Calibri"/>
+                <w:color w:val="000000" w:themeColor="text1"/>
+                <w:sz w:val="24"/>
+                <w:szCs w:val="24"/>
+              </w:rPr>
+            </w:pPr>
+            <w:r>
+              <w:rPr>
                 <w:color w:val="000000" w:themeColor="text1"/>
                 <w:sz w:val="24"/>
                 <w:szCs w:val="24"/>
@@ -1817,7 +1743,6 @@
       </w:pPr>
       <w:r>
         <w:rPr>
-          <w:rFonts w:ascii="Arial" w:hAnsi="Arial" w:cs="Arial" w:eastAsia="Arial"/>
           <w:color w:val="000000" w:themeColor="text1"/>
           <w:sz w:val="24"/>
           <w:szCs w:val="24"/>
@@ -1839,12 +1764,12 @@
       </w:pPr>
       <w:r>
         <w:rPr>
-          <w:rFonts w:ascii="Arial" w:hAnsi="Arial" w:cs="Arial" w:eastAsia="Arial"/>
           <w:b/>
           <w:bCs/>
           <w:color w:val="123A5F"/>
           <w:sz w:val="24"/>
           <w:szCs w:val="24"/>
+          <w:lang w:val="en-GB"/>
         </w:rPr>
         <w:lastRenderedPageBreak/>
         <w:t xml:space="preserve">A3. </w:t>
@@ -1852,92 +1777,86 @@
       <w:proofErr w:type="spellStart"/>
       <w:r>
         <w:rPr>
-          <w:rFonts w:ascii="Arial" w:hAnsi="Arial" w:cs="Arial" w:eastAsia="Arial"/>
           <w:b/>
           <w:bCs/>
           <w:color w:val="123A5F"/>
           <w:sz w:val="24"/>
           <w:szCs w:val="24"/>
+          <w:lang w:val="en-GB"/>
         </w:rPr>
         <w:t>Metatarsale</w:t>
       </w:r>
       <w:proofErr w:type="spellEnd"/>
       <w:r>
         <w:rPr>
-          <w:rFonts w:ascii="Arial" w:hAnsi="Arial" w:cs="Arial" w:eastAsia="Arial"/>
           <w:b/>
           <w:bCs/>
           <w:color w:val="123A5F"/>
           <w:sz w:val="24"/>
           <w:szCs w:val="24"/>
+          <w:lang w:val="en-GB"/>
         </w:rPr>
-        <w:t xml:space="preserve"> ondersteuning (</w:t>
+        <w:t xml:space="preserve"> </w:t>
       </w:r>
       <w:proofErr w:type="spellStart"/>
       <w:r>
         <w:rPr>
-          <w:rFonts w:ascii="Arial" w:hAnsi="Arial" w:cs="Arial" w:eastAsia="Arial"/>
           <w:b/>
           <w:bCs/>
           <w:color w:val="123A5F"/>
           <w:sz w:val="24"/>
           <w:szCs w:val="24"/>
+          <w:lang w:val="en-GB"/>
         </w:rPr>
-        <w:t>Metatarsal</w:t>
+        <w:t>ondersteuning</w:t>
       </w:r>
       <w:proofErr w:type="spellEnd"/>
       <w:r>
         <w:rPr>
-          <w:rFonts w:ascii="Arial" w:hAnsi="Arial" w:cs="Arial" w:eastAsia="Arial"/>
           <w:b/>
           <w:bCs/>
           <w:color w:val="123A5F"/>
           <w:sz w:val="24"/>
           <w:szCs w:val="24"/>
+          <w:lang w:val="en-GB"/>
         </w:rPr>
-        <w:t xml:space="preserve"> Support)</w:t>
+        <w:t xml:space="preserve"> (Metatarsal Support)</w:t>
       </w:r>
     </w:p>
     <w:tbl>
       <w:tblPr>
-        <w:tblStyle w:val="TableGrid"/>
-        <w:tblW w:w="8334" w:type="dxa"/>
-        <w:tblBorders>
-          <w:top w:val="none" w:color="auto" w:sz="0" w:space="0"/>
-          <w:left w:val="none" w:color="auto" w:sz="0" w:space="0"/>
-          <w:bottom w:val="none" w:color="auto" w:sz="0" w:space="0"/>
-          <w:right w:val="none" w:color="auto" w:sz="0" w:space="0"/>
-          <w:insideH w:val="none" w:color="auto" w:sz="0" w:space="0"/>
-          <w:insideV w:val="none" w:color="auto" w:sz="0" w:space="0"/>
-        </w:tblBorders>
+        <w:tblStyle w:val="Stijl1"/>
+        <w:tblW w:w="9209" w:type="dxa"/>
         <w:tblLook w:val="04A0" w:firstRow="1" w:lastRow="0" w:firstColumn="1" w:lastColumn="0" w:noHBand="0" w:noVBand="1"/>
       </w:tblPr>
       <w:tblGrid>
-        <w:gridCol w:w="2891"/>
-        <w:gridCol w:w="794"/>
-        <w:gridCol w:w="794"/>
-        <w:gridCol w:w="3855"/>
+        <w:gridCol w:w="4815"/>
+        <w:gridCol w:w="567"/>
+        <w:gridCol w:w="709"/>
+        <w:gridCol w:w="3118"/>
       </w:tblGrid>
       <w:tr>
-        <w:tc>
-          <w:tcPr>
-            <w:tcW w:w="2891" w:type="dxa"/>
-          </w:tcPr>
-          <w:p>
-            <w:pPr>
-              <w:spacing w:before="240" w:after="240" w:line="360" w:lineRule="auto"/>
-              <w:rPr>
-                <w:rFonts w:ascii="Calibri" w:hAnsi="Calibri" w:cs="Calibri"/>
-                <w:b/>
-                <w:bCs/>
-                <w:color w:val="000000" w:themeColor="text1"/>
-                <w:sz w:val="24"/>
-                <w:szCs w:val="24"/>
-              </w:rPr>
-            </w:pPr>
-            <w:r>
-              <w:rPr>
-                <w:rFonts w:ascii="Arial" w:hAnsi="Arial" w:cs="Arial" w:eastAsia="Arial"/>
+        <w:trPr>
+          <w:cnfStyle w:val="100000000000" w:firstRow="1" w:lastRow="0" w:firstColumn="0" w:lastColumn="0" w:oddVBand="0" w:evenVBand="0" w:oddHBand="0" w:evenHBand="0" w:firstRowFirstColumn="0" w:firstRowLastColumn="0" w:lastRowFirstColumn="0" w:lastRowLastColumn="0"/>
+        </w:trPr>
+        <w:tc>
+          <w:tcPr>
+            <w:tcW w:w="4815" w:type="dxa"/>
+          </w:tcPr>
+          <w:p>
+            <w:pPr>
+              <w:spacing w:before="240" w:after="240" w:line="360" w:lineRule="auto"/>
+              <w:rPr>
+                <w:rFonts w:ascii="Calibri" w:hAnsi="Calibri" w:cs="Calibri"/>
+                <w:b/>
+                <w:bCs/>
+                <w:color w:val="000000" w:themeColor="text1"/>
+                <w:sz w:val="24"/>
+                <w:szCs w:val="24"/>
+              </w:rPr>
+            </w:pPr>
+            <w:r>
+              <w:rPr>
                 <w:b/>
                 <w:bCs/>
                 <w:color w:val="123A5F"/>
@@ -1950,24 +1869,23 @@
         </w:tc>
         <w:tc>
           <w:tcPr>
-            <w:tcW w:w="794" w:type="dxa"/>
-          </w:tcPr>
-          <w:p>
-            <w:pPr>
-              <w:spacing w:before="240" w:after="240" w:line="360" w:lineRule="auto"/>
-              <w:jc w:val="center"/>
-              <w:rPr>
-                <w:rFonts w:ascii="Calibri" w:hAnsi="Calibri" w:cs="Calibri"/>
-                <w:b/>
-                <w:bCs/>
-                <w:color w:val="000000" w:themeColor="text1"/>
-                <w:sz w:val="24"/>
-                <w:szCs w:val="24"/>
-              </w:rPr>
-            </w:pPr>
-            <w:r>
-              <w:rPr>
-                <w:rFonts w:ascii="Arial" w:hAnsi="Arial" w:cs="Arial" w:eastAsia="Arial"/>
+            <w:tcW w:w="567" w:type="dxa"/>
+          </w:tcPr>
+          <w:p>
+            <w:pPr>
+              <w:spacing w:before="240" w:after="240" w:line="360" w:lineRule="auto"/>
+              <w:jc w:val="center"/>
+              <w:rPr>
+                <w:rFonts w:ascii="Calibri" w:hAnsi="Calibri" w:cs="Calibri"/>
+                <w:b/>
+                <w:bCs/>
+                <w:color w:val="000000" w:themeColor="text1"/>
+                <w:sz w:val="24"/>
+                <w:szCs w:val="24"/>
+              </w:rPr>
+            </w:pPr>
+            <w:r>
+              <w:rPr>
                 <w:b/>
                 <w:bCs/>
                 <w:color w:val="123A5F"/>
@@ -1980,24 +1898,23 @@
         </w:tc>
         <w:tc>
           <w:tcPr>
-            <w:tcW w:w="794" w:type="dxa"/>
-          </w:tcPr>
-          <w:p>
-            <w:pPr>
-              <w:spacing w:before="240" w:after="240" w:line="360" w:lineRule="auto"/>
-              <w:jc w:val="center"/>
-              <w:rPr>
-                <w:rFonts w:ascii="Calibri" w:hAnsi="Calibri" w:cs="Calibri"/>
-                <w:b/>
-                <w:bCs/>
-                <w:color w:val="000000" w:themeColor="text1"/>
-                <w:sz w:val="24"/>
-                <w:szCs w:val="24"/>
-              </w:rPr>
-            </w:pPr>
-            <w:r>
-              <w:rPr>
-                <w:rFonts w:ascii="Arial" w:hAnsi="Arial" w:cs="Arial" w:eastAsia="Arial"/>
+            <w:tcW w:w="709" w:type="dxa"/>
+          </w:tcPr>
+          <w:p>
+            <w:pPr>
+              <w:spacing w:before="240" w:after="240" w:line="360" w:lineRule="auto"/>
+              <w:jc w:val="center"/>
+              <w:rPr>
+                <w:rFonts w:ascii="Calibri" w:hAnsi="Calibri" w:cs="Calibri"/>
+                <w:b/>
+                <w:bCs/>
+                <w:color w:val="000000" w:themeColor="text1"/>
+                <w:sz w:val="24"/>
+                <w:szCs w:val="24"/>
+              </w:rPr>
+            </w:pPr>
+            <w:r>
+              <w:rPr>
                 <w:b/>
                 <w:bCs/>
                 <w:color w:val="123A5F"/>
@@ -2010,24 +1927,23 @@
         </w:tc>
         <w:tc>
           <w:tcPr>
-            <w:tcW w:w="3855" w:type="dxa"/>
-          </w:tcPr>
-          <w:p>
-            <w:pPr>
-              <w:spacing w:before="240" w:after="240" w:line="360" w:lineRule="auto"/>
-              <w:jc w:val="center"/>
-              <w:rPr>
-                <w:rFonts w:ascii="Calibri" w:hAnsi="Calibri" w:cs="Calibri"/>
-                <w:b/>
-                <w:bCs/>
-                <w:color w:val="000000" w:themeColor="text1"/>
-                <w:sz w:val="24"/>
-                <w:szCs w:val="24"/>
-              </w:rPr>
-            </w:pPr>
-            <w:r>
-              <w:rPr>
-                <w:rFonts w:ascii="Arial" w:hAnsi="Arial" w:cs="Arial" w:eastAsia="Arial"/>
+            <w:tcW w:w="3118" w:type="dxa"/>
+          </w:tcPr>
+          <w:p>
+            <w:pPr>
+              <w:spacing w:before="240" w:after="240" w:line="360" w:lineRule="auto"/>
+              <w:jc w:val="center"/>
+              <w:rPr>
+                <w:rFonts w:ascii="Calibri" w:hAnsi="Calibri" w:cs="Calibri"/>
+                <w:b/>
+                <w:bCs/>
+                <w:color w:val="000000" w:themeColor="text1"/>
+                <w:sz w:val="24"/>
+                <w:szCs w:val="24"/>
+              </w:rPr>
+            </w:pPr>
+            <w:r>
+              <w:rPr>
                 <w:b/>
                 <w:bCs/>
                 <w:color w:val="123A5F"/>
@@ -2042,60 +1958,51 @@
       <w:tr>
         <w:tc>
           <w:tcPr>
-            <w:tcW w:w="2891" w:type="dxa"/>
-          </w:tcPr>
-          <w:p>
-            <w:pPr>
-              <w:spacing w:before="240" w:after="240" w:line="360" w:lineRule="auto"/>
-              <w:rPr>
-                <w:rFonts w:ascii="Calibri" w:hAnsi="Calibri" w:cs="Calibri"/>
-                <w:color w:val="000000" w:themeColor="text1"/>
-                <w:sz w:val="24"/>
-                <w:szCs w:val="24"/>
-                <w:lang w:val="nl-NL"/>
+            <w:tcW w:w="4815" w:type="dxa"/>
+          </w:tcPr>
+          <w:p>
+            <w:pPr>
+              <w:spacing w:before="240" w:after="240" w:line="360" w:lineRule="auto"/>
+              <w:rPr>
+                <w:rFonts w:ascii="Calibri" w:hAnsi="Calibri" w:cs="Calibri"/>
+                <w:color w:val="000000" w:themeColor="text1"/>
+                <w:sz w:val="24"/>
+                <w:szCs w:val="24"/>
               </w:rPr>
             </w:pPr>
             <w:proofErr w:type="spellStart"/>
             <w:r>
               <w:rPr>
-                <w:rFonts w:ascii="Arial" w:hAnsi="Arial" w:cs="Arial" w:eastAsia="Arial"/>
-                <w:color w:val="000000" w:themeColor="text1"/>
-                <w:sz w:val="24"/>
-                <w:szCs w:val="24"/>
-                <w:lang w:val="nl-NL"/>
+                <w:color w:val="000000" w:themeColor="text1"/>
+                <w:sz w:val="24"/>
+                <w:szCs w:val="24"/>
               </w:rPr>
               <w:t>Metatarsale</w:t>
             </w:r>
             <w:proofErr w:type="spellEnd"/>
             <w:r>
               <w:rPr>
-                <w:rFonts w:ascii="Arial" w:hAnsi="Arial" w:cs="Arial" w:eastAsia="Arial"/>
-                <w:color w:val="000000" w:themeColor="text1"/>
-                <w:sz w:val="24"/>
-                <w:szCs w:val="24"/>
-                <w:lang w:val="nl-NL"/>
+                <w:color w:val="000000" w:themeColor="text1"/>
+                <w:sz w:val="24"/>
+                <w:szCs w:val="24"/>
               </w:rPr>
               <w:t xml:space="preserve"> balk die alle </w:t>
             </w:r>
             <w:proofErr w:type="spellStart"/>
             <w:r>
               <w:rPr>
-                <w:rFonts w:ascii="Arial" w:hAnsi="Arial" w:cs="Arial" w:eastAsia="Arial"/>
-                <w:color w:val="000000" w:themeColor="text1"/>
-                <w:sz w:val="24"/>
-                <w:szCs w:val="24"/>
-                <w:lang w:val="nl-NL"/>
+                <w:color w:val="000000" w:themeColor="text1"/>
+                <w:sz w:val="24"/>
+                <w:szCs w:val="24"/>
               </w:rPr>
               <w:t>metatarsale</w:t>
             </w:r>
             <w:proofErr w:type="spellEnd"/>
             <w:r>
               <w:rPr>
-                <w:rFonts w:ascii="Arial" w:hAnsi="Arial" w:cs="Arial" w:eastAsia="Arial"/>
-                <w:color w:val="000000" w:themeColor="text1"/>
-                <w:sz w:val="24"/>
-                <w:szCs w:val="24"/>
-                <w:lang w:val="nl-NL"/>
+                <w:color w:val="000000" w:themeColor="text1"/>
+                <w:sz w:val="24"/>
+                <w:szCs w:val="24"/>
               </w:rPr>
               <w:t xml:space="preserve"> koppen ondersteunt</w:t>
             </w:r>
@@ -2103,7 +2010,7 @@
         </w:tc>
         <w:tc>
           <w:tcPr>
-            <w:tcW w:w="794" w:type="dxa"/>
+            <w:tcW w:w="567" w:type="dxa"/>
           </w:tcPr>
           <w:p>
             <w:pPr>
@@ -2131,7 +2038,7 @@
         </w:tc>
         <w:tc>
           <w:tcPr>
-            <w:tcW w:w="794" w:type="dxa"/>
+            <w:tcW w:w="709" w:type="dxa"/>
           </w:tcPr>
           <w:p>
             <w:pPr>
@@ -2159,7 +2066,7 @@
         </w:tc>
         <w:tc>
           <w:tcPr>
-            <w:tcW w:w="3855" w:type="dxa"/>
+            <w:tcW w:w="3118" w:type="dxa"/>
           </w:tcPr>
           <w:p>
             <w:pPr>
@@ -2180,21 +2087,20 @@
       <w:tr>
         <w:tc>
           <w:tcPr>
-            <w:tcW w:w="2891" w:type="dxa"/>
-          </w:tcPr>
-          <w:p>
-            <w:pPr>
-              <w:spacing w:before="240" w:after="240" w:line="360" w:lineRule="auto"/>
-              <w:rPr>
-                <w:rFonts w:ascii="Calibri" w:hAnsi="Calibri" w:cs="Calibri"/>
-                <w:color w:val="000000" w:themeColor="text1"/>
-                <w:sz w:val="24"/>
-                <w:szCs w:val="24"/>
-              </w:rPr>
-            </w:pPr>
-            <w:r>
-              <w:rPr>
-                <w:rFonts w:ascii="Arial" w:hAnsi="Arial" w:cs="Arial" w:eastAsia="Arial"/>
+            <w:tcW w:w="4815" w:type="dxa"/>
+          </w:tcPr>
+          <w:p>
+            <w:pPr>
+              <w:spacing w:before="240" w:after="240" w:line="360" w:lineRule="auto"/>
+              <w:rPr>
+                <w:rFonts w:ascii="Calibri" w:hAnsi="Calibri" w:cs="Calibri"/>
+                <w:color w:val="000000" w:themeColor="text1"/>
+                <w:sz w:val="24"/>
+                <w:szCs w:val="24"/>
+              </w:rPr>
+            </w:pPr>
+            <w:r>
+              <w:rPr>
                 <w:color w:val="000000" w:themeColor="text1"/>
                 <w:sz w:val="24"/>
                 <w:szCs w:val="24"/>
@@ -2204,7 +2110,6 @@
             <w:proofErr w:type="spellStart"/>
             <w:r>
               <w:rPr>
-                <w:rFonts w:ascii="Arial" w:hAnsi="Arial" w:cs="Arial" w:eastAsia="Arial"/>
                 <w:color w:val="000000" w:themeColor="text1"/>
                 <w:sz w:val="24"/>
                 <w:szCs w:val="24"/>
@@ -2214,18 +2119,33 @@
             <w:proofErr w:type="spellEnd"/>
             <w:r>
               <w:rPr>
-                <w:rFonts w:ascii="Arial" w:hAnsi="Arial" w:cs="Arial" w:eastAsia="Arial"/>
-                <w:color w:val="000000" w:themeColor="text1"/>
-                <w:sz w:val="24"/>
-                <w:szCs w:val="24"/>
-              </w:rPr>
-              <w:t xml:space="preserve"> (indien geïndiceerd)</w:t>
-            </w:r>
-          </w:p>
-        </w:tc>
-        <w:tc>
-          <w:tcPr>
-            <w:tcW w:w="794" w:type="dxa"/>
+                <w:color w:val="000000" w:themeColor="text1"/>
+                <w:sz w:val="24"/>
+                <w:szCs w:val="24"/>
+              </w:rPr>
+              <w:t xml:space="preserve"> </w:t>
+            </w:r>
+            <w:r>
+              <w:rPr>
+                <w:color w:val="000000" w:themeColor="text1"/>
+                <w:sz w:val="24"/>
+                <w:szCs w:val="24"/>
+              </w:rPr>
+              <w:br/>
+            </w:r>
+            <w:r>
+              <w:rPr>
+                <w:color w:val="000000" w:themeColor="text1"/>
+                <w:sz w:val="24"/>
+                <w:szCs w:val="24"/>
+              </w:rPr>
+              <w:t>(indien geïndiceerd)</w:t>
+            </w:r>
+          </w:p>
+        </w:tc>
+        <w:tc>
+          <w:tcPr>
+            <w:tcW w:w="567" w:type="dxa"/>
           </w:tcPr>
           <w:p>
             <w:pPr>
@@ -2253,7 +2173,7 @@
         </w:tc>
         <w:tc>
           <w:tcPr>
-            <w:tcW w:w="794" w:type="dxa"/>
+            <w:tcW w:w="709" w:type="dxa"/>
           </w:tcPr>
           <w:p>
             <w:pPr>
@@ -2281,24 +2201,23 @@
         </w:tc>
         <w:tc>
           <w:tcPr>
-            <w:tcW w:w="3855" w:type="dxa"/>
-          </w:tcPr>
-          <w:p>
-            <w:pPr>
-              <w:spacing w:before="240" w:after="240" w:line="360" w:lineRule="auto"/>
-              <w:jc w:val="center"/>
-              <w:rPr>
-                <w:rFonts w:ascii="Calibri" w:hAnsi="Calibri" w:cs="Calibri"/>
-                <w:b/>
-                <w:bCs/>
-                <w:color w:val="000000" w:themeColor="text1"/>
-                <w:sz w:val="24"/>
-                <w:szCs w:val="24"/>
-              </w:rPr>
-            </w:pPr>
-            <w:r>
-              <w:rPr>
-                <w:rFonts w:ascii="Arial" w:hAnsi="Arial" w:cs="Arial" w:eastAsia="Arial"/>
+            <w:tcW w:w="3118" w:type="dxa"/>
+          </w:tcPr>
+          <w:p>
+            <w:pPr>
+              <w:spacing w:before="240" w:after="240" w:line="360" w:lineRule="auto"/>
+              <w:jc w:val="center"/>
+              <w:rPr>
+                <w:rFonts w:ascii="Calibri" w:hAnsi="Calibri" w:cs="Calibri"/>
+                <w:b/>
+                <w:bCs/>
+                <w:color w:val="000000" w:themeColor="text1"/>
+                <w:sz w:val="24"/>
+                <w:szCs w:val="24"/>
+              </w:rPr>
+            </w:pPr>
+            <w:r>
+              <w:rPr>
                 <w:color w:val="000000" w:themeColor="text1"/>
                 <w:sz w:val="24"/>
                 <w:szCs w:val="24"/>
@@ -2311,7 +2230,7 @@
       <w:tr>
         <w:tc>
           <w:tcPr>
-            <w:tcW w:w="2891" w:type="dxa"/>
+            <w:tcW w:w="4815" w:type="dxa"/>
           </w:tcPr>
           <w:p>
             <w:pPr>
@@ -2327,7 +2246,6 @@
             <w:proofErr w:type="spellStart"/>
             <w:r>
               <w:rPr>
-                <w:rFonts w:ascii="Arial" w:hAnsi="Arial" w:cs="Arial" w:eastAsia="Arial"/>
                 <w:color w:val="000000" w:themeColor="text1"/>
                 <w:sz w:val="24"/>
                 <w:szCs w:val="24"/>
@@ -2338,7 +2256,6 @@
             <w:proofErr w:type="spellEnd"/>
             <w:r>
               <w:rPr>
-                <w:rFonts w:ascii="Arial" w:hAnsi="Arial" w:cs="Arial" w:eastAsia="Arial"/>
                 <w:color w:val="000000" w:themeColor="text1"/>
                 <w:sz w:val="24"/>
                 <w:szCs w:val="24"/>
@@ -2349,7 +2266,6 @@
             <w:proofErr w:type="spellStart"/>
             <w:r>
               <w:rPr>
-                <w:rFonts w:ascii="Arial" w:hAnsi="Arial" w:cs="Arial" w:eastAsia="Arial"/>
                 <w:color w:val="000000" w:themeColor="text1"/>
                 <w:sz w:val="24"/>
                 <w:szCs w:val="24"/>
@@ -2360,19 +2276,36 @@
             <w:proofErr w:type="spellEnd"/>
             <w:r>
               <w:rPr>
-                <w:rFonts w:ascii="Arial" w:hAnsi="Arial" w:cs="Arial" w:eastAsia="Arial"/>
                 <w:color w:val="000000" w:themeColor="text1"/>
                 <w:sz w:val="24"/>
                 <w:szCs w:val="24"/>
                 <w:lang w:val="en-US"/>
               </w:rPr>
-              <w:t xml:space="preserve"> / equivalent (shore ~55)</w:t>
-            </w:r>
-          </w:p>
-        </w:tc>
-        <w:tc>
-          <w:tcPr>
-            <w:tcW w:w="794" w:type="dxa"/>
+              <w:t xml:space="preserve"> / equivalent </w:t>
+            </w:r>
+            <w:r>
+              <w:rPr>
+                <w:color w:val="000000" w:themeColor="text1"/>
+                <w:sz w:val="24"/>
+                <w:szCs w:val="24"/>
+                <w:lang w:val="en-US"/>
+              </w:rPr>
+              <w:br/>
+            </w:r>
+            <w:r>
+              <w:rPr>
+                <w:color w:val="000000" w:themeColor="text1"/>
+                <w:sz w:val="24"/>
+                <w:szCs w:val="24"/>
+                <w:lang w:val="en-US"/>
+              </w:rPr>
+              <w:t>(shore ~55)</w:t>
+            </w:r>
+          </w:p>
+        </w:tc>
+        <w:tc>
+          <w:tcPr>
+            <w:tcW w:w="567" w:type="dxa"/>
           </w:tcPr>
           <w:p>
             <w:pPr>
@@ -2400,7 +2333,7 @@
         </w:tc>
         <w:tc>
           <w:tcPr>
-            <w:tcW w:w="794" w:type="dxa"/>
+            <w:tcW w:w="709" w:type="dxa"/>
           </w:tcPr>
           <w:p>
             <w:pPr>
@@ -2428,7 +2361,7 @@
         </w:tc>
         <w:tc>
           <w:tcPr>
-            <w:tcW w:w="3855" w:type="dxa"/>
+            <w:tcW w:w="3118" w:type="dxa"/>
           </w:tcPr>
           <w:p>
             <w:pPr>
@@ -2447,21 +2380,20 @@
       <w:tr>
         <w:tc>
           <w:tcPr>
-            <w:tcW w:w="2891" w:type="dxa"/>
-          </w:tcPr>
-          <w:p>
-            <w:pPr>
-              <w:spacing w:before="240" w:after="240" w:line="360" w:lineRule="auto"/>
-              <w:rPr>
-                <w:rFonts w:ascii="Calibri" w:hAnsi="Calibri" w:cs="Calibri"/>
-                <w:color w:val="000000" w:themeColor="text1"/>
-                <w:sz w:val="24"/>
-                <w:szCs w:val="24"/>
-              </w:rPr>
-            </w:pPr>
-            <w:r>
-              <w:rPr>
-                <w:rFonts w:ascii="Arial" w:hAnsi="Arial" w:cs="Arial" w:eastAsia="Arial"/>
+            <w:tcW w:w="4815" w:type="dxa"/>
+          </w:tcPr>
+          <w:p>
+            <w:pPr>
+              <w:spacing w:before="240" w:after="240" w:line="360" w:lineRule="auto"/>
+              <w:rPr>
+                <w:rFonts w:ascii="Calibri" w:hAnsi="Calibri" w:cs="Calibri"/>
+                <w:color w:val="000000" w:themeColor="text1"/>
+                <w:sz w:val="24"/>
+                <w:szCs w:val="24"/>
+              </w:rPr>
+            </w:pPr>
+            <w:r>
+              <w:rPr>
                 <w:color w:val="000000" w:themeColor="text1"/>
                 <w:sz w:val="24"/>
                 <w:szCs w:val="24"/>
@@ -2472,7 +2404,7 @@
         </w:tc>
         <w:tc>
           <w:tcPr>
-            <w:tcW w:w="794" w:type="dxa"/>
+            <w:tcW w:w="567" w:type="dxa"/>
           </w:tcPr>
           <w:p>
             <w:pPr>
@@ -2498,7 +2430,7 @@
         </w:tc>
         <w:tc>
           <w:tcPr>
-            <w:tcW w:w="794" w:type="dxa"/>
+            <w:tcW w:w="709" w:type="dxa"/>
           </w:tcPr>
           <w:p>
             <w:pPr>
@@ -2524,7 +2456,7 @@
         </w:tc>
         <w:tc>
           <w:tcPr>
-            <w:tcW w:w="3855" w:type="dxa"/>
+            <w:tcW w:w="3118" w:type="dxa"/>
           </w:tcPr>
           <w:p>
             <w:pPr>
@@ -2541,16 +2473,6 @@
         </w:tc>
       </w:tr>
     </w:tbl>
-    <w:p>
-      <w:pPr>
-        <w:rPr>
-          <w:rFonts w:ascii="Calibri" w:hAnsi="Calibri" w:cs="Calibri"/>
-          <w:color w:val="000000" w:themeColor="text1"/>
-          <w:sz w:val="24"/>
-          <w:szCs w:val="24"/>
-        </w:rPr>
-      </w:pPr>
-    </w:p>
     <w:p>
       <w:pPr>
         <w:rPr>
@@ -2574,7 +2496,6 @@
       </w:pPr>
       <w:r>
         <w:rPr>
-          <w:rFonts w:ascii="Arial" w:hAnsi="Arial" w:cs="Arial" w:eastAsia="Arial"/>
           <w:b/>
           <w:bCs/>
           <w:color w:val="123A5F"/>
@@ -2587,7 +2508,6 @@
       <w:proofErr w:type="spellStart"/>
       <w:r>
         <w:rPr>
-          <w:rFonts w:ascii="Arial" w:hAnsi="Arial" w:cs="Arial" w:eastAsia="Arial"/>
           <w:b/>
           <w:bCs/>
           <w:color w:val="123A5F"/>
@@ -2600,7 +2520,6 @@
       <w:proofErr w:type="spellEnd"/>
       <w:r>
         <w:rPr>
-          <w:rFonts w:ascii="Arial" w:hAnsi="Arial" w:cs="Arial" w:eastAsia="Arial"/>
           <w:b/>
           <w:bCs/>
           <w:color w:val="123A5F"/>
@@ -2613,45 +2532,39 @@
     </w:p>
     <w:tbl>
       <w:tblPr>
-        <w:tblStyle w:val="TableGrid"/>
-        <w:tblW w:w="8325" w:type="dxa"/>
-        <w:tblBorders>
-          <w:top w:val="none" w:color="auto" w:sz="0" w:space="0"/>
-          <w:left w:val="none" w:color="auto" w:sz="0" w:space="0"/>
-          <w:bottom w:val="none" w:color="auto" w:sz="0" w:space="0"/>
-          <w:right w:val="none" w:color="auto" w:sz="0" w:space="0"/>
-          <w:insideH w:val="none" w:color="auto" w:sz="0" w:space="0"/>
-          <w:insideV w:val="none" w:color="auto" w:sz="0" w:space="0"/>
-        </w:tblBorders>
+        <w:tblStyle w:val="Stijl1"/>
+        <w:tblW w:w="9351" w:type="dxa"/>
         <w:tblLook w:val="04A0" w:firstRow="1" w:lastRow="0" w:firstColumn="1" w:lastColumn="0" w:noHBand="0" w:noVBand="1"/>
       </w:tblPr>
       <w:tblGrid>
-        <w:gridCol w:w="2263"/>
-        <w:gridCol w:w="640"/>
-        <w:gridCol w:w="720"/>
-        <w:gridCol w:w="2351"/>
-        <w:gridCol w:w="2351"/>
+        <w:gridCol w:w="3338"/>
+        <w:gridCol w:w="593"/>
+        <w:gridCol w:w="657"/>
+        <w:gridCol w:w="2373"/>
+        <w:gridCol w:w="2390"/>
       </w:tblGrid>
       <w:tr>
-        <w:tc>
-          <w:tcPr>
-            <w:tcW w:w="2263" w:type="dxa"/>
-          </w:tcPr>
-          <w:p>
-            <w:pPr>
-              <w:spacing w:before="240" w:after="240" w:line="360" w:lineRule="auto"/>
-              <w:rPr>
-                <w:rFonts w:ascii="Calibri" w:hAnsi="Calibri" w:cs="Calibri"/>
-                <w:b/>
-                <w:bCs/>
-                <w:color w:val="000000" w:themeColor="text1"/>
-                <w:sz w:val="24"/>
-                <w:szCs w:val="24"/>
-              </w:rPr>
-            </w:pPr>
-            <w:r>
-              <w:rPr>
-                <w:rFonts w:ascii="Arial" w:hAnsi="Arial" w:cs="Arial" w:eastAsia="Arial"/>
+        <w:trPr>
+          <w:cnfStyle w:val="100000000000" w:firstRow="1" w:lastRow="0" w:firstColumn="0" w:lastColumn="0" w:oddVBand="0" w:evenVBand="0" w:oddHBand="0" w:evenHBand="0" w:firstRowFirstColumn="0" w:firstRowLastColumn="0" w:lastRowFirstColumn="0" w:lastRowLastColumn="0"/>
+        </w:trPr>
+        <w:tc>
+          <w:tcPr>
+            <w:tcW w:w="3369" w:type="dxa"/>
+          </w:tcPr>
+          <w:p>
+            <w:pPr>
+              <w:spacing w:before="240" w:after="240" w:line="360" w:lineRule="auto"/>
+              <w:rPr>
+                <w:rFonts w:ascii="Calibri" w:hAnsi="Calibri" w:cs="Calibri"/>
+                <w:b/>
+                <w:bCs/>
+                <w:color w:val="000000" w:themeColor="text1"/>
+                <w:sz w:val="24"/>
+                <w:szCs w:val="24"/>
+              </w:rPr>
+            </w:pPr>
+            <w:r>
+              <w:rPr>
                 <w:b/>
                 <w:bCs/>
                 <w:color w:val="123A5F"/>
@@ -2664,24 +2577,23 @@
         </w:tc>
         <w:tc>
           <w:tcPr>
-            <w:tcW w:w="640" w:type="dxa"/>
-          </w:tcPr>
-          <w:p>
-            <w:pPr>
-              <w:spacing w:before="240" w:after="240" w:line="360" w:lineRule="auto"/>
-              <w:jc w:val="center"/>
-              <w:rPr>
-                <w:rFonts w:ascii="Calibri" w:hAnsi="Calibri" w:cs="Calibri"/>
-                <w:b/>
-                <w:bCs/>
-                <w:color w:val="000000" w:themeColor="text1"/>
-                <w:sz w:val="24"/>
-                <w:szCs w:val="24"/>
-              </w:rPr>
-            </w:pPr>
-            <w:r>
-              <w:rPr>
-                <w:rFonts w:ascii="Arial" w:hAnsi="Arial" w:cs="Arial" w:eastAsia="Arial"/>
+            <w:tcW w:w="595" w:type="dxa"/>
+          </w:tcPr>
+          <w:p>
+            <w:pPr>
+              <w:spacing w:before="240" w:after="240" w:line="360" w:lineRule="auto"/>
+              <w:jc w:val="center"/>
+              <w:rPr>
+                <w:rFonts w:ascii="Calibri" w:hAnsi="Calibri" w:cs="Calibri"/>
+                <w:b/>
+                <w:bCs/>
+                <w:color w:val="000000" w:themeColor="text1"/>
+                <w:sz w:val="24"/>
+                <w:szCs w:val="24"/>
+              </w:rPr>
+            </w:pPr>
+            <w:r>
+              <w:rPr>
                 <w:b/>
                 <w:bCs/>
                 <w:color w:val="123A5F"/>
@@ -2694,24 +2606,23 @@
         </w:tc>
         <w:tc>
           <w:tcPr>
-            <w:tcW w:w="720" w:type="dxa"/>
-          </w:tcPr>
-          <w:p>
-            <w:pPr>
-              <w:spacing w:before="240" w:after="240" w:line="360" w:lineRule="auto"/>
-              <w:jc w:val="center"/>
-              <w:rPr>
-                <w:rFonts w:ascii="Calibri" w:hAnsi="Calibri" w:cs="Calibri"/>
-                <w:b/>
-                <w:bCs/>
-                <w:color w:val="000000" w:themeColor="text1"/>
-                <w:sz w:val="24"/>
-                <w:szCs w:val="24"/>
-              </w:rPr>
-            </w:pPr>
-            <w:r>
-              <w:rPr>
-                <w:rFonts w:ascii="Arial" w:hAnsi="Arial" w:cs="Arial" w:eastAsia="Arial"/>
+            <w:tcW w:w="595" w:type="dxa"/>
+          </w:tcPr>
+          <w:p>
+            <w:pPr>
+              <w:spacing w:before="240" w:after="240" w:line="360" w:lineRule="auto"/>
+              <w:jc w:val="center"/>
+              <w:rPr>
+                <w:rFonts w:ascii="Calibri" w:hAnsi="Calibri" w:cs="Calibri"/>
+                <w:b/>
+                <w:bCs/>
+                <w:color w:val="000000" w:themeColor="text1"/>
+                <w:sz w:val="24"/>
+                <w:szCs w:val="24"/>
+              </w:rPr>
+            </w:pPr>
+            <w:r>
+              <w:rPr>
                 <w:b/>
                 <w:bCs/>
                 <w:color w:val="123A5F"/>
@@ -2724,24 +2635,23 @@
         </w:tc>
         <w:tc>
           <w:tcPr>
-            <w:tcW w:w="2351" w:type="dxa"/>
-          </w:tcPr>
-          <w:p>
-            <w:pPr>
-              <w:spacing w:before="240" w:after="240" w:line="360" w:lineRule="auto"/>
-              <w:jc w:val="center"/>
-              <w:rPr>
-                <w:rFonts w:ascii="Calibri" w:hAnsi="Calibri" w:cs="Calibri"/>
-                <w:b/>
-                <w:bCs/>
-                <w:color w:val="000000" w:themeColor="text1"/>
-                <w:sz w:val="24"/>
-                <w:szCs w:val="24"/>
-              </w:rPr>
-            </w:pPr>
-            <w:r>
-              <w:rPr>
-                <w:rFonts w:ascii="Arial" w:hAnsi="Arial" w:cs="Arial" w:eastAsia="Arial"/>
+            <w:tcW w:w="2392" w:type="dxa"/>
+          </w:tcPr>
+          <w:p>
+            <w:pPr>
+              <w:spacing w:before="240" w:after="240" w:line="360" w:lineRule="auto"/>
+              <w:jc w:val="center"/>
+              <w:rPr>
+                <w:rFonts w:ascii="Calibri" w:hAnsi="Calibri" w:cs="Calibri"/>
+                <w:b/>
+                <w:bCs/>
+                <w:color w:val="000000" w:themeColor="text1"/>
+                <w:sz w:val="24"/>
+                <w:szCs w:val="24"/>
+              </w:rPr>
+            </w:pPr>
+            <w:r>
+              <w:rPr>
                 <w:b/>
                 <w:bCs/>
                 <w:color w:val="123A5F"/>
@@ -2754,24 +2664,23 @@
         </w:tc>
         <w:tc>
           <w:tcPr>
-            <w:tcW w:w="2351" w:type="dxa"/>
-          </w:tcPr>
-          <w:p>
-            <w:pPr>
-              <w:spacing w:before="240" w:after="240" w:line="360" w:lineRule="auto"/>
-              <w:jc w:val="center"/>
-              <w:rPr>
-                <w:rFonts w:ascii="Calibri" w:hAnsi="Calibri" w:cs="Calibri"/>
-                <w:b/>
-                <w:bCs/>
-                <w:color w:val="000000" w:themeColor="text1"/>
-                <w:sz w:val="24"/>
-                <w:szCs w:val="24"/>
-              </w:rPr>
-            </w:pPr>
-            <w:r>
-              <w:rPr>
-                <w:rFonts w:ascii="Arial" w:hAnsi="Arial" w:cs="Arial" w:eastAsia="Arial"/>
+            <w:tcW w:w="2400" w:type="dxa"/>
+          </w:tcPr>
+          <w:p>
+            <w:pPr>
+              <w:spacing w:before="240" w:after="240" w:line="360" w:lineRule="auto"/>
+              <w:jc w:val="center"/>
+              <w:rPr>
+                <w:rFonts w:ascii="Calibri" w:hAnsi="Calibri" w:cs="Calibri"/>
+                <w:b/>
+                <w:bCs/>
+                <w:color w:val="000000" w:themeColor="text1"/>
+                <w:sz w:val="24"/>
+                <w:szCs w:val="24"/>
+              </w:rPr>
+            </w:pPr>
+            <w:r>
+              <w:rPr>
                 <w:b/>
                 <w:bCs/>
                 <w:color w:val="123A5F"/>
@@ -2786,21 +2695,20 @@
       <w:tr>
         <w:tc>
           <w:tcPr>
-            <w:tcW w:w="2263" w:type="dxa"/>
-          </w:tcPr>
-          <w:p>
-            <w:pPr>
-              <w:spacing w:before="240" w:after="240" w:line="360" w:lineRule="auto"/>
-              <w:rPr>
-                <w:rFonts w:ascii="Calibri" w:hAnsi="Calibri" w:cs="Calibri"/>
-                <w:color w:val="000000" w:themeColor="text1"/>
-                <w:sz w:val="24"/>
-                <w:szCs w:val="24"/>
-              </w:rPr>
-            </w:pPr>
-            <w:r>
-              <w:rPr>
-                <w:rFonts w:ascii="Arial" w:hAnsi="Arial" w:cs="Arial" w:eastAsia="Arial"/>
+            <w:tcW w:w="3369" w:type="dxa"/>
+          </w:tcPr>
+          <w:p>
+            <w:pPr>
+              <w:spacing w:before="240" w:after="240" w:line="360" w:lineRule="auto"/>
+              <w:rPr>
+                <w:rFonts w:ascii="Calibri" w:hAnsi="Calibri" w:cs="Calibri"/>
+                <w:color w:val="000000" w:themeColor="text1"/>
+                <w:sz w:val="24"/>
+                <w:szCs w:val="24"/>
+              </w:rPr>
+            </w:pPr>
+            <w:r>
+              <w:rPr>
                 <w:color w:val="000000" w:themeColor="text1"/>
                 <w:sz w:val="24"/>
                 <w:szCs w:val="24"/>
@@ -2811,7 +2719,7 @@
         </w:tc>
         <w:tc>
           <w:tcPr>
-            <w:tcW w:w="640" w:type="dxa"/>
+            <w:tcW w:w="595" w:type="dxa"/>
           </w:tcPr>
           <w:p>
             <w:pPr>
@@ -2839,7 +2747,7 @@
         </w:tc>
         <w:tc>
           <w:tcPr>
-            <w:tcW w:w="720" w:type="dxa"/>
+            <w:tcW w:w="595" w:type="dxa"/>
           </w:tcPr>
           <w:p>
             <w:pPr>
@@ -2867,24 +2775,23 @@
         </w:tc>
         <w:tc>
           <w:tcPr>
-            <w:tcW w:w="2351" w:type="dxa"/>
-          </w:tcPr>
-          <w:p>
-            <w:pPr>
-              <w:spacing w:before="240" w:after="240" w:line="360" w:lineRule="auto"/>
-              <w:jc w:val="center"/>
-              <w:rPr>
-                <w:rFonts w:ascii="Calibri" w:hAnsi="Calibri" w:cs="Calibri"/>
-                <w:b/>
-                <w:bCs/>
-                <w:color w:val="000000" w:themeColor="text1"/>
-                <w:sz w:val="24"/>
-                <w:szCs w:val="24"/>
-              </w:rPr>
-            </w:pPr>
-            <w:r>
-              <w:rPr>
-                <w:rFonts w:ascii="Arial" w:hAnsi="Arial" w:cs="Arial" w:eastAsia="Arial"/>
+            <w:tcW w:w="2392" w:type="dxa"/>
+          </w:tcPr>
+          <w:p>
+            <w:pPr>
+              <w:spacing w:before="240" w:after="240" w:line="360" w:lineRule="auto"/>
+              <w:jc w:val="center"/>
+              <w:rPr>
+                <w:rFonts w:ascii="Calibri" w:hAnsi="Calibri" w:cs="Calibri"/>
+                <w:b/>
+                <w:bCs/>
+                <w:color w:val="000000" w:themeColor="text1"/>
+                <w:sz w:val="24"/>
+                <w:szCs w:val="24"/>
+              </w:rPr>
+            </w:pPr>
+            <w:r>
+              <w:rPr>
                 <w:b/>
                 <w:bCs/>
                 <w:color w:val="000000" w:themeColor="text1"/>
@@ -2895,7 +2802,6 @@
             </w:r>
             <w:r>
               <w:rPr>
-                <w:rFonts w:ascii="Arial" w:hAnsi="Arial" w:cs="Arial" w:eastAsia="Arial"/>
                 <w:color w:val="000000" w:themeColor="text1"/>
                 <w:sz w:val="24"/>
                 <w:szCs w:val="24"/>
@@ -2906,7 +2812,7 @@
         </w:tc>
         <w:tc>
           <w:tcPr>
-            <w:tcW w:w="2351" w:type="dxa"/>
+            <w:tcW w:w="2400" w:type="dxa"/>
           </w:tcPr>
           <w:p>
             <w:pPr>
@@ -2927,21 +2833,20 @@
       <w:tr>
         <w:tc>
           <w:tcPr>
-            <w:tcW w:w="2263" w:type="dxa"/>
-          </w:tcPr>
-          <w:p>
-            <w:pPr>
-              <w:spacing w:before="240" w:after="240" w:line="360" w:lineRule="auto"/>
-              <w:rPr>
-                <w:rFonts w:ascii="Calibri" w:hAnsi="Calibri" w:cs="Calibri"/>
-                <w:color w:val="000000" w:themeColor="text1"/>
-                <w:sz w:val="24"/>
-                <w:szCs w:val="24"/>
-              </w:rPr>
-            </w:pPr>
-            <w:r>
-              <w:rPr>
-                <w:rFonts w:ascii="Arial" w:hAnsi="Arial" w:cs="Arial" w:eastAsia="Arial"/>
+            <w:tcW w:w="3369" w:type="dxa"/>
+          </w:tcPr>
+          <w:p>
+            <w:pPr>
+              <w:spacing w:before="240" w:after="240" w:line="360" w:lineRule="auto"/>
+              <w:rPr>
+                <w:rFonts w:ascii="Calibri" w:hAnsi="Calibri" w:cs="Calibri"/>
+                <w:color w:val="000000" w:themeColor="text1"/>
+                <w:sz w:val="24"/>
+                <w:szCs w:val="24"/>
+              </w:rPr>
+            </w:pPr>
+            <w:r>
+              <w:rPr>
                 <w:color w:val="000000" w:themeColor="text1"/>
                 <w:sz w:val="24"/>
                 <w:szCs w:val="24"/>
@@ -2951,7 +2856,6 @@
             <w:proofErr w:type="spellStart"/>
             <w:r>
               <w:rPr>
-                <w:rFonts w:ascii="Arial" w:hAnsi="Arial" w:cs="Arial" w:eastAsia="Arial"/>
                 <w:color w:val="000000" w:themeColor="text1"/>
                 <w:sz w:val="24"/>
                 <w:szCs w:val="24"/>
@@ -2961,7 +2865,6 @@
             <w:proofErr w:type="spellEnd"/>
             <w:r>
               <w:rPr>
-                <w:rFonts w:ascii="Arial" w:hAnsi="Arial" w:cs="Arial" w:eastAsia="Arial"/>
                 <w:color w:val="000000" w:themeColor="text1"/>
                 <w:sz w:val="24"/>
                 <w:szCs w:val="24"/>
@@ -2972,7 +2875,7 @@
         </w:tc>
         <w:tc>
           <w:tcPr>
-            <w:tcW w:w="640" w:type="dxa"/>
+            <w:tcW w:w="595" w:type="dxa"/>
           </w:tcPr>
           <w:p>
             <w:pPr>
@@ -3000,7 +2903,7 @@
         </w:tc>
         <w:tc>
           <w:tcPr>
-            <w:tcW w:w="720" w:type="dxa"/>
+            <w:tcW w:w="595" w:type="dxa"/>
           </w:tcPr>
           <w:p>
             <w:pPr>
@@ -3028,22 +2931,21 @@
         </w:tc>
         <w:tc>
           <w:tcPr>
-            <w:tcW w:w="2351" w:type="dxa"/>
-          </w:tcPr>
-          <w:p>
-            <w:pPr>
-              <w:spacing w:before="240" w:after="240" w:line="360" w:lineRule="auto"/>
-              <w:jc w:val="center"/>
-              <w:rPr>
-                <w:rFonts w:ascii="Calibri" w:hAnsi="Calibri" w:cs="Calibri"/>
-                <w:color w:val="000000" w:themeColor="text1"/>
-                <w:sz w:val="24"/>
-                <w:szCs w:val="24"/>
-              </w:rPr>
-            </w:pPr>
-            <w:r>
-              <w:rPr>
-                <w:rFonts w:ascii="Arial" w:hAnsi="Arial" w:cs="Arial" w:eastAsia="Arial"/>
+            <w:tcW w:w="2392" w:type="dxa"/>
+          </w:tcPr>
+          <w:p>
+            <w:pPr>
+              <w:spacing w:before="240" w:after="240" w:line="360" w:lineRule="auto"/>
+              <w:jc w:val="center"/>
+              <w:rPr>
+                <w:rFonts w:ascii="Calibri" w:hAnsi="Calibri" w:cs="Calibri"/>
+                <w:color w:val="000000" w:themeColor="text1"/>
+                <w:sz w:val="24"/>
+                <w:szCs w:val="24"/>
+              </w:rPr>
+            </w:pPr>
+            <w:r>
+              <w:rPr>
                 <w:color w:val="000000" w:themeColor="text1"/>
                 <w:sz w:val="24"/>
                 <w:szCs w:val="24"/>
@@ -3054,7 +2956,7 @@
         </w:tc>
         <w:tc>
           <w:tcPr>
-            <w:tcW w:w="2351" w:type="dxa"/>
+            <w:tcW w:w="2400" w:type="dxa"/>
           </w:tcPr>
           <w:p>
             <w:pPr>
@@ -3094,7 +2996,6 @@
       </w:pPr>
       <w:r>
         <w:rPr>
-          <w:rFonts w:ascii="Arial" w:hAnsi="Arial" w:cs="Arial" w:eastAsia="Arial"/>
           <w:b/>
           <w:bCs/>
           <w:color w:val="000000" w:themeColor="text1"/>
@@ -3117,7 +3018,6 @@
       </w:pPr>
       <w:r>
         <w:rPr>
-          <w:rFonts w:ascii="Arial" w:hAnsi="Arial" w:cs="Arial" w:eastAsia="Arial"/>
           <w:b/>
           <w:bCs/>
           <w:color w:val="123A5F"/>
@@ -3142,7 +3042,6 @@
       </w:pPr>
       <w:r>
         <w:rPr>
-          <w:rFonts w:ascii="Arial" w:hAnsi="Arial" w:cs="Arial" w:eastAsia="Arial"/>
           <w:b/>
           <w:bCs/>
           <w:color w:val="123A5F"/>
@@ -3154,7 +3053,6 @@
       <w:proofErr w:type="spellStart"/>
       <w:r>
         <w:rPr>
-          <w:rFonts w:ascii="Arial" w:hAnsi="Arial" w:cs="Arial" w:eastAsia="Arial"/>
           <w:b/>
           <w:bCs/>
           <w:color w:val="123A5F"/>
@@ -3167,44 +3065,38 @@
     </w:p>
     <w:tbl>
       <w:tblPr>
-        <w:tblStyle w:val="TableGrid"/>
-        <w:tblW w:w="9183" w:type="dxa"/>
-        <w:tblBorders>
-          <w:top w:val="none" w:color="auto" w:sz="0" w:space="0"/>
-          <w:left w:val="none" w:color="auto" w:sz="0" w:space="0"/>
-          <w:bottom w:val="none" w:color="auto" w:sz="0" w:space="0"/>
-          <w:right w:val="none" w:color="auto" w:sz="0" w:space="0"/>
-          <w:insideH w:val="none" w:color="auto" w:sz="0" w:space="0"/>
-          <w:insideV w:val="none" w:color="auto" w:sz="0" w:space="0"/>
-        </w:tblBorders>
+        <w:tblStyle w:val="Stijl1"/>
+        <w:tblW w:w="9351" w:type="dxa"/>
         <w:tblLook w:val="04A0" w:firstRow="1" w:lastRow="0" w:firstColumn="1" w:lastColumn="0" w:noHBand="0" w:noVBand="1"/>
       </w:tblPr>
       <w:tblGrid>
-        <w:gridCol w:w="2891"/>
-        <w:gridCol w:w="1417"/>
-        <w:gridCol w:w="1644"/>
-        <w:gridCol w:w="3231"/>
+        <w:gridCol w:w="3979"/>
+        <w:gridCol w:w="1310"/>
+        <w:gridCol w:w="1812"/>
+        <w:gridCol w:w="2250"/>
       </w:tblGrid>
       <w:tr>
-        <w:tc>
-          <w:tcPr>
-            <w:tcW w:w="2891" w:type="dxa"/>
-          </w:tcPr>
-          <w:p>
-            <w:pPr>
-              <w:spacing w:before="240" w:after="240" w:line="360" w:lineRule="auto"/>
-              <w:rPr>
-                <w:rFonts w:ascii="Calibri" w:hAnsi="Calibri" w:cs="Calibri"/>
-                <w:b/>
-                <w:bCs/>
-                <w:color w:val="000000" w:themeColor="text1"/>
-                <w:sz w:val="24"/>
-                <w:szCs w:val="24"/>
-              </w:rPr>
-            </w:pPr>
-            <w:r>
-              <w:rPr>
-                <w:rFonts w:ascii="Arial" w:hAnsi="Arial" w:cs="Arial" w:eastAsia="Arial"/>
+        <w:trPr>
+          <w:cnfStyle w:val="100000000000" w:firstRow="1" w:lastRow="0" w:firstColumn="0" w:lastColumn="0" w:oddVBand="0" w:evenVBand="0" w:oddHBand="0" w:evenHBand="0" w:firstRowFirstColumn="0" w:firstRowLastColumn="0" w:lastRowFirstColumn="0" w:lastRowLastColumn="0"/>
+        </w:trPr>
+        <w:tc>
+          <w:tcPr>
+            <w:tcW w:w="3979" w:type="dxa"/>
+          </w:tcPr>
+          <w:p>
+            <w:pPr>
+              <w:spacing w:before="240" w:after="240" w:line="360" w:lineRule="auto"/>
+              <w:rPr>
+                <w:rFonts w:ascii="Calibri" w:hAnsi="Calibri" w:cs="Calibri"/>
+                <w:b/>
+                <w:bCs/>
+                <w:color w:val="000000" w:themeColor="text1"/>
+                <w:sz w:val="24"/>
+                <w:szCs w:val="24"/>
+              </w:rPr>
+            </w:pPr>
+            <w:r>
+              <w:rPr>
                 <w:b/>
                 <w:bCs/>
                 <w:color w:val="123A5F"/>
@@ -3217,24 +3109,23 @@
         </w:tc>
         <w:tc>
           <w:tcPr>
-            <w:tcW w:w="1417" w:type="dxa"/>
-          </w:tcPr>
-          <w:p>
-            <w:pPr>
-              <w:spacing w:before="240" w:after="240" w:line="360" w:lineRule="auto"/>
-              <w:jc w:val="center"/>
-              <w:rPr>
-                <w:rFonts w:ascii="Calibri" w:hAnsi="Calibri" w:cs="Calibri"/>
-                <w:b/>
-                <w:bCs/>
-                <w:color w:val="000000" w:themeColor="text1"/>
-                <w:sz w:val="24"/>
-                <w:szCs w:val="24"/>
-              </w:rPr>
-            </w:pPr>
-            <w:r>
-              <w:rPr>
-                <w:rFonts w:ascii="Arial" w:hAnsi="Arial" w:cs="Arial" w:eastAsia="Arial"/>
+            <w:tcW w:w="1310" w:type="dxa"/>
+          </w:tcPr>
+          <w:p>
+            <w:pPr>
+              <w:spacing w:before="240" w:after="240" w:line="360" w:lineRule="auto"/>
+              <w:jc w:val="center"/>
+              <w:rPr>
+                <w:rFonts w:ascii="Calibri" w:hAnsi="Calibri" w:cs="Calibri"/>
+                <w:b/>
+                <w:bCs/>
+                <w:color w:val="000000" w:themeColor="text1"/>
+                <w:sz w:val="24"/>
+                <w:szCs w:val="24"/>
+              </w:rPr>
+            </w:pPr>
+            <w:r>
+              <w:rPr>
                 <w:b/>
                 <w:bCs/>
                 <w:color w:val="123A5F"/>
@@ -3247,24 +3138,23 @@
         </w:tc>
         <w:tc>
           <w:tcPr>
-            <w:tcW w:w="1644" w:type="dxa"/>
-          </w:tcPr>
-          <w:p>
-            <w:pPr>
-              <w:spacing w:before="240" w:after="240" w:line="360" w:lineRule="auto"/>
-              <w:jc w:val="center"/>
-              <w:rPr>
-                <w:rFonts w:ascii="Calibri" w:hAnsi="Calibri" w:cs="Calibri"/>
-                <w:b/>
-                <w:bCs/>
-                <w:color w:val="000000" w:themeColor="text1"/>
-                <w:sz w:val="24"/>
-                <w:szCs w:val="24"/>
-              </w:rPr>
-            </w:pPr>
-            <w:r>
-              <w:rPr>
-                <w:rFonts w:ascii="Arial" w:hAnsi="Arial" w:cs="Arial" w:eastAsia="Arial"/>
+            <w:tcW w:w="1812" w:type="dxa"/>
+          </w:tcPr>
+          <w:p>
+            <w:pPr>
+              <w:spacing w:before="240" w:after="240" w:line="360" w:lineRule="auto"/>
+              <w:jc w:val="center"/>
+              <w:rPr>
+                <w:rFonts w:ascii="Calibri" w:hAnsi="Calibri" w:cs="Calibri"/>
+                <w:b/>
+                <w:bCs/>
+                <w:color w:val="000000" w:themeColor="text1"/>
+                <w:sz w:val="24"/>
+                <w:szCs w:val="24"/>
+              </w:rPr>
+            </w:pPr>
+            <w:r>
+              <w:rPr>
                 <w:b/>
                 <w:bCs/>
                 <w:color w:val="123A5F"/>
@@ -3277,24 +3167,23 @@
         </w:tc>
         <w:tc>
           <w:tcPr>
-            <w:tcW w:w="3231" w:type="dxa"/>
-          </w:tcPr>
-          <w:p>
-            <w:pPr>
-              <w:spacing w:before="240" w:after="240" w:line="360" w:lineRule="auto"/>
-              <w:jc w:val="center"/>
-              <w:rPr>
-                <w:rFonts w:ascii="Calibri" w:hAnsi="Calibri" w:cs="Calibri"/>
-                <w:b/>
-                <w:bCs/>
-                <w:color w:val="000000" w:themeColor="text1"/>
-                <w:sz w:val="24"/>
-                <w:szCs w:val="24"/>
-              </w:rPr>
-            </w:pPr>
-            <w:r>
-              <w:rPr>
-                <w:rFonts w:ascii="Arial" w:hAnsi="Arial" w:cs="Arial" w:eastAsia="Arial"/>
+            <w:tcW w:w="2250" w:type="dxa"/>
+          </w:tcPr>
+          <w:p>
+            <w:pPr>
+              <w:spacing w:before="240" w:after="240" w:line="360" w:lineRule="auto"/>
+              <w:jc w:val="center"/>
+              <w:rPr>
+                <w:rFonts w:ascii="Calibri" w:hAnsi="Calibri" w:cs="Calibri"/>
+                <w:b/>
+                <w:bCs/>
+                <w:color w:val="000000" w:themeColor="text1"/>
+                <w:sz w:val="24"/>
+                <w:szCs w:val="24"/>
+              </w:rPr>
+            </w:pPr>
+            <w:r>
+              <w:rPr>
                 <w:b/>
                 <w:bCs/>
                 <w:color w:val="123A5F"/>
@@ -3309,21 +3198,20 @@
       <w:tr>
         <w:tc>
           <w:tcPr>
-            <w:tcW w:w="2891" w:type="dxa"/>
-          </w:tcPr>
-          <w:p>
-            <w:pPr>
-              <w:spacing w:before="240" w:after="240" w:line="360" w:lineRule="auto"/>
-              <w:rPr>
-                <w:rFonts w:ascii="Calibri" w:hAnsi="Calibri" w:cs="Calibri"/>
-                <w:color w:val="000000" w:themeColor="text1"/>
-                <w:sz w:val="24"/>
-                <w:szCs w:val="24"/>
-              </w:rPr>
-            </w:pPr>
-            <w:r>
-              <w:rPr>
-                <w:rFonts w:ascii="Arial" w:hAnsi="Arial" w:cs="Arial" w:eastAsia="Arial"/>
+            <w:tcW w:w="3979" w:type="dxa"/>
+          </w:tcPr>
+          <w:p>
+            <w:pPr>
+              <w:spacing w:before="240" w:after="240" w:line="360" w:lineRule="auto"/>
+              <w:rPr>
+                <w:rFonts w:ascii="Calibri" w:hAnsi="Calibri" w:cs="Calibri"/>
+                <w:color w:val="000000" w:themeColor="text1"/>
+                <w:sz w:val="24"/>
+                <w:szCs w:val="24"/>
+              </w:rPr>
+            </w:pPr>
+            <w:r>
+              <w:rPr>
                 <w:color w:val="000000" w:themeColor="text1"/>
                 <w:sz w:val="24"/>
                 <w:szCs w:val="24"/>
@@ -3334,7 +3222,7 @@
         </w:tc>
         <w:tc>
           <w:tcPr>
-            <w:tcW w:w="1417" w:type="dxa"/>
+            <w:tcW w:w="1310" w:type="dxa"/>
           </w:tcPr>
           <w:p>
             <w:pPr>
@@ -3362,7 +3250,7 @@
         </w:tc>
         <w:tc>
           <w:tcPr>
-            <w:tcW w:w="1644" w:type="dxa"/>
+            <w:tcW w:w="1812" w:type="dxa"/>
           </w:tcPr>
           <w:p>
             <w:pPr>
@@ -3390,7 +3278,7 @@
         </w:tc>
         <w:tc>
           <w:tcPr>
-            <w:tcW w:w="3231" w:type="dxa"/>
+            <w:tcW w:w="2250" w:type="dxa"/>
           </w:tcPr>
           <w:p>
             <w:pPr>
@@ -3411,21 +3299,20 @@
       <w:tr>
         <w:tc>
           <w:tcPr>
-            <w:tcW w:w="2891" w:type="dxa"/>
-          </w:tcPr>
-          <w:p>
-            <w:pPr>
-              <w:spacing w:before="240" w:after="240" w:line="360" w:lineRule="auto"/>
-              <w:rPr>
-                <w:rFonts w:ascii="Calibri" w:hAnsi="Calibri" w:cs="Calibri"/>
-                <w:color w:val="000000" w:themeColor="text1"/>
-                <w:sz w:val="24"/>
-                <w:szCs w:val="24"/>
-              </w:rPr>
-            </w:pPr>
-            <w:r>
-              <w:rPr>
-                <w:rFonts w:ascii="Arial" w:hAnsi="Arial" w:cs="Arial" w:eastAsia="Arial"/>
+            <w:tcW w:w="3979" w:type="dxa"/>
+          </w:tcPr>
+          <w:p>
+            <w:pPr>
+              <w:spacing w:before="240" w:after="240" w:line="360" w:lineRule="auto"/>
+              <w:rPr>
+                <w:rFonts w:ascii="Calibri" w:hAnsi="Calibri" w:cs="Calibri"/>
+                <w:color w:val="000000" w:themeColor="text1"/>
+                <w:sz w:val="24"/>
+                <w:szCs w:val="24"/>
+              </w:rPr>
+            </w:pPr>
+            <w:r>
+              <w:rPr>
                 <w:color w:val="000000" w:themeColor="text1"/>
                 <w:sz w:val="24"/>
                 <w:szCs w:val="24"/>
@@ -3436,7 +3323,7 @@
         </w:tc>
         <w:tc>
           <w:tcPr>
-            <w:tcW w:w="1417" w:type="dxa"/>
+            <w:tcW w:w="1310" w:type="dxa"/>
           </w:tcPr>
           <w:p>
             <w:pPr>
@@ -3464,7 +3351,7 @@
         </w:tc>
         <w:tc>
           <w:tcPr>
-            <w:tcW w:w="1644" w:type="dxa"/>
+            <w:tcW w:w="1812" w:type="dxa"/>
           </w:tcPr>
           <w:p>
             <w:pPr>
@@ -3492,7 +3379,7 @@
         </w:tc>
         <w:tc>
           <w:tcPr>
-            <w:tcW w:w="3231" w:type="dxa"/>
+            <w:tcW w:w="2250" w:type="dxa"/>
           </w:tcPr>
           <w:p>
             <w:pPr>
@@ -3513,21 +3400,20 @@
       <w:tr>
         <w:tc>
           <w:tcPr>
-            <w:tcW w:w="2891" w:type="dxa"/>
-          </w:tcPr>
-          <w:p>
-            <w:pPr>
-              <w:spacing w:before="240" w:after="240" w:line="360" w:lineRule="auto"/>
-              <w:rPr>
-                <w:rFonts w:ascii="Calibri" w:hAnsi="Calibri" w:cs="Calibri"/>
-                <w:color w:val="000000" w:themeColor="text1"/>
-                <w:sz w:val="24"/>
-                <w:szCs w:val="24"/>
-              </w:rPr>
-            </w:pPr>
-            <w:r>
-              <w:rPr>
-                <w:rFonts w:ascii="Arial" w:hAnsi="Arial" w:cs="Arial" w:eastAsia="Arial"/>
+            <w:tcW w:w="3979" w:type="dxa"/>
+          </w:tcPr>
+          <w:p>
+            <w:pPr>
+              <w:spacing w:before="240" w:after="240" w:line="360" w:lineRule="auto"/>
+              <w:rPr>
+                <w:rFonts w:ascii="Calibri" w:hAnsi="Calibri" w:cs="Calibri"/>
+                <w:color w:val="000000" w:themeColor="text1"/>
+                <w:sz w:val="24"/>
+                <w:szCs w:val="24"/>
+              </w:rPr>
+            </w:pPr>
+            <w:r>
+              <w:rPr>
                 <w:color w:val="000000" w:themeColor="text1"/>
                 <w:sz w:val="24"/>
                 <w:szCs w:val="24"/>
@@ -3538,7 +3424,7 @@
         </w:tc>
         <w:tc>
           <w:tcPr>
-            <w:tcW w:w="1417" w:type="dxa"/>
+            <w:tcW w:w="1310" w:type="dxa"/>
           </w:tcPr>
           <w:p>
             <w:pPr>
@@ -3566,7 +3452,7 @@
         </w:tc>
         <w:tc>
           <w:tcPr>
-            <w:tcW w:w="1644" w:type="dxa"/>
+            <w:tcW w:w="1812" w:type="dxa"/>
           </w:tcPr>
           <w:p>
             <w:pPr>
@@ -3594,7 +3480,7 @@
         </w:tc>
         <w:tc>
           <w:tcPr>
-            <w:tcW w:w="3231" w:type="dxa"/>
+            <w:tcW w:w="2250" w:type="dxa"/>
           </w:tcPr>
           <w:p>
             <w:pPr>
@@ -3613,7 +3499,7 @@
       <w:tr>
         <w:tc>
           <w:tcPr>
-            <w:tcW w:w="2891" w:type="dxa"/>
+            <w:tcW w:w="3979" w:type="dxa"/>
           </w:tcPr>
           <w:p>
             <w:pPr>
@@ -3627,7 +3513,6 @@
             </w:pPr>
             <w:r>
               <w:rPr>
-                <w:rFonts w:ascii="Arial" w:hAnsi="Arial" w:cs="Arial" w:eastAsia="Arial"/>
                 <w:color w:val="000000" w:themeColor="text1"/>
                 <w:sz w:val="24"/>
                 <w:szCs w:val="24"/>
@@ -3638,7 +3523,7 @@
         </w:tc>
         <w:tc>
           <w:tcPr>
-            <w:tcW w:w="1417" w:type="dxa"/>
+            <w:tcW w:w="1310" w:type="dxa"/>
           </w:tcPr>
           <w:p>
             <w:pPr>
@@ -3664,7 +3549,7 @@
         </w:tc>
         <w:tc>
           <w:tcPr>
-            <w:tcW w:w="1644" w:type="dxa"/>
+            <w:tcW w:w="1812" w:type="dxa"/>
           </w:tcPr>
           <w:p>
             <w:pPr>
@@ -3690,7 +3575,7 @@
         </w:tc>
         <w:tc>
           <w:tcPr>
-            <w:tcW w:w="3231" w:type="dxa"/>
+            <w:tcW w:w="2250" w:type="dxa"/>
           </w:tcPr>
           <w:p>
             <w:pPr>
@@ -3734,7 +3619,6 @@
       </w:pPr>
       <w:r>
         <w:rPr>
-          <w:rFonts w:ascii="Arial" w:hAnsi="Arial" w:cs="Arial" w:eastAsia="Arial"/>
           <w:b/>
           <w:bCs/>
           <w:color w:val="123A5F"/>
@@ -3746,28 +3630,23 @@
     </w:p>
     <w:tbl>
       <w:tblPr>
-        <w:tblStyle w:val="TableGrid"/>
-        <w:tblW w:w="9183" w:type="dxa"/>
-        <w:tblBorders>
-          <w:top w:val="none" w:color="auto" w:sz="0" w:space="0"/>
-          <w:left w:val="none" w:color="auto" w:sz="0" w:space="0"/>
-          <w:bottom w:val="none" w:color="auto" w:sz="0" w:space="0"/>
-          <w:right w:val="none" w:color="auto" w:sz="0" w:space="0"/>
-          <w:insideH w:val="none" w:color="auto" w:sz="0" w:space="0"/>
-          <w:insideV w:val="none" w:color="auto" w:sz="0" w:space="0"/>
-        </w:tblBorders>
+        <w:tblStyle w:val="Stijl1"/>
+        <w:tblW w:w="9351" w:type="dxa"/>
         <w:tblLook w:val="04A0" w:firstRow="1" w:lastRow="0" w:firstColumn="1" w:lastColumn="0" w:noHBand="0" w:noVBand="1"/>
       </w:tblPr>
       <w:tblGrid>
-        <w:gridCol w:w="2891"/>
-        <w:gridCol w:w="1417"/>
-        <w:gridCol w:w="1644"/>
-        <w:gridCol w:w="3231"/>
+        <w:gridCol w:w="3841"/>
+        <w:gridCol w:w="1310"/>
+        <w:gridCol w:w="1814"/>
+        <w:gridCol w:w="2386"/>
       </w:tblGrid>
       <w:tr>
-        <w:tc>
-          <w:tcPr>
-            <w:tcW w:w="2891" w:type="dxa"/>
+        <w:trPr>
+          <w:cnfStyle w:val="100000000000" w:firstRow="1" w:lastRow="0" w:firstColumn="0" w:lastColumn="0" w:oddVBand="0" w:evenVBand="0" w:oddHBand="0" w:evenHBand="0" w:firstRowFirstColumn="0" w:firstRowLastColumn="0" w:lastRowFirstColumn="0" w:lastRowLastColumn="0"/>
+        </w:trPr>
+        <w:tc>
+          <w:tcPr>
+            <w:tcW w:w="3841" w:type="dxa"/>
           </w:tcPr>
           <w:p>
             <w:pPr>
@@ -3783,7 +3662,6 @@
             </w:pPr>
             <w:r>
               <w:rPr>
-                <w:rFonts w:ascii="Arial" w:hAnsi="Arial" w:cs="Arial" w:eastAsia="Arial"/>
                 <w:b/>
                 <w:bCs/>
                 <w:color w:val="123A5F"/>
@@ -3796,7 +3674,7 @@
         </w:tc>
         <w:tc>
           <w:tcPr>
-            <w:tcW w:w="1417" w:type="dxa"/>
+            <w:tcW w:w="1310" w:type="dxa"/>
           </w:tcPr>
           <w:p>
             <w:pPr>
@@ -3813,7 +3691,6 @@
             </w:pPr>
             <w:r>
               <w:rPr>
-                <w:rFonts w:ascii="Arial" w:hAnsi="Arial" w:cs="Arial" w:eastAsia="Arial"/>
                 <w:b/>
                 <w:bCs/>
                 <w:color w:val="123A5F"/>
@@ -3826,7 +3703,7 @@
         </w:tc>
         <w:tc>
           <w:tcPr>
-            <w:tcW w:w="1644" w:type="dxa"/>
+            <w:tcW w:w="1814" w:type="dxa"/>
           </w:tcPr>
           <w:p>
             <w:pPr>
@@ -3843,7 +3720,6 @@
             </w:pPr>
             <w:r>
               <w:rPr>
-                <w:rFonts w:ascii="Arial" w:hAnsi="Arial" w:cs="Arial" w:eastAsia="Arial"/>
                 <w:b/>
                 <w:bCs/>
                 <w:color w:val="123A5F"/>
@@ -3856,7 +3732,7 @@
         </w:tc>
         <w:tc>
           <w:tcPr>
-            <w:tcW w:w="3231" w:type="dxa"/>
+            <w:tcW w:w="2386" w:type="dxa"/>
           </w:tcPr>
           <w:p>
             <w:pPr>
@@ -3873,7 +3749,6 @@
             </w:pPr>
             <w:r>
               <w:rPr>
-                <w:rFonts w:ascii="Arial" w:hAnsi="Arial" w:cs="Arial" w:eastAsia="Arial"/>
                 <w:b/>
                 <w:bCs/>
                 <w:color w:val="123A5F"/>
@@ -3888,21 +3763,20 @@
       <w:tr>
         <w:tc>
           <w:tcPr>
-            <w:tcW w:w="2891" w:type="dxa"/>
-          </w:tcPr>
-          <w:p>
-            <w:pPr>
-              <w:spacing w:before="240" w:after="240" w:line="360" w:lineRule="auto"/>
-              <w:rPr>
-                <w:rFonts w:ascii="Calibri" w:hAnsi="Calibri" w:cs="Calibri"/>
-                <w:color w:val="000000" w:themeColor="text1"/>
-                <w:sz w:val="24"/>
-                <w:szCs w:val="24"/>
-              </w:rPr>
-            </w:pPr>
-            <w:r>
-              <w:rPr>
-                <w:rFonts w:ascii="Arial" w:hAnsi="Arial" w:cs="Arial" w:eastAsia="Arial"/>
+            <w:tcW w:w="3841" w:type="dxa"/>
+          </w:tcPr>
+          <w:p>
+            <w:pPr>
+              <w:spacing w:before="240" w:after="240" w:line="360" w:lineRule="auto"/>
+              <w:rPr>
+                <w:rFonts w:ascii="Calibri" w:hAnsi="Calibri" w:cs="Calibri"/>
+                <w:color w:val="000000" w:themeColor="text1"/>
+                <w:sz w:val="24"/>
+                <w:szCs w:val="24"/>
+              </w:rPr>
+            </w:pPr>
+            <w:r>
+              <w:rPr>
                 <w:color w:val="000000" w:themeColor="text1"/>
                 <w:sz w:val="24"/>
                 <w:szCs w:val="24"/>
@@ -3913,7 +3787,7 @@
         </w:tc>
         <w:tc>
           <w:tcPr>
-            <w:tcW w:w="1417" w:type="dxa"/>
+            <w:tcW w:w="1310" w:type="dxa"/>
           </w:tcPr>
           <w:p>
             <w:pPr>
@@ -3941,7 +3815,7 @@
         </w:tc>
         <w:tc>
           <w:tcPr>
-            <w:tcW w:w="1644" w:type="dxa"/>
+            <w:tcW w:w="1814" w:type="dxa"/>
           </w:tcPr>
           <w:p>
             <w:pPr>
@@ -3969,7 +3843,7 @@
         </w:tc>
         <w:tc>
           <w:tcPr>
-            <w:tcW w:w="3231" w:type="dxa"/>
+            <w:tcW w:w="2386" w:type="dxa"/>
           </w:tcPr>
           <w:p>
             <w:pPr>
@@ -3990,21 +3864,20 @@
       <w:tr>
         <w:tc>
           <w:tcPr>
-            <w:tcW w:w="2891" w:type="dxa"/>
-          </w:tcPr>
-          <w:p>
-            <w:pPr>
-              <w:spacing w:before="240" w:after="240" w:line="360" w:lineRule="auto"/>
-              <w:rPr>
-                <w:rFonts w:ascii="Calibri" w:hAnsi="Calibri" w:cs="Calibri"/>
-                <w:color w:val="000000" w:themeColor="text1"/>
-                <w:sz w:val="24"/>
-                <w:szCs w:val="24"/>
-              </w:rPr>
-            </w:pPr>
-            <w:r>
-              <w:rPr>
-                <w:rFonts w:ascii="Arial" w:hAnsi="Arial" w:cs="Arial" w:eastAsia="Arial"/>
+            <w:tcW w:w="3841" w:type="dxa"/>
+          </w:tcPr>
+          <w:p>
+            <w:pPr>
+              <w:spacing w:before="240" w:after="240" w:line="360" w:lineRule="auto"/>
+              <w:rPr>
+                <w:rFonts w:ascii="Calibri" w:hAnsi="Calibri" w:cs="Calibri"/>
+                <w:color w:val="000000" w:themeColor="text1"/>
+                <w:sz w:val="24"/>
+                <w:szCs w:val="24"/>
+              </w:rPr>
+            </w:pPr>
+            <w:r>
+              <w:rPr>
                 <w:color w:val="000000" w:themeColor="text1"/>
                 <w:sz w:val="24"/>
                 <w:szCs w:val="24"/>
@@ -4015,7 +3888,7 @@
         </w:tc>
         <w:tc>
           <w:tcPr>
-            <w:tcW w:w="1417" w:type="dxa"/>
+            <w:tcW w:w="1310" w:type="dxa"/>
           </w:tcPr>
           <w:p>
             <w:pPr>
@@ -4043,7 +3916,7 @@
         </w:tc>
         <w:tc>
           <w:tcPr>
-            <w:tcW w:w="1644" w:type="dxa"/>
+            <w:tcW w:w="1814" w:type="dxa"/>
           </w:tcPr>
           <w:p>
             <w:pPr>
@@ -4071,7 +3944,7 @@
         </w:tc>
         <w:tc>
           <w:tcPr>
-            <w:tcW w:w="3231" w:type="dxa"/>
+            <w:tcW w:w="2386" w:type="dxa"/>
           </w:tcPr>
           <w:p>
             <w:pPr>
@@ -4092,21 +3965,20 @@
       <w:tr>
         <w:tc>
           <w:tcPr>
-            <w:tcW w:w="2891" w:type="dxa"/>
-          </w:tcPr>
-          <w:p>
-            <w:pPr>
-              <w:spacing w:before="240" w:after="240" w:line="360" w:lineRule="auto"/>
-              <w:rPr>
-                <w:rFonts w:ascii="Calibri" w:hAnsi="Calibri" w:cs="Calibri"/>
-                <w:color w:val="000000" w:themeColor="text1"/>
-                <w:sz w:val="24"/>
-                <w:szCs w:val="24"/>
-              </w:rPr>
-            </w:pPr>
-            <w:r>
-              <w:rPr>
-                <w:rFonts w:ascii="Arial" w:hAnsi="Arial" w:cs="Arial" w:eastAsia="Arial"/>
+            <w:tcW w:w="3841" w:type="dxa"/>
+          </w:tcPr>
+          <w:p>
+            <w:pPr>
+              <w:spacing w:before="240" w:after="240" w:line="360" w:lineRule="auto"/>
+              <w:rPr>
+                <w:rFonts w:ascii="Calibri" w:hAnsi="Calibri" w:cs="Calibri"/>
+                <w:color w:val="000000" w:themeColor="text1"/>
+                <w:sz w:val="24"/>
+                <w:szCs w:val="24"/>
+              </w:rPr>
+            </w:pPr>
+            <w:r>
+              <w:rPr>
                 <w:color w:val="000000" w:themeColor="text1"/>
                 <w:sz w:val="24"/>
                 <w:szCs w:val="24"/>
@@ -4117,7 +3989,7 @@
         </w:tc>
         <w:tc>
           <w:tcPr>
-            <w:tcW w:w="1417" w:type="dxa"/>
+            <w:tcW w:w="1310" w:type="dxa"/>
           </w:tcPr>
           <w:p>
             <w:pPr>
@@ -4145,7 +4017,7 @@
         </w:tc>
         <w:tc>
           <w:tcPr>
-            <w:tcW w:w="1644" w:type="dxa"/>
+            <w:tcW w:w="1814" w:type="dxa"/>
           </w:tcPr>
           <w:p>
             <w:pPr>
@@ -4173,7 +4045,7 @@
         </w:tc>
         <w:tc>
           <w:tcPr>
-            <w:tcW w:w="3231" w:type="dxa"/>
+            <w:tcW w:w="2386" w:type="dxa"/>
           </w:tcPr>
           <w:p>
             <w:pPr>
@@ -4192,21 +4064,20 @@
       <w:tr>
         <w:tc>
           <w:tcPr>
-            <w:tcW w:w="2891" w:type="dxa"/>
-          </w:tcPr>
-          <w:p>
-            <w:pPr>
-              <w:spacing w:before="240" w:after="240" w:line="360" w:lineRule="auto"/>
-              <w:rPr>
-                <w:rFonts w:ascii="Calibri" w:hAnsi="Calibri" w:cs="Calibri"/>
-                <w:color w:val="000000" w:themeColor="text1"/>
-                <w:sz w:val="24"/>
-                <w:szCs w:val="24"/>
-              </w:rPr>
-            </w:pPr>
-            <w:r>
-              <w:rPr>
-                <w:rFonts w:ascii="Arial" w:hAnsi="Arial" w:cs="Arial" w:eastAsia="Arial"/>
+            <w:tcW w:w="3841" w:type="dxa"/>
+          </w:tcPr>
+          <w:p>
+            <w:pPr>
+              <w:spacing w:before="240" w:after="240" w:line="360" w:lineRule="auto"/>
+              <w:rPr>
+                <w:rFonts w:ascii="Calibri" w:hAnsi="Calibri" w:cs="Calibri"/>
+                <w:color w:val="000000" w:themeColor="text1"/>
+                <w:sz w:val="24"/>
+                <w:szCs w:val="24"/>
+              </w:rPr>
+            </w:pPr>
+            <w:r>
+              <w:rPr>
                 <w:color w:val="000000" w:themeColor="text1"/>
                 <w:sz w:val="24"/>
                 <w:szCs w:val="24"/>
@@ -4217,7 +4088,7 @@
         </w:tc>
         <w:tc>
           <w:tcPr>
-            <w:tcW w:w="1417" w:type="dxa"/>
+            <w:tcW w:w="1310" w:type="dxa"/>
           </w:tcPr>
           <w:p>
             <w:pPr>
@@ -4243,7 +4114,7 @@
         </w:tc>
         <w:tc>
           <w:tcPr>
-            <w:tcW w:w="1644" w:type="dxa"/>
+            <w:tcW w:w="1814" w:type="dxa"/>
           </w:tcPr>
           <w:p>
             <w:pPr>
@@ -4269,7 +4140,7 @@
         </w:tc>
         <w:tc>
           <w:tcPr>
-            <w:tcW w:w="3231" w:type="dxa"/>
+            <w:tcW w:w="2386" w:type="dxa"/>
           </w:tcPr>
           <w:p>
             <w:pPr>
@@ -4288,21 +4159,19 @@
       <w:tr>
         <w:tc>
           <w:tcPr>
-            <w:tcW w:w="2891" w:type="dxa"/>
+            <w:tcW w:w="3841" w:type="dxa"/>
           </w:tcPr>
           <w:p>
             <w:pPr>
               <w:spacing w:before="120" w:line="360" w:lineRule="auto"/>
               <w:rPr>
-                <w:rFonts w:ascii="Calibri" w:hAnsi="Calibri" w:cs="Calibri"/>
-                <w:color w:val="000000" w:themeColor="text1"/>
-                <w:sz w:val="24"/>
-                <w:szCs w:val="24"/>
-              </w:rPr>
-            </w:pPr>
-            <w:r>
-              <w:rPr>
-                <w:rFonts w:ascii="Arial" w:hAnsi="Arial" w:cs="Arial" w:eastAsia="Arial"/>
+                <w:color w:val="000000" w:themeColor="text1"/>
+                <w:sz w:val="24"/>
+                <w:szCs w:val="24"/>
+              </w:rPr>
+            </w:pPr>
+            <w:r>
+              <w:rPr>
                 <w:color w:val="000000" w:themeColor="text1"/>
                 <w:sz w:val="24"/>
                 <w:szCs w:val="24"/>
@@ -4310,14 +4179,24 @@
               <w:t>Comfort voor de patiënt (subjectief)</w:t>
             </w:r>
           </w:p>
-        </w:tc>
-        <w:tc>
-          <w:tcPr>
-            <w:tcW w:w="1417" w:type="dxa"/>
-          </w:tcPr>
           <w:p>
             <w:pPr>
               <w:spacing w:before="120" w:line="360" w:lineRule="auto"/>
+              <w:rPr>
+                <w:color w:val="000000" w:themeColor="text1"/>
+                <w:sz w:val="24"/>
+                <w:szCs w:val="24"/>
+              </w:rPr>
+            </w:pPr>
+          </w:p>
+        </w:tc>
+        <w:tc>
+          <w:tcPr>
+            <w:tcW w:w="1310" w:type="dxa"/>
+          </w:tcPr>
+          <w:p>
+            <w:pPr>
+              <w:spacing w:before="120" w:line="360" w:lineRule="auto"/>
               <w:jc w:val="center"/>
               <w:rPr>
                 <w:rFonts w:ascii="Calibri" w:hAnsi="Calibri" w:cs="Calibri"/>
@@ -4333,13 +4212,14 @@
                 <w:sz w:val="24"/>
                 <w:szCs w:val="24"/>
               </w:rPr>
+              <w:lastRenderedPageBreak/>
               <w:t>☐</w:t>
             </w:r>
           </w:p>
         </w:tc>
         <w:tc>
           <w:tcPr>
-            <w:tcW w:w="1644" w:type="dxa"/>
+            <w:tcW w:w="1814" w:type="dxa"/>
           </w:tcPr>
           <w:p>
             <w:pPr>
@@ -4365,7 +4245,7 @@
         </w:tc>
         <w:tc>
           <w:tcPr>
-            <w:tcW w:w="3231" w:type="dxa"/>
+            <w:tcW w:w="2386" w:type="dxa"/>
           </w:tcPr>
           <w:p>
             <w:pPr>
@@ -4381,7 +4261,6 @@
             <w:proofErr w:type="gramStart"/>
             <w:r>
               <w:rPr>
-                <w:rFonts w:ascii="Arial" w:hAnsi="Arial" w:cs="Arial" w:eastAsia="Arial"/>
                 <w:color w:val="000000" w:themeColor="text1"/>
                 <w:sz w:val="24"/>
                 <w:szCs w:val="24"/>
@@ -4391,7 +4270,6 @@
             <w:proofErr w:type="gramEnd"/>
             <w:r>
               <w:rPr>
-                <w:rFonts w:ascii="Arial" w:hAnsi="Arial" w:cs="Arial" w:eastAsia="Arial"/>
                 <w:color w:val="000000" w:themeColor="text1"/>
                 <w:sz w:val="24"/>
                 <w:szCs w:val="24"/>
@@ -4419,14 +4297,12 @@
       </w:pPr>
       <w:r>
         <w:rPr>
-          <w:rFonts w:ascii="Arial" w:hAnsi="Arial" w:cs="Arial" w:eastAsia="Arial"/>
           <w:b/>
           <w:bCs/>
           <w:color w:val="123A5F"/>
           <w:sz w:val="24"/>
           <w:szCs w:val="24"/>
         </w:rPr>
-        <w:lastRenderedPageBreak/>
         <w:t>DEEL C – FOTODOCUMENTATIELOGBOEK</w:t>
       </w:r>
     </w:p>
@@ -4438,8 +4314,8 @@
         <w:spacing w:after="120" w:line="360" w:lineRule="auto"/>
         <w:rPr>
           <w:rFonts w:ascii="Calibri" w:hAnsi="Calibri" w:cs="Calibri"/>
-          <w:b w:val="1"/>
-          <w:bCs w:val="1"/>
+          <w:b/>
+          <w:bCs/>
           <w:color w:val="000000" w:themeColor="text1"/>
           <w:sz w:val="24"/>
           <w:szCs w:val="24"/>
@@ -4447,9 +4323,8 @@
       </w:pPr>
       <w:r>
         <w:rPr>
-          <w:rFonts w:ascii="Arial" w:hAnsi="Arial" w:cs="Arial" w:eastAsia="Arial"/>
-          <w:b w:val="1"/>
-          <w:bCs w:val="1"/>
+          <w:b/>
+          <w:bCs/>
           <w:color w:val="123A5F"/>
           <w:sz w:val="24"/>
           <w:szCs w:val="24"/>
@@ -4459,44 +4334,35 @@
     </w:p>
     <w:tbl>
       <w:tblPr>
-        <w:tblStyle w:val="TableGrid"/>
+        <w:tblStyle w:val="Tabelraster"/>
         <w:tblW w:w="9181" w:type="dxa"/>
-        <w:tblBorders>
-          <w:top w:val="none" w:color="auto" w:sz="0" w:space="0"/>
-          <w:left w:val="none" w:color="auto" w:sz="0" w:space="0"/>
-          <w:bottom w:val="none" w:color="auto" w:sz="0" w:space="0"/>
-          <w:right w:val="none" w:color="auto" w:sz="0" w:space="0"/>
-          <w:insideH w:val="none" w:color="auto" w:sz="0" w:space="0"/>
-          <w:insideV w:val="none" w:color="auto" w:sz="0" w:space="0"/>
-        </w:tblBorders>
         <w:tblLook w:val="04A0" w:firstRow="1" w:lastRow="0" w:firstColumn="1" w:lastColumn="0" w:noHBand="0" w:noVBand="1"/>
       </w:tblPr>
       <w:tblGrid>
-        <w:gridCol w:w="1814"/>
-        <w:gridCol w:w="1244"/>
-        <w:gridCol w:w="3118"/>
-        <w:gridCol w:w="3005"/>
+        <w:gridCol w:w="3114"/>
+        <w:gridCol w:w="1417"/>
+        <w:gridCol w:w="2268"/>
+        <w:gridCol w:w="2382"/>
       </w:tblGrid>
       <w:tr>
         <w:tc>
           <w:tcPr>
-            <w:tcW w:w="1814" w:type="dxa"/>
-          </w:tcPr>
-          <w:p>
-            <w:pPr>
-              <w:spacing w:before="240" w:after="240" w:line="360" w:lineRule="auto"/>
-              <w:rPr>
-                <w:rFonts w:ascii="Calibri" w:hAnsi="Calibri" w:cs="Calibri"/>
-                <w:b/>
-                <w:bCs/>
-                <w:color w:val="000000" w:themeColor="text1"/>
-                <w:sz w:val="24"/>
-                <w:szCs w:val="24"/>
-              </w:rPr>
-            </w:pPr>
-            <w:r>
-              <w:rPr>
-                <w:rFonts w:ascii="Arial" w:hAnsi="Arial" w:cs="Arial" w:eastAsia="Arial"/>
+            <w:tcW w:w="3114" w:type="dxa"/>
+          </w:tcPr>
+          <w:p>
+            <w:pPr>
+              <w:spacing w:before="240" w:after="240" w:line="360" w:lineRule="auto"/>
+              <w:rPr>
+                <w:rFonts w:ascii="Calibri" w:hAnsi="Calibri" w:cs="Calibri"/>
+                <w:b/>
+                <w:bCs/>
+                <w:color w:val="000000" w:themeColor="text1"/>
+                <w:sz w:val="24"/>
+                <w:szCs w:val="24"/>
+              </w:rPr>
+            </w:pPr>
+            <w:r>
+              <w:rPr>
                 <w:b/>
                 <w:bCs/>
                 <w:color w:val="123A5F"/>
@@ -4509,24 +4375,23 @@
         </w:tc>
         <w:tc>
           <w:tcPr>
-            <w:tcW w:w="1244" w:type="dxa"/>
-          </w:tcPr>
-          <w:p>
-            <w:pPr>
-              <w:spacing w:before="240" w:after="240" w:line="360" w:lineRule="auto"/>
-              <w:jc w:val="center"/>
-              <w:rPr>
-                <w:rFonts w:ascii="Calibri" w:hAnsi="Calibri" w:cs="Calibri"/>
-                <w:b/>
-                <w:bCs/>
-                <w:color w:val="000000" w:themeColor="text1"/>
-                <w:sz w:val="24"/>
-                <w:szCs w:val="24"/>
-              </w:rPr>
-            </w:pPr>
-            <w:r>
-              <w:rPr>
-                <w:rFonts w:ascii="Arial" w:hAnsi="Arial" w:cs="Arial" w:eastAsia="Arial"/>
+            <w:tcW w:w="1417" w:type="dxa"/>
+          </w:tcPr>
+          <w:p>
+            <w:pPr>
+              <w:spacing w:before="240" w:after="240" w:line="360" w:lineRule="auto"/>
+              <w:jc w:val="center"/>
+              <w:rPr>
+                <w:rFonts w:ascii="Calibri" w:hAnsi="Calibri" w:cs="Calibri"/>
+                <w:b/>
+                <w:bCs/>
+                <w:color w:val="000000" w:themeColor="text1"/>
+                <w:sz w:val="24"/>
+                <w:szCs w:val="24"/>
+              </w:rPr>
+            </w:pPr>
+            <w:r>
+              <w:rPr>
                 <w:b/>
                 <w:bCs/>
                 <w:color w:val="123A5F"/>
@@ -4539,24 +4404,23 @@
         </w:tc>
         <w:tc>
           <w:tcPr>
-            <w:tcW w:w="3118" w:type="dxa"/>
-          </w:tcPr>
-          <w:p>
-            <w:pPr>
-              <w:spacing w:before="240" w:after="240" w:line="360" w:lineRule="auto"/>
-              <w:jc w:val="center"/>
-              <w:rPr>
-                <w:rFonts w:ascii="Calibri" w:hAnsi="Calibri" w:cs="Calibri"/>
-                <w:b/>
-                <w:bCs/>
-                <w:color w:val="000000" w:themeColor="text1"/>
-                <w:sz w:val="24"/>
-                <w:szCs w:val="24"/>
-              </w:rPr>
-            </w:pPr>
-            <w:r>
-              <w:rPr>
-                <w:rFonts w:ascii="Arial" w:hAnsi="Arial" w:cs="Arial" w:eastAsia="Arial"/>
+            <w:tcW w:w="2268" w:type="dxa"/>
+          </w:tcPr>
+          <w:p>
+            <w:pPr>
+              <w:spacing w:before="240" w:after="240" w:line="360" w:lineRule="auto"/>
+              <w:jc w:val="center"/>
+              <w:rPr>
+                <w:rFonts w:ascii="Calibri" w:hAnsi="Calibri" w:cs="Calibri"/>
+                <w:b/>
+                <w:bCs/>
+                <w:color w:val="000000" w:themeColor="text1"/>
+                <w:sz w:val="24"/>
+                <w:szCs w:val="24"/>
+              </w:rPr>
+            </w:pPr>
+            <w:r>
+              <w:rPr>
                 <w:b/>
                 <w:bCs/>
                 <w:color w:val="123A5F"/>
@@ -4569,24 +4433,23 @@
         </w:tc>
         <w:tc>
           <w:tcPr>
-            <w:tcW w:w="3005" w:type="dxa"/>
-          </w:tcPr>
-          <w:p>
-            <w:pPr>
-              <w:spacing w:before="240" w:after="240" w:line="360" w:lineRule="auto"/>
-              <w:jc w:val="center"/>
-              <w:rPr>
-                <w:rFonts w:ascii="Calibri" w:hAnsi="Calibri" w:cs="Calibri"/>
-                <w:b/>
-                <w:bCs/>
-                <w:color w:val="000000" w:themeColor="text1"/>
-                <w:sz w:val="24"/>
-                <w:szCs w:val="24"/>
-              </w:rPr>
-            </w:pPr>
-            <w:r>
-              <w:rPr>
-                <w:rFonts w:ascii="Arial" w:hAnsi="Arial" w:cs="Arial" w:eastAsia="Arial"/>
+            <w:tcW w:w="2382" w:type="dxa"/>
+          </w:tcPr>
+          <w:p>
+            <w:pPr>
+              <w:spacing w:before="240" w:after="240" w:line="360" w:lineRule="auto"/>
+              <w:jc w:val="center"/>
+              <w:rPr>
+                <w:rFonts w:ascii="Calibri" w:hAnsi="Calibri" w:cs="Calibri"/>
+                <w:b/>
+                <w:bCs/>
+                <w:color w:val="000000" w:themeColor="text1"/>
+                <w:sz w:val="24"/>
+                <w:szCs w:val="24"/>
+              </w:rPr>
+            </w:pPr>
+            <w:r>
+              <w:rPr>
                 <w:b/>
                 <w:bCs/>
                 <w:color w:val="123A5F"/>
@@ -4601,52 +4464,47 @@
       <w:tr>
         <w:tc>
           <w:tcPr>
-            <w:tcW w:w="1814" w:type="dxa"/>
-          </w:tcPr>
-          <w:p>
-            <w:pPr>
-              <w:spacing w:before="240" w:after="240" w:line="360" w:lineRule="auto"/>
-              <w:rPr>
-                <w:rFonts w:ascii="Calibri" w:hAnsi="Calibri" w:cs="Calibri"/>
-                <w:color w:val="000000" w:themeColor="text1"/>
-                <w:sz w:val="24"/>
-                <w:szCs w:val="24"/>
-              </w:rPr>
-            </w:pPr>
-            <w:r>
-              <w:rPr>
-                <w:rFonts w:ascii="Arial" w:hAnsi="Arial" w:cs="Arial" w:eastAsia="Arial"/>
+            <w:tcW w:w="3114" w:type="dxa"/>
+          </w:tcPr>
+          <w:p>
+            <w:pPr>
+              <w:spacing w:before="240" w:after="240" w:line="360" w:lineRule="auto"/>
+              <w:rPr>
+                <w:rFonts w:ascii="Calibri" w:hAnsi="Calibri" w:cs="Calibri"/>
+                <w:color w:val="000000" w:themeColor="text1"/>
+                <w:sz w:val="24"/>
+                <w:szCs w:val="24"/>
+              </w:rPr>
+            </w:pPr>
+            <w:r>
+              <w:rPr>
                 <w:color w:val="000000" w:themeColor="text1"/>
                 <w:sz w:val="24"/>
                 <w:szCs w:val="24"/>
               </w:rPr>
               <w:t>Orthese</w:t>
             </w:r>
-          </w:p>
-          <w:p>
-            <w:pPr>
-              <w:spacing w:before="240" w:after="240" w:line="360" w:lineRule="auto"/>
-              <w:rPr>
-                <w:rFonts w:ascii="Calibri" w:hAnsi="Calibri" w:cs="Calibri"/>
-                <w:color w:val="000000" w:themeColor="text1"/>
-                <w:sz w:val="24"/>
-                <w:szCs w:val="24"/>
-              </w:rPr>
-            </w:pPr>
-            <w:r>
-              <w:rPr>
-                <w:rFonts w:ascii="Arial" w:hAnsi="Arial" w:cs="Arial" w:eastAsia="Arial"/>
-                <w:color w:val="000000" w:themeColor="text1"/>
-                <w:sz w:val="24"/>
-                <w:szCs w:val="24"/>
-              </w:rPr>
-              <w:t xml:space="preserve"> Bovenaanzicht</w:t>
-            </w:r>
-          </w:p>
-        </w:tc>
-        <w:tc>
-          <w:tcPr>
-            <w:tcW w:w="1244" w:type="dxa"/>
+            <w:r>
+              <w:rPr>
+                <w:color w:val="000000" w:themeColor="text1"/>
+                <w:sz w:val="24"/>
+                <w:szCs w:val="24"/>
+              </w:rPr>
+              <w:t xml:space="preserve"> </w:t>
+            </w:r>
+            <w:r>
+              <w:rPr>
+                <w:color w:val="000000" w:themeColor="text1"/>
+                <w:sz w:val="24"/>
+                <w:szCs w:val="24"/>
+              </w:rPr>
+              <w:t>Bovenaanzicht</w:t>
+            </w:r>
+          </w:p>
+        </w:tc>
+        <w:tc>
+          <w:tcPr>
+            <w:tcW w:w="1417" w:type="dxa"/>
           </w:tcPr>
           <w:p>
             <w:pPr>
@@ -4674,26 +4532,26 @@
         </w:tc>
         <w:tc>
           <w:tcPr>
-            <w:tcW w:w="3118" w:type="dxa"/>
-          </w:tcPr>
-          <w:p>
-            <w:pPr>
-              <w:spacing w:before="240" w:after="240" w:line="360" w:lineRule="auto"/>
-              <w:jc w:val="center"/>
-              <w:rPr>
-                <w:rFonts w:ascii="Calibri" w:hAnsi="Calibri" w:cs="Calibri"/>
-                <w:b/>
-                <w:bCs/>
-                <w:color w:val="000000" w:themeColor="text1"/>
-                <w:sz w:val="24"/>
-                <w:szCs w:val="24"/>
-              </w:rPr>
-            </w:pPr>
-          </w:p>
-        </w:tc>
-        <w:tc>
-          <w:tcPr>
-            <w:tcW w:w="3005" w:type="dxa"/>
+            <w:tcW w:w="2268" w:type="dxa"/>
+          </w:tcPr>
+          <w:p>
+            <w:pPr>
+              <w:spacing w:before="240" w:after="240" w:line="360" w:lineRule="auto"/>
+              <w:jc w:val="center"/>
+              <w:rPr>
+                <w:rFonts w:ascii="Calibri" w:hAnsi="Calibri" w:cs="Calibri"/>
+                <w:b/>
+                <w:bCs/>
+                <w:color w:val="000000" w:themeColor="text1"/>
+                <w:sz w:val="24"/>
+                <w:szCs w:val="24"/>
+              </w:rPr>
+            </w:pPr>
+          </w:p>
+        </w:tc>
+        <w:tc>
+          <w:tcPr>
+            <w:tcW w:w="2382" w:type="dxa"/>
           </w:tcPr>
           <w:p>
             <w:pPr>
@@ -4714,52 +4572,31 @@
       <w:tr>
         <w:tc>
           <w:tcPr>
-            <w:tcW w:w="1814" w:type="dxa"/>
-          </w:tcPr>
-          <w:p>
-            <w:pPr>
-              <w:spacing w:before="240" w:after="240" w:line="360" w:lineRule="auto"/>
-              <w:rPr>
-                <w:rFonts w:ascii="Calibri" w:hAnsi="Calibri" w:cs="Calibri"/>
-                <w:color w:val="000000" w:themeColor="text1"/>
-                <w:sz w:val="24"/>
-                <w:szCs w:val="24"/>
-              </w:rPr>
-            </w:pPr>
-            <w:r>
-              <w:rPr>
-                <w:rFonts w:ascii="Arial" w:hAnsi="Arial" w:cs="Arial" w:eastAsia="Arial"/>
-                <w:color w:val="000000" w:themeColor="text1"/>
-                <w:sz w:val="24"/>
-                <w:szCs w:val="24"/>
-              </w:rPr>
-              <w:t xml:space="preserve">Orthese </w:t>
-            </w:r>
-          </w:p>
-          <w:p>
-            <w:pPr>
-              <w:spacing w:before="240" w:after="240" w:line="360" w:lineRule="auto"/>
-              <w:rPr>
-                <w:rFonts w:ascii="Calibri" w:hAnsi="Calibri" w:cs="Calibri"/>
-                <w:color w:val="000000" w:themeColor="text1"/>
-                <w:sz w:val="24"/>
-                <w:szCs w:val="24"/>
-              </w:rPr>
-            </w:pPr>
-            <w:r>
-              <w:rPr>
-                <w:rFonts w:ascii="Arial" w:hAnsi="Arial" w:cs="Arial" w:eastAsia="Arial"/>
-                <w:color w:val="000000" w:themeColor="text1"/>
-                <w:sz w:val="24"/>
-                <w:szCs w:val="24"/>
-              </w:rPr>
-              <w:t>Onderaanzicht</w:t>
-            </w:r>
-          </w:p>
-        </w:tc>
-        <w:tc>
-          <w:tcPr>
-            <w:tcW w:w="1244" w:type="dxa"/>
+            <w:tcW w:w="3114" w:type="dxa"/>
+          </w:tcPr>
+          <w:p>
+            <w:pPr>
+              <w:spacing w:before="240" w:after="240" w:line="360" w:lineRule="auto"/>
+              <w:rPr>
+                <w:rFonts w:ascii="Calibri" w:hAnsi="Calibri" w:cs="Calibri"/>
+                <w:color w:val="000000" w:themeColor="text1"/>
+                <w:sz w:val="24"/>
+                <w:szCs w:val="24"/>
+              </w:rPr>
+            </w:pPr>
+            <w:r>
+              <w:rPr>
+                <w:color w:val="000000" w:themeColor="text1"/>
+                <w:sz w:val="24"/>
+                <w:szCs w:val="24"/>
+              </w:rPr>
+              <w:t>Orthese Onderaanzicht</w:t>
+            </w:r>
+          </w:p>
+        </w:tc>
+        <w:tc>
+          <w:tcPr>
+            <w:tcW w:w="1417" w:type="dxa"/>
           </w:tcPr>
           <w:p>
             <w:pPr>
@@ -4787,26 +4624,26 @@
         </w:tc>
         <w:tc>
           <w:tcPr>
-            <w:tcW w:w="3118" w:type="dxa"/>
-          </w:tcPr>
-          <w:p>
-            <w:pPr>
-              <w:spacing w:before="240" w:after="240" w:line="360" w:lineRule="auto"/>
-              <w:jc w:val="center"/>
-              <w:rPr>
-                <w:rFonts w:ascii="Calibri" w:hAnsi="Calibri" w:cs="Calibri"/>
-                <w:b/>
-                <w:bCs/>
-                <w:color w:val="000000" w:themeColor="text1"/>
-                <w:sz w:val="24"/>
-                <w:szCs w:val="24"/>
-              </w:rPr>
-            </w:pPr>
-          </w:p>
-        </w:tc>
-        <w:tc>
-          <w:tcPr>
-            <w:tcW w:w="3005" w:type="dxa"/>
+            <w:tcW w:w="2268" w:type="dxa"/>
+          </w:tcPr>
+          <w:p>
+            <w:pPr>
+              <w:spacing w:before="240" w:after="240" w:line="360" w:lineRule="auto"/>
+              <w:jc w:val="center"/>
+              <w:rPr>
+                <w:rFonts w:ascii="Calibri" w:hAnsi="Calibri" w:cs="Calibri"/>
+                <w:b/>
+                <w:bCs/>
+                <w:color w:val="000000" w:themeColor="text1"/>
+                <w:sz w:val="24"/>
+                <w:szCs w:val="24"/>
+              </w:rPr>
+            </w:pPr>
+          </w:p>
+        </w:tc>
+        <w:tc>
+          <w:tcPr>
+            <w:tcW w:w="2382" w:type="dxa"/>
           </w:tcPr>
           <w:p>
             <w:pPr>
@@ -4827,52 +4664,31 @@
       <w:tr>
         <w:tc>
           <w:tcPr>
-            <w:tcW w:w="1814" w:type="dxa"/>
-          </w:tcPr>
-          <w:p>
-            <w:pPr>
-              <w:spacing w:before="240" w:after="240" w:line="360" w:lineRule="auto"/>
-              <w:rPr>
-                <w:rFonts w:ascii="Calibri" w:hAnsi="Calibri" w:cs="Calibri"/>
-                <w:color w:val="000000" w:themeColor="text1"/>
-                <w:sz w:val="24"/>
-                <w:szCs w:val="24"/>
-              </w:rPr>
-            </w:pPr>
-            <w:r>
-              <w:rPr>
-                <w:rFonts w:ascii="Arial" w:hAnsi="Arial" w:cs="Arial" w:eastAsia="Arial"/>
-                <w:color w:val="000000" w:themeColor="text1"/>
-                <w:sz w:val="24"/>
-                <w:szCs w:val="24"/>
-              </w:rPr>
-              <w:t xml:space="preserve">Orthese </w:t>
-            </w:r>
-          </w:p>
-          <w:p>
-            <w:pPr>
-              <w:spacing w:before="240" w:after="240" w:line="360" w:lineRule="auto"/>
-              <w:rPr>
-                <w:rFonts w:ascii="Calibri" w:hAnsi="Calibri" w:cs="Calibri"/>
-                <w:color w:val="000000" w:themeColor="text1"/>
-                <w:sz w:val="24"/>
-                <w:szCs w:val="24"/>
-              </w:rPr>
-            </w:pPr>
-            <w:r>
-              <w:rPr>
-                <w:rFonts w:ascii="Arial" w:hAnsi="Arial" w:cs="Arial" w:eastAsia="Arial"/>
-                <w:color w:val="000000" w:themeColor="text1"/>
-                <w:sz w:val="24"/>
-                <w:szCs w:val="24"/>
-              </w:rPr>
-              <w:t xml:space="preserve"> Zijaanzicht</w:t>
-            </w:r>
-          </w:p>
-        </w:tc>
-        <w:tc>
-          <w:tcPr>
-            <w:tcW w:w="1244" w:type="dxa"/>
+            <w:tcW w:w="3114" w:type="dxa"/>
+          </w:tcPr>
+          <w:p>
+            <w:pPr>
+              <w:spacing w:before="240" w:after="240" w:line="360" w:lineRule="auto"/>
+              <w:rPr>
+                <w:rFonts w:ascii="Calibri" w:hAnsi="Calibri" w:cs="Calibri"/>
+                <w:color w:val="000000" w:themeColor="text1"/>
+                <w:sz w:val="24"/>
+                <w:szCs w:val="24"/>
+              </w:rPr>
+            </w:pPr>
+            <w:r>
+              <w:rPr>
+                <w:color w:val="000000" w:themeColor="text1"/>
+                <w:sz w:val="24"/>
+                <w:szCs w:val="24"/>
+              </w:rPr>
+              <w:t>Orthese Zijaanzicht</w:t>
+            </w:r>
+          </w:p>
+        </w:tc>
+        <w:tc>
+          <w:tcPr>
+            <w:tcW w:w="1417" w:type="dxa"/>
           </w:tcPr>
           <w:p>
             <w:pPr>
@@ -4900,26 +4716,26 @@
         </w:tc>
         <w:tc>
           <w:tcPr>
-            <w:tcW w:w="3118" w:type="dxa"/>
-          </w:tcPr>
-          <w:p>
-            <w:pPr>
-              <w:spacing w:before="240" w:after="240" w:line="360" w:lineRule="auto"/>
-              <w:jc w:val="center"/>
-              <w:rPr>
-                <w:rFonts w:ascii="Calibri" w:hAnsi="Calibri" w:cs="Calibri"/>
-                <w:b/>
-                <w:bCs/>
-                <w:color w:val="000000" w:themeColor="text1"/>
-                <w:sz w:val="24"/>
-                <w:szCs w:val="24"/>
-              </w:rPr>
-            </w:pPr>
-          </w:p>
-        </w:tc>
-        <w:tc>
-          <w:tcPr>
-            <w:tcW w:w="3005" w:type="dxa"/>
+            <w:tcW w:w="2268" w:type="dxa"/>
+          </w:tcPr>
+          <w:p>
+            <w:pPr>
+              <w:spacing w:before="240" w:after="240" w:line="360" w:lineRule="auto"/>
+              <w:jc w:val="center"/>
+              <w:rPr>
+                <w:rFonts w:ascii="Calibri" w:hAnsi="Calibri" w:cs="Calibri"/>
+                <w:b/>
+                <w:bCs/>
+                <w:color w:val="000000" w:themeColor="text1"/>
+                <w:sz w:val="24"/>
+                <w:szCs w:val="24"/>
+              </w:rPr>
+            </w:pPr>
+          </w:p>
+        </w:tc>
+        <w:tc>
+          <w:tcPr>
+            <w:tcW w:w="2382" w:type="dxa"/>
           </w:tcPr>
           <w:p>
             <w:pPr>
@@ -4938,21 +4754,20 @@
       <w:tr>
         <w:tc>
           <w:tcPr>
-            <w:tcW w:w="1814" w:type="dxa"/>
-          </w:tcPr>
-          <w:p>
-            <w:pPr>
-              <w:spacing w:before="240" w:after="240" w:line="360" w:lineRule="auto"/>
-              <w:rPr>
-                <w:rFonts w:ascii="Calibri" w:hAnsi="Calibri" w:cs="Calibri"/>
-                <w:color w:val="000000" w:themeColor="text1"/>
-                <w:sz w:val="24"/>
-                <w:szCs w:val="24"/>
-              </w:rPr>
-            </w:pPr>
-            <w:r>
-              <w:rPr>
-                <w:rFonts w:ascii="Arial" w:hAnsi="Arial" w:cs="Arial" w:eastAsia="Arial"/>
+            <w:tcW w:w="3114" w:type="dxa"/>
+          </w:tcPr>
+          <w:p>
+            <w:pPr>
+              <w:spacing w:before="240" w:after="240" w:line="360" w:lineRule="auto"/>
+              <w:rPr>
+                <w:rFonts w:ascii="Calibri" w:hAnsi="Calibri" w:cs="Calibri"/>
+                <w:color w:val="000000" w:themeColor="text1"/>
+                <w:sz w:val="24"/>
+                <w:szCs w:val="24"/>
+              </w:rPr>
+            </w:pPr>
+            <w:r>
+              <w:rPr>
                 <w:color w:val="000000" w:themeColor="text1"/>
                 <w:sz w:val="24"/>
                 <w:szCs w:val="24"/>
@@ -4962,7 +4777,6 @@
             <w:proofErr w:type="spellStart"/>
             <w:r>
               <w:rPr>
-                <w:rFonts w:ascii="Arial" w:hAnsi="Arial" w:cs="Arial" w:eastAsia="Arial"/>
                 <w:color w:val="000000" w:themeColor="text1"/>
                 <w:sz w:val="24"/>
                 <w:szCs w:val="24"/>
@@ -4974,7 +4788,7 @@
         </w:tc>
         <w:tc>
           <w:tcPr>
-            <w:tcW w:w="1244" w:type="dxa"/>
+            <w:tcW w:w="1417" w:type="dxa"/>
           </w:tcPr>
           <w:p>
             <w:pPr>
@@ -5000,24 +4814,24 @@
         </w:tc>
         <w:tc>
           <w:tcPr>
-            <w:tcW w:w="3118" w:type="dxa"/>
-          </w:tcPr>
-          <w:p>
-            <w:pPr>
-              <w:spacing w:before="240" w:after="240" w:line="360" w:lineRule="auto"/>
-              <w:jc w:val="center"/>
-              <w:rPr>
-                <w:rFonts w:ascii="Calibri" w:hAnsi="Calibri" w:cs="Calibri"/>
-                <w:color w:val="000000" w:themeColor="text1"/>
-                <w:sz w:val="24"/>
-                <w:szCs w:val="24"/>
-              </w:rPr>
-            </w:pPr>
-          </w:p>
-        </w:tc>
-        <w:tc>
-          <w:tcPr>
-            <w:tcW w:w="3005" w:type="dxa"/>
+            <w:tcW w:w="2268" w:type="dxa"/>
+          </w:tcPr>
+          <w:p>
+            <w:pPr>
+              <w:spacing w:before="240" w:after="240" w:line="360" w:lineRule="auto"/>
+              <w:jc w:val="center"/>
+              <w:rPr>
+                <w:rFonts w:ascii="Calibri" w:hAnsi="Calibri" w:cs="Calibri"/>
+                <w:color w:val="000000" w:themeColor="text1"/>
+                <w:sz w:val="24"/>
+                <w:szCs w:val="24"/>
+              </w:rPr>
+            </w:pPr>
+          </w:p>
+        </w:tc>
+        <w:tc>
+          <w:tcPr>
+            <w:tcW w:w="2382" w:type="dxa"/>
           </w:tcPr>
           <w:p>
             <w:pPr>
@@ -5036,54 +4850,47 @@
       <w:tr>
         <w:tc>
           <w:tcPr>
-            <w:tcW w:w="1814" w:type="dxa"/>
-          </w:tcPr>
-          <w:p>
-            <w:pPr>
-              <w:spacing w:before="240" w:after="240" w:line="360" w:lineRule="auto"/>
-              <w:rPr>
-                <w:rFonts w:ascii="Calibri" w:hAnsi="Calibri" w:cs="Calibri"/>
-                <w:color w:val="000000" w:themeColor="text1"/>
-                <w:sz w:val="24"/>
-                <w:szCs w:val="24"/>
-              </w:rPr>
-            </w:pPr>
-            <w:r>
-              <w:rPr>
-                <w:rFonts w:ascii="Arial" w:hAnsi="Arial" w:cs="Arial" w:eastAsia="Arial"/>
+            <w:tcW w:w="3114" w:type="dxa"/>
+          </w:tcPr>
+          <w:p>
+            <w:pPr>
+              <w:spacing w:before="240" w:after="240" w:line="360" w:lineRule="auto"/>
+              <w:rPr>
+                <w:rFonts w:ascii="Calibri" w:hAnsi="Calibri" w:cs="Calibri"/>
+                <w:color w:val="000000" w:themeColor="text1"/>
+                <w:sz w:val="24"/>
+                <w:szCs w:val="24"/>
+              </w:rPr>
+            </w:pPr>
+            <w:r>
+              <w:rPr>
                 <w:color w:val="000000" w:themeColor="text1"/>
                 <w:sz w:val="24"/>
                 <w:szCs w:val="24"/>
               </w:rPr>
               <w:t>Orthese in</w:t>
             </w:r>
-          </w:p>
-          <w:p>
-            <w:pPr>
-              <w:spacing w:before="240" w:after="240" w:line="360" w:lineRule="auto"/>
-              <w:rPr>
-                <w:rFonts w:ascii="Calibri" w:hAnsi="Calibri" w:cs="Calibri"/>
-                <w:color w:val="000000" w:themeColor="text1"/>
-                <w:sz w:val="24"/>
-                <w:szCs w:val="24"/>
-              </w:rPr>
-            </w:pPr>
-            <w:proofErr w:type="gramStart"/>
-            <w:r>
-              <w:rPr>
-                <w:rFonts w:ascii="Arial" w:hAnsi="Arial" w:cs="Arial" w:eastAsia="Arial"/>
+            <w:r>
+              <w:rPr>
+                <w:color w:val="000000" w:themeColor="text1"/>
+                <w:sz w:val="24"/>
+                <w:szCs w:val="24"/>
+              </w:rPr>
+              <w:t xml:space="preserve"> </w:t>
+            </w:r>
+            <w:r>
+              <w:rPr>
                 <w:color w:val="000000" w:themeColor="text1"/>
                 <w:sz w:val="24"/>
                 <w:szCs w:val="24"/>
               </w:rPr>
               <w:t>buitenschoeisel</w:t>
             </w:r>
-            <w:proofErr w:type="gramEnd"/>
-          </w:p>
-        </w:tc>
-        <w:tc>
-          <w:tcPr>
-            <w:tcW w:w="1244" w:type="dxa"/>
+          </w:p>
+        </w:tc>
+        <w:tc>
+          <w:tcPr>
+            <w:tcW w:w="1417" w:type="dxa"/>
           </w:tcPr>
           <w:p>
             <w:pPr>
@@ -5109,24 +4916,24 @@
         </w:tc>
         <w:tc>
           <w:tcPr>
-            <w:tcW w:w="3118" w:type="dxa"/>
-          </w:tcPr>
-          <w:p>
-            <w:pPr>
-              <w:spacing w:before="240" w:after="240" w:line="360" w:lineRule="auto"/>
-              <w:jc w:val="center"/>
-              <w:rPr>
-                <w:rFonts w:ascii="Calibri" w:hAnsi="Calibri" w:cs="Calibri"/>
-                <w:color w:val="000000" w:themeColor="text1"/>
-                <w:sz w:val="24"/>
-                <w:szCs w:val="24"/>
-              </w:rPr>
-            </w:pPr>
-          </w:p>
-        </w:tc>
-        <w:tc>
-          <w:tcPr>
-            <w:tcW w:w="3005" w:type="dxa"/>
+            <w:tcW w:w="2268" w:type="dxa"/>
+          </w:tcPr>
+          <w:p>
+            <w:pPr>
+              <w:spacing w:before="240" w:after="240" w:line="360" w:lineRule="auto"/>
+              <w:jc w:val="center"/>
+              <w:rPr>
+                <w:rFonts w:ascii="Calibri" w:hAnsi="Calibri" w:cs="Calibri"/>
+                <w:color w:val="000000" w:themeColor="text1"/>
+                <w:sz w:val="24"/>
+                <w:szCs w:val="24"/>
+              </w:rPr>
+            </w:pPr>
+          </w:p>
+        </w:tc>
+        <w:tc>
+          <w:tcPr>
+            <w:tcW w:w="2382" w:type="dxa"/>
           </w:tcPr>
           <w:p>
             <w:pPr>
@@ -5145,72 +4952,47 @@
       <w:tr>
         <w:tc>
           <w:tcPr>
-            <w:tcW w:w="1814" w:type="dxa"/>
-          </w:tcPr>
-          <w:p>
-            <w:pPr>
-              <w:spacing w:before="240" w:after="240" w:line="360" w:lineRule="auto"/>
-              <w:rPr>
-                <w:rFonts w:ascii="Calibri" w:hAnsi="Calibri" w:cs="Calibri"/>
-                <w:color w:val="000000" w:themeColor="text1"/>
-                <w:sz w:val="24"/>
-                <w:szCs w:val="24"/>
-              </w:rPr>
-            </w:pPr>
-            <w:r>
-              <w:rPr>
-                <w:rFonts w:ascii="Arial" w:hAnsi="Arial" w:cs="Arial" w:eastAsia="Arial"/>
+            <w:tcW w:w="3114" w:type="dxa"/>
+          </w:tcPr>
+          <w:p>
+            <w:pPr>
+              <w:spacing w:before="240" w:after="240" w:line="360" w:lineRule="auto"/>
+              <w:rPr>
+                <w:rFonts w:ascii="Calibri" w:hAnsi="Calibri" w:cs="Calibri"/>
+                <w:color w:val="000000" w:themeColor="text1"/>
+                <w:sz w:val="24"/>
+                <w:szCs w:val="24"/>
+              </w:rPr>
+            </w:pPr>
+            <w:r>
+              <w:rPr>
                 <w:color w:val="000000" w:themeColor="text1"/>
                 <w:sz w:val="24"/>
                 <w:szCs w:val="24"/>
               </w:rPr>
               <w:t>Schoeisel</w:t>
             </w:r>
-          </w:p>
-          <w:p>
-            <w:pPr>
-              <w:spacing w:before="240" w:after="240" w:line="360" w:lineRule="auto"/>
-              <w:rPr>
-                <w:rFonts w:ascii="Calibri" w:hAnsi="Calibri" w:cs="Calibri"/>
-                <w:color w:val="000000" w:themeColor="text1"/>
-                <w:sz w:val="24"/>
-                <w:szCs w:val="24"/>
-              </w:rPr>
-            </w:pPr>
-            <w:r>
-              <w:rPr>
-                <w:rFonts w:ascii="Arial" w:hAnsi="Arial" w:cs="Arial" w:eastAsia="Arial"/>
-                <w:color w:val="000000" w:themeColor="text1"/>
-                <w:sz w:val="24"/>
-                <w:szCs w:val="24"/>
-              </w:rPr>
-              <w:t>(</w:t>
-            </w:r>
-            <w:proofErr w:type="gramStart"/>
-            <w:r>
-              <w:rPr>
-                <w:rFonts w:ascii="Arial" w:hAnsi="Arial" w:cs="Arial" w:eastAsia="Arial"/>
-                <w:color w:val="000000" w:themeColor="text1"/>
-                <w:sz w:val="24"/>
-                <w:szCs w:val="24"/>
-              </w:rPr>
-              <w:t>binnen</w:t>
-            </w:r>
-            <w:proofErr w:type="gramEnd"/>
-            <w:r>
-              <w:rPr>
-                <w:rFonts w:ascii="Arial" w:hAnsi="Arial" w:cs="Arial" w:eastAsia="Arial"/>
-                <w:color w:val="000000" w:themeColor="text1"/>
-                <w:sz w:val="24"/>
-                <w:szCs w:val="24"/>
-              </w:rPr>
-              <w:t>)</w:t>
-            </w:r>
-          </w:p>
-        </w:tc>
-        <w:tc>
-          <w:tcPr>
-            <w:tcW w:w="1244" w:type="dxa"/>
+            <w:r>
+              <w:rPr>
+                <w:color w:val="000000" w:themeColor="text1"/>
+                <w:sz w:val="24"/>
+                <w:szCs w:val="24"/>
+              </w:rPr>
+              <w:t xml:space="preserve"> </w:t>
+            </w:r>
+            <w:r>
+              <w:rPr>
+                <w:color w:val="000000" w:themeColor="text1"/>
+                <w:sz w:val="24"/>
+                <w:szCs w:val="24"/>
+              </w:rPr>
+              <w:t>(binnen)</w:t>
+            </w:r>
+          </w:p>
+        </w:tc>
+        <w:tc>
+          <w:tcPr>
+            <w:tcW w:w="1417" w:type="dxa"/>
           </w:tcPr>
           <w:p>
             <w:pPr>
@@ -5236,24 +5018,24 @@
         </w:tc>
         <w:tc>
           <w:tcPr>
-            <w:tcW w:w="3118" w:type="dxa"/>
-          </w:tcPr>
-          <w:p>
-            <w:pPr>
-              <w:spacing w:before="240" w:after="240" w:line="360" w:lineRule="auto"/>
-              <w:jc w:val="center"/>
-              <w:rPr>
-                <w:rFonts w:ascii="Calibri" w:hAnsi="Calibri" w:cs="Calibri"/>
-                <w:color w:val="000000" w:themeColor="text1"/>
-                <w:sz w:val="24"/>
-                <w:szCs w:val="24"/>
-              </w:rPr>
-            </w:pPr>
-          </w:p>
-        </w:tc>
-        <w:tc>
-          <w:tcPr>
-            <w:tcW w:w="3005" w:type="dxa"/>
+            <w:tcW w:w="2268" w:type="dxa"/>
+          </w:tcPr>
+          <w:p>
+            <w:pPr>
+              <w:spacing w:before="240" w:after="240" w:line="360" w:lineRule="auto"/>
+              <w:jc w:val="center"/>
+              <w:rPr>
+                <w:rFonts w:ascii="Calibri" w:hAnsi="Calibri" w:cs="Calibri"/>
+                <w:color w:val="000000" w:themeColor="text1"/>
+                <w:sz w:val="24"/>
+                <w:szCs w:val="24"/>
+              </w:rPr>
+            </w:pPr>
+          </w:p>
+        </w:tc>
+        <w:tc>
+          <w:tcPr>
+            <w:tcW w:w="2382" w:type="dxa"/>
           </w:tcPr>
           <w:p>
             <w:pPr>
@@ -5272,72 +5054,47 @@
       <w:tr>
         <w:tc>
           <w:tcPr>
-            <w:tcW w:w="1814" w:type="dxa"/>
-          </w:tcPr>
-          <w:p>
-            <w:pPr>
-              <w:spacing w:before="240" w:after="240" w:line="360" w:lineRule="auto"/>
-              <w:rPr>
-                <w:rFonts w:ascii="Calibri" w:hAnsi="Calibri" w:cs="Calibri"/>
-                <w:color w:val="000000" w:themeColor="text1"/>
-                <w:sz w:val="24"/>
-                <w:szCs w:val="24"/>
-              </w:rPr>
-            </w:pPr>
-            <w:r>
-              <w:rPr>
-                <w:rFonts w:ascii="Arial" w:hAnsi="Arial" w:cs="Arial" w:eastAsia="Arial"/>
+            <w:tcW w:w="3114" w:type="dxa"/>
+          </w:tcPr>
+          <w:p>
+            <w:pPr>
+              <w:spacing w:before="240" w:after="240" w:line="360" w:lineRule="auto"/>
+              <w:rPr>
+                <w:rFonts w:ascii="Calibri" w:hAnsi="Calibri" w:cs="Calibri"/>
+                <w:color w:val="000000" w:themeColor="text1"/>
+                <w:sz w:val="24"/>
+                <w:szCs w:val="24"/>
+              </w:rPr>
+            </w:pPr>
+            <w:r>
+              <w:rPr>
                 <w:color w:val="000000" w:themeColor="text1"/>
                 <w:sz w:val="24"/>
                 <w:szCs w:val="24"/>
               </w:rPr>
               <w:t>Schoeisel</w:t>
             </w:r>
-          </w:p>
-          <w:p>
-            <w:pPr>
-              <w:spacing w:before="240" w:after="240" w:line="360" w:lineRule="auto"/>
-              <w:rPr>
-                <w:rFonts w:ascii="Calibri" w:hAnsi="Calibri" w:cs="Calibri"/>
-                <w:color w:val="000000" w:themeColor="text1"/>
-                <w:sz w:val="24"/>
-                <w:szCs w:val="24"/>
-              </w:rPr>
-            </w:pPr>
-            <w:r>
-              <w:rPr>
-                <w:rFonts w:ascii="Arial" w:hAnsi="Arial" w:cs="Arial" w:eastAsia="Arial"/>
-                <w:color w:val="000000" w:themeColor="text1"/>
-                <w:sz w:val="24"/>
-                <w:szCs w:val="24"/>
-              </w:rPr>
-              <w:t>(</w:t>
-            </w:r>
-            <w:proofErr w:type="gramStart"/>
-            <w:r>
-              <w:rPr>
-                <w:rFonts w:ascii="Arial" w:hAnsi="Arial" w:cs="Arial" w:eastAsia="Arial"/>
-                <w:color w:val="000000" w:themeColor="text1"/>
-                <w:sz w:val="24"/>
-                <w:szCs w:val="24"/>
-              </w:rPr>
-              <w:t>buiten</w:t>
-            </w:r>
-            <w:proofErr w:type="gramEnd"/>
-            <w:r>
-              <w:rPr>
-                <w:rFonts w:ascii="Arial" w:hAnsi="Arial" w:cs="Arial" w:eastAsia="Arial"/>
-                <w:color w:val="000000" w:themeColor="text1"/>
-                <w:sz w:val="24"/>
-                <w:szCs w:val="24"/>
-              </w:rPr>
-              <w:t>)</w:t>
-            </w:r>
-          </w:p>
-        </w:tc>
-        <w:tc>
-          <w:tcPr>
-            <w:tcW w:w="1244" w:type="dxa"/>
+            <w:r>
+              <w:rPr>
+                <w:color w:val="000000" w:themeColor="text1"/>
+                <w:sz w:val="24"/>
+                <w:szCs w:val="24"/>
+              </w:rPr>
+              <w:t xml:space="preserve"> </w:t>
+            </w:r>
+            <w:r>
+              <w:rPr>
+                <w:color w:val="000000" w:themeColor="text1"/>
+                <w:sz w:val="24"/>
+                <w:szCs w:val="24"/>
+              </w:rPr>
+              <w:t>(buiten)</w:t>
+            </w:r>
+          </w:p>
+        </w:tc>
+        <w:tc>
+          <w:tcPr>
+            <w:tcW w:w="1417" w:type="dxa"/>
           </w:tcPr>
           <w:p>
             <w:pPr>
@@ -5363,24 +5120,24 @@
         </w:tc>
         <w:tc>
           <w:tcPr>
-            <w:tcW w:w="3118" w:type="dxa"/>
-          </w:tcPr>
-          <w:p>
-            <w:pPr>
-              <w:spacing w:before="240" w:after="240" w:line="360" w:lineRule="auto"/>
-              <w:jc w:val="center"/>
-              <w:rPr>
-                <w:rFonts w:ascii="Calibri" w:hAnsi="Calibri" w:cs="Calibri"/>
-                <w:color w:val="000000" w:themeColor="text1"/>
-                <w:sz w:val="24"/>
-                <w:szCs w:val="24"/>
-              </w:rPr>
-            </w:pPr>
-          </w:p>
-        </w:tc>
-        <w:tc>
-          <w:tcPr>
-            <w:tcW w:w="3005" w:type="dxa"/>
+            <w:tcW w:w="2268" w:type="dxa"/>
+          </w:tcPr>
+          <w:p>
+            <w:pPr>
+              <w:spacing w:before="240" w:after="240" w:line="360" w:lineRule="auto"/>
+              <w:jc w:val="center"/>
+              <w:rPr>
+                <w:rFonts w:ascii="Calibri" w:hAnsi="Calibri" w:cs="Calibri"/>
+                <w:color w:val="000000" w:themeColor="text1"/>
+                <w:sz w:val="24"/>
+                <w:szCs w:val="24"/>
+              </w:rPr>
+            </w:pPr>
+          </w:p>
+        </w:tc>
+        <w:tc>
+          <w:tcPr>
+            <w:tcW w:w="2382" w:type="dxa"/>
           </w:tcPr>
           <w:p>
             <w:pPr>
@@ -5420,9 +5177,9 @@
       </w:pPr>
     </w:p>
     <w:sectPr>
-      <w:headerReference w:type="default" r:id="rId7"/>
-      <w:footerReference w:type="default" r:id="rId8"/>
-      <w:pgSz w:w="11906" w:h="16838" w:orient="portrait"/>
+      <w:headerReference w:type="default" r:id="rId10"/>
+      <w:footerReference w:type="default" r:id="rId11"/>
+      <w:pgSz w:w="11906" w:h="16838"/>
       <w:pgMar w:top="1440" w:right="1440" w:bottom="1440" w:left="1440" w:header="708" w:footer="708" w:gutter="0"/>
       <w:cols w:space="708"/>
       <w:docGrid w:linePitch="360"/>
@@ -5432,7 +5189,7 @@
 </file>
 
 <file path=word/endnotes.xml><?xml version="1.0" encoding="utf-8"?>
-<w:endnotes xmlns:wpc="http://schemas.microsoft.com/office/word/2010/wordprocessingCanvas" xmlns:cx="http://schemas.microsoft.com/office/drawing/2014/chartex" xmlns:cx1="http://schemas.microsoft.com/office/drawing/2015/9/8/chartex" xmlns:cx2="http://schemas.microsoft.com/office/drawing/2015/10/21/chartex" xmlns:cx3="http://schemas.microsoft.com/office/drawing/2016/5/9/chartex" xmlns:cx4="http://schemas.microsoft.com/office/drawing/2016/5/10/chartex" xmlns:cx5="http://schemas.microsoft.com/office/drawing/2016/5/11/chartex" xmlns:cx6="http://schemas.microsoft.com/office/drawing/2016/5/12/chartex" xmlns:cx7="http://schemas.microsoft.com/office/drawing/2016/5/13/chartex" xmlns:cx8="http://schemas.microsoft.com/office/drawing/2016/5/14/chartex" xmlns:mc="http://schemas.openxmlformats.org/markup-compatibility/2006" xmlns:aink="http://schemas.microsoft.com/office/drawing/2016/ink" xmlns:am3d="http://schemas.microsoft.com/office/drawing/2017/model3d" xmlns:o="urn:schemas-microsoft-com:office:office" xmlns:oel="http://schemas.microsoft.com/office/2019/extlst" xmlns:r="http://schemas.openxmlformats.org/officeDocument/2006/relationships" xmlns:m="http://schemas.openxmlformats.org/officeDocument/2006/math" xmlns:v="urn:schemas-microsoft-com:vml" xmlns:wp14="http://schemas.microsoft.com/office/word/2010/wordprocessingDrawing" xmlns:wp="http://schemas.openxmlformats.org/drawingml/2006/wordprocessingDrawing" xmlns:w10="urn:schemas-microsoft-com:office:word" xmlns:w="http://schemas.openxmlformats.org/wordprocessingml/2006/main" xmlns:w14="http://schemas.microsoft.com/office/word/2010/wordml" xmlns:w15="http://schemas.microsoft.com/office/word/2012/wordml" xmlns:w16cex="http://schemas.microsoft.com/office/word/2018/wordml/cex" xmlns:w16cid="http://schemas.microsoft.com/office/word/2016/wordml/cid" xmlns:w16="http://schemas.microsoft.com/office/word/2018/wordml" xmlns:w16du="http://schemas.microsoft.com/office/word/2023/wordml/word16du" xmlns:w16sdtdh="http://schemas.microsoft.com/office/word/2020/wordml/sdtdatahash" xmlns:w16sdtfl="http://schemas.microsoft.com/office/word/2024/wordml/sdtformatlock" xmlns:w16se="http://schemas.microsoft.com/office/word/2015/wordml/symex" xmlns:wpg="http://schemas.microsoft.com/office/word/2010/wordprocessingGroup" xmlns:wpi="http://schemas.microsoft.com/office/word/2010/wordprocessingInk" xmlns:wne="http://schemas.microsoft.com/office/word/2006/wordml" xmlns:wps="http://schemas.microsoft.com/office/word/2010/wordprocessingShape" mc:Ignorable="w14 w15 w16se w16cid w16 w16cex w16sdtdh w16sdtfl w16du wp14">
+<w:endnotes xmlns:wpc="http://schemas.microsoft.com/office/word/2010/wordprocessingCanvas" xmlns:cx="http://schemas.microsoft.com/office/drawing/2014/chartex" xmlns:cx1="http://schemas.microsoft.com/office/drawing/2015/9/8/chartex" xmlns:cx2="http://schemas.microsoft.com/office/drawing/2015/10/21/chartex" xmlns:cx3="http://schemas.microsoft.com/office/drawing/2016/5/9/chartex" xmlns:cx4="http://schemas.microsoft.com/office/drawing/2016/5/10/chartex" xmlns:cx5="http://schemas.microsoft.com/office/drawing/2016/5/11/chartex" xmlns:cx6="http://schemas.microsoft.com/office/drawing/2016/5/12/chartex" xmlns:cx7="http://schemas.microsoft.com/office/drawing/2016/5/13/chartex" xmlns:cx8="http://schemas.microsoft.com/office/drawing/2016/5/14/chartex" xmlns:mc="http://schemas.openxmlformats.org/markup-compatibility/2006" xmlns:aink="http://schemas.microsoft.com/office/drawing/2016/ink" xmlns:am3d="http://schemas.microsoft.com/office/drawing/2017/model3d" xmlns:o="urn:schemas-microsoft-com:office:office" xmlns:oel="http://schemas.microsoft.com/office/2019/extlst" xmlns:r="http://schemas.openxmlformats.org/officeDocument/2006/relationships" xmlns:m="http://schemas.openxmlformats.org/officeDocument/2006/math" xmlns:v="urn:schemas-microsoft-com:vml" xmlns:wp14="http://schemas.microsoft.com/office/word/2010/wordprocessingDrawing" xmlns:wp="http://schemas.openxmlformats.org/drawingml/2006/wordprocessingDrawing" xmlns:w10="urn:schemas-microsoft-com:office:word" xmlns:w="http://schemas.openxmlformats.org/wordprocessingml/2006/main" xmlns:w14="http://schemas.microsoft.com/office/word/2010/wordml" xmlns:w15="http://schemas.microsoft.com/office/word/2012/wordml" xmlns:w16cei="http://schemas.microsoft.com/office/word/2026/wordml/cei" xmlns:w16cex="http://schemas.microsoft.com/office/word/2018/wordml/cex" xmlns:w16cid="http://schemas.microsoft.com/office/word/2016/wordml/cid" xmlns:w16="http://schemas.microsoft.com/office/word/2018/wordml" xmlns:w16du="http://schemas.microsoft.com/office/word/2023/wordml/word16du" xmlns:w16sdtdh="http://schemas.microsoft.com/office/word/2020/wordml/sdtdatahash" xmlns:w16sdtfl="http://schemas.microsoft.com/office/word/2024/wordml/sdtformatlock" xmlns:w16se="http://schemas.microsoft.com/office/word/2015/wordml/symex" xmlns:wpg="http://schemas.microsoft.com/office/word/2010/wordprocessingGroup" xmlns:wpi="http://schemas.microsoft.com/office/word/2010/wordprocessingInk" xmlns:wne="http://schemas.microsoft.com/office/word/2006/wordml" xmlns:wps="http://schemas.microsoft.com/office/word/2010/wordprocessingShape" mc:Ignorable="w14 w15 w16se w16cid w16 w16cex w16sdtdh w16sdtfl w16du wp14">
   <w:endnote w:type="separator" w:id="-1">
     <w:p>
       <w:pPr>
@@ -5451,7 +5208,7 @@
 </file>
 
 <file path=word/footer1.xml><?xml version="1.0" encoding="utf-8"?>
-<w:ftr xmlns:wpc="http://schemas.microsoft.com/office/word/2010/wordprocessingCanvas" xmlns:cx="http://schemas.microsoft.com/office/drawing/2014/chartex" xmlns:cx1="http://schemas.microsoft.com/office/drawing/2015/9/8/chartex" xmlns:cx2="http://schemas.microsoft.com/office/drawing/2015/10/21/chartex" xmlns:cx3="http://schemas.microsoft.com/office/drawing/2016/5/9/chartex" xmlns:cx4="http://schemas.microsoft.com/office/drawing/2016/5/10/chartex" xmlns:cx5="http://schemas.microsoft.com/office/drawing/2016/5/11/chartex" xmlns:cx6="http://schemas.microsoft.com/office/drawing/2016/5/12/chartex" xmlns:cx7="http://schemas.microsoft.com/office/drawing/2016/5/13/chartex" xmlns:cx8="http://schemas.microsoft.com/office/drawing/2016/5/14/chartex" xmlns:mc="http://schemas.openxmlformats.org/markup-compatibility/2006" xmlns:aink="http://schemas.microsoft.com/office/drawing/2016/ink" xmlns:am3d="http://schemas.microsoft.com/office/drawing/2017/model3d" xmlns:o="urn:schemas-microsoft-com:office:office" xmlns:oel="http://schemas.microsoft.com/office/2019/extlst" xmlns:r="http://schemas.openxmlformats.org/officeDocument/2006/relationships" xmlns:m="http://schemas.openxmlformats.org/officeDocument/2006/math" xmlns:v="urn:schemas-microsoft-com:vml" xmlns:wp14="http://schemas.microsoft.com/office/word/2010/wordprocessingDrawing" xmlns:wp="http://schemas.openxmlformats.org/drawingml/2006/wordprocessingDrawing" xmlns:w10="urn:schemas-microsoft-com:office:word" xmlns:w="http://schemas.openxmlformats.org/wordprocessingml/2006/main" xmlns:w14="http://schemas.microsoft.com/office/word/2010/wordml" xmlns:w15="http://schemas.microsoft.com/office/word/2012/wordml" xmlns:w16cex="http://schemas.microsoft.com/office/word/2018/wordml/cex" xmlns:w16cid="http://schemas.microsoft.com/office/word/2016/wordml/cid" xmlns:w16="http://schemas.microsoft.com/office/word/2018/wordml" xmlns:w16du="http://schemas.microsoft.com/office/word/2023/wordml/word16du" xmlns:w16sdtdh="http://schemas.microsoft.com/office/word/2020/wordml/sdtdatahash" xmlns:w16sdtfl="http://schemas.microsoft.com/office/word/2024/wordml/sdtformatlock" xmlns:w16se="http://schemas.microsoft.com/office/word/2015/wordml/symex" xmlns:wpg="http://schemas.microsoft.com/office/word/2010/wordprocessingGroup" xmlns:wpi="http://schemas.microsoft.com/office/word/2010/wordprocessingInk" xmlns:wne="http://schemas.microsoft.com/office/word/2006/wordml" xmlns:wps="http://schemas.microsoft.com/office/word/2010/wordprocessingShape" mc:Ignorable="w14 w15 w16se w16cid w16 w16cex w16sdtdh w16sdtfl w16du wp14">
+<w:ftr xmlns:wpc="http://schemas.microsoft.com/office/word/2010/wordprocessingCanvas" xmlns:cx="http://schemas.microsoft.com/office/drawing/2014/chartex" xmlns:cx1="http://schemas.microsoft.com/office/drawing/2015/9/8/chartex" xmlns:cx2="http://schemas.microsoft.com/office/drawing/2015/10/21/chartex" xmlns:cx3="http://schemas.microsoft.com/office/drawing/2016/5/9/chartex" xmlns:cx4="http://schemas.microsoft.com/office/drawing/2016/5/10/chartex" xmlns:cx5="http://schemas.microsoft.com/office/drawing/2016/5/11/chartex" xmlns:cx6="http://schemas.microsoft.com/office/drawing/2016/5/12/chartex" xmlns:cx7="http://schemas.microsoft.com/office/drawing/2016/5/13/chartex" xmlns:cx8="http://schemas.microsoft.com/office/drawing/2016/5/14/chartex" xmlns:mc="http://schemas.openxmlformats.org/markup-compatibility/2006" xmlns:aink="http://schemas.microsoft.com/office/drawing/2016/ink" xmlns:am3d="http://schemas.microsoft.com/office/drawing/2017/model3d" xmlns:o="urn:schemas-microsoft-com:office:office" xmlns:oel="http://schemas.microsoft.com/office/2019/extlst" xmlns:r="http://schemas.openxmlformats.org/officeDocument/2006/relationships" xmlns:m="http://schemas.openxmlformats.org/officeDocument/2006/math" xmlns:v="urn:schemas-microsoft-com:vml" xmlns:wp14="http://schemas.microsoft.com/office/word/2010/wordprocessingDrawing" xmlns:wp="http://schemas.openxmlformats.org/drawingml/2006/wordprocessingDrawing" xmlns:w10="urn:schemas-microsoft-com:office:word" xmlns:w="http://schemas.openxmlformats.org/wordprocessingml/2006/main" xmlns:w14="http://schemas.microsoft.com/office/word/2010/wordml" xmlns:w15="http://schemas.microsoft.com/office/word/2012/wordml" xmlns:w16cei="http://schemas.microsoft.com/office/word/2026/wordml/cei" xmlns:w16cex="http://schemas.microsoft.com/office/word/2018/wordml/cex" xmlns:w16cid="http://schemas.microsoft.com/office/word/2016/wordml/cid" xmlns:w16="http://schemas.microsoft.com/office/word/2018/wordml" xmlns:w16du="http://schemas.microsoft.com/office/word/2023/wordml/word16du" xmlns:w16sdtdh="http://schemas.microsoft.com/office/word/2020/wordml/sdtdatahash" xmlns:w16sdtfl="http://schemas.microsoft.com/office/word/2024/wordml/sdtformatlock" xmlns:w16se="http://schemas.microsoft.com/office/word/2015/wordml/symex" xmlns:wpg="http://schemas.microsoft.com/office/word/2010/wordprocessingGroup" xmlns:wpi="http://schemas.microsoft.com/office/word/2010/wordprocessingInk" xmlns:wne="http://schemas.microsoft.com/office/word/2006/wordml" xmlns:wps="http://schemas.microsoft.com/office/word/2010/wordprocessingShape" mc:Ignorable="w14 w15 w16se w16cid w16 w16cex w16sdtdh w16sdtfl w16du wp14">
   <w:p>
     <w:pPr>
       <w:pBdr>
@@ -5486,7 +5243,7 @@
                   <pic:cNvPicPr/>
                 </pic:nvPicPr>
                 <pic:blipFill rotWithShape="1">
-                  <a:blip r:embed="rIdTplImgC">
+                  <a:blip r:embed="rId1">
                     <a:extLst>
                       <a:ext uri="{28A0092B-C50C-407E-A947-70E740481C1C}">
                         <a14:useLocalDpi xmlns:a14="http://schemas.microsoft.com/office/drawing/2010/main" val="0"/>
@@ -5560,7 +5317,7 @@
         <w:sz w:val="16"/>
         <w:szCs w:val="16"/>
       </w:rPr>
-      <w:t>·</w:t>
+      <w:t>·  Versie</w:t>
     </w:r>
     <w:proofErr w:type="gramEnd"/>
     <w:r>
@@ -5569,7 +5326,7 @@
         <w:sz w:val="16"/>
         <w:szCs w:val="16"/>
       </w:rPr>
-      <w:t xml:space="preserve">  Versie </w:t>
+      <w:t xml:space="preserve"> </w:t>
     </w:r>
     <w:proofErr w:type="gramStart"/>
     <w:r>
@@ -5580,8 +5337,9 @@
         <w:sz w:val="16"/>
         <w:szCs w:val="16"/>
       </w:rPr>
-      <w:t xml:space="preserve">[ </w:t>
+      <w:t>[ 1.0</w:t>
     </w:r>
+    <w:proofErr w:type="gramEnd"/>
     <w:r>
       <w:rPr>
         <w:i/>
@@ -5590,9 +5348,9 @@
         <w:sz w:val="16"/>
         <w:szCs w:val="16"/>
       </w:rPr>
-      <w:t>1.0</w:t>
+      <w:t xml:space="preserve"> </w:t>
     </w:r>
-    <w:proofErr w:type="gramEnd"/>
+    <w:proofErr w:type="gramStart"/>
     <w:r>
       <w:rPr>
         <w:i/>
@@ -5601,7 +5359,24 @@
         <w:sz w:val="16"/>
         <w:szCs w:val="16"/>
       </w:rPr>
-      <w:t xml:space="preserve"> </w:t>
+      <w:t>]</w:t>
+    </w:r>
+    <w:r>
+      <w:rPr>
+        <w:color w:val="59636E"/>
+        <w:sz w:val="16"/>
+        <w:szCs w:val="16"/>
+      </w:rPr>
+      <w:t xml:space="preserve">  ·</w:t>
+    </w:r>
+    <w:proofErr w:type="gramEnd"/>
+    <w:r>
+      <w:rPr>
+        <w:color w:val="59636E"/>
+        <w:sz w:val="16"/>
+        <w:szCs w:val="16"/>
+      </w:rPr>
+      <w:t xml:space="preserve">  </w:t>
     </w:r>
     <w:proofErr w:type="gramStart"/>
     <w:r>
@@ -5612,26 +5387,9 @@
         <w:sz w:val="16"/>
         <w:szCs w:val="16"/>
       </w:rPr>
-      <w:t>]</w:t>
-    </w:r>
-    <w:r>
-      <w:rPr>
-        <w:color w:val="59636E"/>
-        <w:sz w:val="16"/>
-        <w:szCs w:val="16"/>
-      </w:rPr>
-      <w:t xml:space="preserve">  ·</w:t>
+      <w:t>[ 27</w:t>
     </w:r>
     <w:proofErr w:type="gramEnd"/>
-    <w:r>
-      <w:rPr>
-        <w:color w:val="59636E"/>
-        <w:sz w:val="16"/>
-        <w:szCs w:val="16"/>
-      </w:rPr>
-      <w:t xml:space="preserve">  </w:t>
-    </w:r>
-    <w:proofErr w:type="gramStart"/>
     <w:r>
       <w:rPr>
         <w:i/>
@@ -5640,8 +5398,9 @@
         <w:sz w:val="16"/>
         <w:szCs w:val="16"/>
       </w:rPr>
-      <w:t xml:space="preserve">[ </w:t>
+      <w:t>/07/</w:t>
     </w:r>
+    <w:proofErr w:type="gramStart"/>
     <w:r>
       <w:rPr>
         <w:i/>
@@ -5650,39 +5409,7 @@
         <w:sz w:val="16"/>
         <w:szCs w:val="16"/>
       </w:rPr>
-      <w:t>27</w:t>
-    </w:r>
-    <w:proofErr w:type="gramEnd"/>
-    <w:r>
-      <w:rPr>
-        <w:i/>
-        <w:iCs/>
-        <w:color w:val="59636E"/>
-        <w:sz w:val="16"/>
-        <w:szCs w:val="16"/>
-      </w:rPr>
-      <w:t>/07/</w:t>
-    </w:r>
-    <w:proofErr w:type="gramStart"/>
-    <w:r>
-      <w:rPr>
-        <w:i/>
-        <w:iCs/>
-        <w:color w:val="59636E"/>
-        <w:sz w:val="16"/>
-        <w:szCs w:val="16"/>
-      </w:rPr>
-      <w:t>2026</w:t>
-    </w:r>
-    <w:r>
-      <w:rPr>
-        <w:i/>
-        <w:iCs/>
-        <w:color w:val="59636E"/>
-        <w:sz w:val="16"/>
-        <w:szCs w:val="16"/>
-      </w:rPr>
-      <w:t xml:space="preserve"> ]</w:t>
+      <w:t>2026 ]</w:t>
     </w:r>
     <w:proofErr w:type="gramEnd"/>
     <w:r>
@@ -5806,7 +5533,7 @@
 </file>
 
 <file path=word/footnotes.xml><?xml version="1.0" encoding="utf-8"?>
-<w:footnotes xmlns:wpc="http://schemas.microsoft.com/office/word/2010/wordprocessingCanvas" xmlns:cx="http://schemas.microsoft.com/office/drawing/2014/chartex" xmlns:cx1="http://schemas.microsoft.com/office/drawing/2015/9/8/chartex" xmlns:cx2="http://schemas.microsoft.com/office/drawing/2015/10/21/chartex" xmlns:cx3="http://schemas.microsoft.com/office/drawing/2016/5/9/chartex" xmlns:cx4="http://schemas.microsoft.com/office/drawing/2016/5/10/chartex" xmlns:cx5="http://schemas.microsoft.com/office/drawing/2016/5/11/chartex" xmlns:cx6="http://schemas.microsoft.com/office/drawing/2016/5/12/chartex" xmlns:cx7="http://schemas.microsoft.com/office/drawing/2016/5/13/chartex" xmlns:cx8="http://schemas.microsoft.com/office/drawing/2016/5/14/chartex" xmlns:mc="http://schemas.openxmlformats.org/markup-compatibility/2006" xmlns:aink="http://schemas.microsoft.com/office/drawing/2016/ink" xmlns:am3d="http://schemas.microsoft.com/office/drawing/2017/model3d" xmlns:o="urn:schemas-microsoft-com:office:office" xmlns:oel="http://schemas.microsoft.com/office/2019/extlst" xmlns:r="http://schemas.openxmlformats.org/officeDocument/2006/relationships" xmlns:m="http://schemas.openxmlformats.org/officeDocument/2006/math" xmlns:v="urn:schemas-microsoft-com:vml" xmlns:wp14="http://schemas.microsoft.com/office/word/2010/wordprocessingDrawing" xmlns:wp="http://schemas.openxmlformats.org/drawingml/2006/wordprocessingDrawing" xmlns:w10="urn:schemas-microsoft-com:office:word" xmlns:w="http://schemas.openxmlformats.org/wordprocessingml/2006/main" xmlns:w14="http://schemas.microsoft.com/office/word/2010/wordml" xmlns:w15="http://schemas.microsoft.com/office/word/2012/wordml" xmlns:w16cex="http://schemas.microsoft.com/office/word/2018/wordml/cex" xmlns:w16cid="http://schemas.microsoft.com/office/word/2016/wordml/cid" xmlns:w16="http://schemas.microsoft.com/office/word/2018/wordml" xmlns:w16du="http://schemas.microsoft.com/office/word/2023/wordml/word16du" xmlns:w16sdtdh="http://schemas.microsoft.com/office/word/2020/wordml/sdtdatahash" xmlns:w16sdtfl="http://schemas.microsoft.com/office/word/2024/wordml/sdtformatlock" xmlns:w16se="http://schemas.microsoft.com/office/word/2015/wordml/symex" xmlns:wpg="http://schemas.microsoft.com/office/word/2010/wordprocessingGroup" xmlns:wpi="http://schemas.microsoft.com/office/word/2010/wordprocessingInk" xmlns:wne="http://schemas.microsoft.com/office/word/2006/wordml" xmlns:wps="http://schemas.microsoft.com/office/word/2010/wordprocessingShape" mc:Ignorable="w14 w15 w16se w16cid w16 w16cex w16sdtdh w16sdtfl w16du wp14">
+<w:footnotes xmlns:wpc="http://schemas.microsoft.com/office/word/2010/wordprocessingCanvas" xmlns:cx="http://schemas.microsoft.com/office/drawing/2014/chartex" xmlns:cx1="http://schemas.microsoft.com/office/drawing/2015/9/8/chartex" xmlns:cx2="http://schemas.microsoft.com/office/drawing/2015/10/21/chartex" xmlns:cx3="http://schemas.microsoft.com/office/drawing/2016/5/9/chartex" xmlns:cx4="http://schemas.microsoft.com/office/drawing/2016/5/10/chartex" xmlns:cx5="http://schemas.microsoft.com/office/drawing/2016/5/11/chartex" xmlns:cx6="http://schemas.microsoft.com/office/drawing/2016/5/12/chartex" xmlns:cx7="http://schemas.microsoft.com/office/drawing/2016/5/13/chartex" xmlns:cx8="http://schemas.microsoft.com/office/drawing/2016/5/14/chartex" xmlns:mc="http://schemas.openxmlformats.org/markup-compatibility/2006" xmlns:aink="http://schemas.microsoft.com/office/drawing/2016/ink" xmlns:am3d="http://schemas.microsoft.com/office/drawing/2017/model3d" xmlns:o="urn:schemas-microsoft-com:office:office" xmlns:oel="http://schemas.microsoft.com/office/2019/extlst" xmlns:r="http://schemas.openxmlformats.org/officeDocument/2006/relationships" xmlns:m="http://schemas.openxmlformats.org/officeDocument/2006/math" xmlns:v="urn:schemas-microsoft-com:vml" xmlns:wp14="http://schemas.microsoft.com/office/word/2010/wordprocessingDrawing" xmlns:wp="http://schemas.openxmlformats.org/drawingml/2006/wordprocessingDrawing" xmlns:w10="urn:schemas-microsoft-com:office:word" xmlns:w="http://schemas.openxmlformats.org/wordprocessingml/2006/main" xmlns:w14="http://schemas.microsoft.com/office/word/2010/wordml" xmlns:w15="http://schemas.microsoft.com/office/word/2012/wordml" xmlns:w16cei="http://schemas.microsoft.com/office/word/2026/wordml/cei" xmlns:w16cex="http://schemas.microsoft.com/office/word/2018/wordml/cex" xmlns:w16cid="http://schemas.microsoft.com/office/word/2016/wordml/cid" xmlns:w16="http://schemas.microsoft.com/office/word/2018/wordml" xmlns:w16du="http://schemas.microsoft.com/office/word/2023/wordml/word16du" xmlns:w16sdtdh="http://schemas.microsoft.com/office/word/2020/wordml/sdtdatahash" xmlns:w16sdtfl="http://schemas.microsoft.com/office/word/2024/wordml/sdtformatlock" xmlns:w16se="http://schemas.microsoft.com/office/word/2015/wordml/symex" xmlns:wpg="http://schemas.microsoft.com/office/word/2010/wordprocessingGroup" xmlns:wpi="http://schemas.microsoft.com/office/word/2010/wordprocessingInk" xmlns:wne="http://schemas.microsoft.com/office/word/2006/wordml" xmlns:wps="http://schemas.microsoft.com/office/word/2010/wordprocessingShape" mc:Ignorable="w14 w15 w16se w16cid w16 w16cex w16sdtdh w16sdtfl w16du wp14">
   <w:footnote w:type="separator" w:id="-1">
     <w:p>
       <w:pPr>
@@ -5825,10 +5552,9 @@
 </file>
 
 <file path=word/header1.xml><?xml version="1.0" encoding="utf-8"?>
-<w:hdr xmlns:wpc="http://schemas.microsoft.com/office/word/2010/wordprocessingCanvas" xmlns:cx="http://schemas.microsoft.com/office/drawing/2014/chartex" xmlns:cx1="http://schemas.microsoft.com/office/drawing/2015/9/8/chartex" xmlns:cx2="http://schemas.microsoft.com/office/drawing/2015/10/21/chartex" xmlns:cx3="http://schemas.microsoft.com/office/drawing/2016/5/9/chartex" xmlns:cx4="http://schemas.microsoft.com/office/drawing/2016/5/10/chartex" xmlns:cx5="http://schemas.microsoft.com/office/drawing/2016/5/11/chartex" xmlns:cx6="http://schemas.microsoft.com/office/drawing/2016/5/12/chartex" xmlns:cx7="http://schemas.microsoft.com/office/drawing/2016/5/13/chartex" xmlns:cx8="http://schemas.microsoft.com/office/drawing/2016/5/14/chartex" xmlns:mc="http://schemas.openxmlformats.org/markup-compatibility/2006" xmlns:aink="http://schemas.microsoft.com/office/drawing/2016/ink" xmlns:am3d="http://schemas.microsoft.com/office/drawing/2017/model3d" xmlns:o="urn:schemas-microsoft-com:office:office" xmlns:oel="http://schemas.microsoft.com/office/2019/extlst" xmlns:r="http://schemas.openxmlformats.org/officeDocument/2006/relationships" xmlns:m="http://schemas.openxmlformats.org/officeDocument/2006/math" xmlns:v="urn:schemas-microsoft-com:vml" xmlns:wp14="http://schemas.microsoft.com/office/word/2010/wordprocessingDrawing" xmlns:wp="http://schemas.openxmlformats.org/drawingml/2006/wordprocessingDrawing" xmlns:w10="urn:schemas-microsoft-com:office:word" xmlns:w="http://schemas.openxmlformats.org/wordprocessingml/2006/main" xmlns:w14="http://schemas.microsoft.com/office/word/2010/wordml" xmlns:w15="http://schemas.microsoft.com/office/word/2012/wordml" xmlns:w16cex="http://schemas.microsoft.com/office/word/2018/wordml/cex" xmlns:w16cid="http://schemas.microsoft.com/office/word/2016/wordml/cid" xmlns:w16="http://schemas.microsoft.com/office/word/2018/wordml" xmlns:w16du="http://schemas.microsoft.com/office/word/2023/wordml/word16du" xmlns:w16sdtdh="http://schemas.microsoft.com/office/word/2020/wordml/sdtdatahash" xmlns:w16sdtfl="http://schemas.microsoft.com/office/word/2024/wordml/sdtformatlock" xmlns:w16se="http://schemas.microsoft.com/office/word/2015/wordml/symex" xmlns:wpg="http://schemas.microsoft.com/office/word/2010/wordprocessingGroup" xmlns:wpi="http://schemas.microsoft.com/office/word/2010/wordprocessingInk" xmlns:wne="http://schemas.microsoft.com/office/word/2006/wordml" xmlns:wps="http://schemas.microsoft.com/office/word/2010/wordprocessingShape" mc:Ignorable="w14 w15 w16se w16cid w16 w16cex w16sdtdh w16sdtfl w16du wp14">
+<w:hdr xmlns:wpc="http://schemas.microsoft.com/office/word/2010/wordprocessingCanvas" xmlns:cx="http://schemas.microsoft.com/office/drawing/2014/chartex" xmlns:cx1="http://schemas.microsoft.com/office/drawing/2015/9/8/chartex" xmlns:cx2="http://schemas.microsoft.com/office/drawing/2015/10/21/chartex" xmlns:cx3="http://schemas.microsoft.com/office/drawing/2016/5/9/chartex" xmlns:cx4="http://schemas.microsoft.com/office/drawing/2016/5/10/chartex" xmlns:cx5="http://schemas.microsoft.com/office/drawing/2016/5/11/chartex" xmlns:cx6="http://schemas.microsoft.com/office/drawing/2016/5/12/chartex" xmlns:cx7="http://schemas.microsoft.com/office/drawing/2016/5/13/chartex" xmlns:cx8="http://schemas.microsoft.com/office/drawing/2016/5/14/chartex" xmlns:mc="http://schemas.openxmlformats.org/markup-compatibility/2006" xmlns:aink="http://schemas.microsoft.com/office/drawing/2016/ink" xmlns:am3d="http://schemas.microsoft.com/office/drawing/2017/model3d" xmlns:o="urn:schemas-microsoft-com:office:office" xmlns:oel="http://schemas.microsoft.com/office/2019/extlst" xmlns:r="http://schemas.openxmlformats.org/officeDocument/2006/relationships" xmlns:m="http://schemas.openxmlformats.org/officeDocument/2006/math" xmlns:v="urn:schemas-microsoft-com:vml" xmlns:wp14="http://schemas.microsoft.com/office/word/2010/wordprocessingDrawing" xmlns:wp="http://schemas.openxmlformats.org/drawingml/2006/wordprocessingDrawing" xmlns:w10="urn:schemas-microsoft-com:office:word" xmlns:w="http://schemas.openxmlformats.org/wordprocessingml/2006/main" xmlns:w14="http://schemas.microsoft.com/office/word/2010/wordml" xmlns:w15="http://schemas.microsoft.com/office/word/2012/wordml" xmlns:w16cei="http://schemas.microsoft.com/office/word/2026/wordml/cei" xmlns:w16cex="http://schemas.microsoft.com/office/word/2018/wordml/cex" xmlns:w16cid="http://schemas.microsoft.com/office/word/2016/wordml/cid" xmlns:w16="http://schemas.microsoft.com/office/word/2018/wordml" xmlns:w16du="http://schemas.microsoft.com/office/word/2023/wordml/word16du" xmlns:w16sdtdh="http://schemas.microsoft.com/office/word/2020/wordml/sdtdatahash" xmlns:w16sdtfl="http://schemas.microsoft.com/office/word/2024/wordml/sdtformatlock" xmlns:w16se="http://schemas.microsoft.com/office/word/2015/wordml/symex" xmlns:wpg="http://schemas.microsoft.com/office/word/2010/wordprocessingGroup" xmlns:wpi="http://schemas.microsoft.com/office/word/2010/wordprocessingInk" xmlns:wne="http://schemas.microsoft.com/office/word/2006/wordml" xmlns:wps="http://schemas.microsoft.com/office/word/2010/wordprocessingShape" mc:Ignorable="w14 w15 w16se w16cid w16 w16cex w16sdtdh w16sdtfl w16du wp14">
   <w:p>
     <w:pPr>
-      <w:pStyle w:val="Koptekst"/>
       <w:jc w:val="right"/>
     </w:pPr>
     <w:r>
@@ -5872,7 +5598,7 @@
                   <pic:cNvPicPr/>
                 </pic:nvPicPr>
                 <pic:blipFill>
-                  <a:blip r:embed="rIdTplImgA">
+                  <a:blip r:embed="rId1">
                     <a:extLst>
                       <a:ext uri="{28A0092B-C50C-407E-A947-70E740481C1C}">
                         <a14:useLocalDpi xmlns:a14="http://schemas.microsoft.com/office/drawing/2010/main" val="0"/>
@@ -5924,7 +5650,7 @@
                   <pic:cNvPicPr/>
                 </pic:nvPicPr>
                 <pic:blipFill>
-                  <a:blip r:embed="rIdTplImgB">
+                  <a:blip r:embed="rId2">
                     <a:extLst>
                       <a:ext uri="{28A0092B-C50C-407E-A947-70E740481C1C}">
                         <a14:useLocalDpi xmlns:a14="http://schemas.microsoft.com/office/drawing/2010/main" val="0"/>
@@ -5955,7 +5681,7 @@
 </file>
 
 <file path=word/numbering.xml><?xml version="1.0" encoding="utf-8"?>
-<w:numbering xmlns:wpc="http://schemas.microsoft.com/office/word/2010/wordprocessingCanvas" xmlns:cx="http://schemas.microsoft.com/office/drawing/2014/chartex" xmlns:cx1="http://schemas.microsoft.com/office/drawing/2015/9/8/chartex" xmlns:cx2="http://schemas.microsoft.com/office/drawing/2015/10/21/chartex" xmlns:cx3="http://schemas.microsoft.com/office/drawing/2016/5/9/chartex" xmlns:cx4="http://schemas.microsoft.com/office/drawing/2016/5/10/chartex" xmlns:cx5="http://schemas.microsoft.com/office/drawing/2016/5/11/chartex" xmlns:cx6="http://schemas.microsoft.com/office/drawing/2016/5/12/chartex" xmlns:cx7="http://schemas.microsoft.com/office/drawing/2016/5/13/chartex" xmlns:cx8="http://schemas.microsoft.com/office/drawing/2016/5/14/chartex" xmlns:mc="http://schemas.openxmlformats.org/markup-compatibility/2006" xmlns:aink="http://schemas.microsoft.com/office/drawing/2016/ink" xmlns:am3d="http://schemas.microsoft.com/office/drawing/2017/model3d" xmlns:o="urn:schemas-microsoft-com:office:office" xmlns:oel="http://schemas.microsoft.com/office/2019/extlst" xmlns:r="http://schemas.openxmlformats.org/officeDocument/2006/relationships" xmlns:m="http://schemas.openxmlformats.org/officeDocument/2006/math" xmlns:v="urn:schemas-microsoft-com:vml" xmlns:wp14="http://schemas.microsoft.com/office/word/2010/wordprocessingDrawing" xmlns:wp="http://schemas.openxmlformats.org/drawingml/2006/wordprocessingDrawing" xmlns:w10="urn:schemas-microsoft-com:office:word" xmlns:w="http://schemas.openxmlformats.org/wordprocessingml/2006/main" xmlns:w14="http://schemas.microsoft.com/office/word/2010/wordml" xmlns:w15="http://schemas.microsoft.com/office/word/2012/wordml" xmlns:w16cex="http://schemas.microsoft.com/office/word/2018/wordml/cex" xmlns:w16cid="http://schemas.microsoft.com/office/word/2016/wordml/cid" xmlns:w16="http://schemas.microsoft.com/office/word/2018/wordml" xmlns:w16du="http://schemas.microsoft.com/office/word/2023/wordml/word16du" xmlns:w16sdtdh="http://schemas.microsoft.com/office/word/2020/wordml/sdtdatahash" xmlns:w16sdtfl="http://schemas.microsoft.com/office/word/2024/wordml/sdtformatlock" xmlns:w16se="http://schemas.microsoft.com/office/word/2015/wordml/symex" xmlns:wpg="http://schemas.microsoft.com/office/word/2010/wordprocessingGroup" xmlns:wpi="http://schemas.microsoft.com/office/word/2010/wordprocessingInk" xmlns:wne="http://schemas.microsoft.com/office/word/2006/wordml" xmlns:wps="http://schemas.microsoft.com/office/word/2010/wordprocessingShape" mc:Ignorable="w14 w15 w16se w16cid w16 w16cex w16sdtdh w16sdtfl w16du wp14">
+<w:numbering xmlns:wpc="http://schemas.microsoft.com/office/word/2010/wordprocessingCanvas" xmlns:cx="http://schemas.microsoft.com/office/drawing/2014/chartex" xmlns:cx1="http://schemas.microsoft.com/office/drawing/2015/9/8/chartex" xmlns:cx2="http://schemas.microsoft.com/office/drawing/2015/10/21/chartex" xmlns:cx3="http://schemas.microsoft.com/office/drawing/2016/5/9/chartex" xmlns:cx4="http://schemas.microsoft.com/office/drawing/2016/5/10/chartex" xmlns:cx5="http://schemas.microsoft.com/office/drawing/2016/5/11/chartex" xmlns:cx6="http://schemas.microsoft.com/office/drawing/2016/5/12/chartex" xmlns:cx7="http://schemas.microsoft.com/office/drawing/2016/5/13/chartex" xmlns:cx8="http://schemas.microsoft.com/office/drawing/2016/5/14/chartex" xmlns:mc="http://schemas.openxmlformats.org/markup-compatibility/2006" xmlns:aink="http://schemas.microsoft.com/office/drawing/2016/ink" xmlns:am3d="http://schemas.microsoft.com/office/drawing/2017/model3d" xmlns:o="urn:schemas-microsoft-com:office:office" xmlns:oel="http://schemas.microsoft.com/office/2019/extlst" xmlns:r="http://schemas.openxmlformats.org/officeDocument/2006/relationships" xmlns:m="http://schemas.openxmlformats.org/officeDocument/2006/math" xmlns:v="urn:schemas-microsoft-com:vml" xmlns:wp14="http://schemas.microsoft.com/office/word/2010/wordprocessingDrawing" xmlns:wp="http://schemas.openxmlformats.org/drawingml/2006/wordprocessingDrawing" xmlns:w10="urn:schemas-microsoft-com:office:word" xmlns:w="http://schemas.openxmlformats.org/wordprocessingml/2006/main" xmlns:w14="http://schemas.microsoft.com/office/word/2010/wordml" xmlns:w15="http://schemas.microsoft.com/office/word/2012/wordml" xmlns:w16cei="http://schemas.microsoft.com/office/word/2026/wordml/cei" xmlns:w16cex="http://schemas.microsoft.com/office/word/2018/wordml/cex" xmlns:w16cid="http://schemas.microsoft.com/office/word/2016/wordml/cid" xmlns:w16="http://schemas.microsoft.com/office/word/2018/wordml" xmlns:w16du="http://schemas.microsoft.com/office/word/2023/wordml/word16du" xmlns:w16sdtdh="http://schemas.microsoft.com/office/word/2020/wordml/sdtdatahash" xmlns:w16sdtfl="http://schemas.microsoft.com/office/word/2024/wordml/sdtformatlock" xmlns:w16se="http://schemas.microsoft.com/office/word/2015/wordml/symex" xmlns:wpg="http://schemas.microsoft.com/office/word/2010/wordprocessingGroup" xmlns:wpi="http://schemas.microsoft.com/office/word/2010/wordprocessingInk" xmlns:wne="http://schemas.microsoft.com/office/word/2006/wordml" xmlns:wps="http://schemas.microsoft.com/office/word/2010/wordprocessingShape" mc:Ignorable="w14 w15 w16se w16cid w16 w16cex w16sdtdh w16sdtfl w16du wp14">
   <w:abstractNum w:abstractNumId="0" w15:restartNumberingAfterBreak="0">
     <w:nsid w:val="03E752F1"/>
     <w:multiLevelType w:val="multilevel"/>
@@ -5972,7 +5698,7 @@
         <w:ind w:left="720" w:hanging="360"/>
       </w:pPr>
       <w:rPr>
-        <w:rFonts w:hint="default" w:ascii="Symbol" w:hAnsi="Symbol"/>
+        <w:rFonts w:ascii="Symbol" w:hAnsi="Symbol" w:hint="default"/>
         <w:sz w:val="20"/>
       </w:rPr>
     </w:lvl>
@@ -5988,7 +5714,7 @@
         <w:ind w:left="1440" w:hanging="360"/>
       </w:pPr>
       <w:rPr>
-        <w:rFonts w:hint="default" w:ascii="Courier New" w:hAnsi="Courier New"/>
+        <w:rFonts w:ascii="Courier New" w:hAnsi="Courier New" w:hint="default"/>
         <w:sz w:val="20"/>
       </w:rPr>
     </w:lvl>
@@ -6004,7 +5730,7 @@
         <w:ind w:left="2160" w:hanging="360"/>
       </w:pPr>
       <w:rPr>
-        <w:rFonts w:hint="default" w:ascii="Wingdings" w:hAnsi="Wingdings"/>
+        <w:rFonts w:ascii="Wingdings" w:hAnsi="Wingdings" w:hint="default"/>
         <w:sz w:val="20"/>
       </w:rPr>
     </w:lvl>
@@ -6020,7 +5746,7 @@
         <w:ind w:left="2880" w:hanging="360"/>
       </w:pPr>
       <w:rPr>
-        <w:rFonts w:hint="default" w:ascii="Wingdings" w:hAnsi="Wingdings"/>
+        <w:rFonts w:ascii="Wingdings" w:hAnsi="Wingdings" w:hint="default"/>
         <w:sz w:val="20"/>
       </w:rPr>
     </w:lvl>
@@ -6036,7 +5762,7 @@
         <w:ind w:left="3600" w:hanging="360"/>
       </w:pPr>
       <w:rPr>
-        <w:rFonts w:hint="default" w:ascii="Wingdings" w:hAnsi="Wingdings"/>
+        <w:rFonts w:ascii="Wingdings" w:hAnsi="Wingdings" w:hint="default"/>
         <w:sz w:val="20"/>
       </w:rPr>
     </w:lvl>
@@ -6052,7 +5778,7 @@
         <w:ind w:left="4320" w:hanging="360"/>
       </w:pPr>
       <w:rPr>
-        <w:rFonts w:hint="default" w:ascii="Wingdings" w:hAnsi="Wingdings"/>
+        <w:rFonts w:ascii="Wingdings" w:hAnsi="Wingdings" w:hint="default"/>
         <w:sz w:val="20"/>
       </w:rPr>
     </w:lvl>
@@ -6068,7 +5794,7 @@
         <w:ind w:left="5040" w:hanging="360"/>
       </w:pPr>
       <w:rPr>
-        <w:rFonts w:hint="default" w:ascii="Wingdings" w:hAnsi="Wingdings"/>
+        <w:rFonts w:ascii="Wingdings" w:hAnsi="Wingdings" w:hint="default"/>
         <w:sz w:val="20"/>
       </w:rPr>
     </w:lvl>
@@ -6084,7 +5810,7 @@
         <w:ind w:left="5760" w:hanging="360"/>
       </w:pPr>
       <w:rPr>
-        <w:rFonts w:hint="default" w:ascii="Wingdings" w:hAnsi="Wingdings"/>
+        <w:rFonts w:ascii="Wingdings" w:hAnsi="Wingdings" w:hint="default"/>
         <w:sz w:val="20"/>
       </w:rPr>
     </w:lvl>
@@ -6100,7 +5826,7 @@
         <w:ind w:left="6480" w:hanging="360"/>
       </w:pPr>
       <w:rPr>
-        <w:rFonts w:hint="default" w:ascii="Wingdings" w:hAnsi="Wingdings"/>
+        <w:rFonts w:ascii="Wingdings" w:hAnsi="Wingdings" w:hint="default"/>
         <w:sz w:val="20"/>
       </w:rPr>
     </w:lvl>
@@ -6118,7 +5844,7 @@
         <w:ind w:left="720" w:hanging="360"/>
       </w:pPr>
       <w:rPr>
-        <w:rFonts w:hint="default" w:ascii="Symbol" w:hAnsi="Symbol"/>
+        <w:rFonts w:ascii="Symbol" w:hAnsi="Symbol" w:hint="default"/>
       </w:rPr>
     </w:lvl>
     <w:lvl w:ilvl="1" w:tplc="04130003" w:tentative="1">
@@ -6130,7 +5856,7 @@
         <w:ind w:left="1440" w:hanging="360"/>
       </w:pPr>
       <w:rPr>
-        <w:rFonts w:hint="default" w:ascii="Courier New" w:hAnsi="Courier New" w:cs="Courier New"/>
+        <w:rFonts w:ascii="Courier New" w:hAnsi="Courier New" w:cs="Courier New" w:hint="default"/>
       </w:rPr>
     </w:lvl>
     <w:lvl w:ilvl="2" w:tplc="04130005" w:tentative="1">
@@ -6142,7 +5868,7 @@
         <w:ind w:left="2160" w:hanging="360"/>
       </w:pPr>
       <w:rPr>
-        <w:rFonts w:hint="default" w:ascii="Wingdings" w:hAnsi="Wingdings"/>
+        <w:rFonts w:ascii="Wingdings" w:hAnsi="Wingdings" w:hint="default"/>
       </w:rPr>
     </w:lvl>
     <w:lvl w:ilvl="3" w:tplc="04130001" w:tentative="1">
@@ -6154,7 +5880,7 @@
         <w:ind w:left="2880" w:hanging="360"/>
       </w:pPr>
       <w:rPr>
-        <w:rFonts w:hint="default" w:ascii="Symbol" w:hAnsi="Symbol"/>
+        <w:rFonts w:ascii="Symbol" w:hAnsi="Symbol" w:hint="default"/>
       </w:rPr>
     </w:lvl>
     <w:lvl w:ilvl="4" w:tplc="04130003" w:tentative="1">
@@ -6166,7 +5892,7 @@
         <w:ind w:left="3600" w:hanging="360"/>
       </w:pPr>
       <w:rPr>
-        <w:rFonts w:hint="default" w:ascii="Courier New" w:hAnsi="Courier New" w:cs="Courier New"/>
+        <w:rFonts w:ascii="Courier New" w:hAnsi="Courier New" w:cs="Courier New" w:hint="default"/>
       </w:rPr>
     </w:lvl>
     <w:lvl w:ilvl="5" w:tplc="04130005" w:tentative="1">
@@ -6178,7 +5904,7 @@
         <w:ind w:left="4320" w:hanging="360"/>
       </w:pPr>
       <w:rPr>
-        <w:rFonts w:hint="default" w:ascii="Wingdings" w:hAnsi="Wingdings"/>
+        <w:rFonts w:ascii="Wingdings" w:hAnsi="Wingdings" w:hint="default"/>
       </w:rPr>
     </w:lvl>
     <w:lvl w:ilvl="6" w:tplc="04130001" w:tentative="1">
@@ -6190,7 +5916,7 @@
         <w:ind w:left="5040" w:hanging="360"/>
       </w:pPr>
       <w:rPr>
-        <w:rFonts w:hint="default" w:ascii="Symbol" w:hAnsi="Symbol"/>
+        <w:rFonts w:ascii="Symbol" w:hAnsi="Symbol" w:hint="default"/>
       </w:rPr>
     </w:lvl>
     <w:lvl w:ilvl="7" w:tplc="04130003" w:tentative="1">
@@ -6202,7 +5928,7 @@
         <w:ind w:left="5760" w:hanging="360"/>
       </w:pPr>
       <w:rPr>
-        <w:rFonts w:hint="default" w:ascii="Courier New" w:hAnsi="Courier New" w:cs="Courier New"/>
+        <w:rFonts w:ascii="Courier New" w:hAnsi="Courier New" w:cs="Courier New" w:hint="default"/>
       </w:rPr>
     </w:lvl>
     <w:lvl w:ilvl="8" w:tplc="04130005" w:tentative="1">
@@ -6214,7 +5940,7 @@
         <w:ind w:left="6480" w:hanging="360"/>
       </w:pPr>
       <w:rPr>
-        <w:rFonts w:hint="default" w:ascii="Wingdings" w:hAnsi="Wingdings"/>
+        <w:rFonts w:ascii="Wingdings" w:hAnsi="Wingdings" w:hint="default"/>
       </w:rPr>
     </w:lvl>
   </w:abstractNum>
@@ -6234,7 +5960,7 @@
         <w:ind w:left="720" w:hanging="360"/>
       </w:pPr>
       <w:rPr>
-        <w:rFonts w:hint="default" w:ascii="Symbol" w:hAnsi="Symbol"/>
+        <w:rFonts w:ascii="Symbol" w:hAnsi="Symbol" w:hint="default"/>
         <w:sz w:val="20"/>
       </w:rPr>
     </w:lvl>
@@ -6250,7 +5976,7 @@
         <w:ind w:left="1440" w:hanging="360"/>
       </w:pPr>
       <w:rPr>
-        <w:rFonts w:hint="default" w:ascii="Courier New" w:hAnsi="Courier New"/>
+        <w:rFonts w:ascii="Courier New" w:hAnsi="Courier New" w:hint="default"/>
         <w:sz w:val="20"/>
       </w:rPr>
     </w:lvl>
@@ -6266,7 +5992,7 @@
         <w:ind w:left="2160" w:hanging="360"/>
       </w:pPr>
       <w:rPr>
-        <w:rFonts w:hint="default" w:ascii="Wingdings" w:hAnsi="Wingdings"/>
+        <w:rFonts w:ascii="Wingdings" w:hAnsi="Wingdings" w:hint="default"/>
         <w:sz w:val="20"/>
       </w:rPr>
     </w:lvl>
@@ -6282,7 +6008,7 @@
         <w:ind w:left="2880" w:hanging="360"/>
       </w:pPr>
       <w:rPr>
-        <w:rFonts w:hint="default" w:ascii="Wingdings" w:hAnsi="Wingdings"/>
+        <w:rFonts w:ascii="Wingdings" w:hAnsi="Wingdings" w:hint="default"/>
         <w:sz w:val="20"/>
       </w:rPr>
     </w:lvl>
@@ -6298,7 +6024,7 @@
         <w:ind w:left="3600" w:hanging="360"/>
       </w:pPr>
       <w:rPr>
-        <w:rFonts w:hint="default" w:ascii="Wingdings" w:hAnsi="Wingdings"/>
+        <w:rFonts w:ascii="Wingdings" w:hAnsi="Wingdings" w:hint="default"/>
         <w:sz w:val="20"/>
       </w:rPr>
     </w:lvl>
@@ -6314,7 +6040,7 @@
         <w:ind w:left="4320" w:hanging="360"/>
       </w:pPr>
       <w:rPr>
-        <w:rFonts w:hint="default" w:ascii="Wingdings" w:hAnsi="Wingdings"/>
+        <w:rFonts w:ascii="Wingdings" w:hAnsi="Wingdings" w:hint="default"/>
         <w:sz w:val="20"/>
       </w:rPr>
     </w:lvl>
@@ -6330,7 +6056,7 @@
         <w:ind w:left="5040" w:hanging="360"/>
       </w:pPr>
       <w:rPr>
-        <w:rFonts w:hint="default" w:ascii="Wingdings" w:hAnsi="Wingdings"/>
+        <w:rFonts w:ascii="Wingdings" w:hAnsi="Wingdings" w:hint="default"/>
         <w:sz w:val="20"/>
       </w:rPr>
     </w:lvl>
@@ -6346,7 +6072,7 @@
         <w:ind w:left="5760" w:hanging="360"/>
       </w:pPr>
       <w:rPr>
-        <w:rFonts w:hint="default" w:ascii="Wingdings" w:hAnsi="Wingdings"/>
+        <w:rFonts w:ascii="Wingdings" w:hAnsi="Wingdings" w:hint="default"/>
         <w:sz w:val="20"/>
       </w:rPr>
     </w:lvl>
@@ -6362,7 +6088,7 @@
         <w:ind w:left="6480" w:hanging="360"/>
       </w:pPr>
       <w:rPr>
-        <w:rFonts w:hint="default" w:ascii="Wingdings" w:hAnsi="Wingdings"/>
+        <w:rFonts w:ascii="Wingdings" w:hAnsi="Wingdings" w:hint="default"/>
         <w:sz w:val="20"/>
       </w:rPr>
     </w:lvl>
@@ -6383,7 +6109,7 @@
         <w:ind w:left="720" w:hanging="360"/>
       </w:pPr>
       <w:rPr>
-        <w:rFonts w:hint="default" w:ascii="Symbol" w:hAnsi="Symbol"/>
+        <w:rFonts w:ascii="Symbol" w:hAnsi="Symbol" w:hint="default"/>
         <w:sz w:val="20"/>
       </w:rPr>
     </w:lvl>
@@ -6399,7 +6125,7 @@
         <w:ind w:left="1440" w:hanging="360"/>
       </w:pPr>
       <w:rPr>
-        <w:rFonts w:hint="default" w:ascii="Courier New" w:hAnsi="Courier New"/>
+        <w:rFonts w:ascii="Courier New" w:hAnsi="Courier New" w:hint="default"/>
         <w:sz w:val="20"/>
       </w:rPr>
     </w:lvl>
@@ -6415,7 +6141,7 @@
         <w:ind w:left="2160" w:hanging="360"/>
       </w:pPr>
       <w:rPr>
-        <w:rFonts w:hint="default" w:ascii="Wingdings" w:hAnsi="Wingdings"/>
+        <w:rFonts w:ascii="Wingdings" w:hAnsi="Wingdings" w:hint="default"/>
         <w:sz w:val="20"/>
       </w:rPr>
     </w:lvl>
@@ -6431,7 +6157,7 @@
         <w:ind w:left="2880" w:hanging="360"/>
       </w:pPr>
       <w:rPr>
-        <w:rFonts w:hint="default" w:ascii="Wingdings" w:hAnsi="Wingdings"/>
+        <w:rFonts w:ascii="Wingdings" w:hAnsi="Wingdings" w:hint="default"/>
         <w:sz w:val="20"/>
       </w:rPr>
     </w:lvl>
@@ -6447,7 +6173,7 @@
         <w:ind w:left="3600" w:hanging="360"/>
       </w:pPr>
       <w:rPr>
-        <w:rFonts w:hint="default" w:ascii="Wingdings" w:hAnsi="Wingdings"/>
+        <w:rFonts w:ascii="Wingdings" w:hAnsi="Wingdings" w:hint="default"/>
         <w:sz w:val="20"/>
       </w:rPr>
     </w:lvl>
@@ -6463,7 +6189,7 @@
         <w:ind w:left="4320" w:hanging="360"/>
       </w:pPr>
       <w:rPr>
-        <w:rFonts w:hint="default" w:ascii="Wingdings" w:hAnsi="Wingdings"/>
+        <w:rFonts w:ascii="Wingdings" w:hAnsi="Wingdings" w:hint="default"/>
         <w:sz w:val="20"/>
       </w:rPr>
     </w:lvl>
@@ -6479,7 +6205,7 @@
         <w:ind w:left="5040" w:hanging="360"/>
       </w:pPr>
       <w:rPr>
-        <w:rFonts w:hint="default" w:ascii="Wingdings" w:hAnsi="Wingdings"/>
+        <w:rFonts w:ascii="Wingdings" w:hAnsi="Wingdings" w:hint="default"/>
         <w:sz w:val="20"/>
       </w:rPr>
     </w:lvl>
@@ -6495,7 +6221,7 @@
         <w:ind w:left="5760" w:hanging="360"/>
       </w:pPr>
       <w:rPr>
-        <w:rFonts w:hint="default" w:ascii="Wingdings" w:hAnsi="Wingdings"/>
+        <w:rFonts w:ascii="Wingdings" w:hAnsi="Wingdings" w:hint="default"/>
         <w:sz w:val="20"/>
       </w:rPr>
     </w:lvl>
@@ -6511,7 +6237,7 @@
         <w:ind w:left="6480" w:hanging="360"/>
       </w:pPr>
       <w:rPr>
-        <w:rFonts w:hint="default" w:ascii="Wingdings" w:hAnsi="Wingdings"/>
+        <w:rFonts w:ascii="Wingdings" w:hAnsi="Wingdings" w:hint="default"/>
         <w:sz w:val="20"/>
       </w:rPr>
     </w:lvl>
@@ -6532,7 +6258,7 @@
         <w:ind w:left="720" w:hanging="360"/>
       </w:pPr>
       <w:rPr>
-        <w:rFonts w:hint="default" w:ascii="Symbol" w:hAnsi="Symbol"/>
+        <w:rFonts w:ascii="Symbol" w:hAnsi="Symbol" w:hint="default"/>
         <w:sz w:val="20"/>
       </w:rPr>
     </w:lvl>
@@ -6548,7 +6274,7 @@
         <w:ind w:left="1440" w:hanging="360"/>
       </w:pPr>
       <w:rPr>
-        <w:rFonts w:hint="default" w:ascii="Courier New" w:hAnsi="Courier New"/>
+        <w:rFonts w:ascii="Courier New" w:hAnsi="Courier New" w:hint="default"/>
         <w:sz w:val="20"/>
       </w:rPr>
     </w:lvl>
@@ -6564,7 +6290,7 @@
         <w:ind w:left="2160" w:hanging="360"/>
       </w:pPr>
       <w:rPr>
-        <w:rFonts w:hint="default" w:ascii="Wingdings" w:hAnsi="Wingdings"/>
+        <w:rFonts w:ascii="Wingdings" w:hAnsi="Wingdings" w:hint="default"/>
         <w:sz w:val="20"/>
       </w:rPr>
     </w:lvl>
@@ -6580,7 +6306,7 @@
         <w:ind w:left="2880" w:hanging="360"/>
       </w:pPr>
       <w:rPr>
-        <w:rFonts w:hint="default" w:ascii="Wingdings" w:hAnsi="Wingdings"/>
+        <w:rFonts w:ascii="Wingdings" w:hAnsi="Wingdings" w:hint="default"/>
         <w:sz w:val="20"/>
       </w:rPr>
     </w:lvl>
@@ -6596,7 +6322,7 @@
         <w:ind w:left="3600" w:hanging="360"/>
       </w:pPr>
       <w:rPr>
-        <w:rFonts w:hint="default" w:ascii="Wingdings" w:hAnsi="Wingdings"/>
+        <w:rFonts w:ascii="Wingdings" w:hAnsi="Wingdings" w:hint="default"/>
         <w:sz w:val="20"/>
       </w:rPr>
     </w:lvl>
@@ -6612,7 +6338,7 @@
         <w:ind w:left="4320" w:hanging="360"/>
       </w:pPr>
       <w:rPr>
-        <w:rFonts w:hint="default" w:ascii="Wingdings" w:hAnsi="Wingdings"/>
+        <w:rFonts w:ascii="Wingdings" w:hAnsi="Wingdings" w:hint="default"/>
         <w:sz w:val="20"/>
       </w:rPr>
     </w:lvl>
@@ -6628,7 +6354,7 @@
         <w:ind w:left="5040" w:hanging="360"/>
       </w:pPr>
       <w:rPr>
-        <w:rFonts w:hint="default" w:ascii="Wingdings" w:hAnsi="Wingdings"/>
+        <w:rFonts w:ascii="Wingdings" w:hAnsi="Wingdings" w:hint="default"/>
         <w:sz w:val="20"/>
       </w:rPr>
     </w:lvl>
@@ -6644,7 +6370,7 @@
         <w:ind w:left="5760" w:hanging="360"/>
       </w:pPr>
       <w:rPr>
-        <w:rFonts w:hint="default" w:ascii="Wingdings" w:hAnsi="Wingdings"/>
+        <w:rFonts w:ascii="Wingdings" w:hAnsi="Wingdings" w:hint="default"/>
         <w:sz w:val="20"/>
       </w:rPr>
     </w:lvl>
@@ -6660,12 +6386,161 @@
         <w:ind w:left="6480" w:hanging="360"/>
       </w:pPr>
       <w:rPr>
-        <w:rFonts w:hint="default" w:ascii="Wingdings" w:hAnsi="Wingdings"/>
+        <w:rFonts w:ascii="Wingdings" w:hAnsi="Wingdings" w:hint="default"/>
         <w:sz w:val="20"/>
       </w:rPr>
     </w:lvl>
   </w:abstractNum>
   <w:abstractNum w:abstractNumId="5" w15:restartNumberingAfterBreak="0">
+    <w:nsid w:val="308B0DDF"/>
+    <w:multiLevelType w:val="multilevel"/>
+    <w:tmpl w:val="B712BA32"/>
+    <w:lvl w:ilvl="0">
+      <w:start w:val="1"/>
+      <w:numFmt w:val="bullet"/>
+      <w:lvlText w:val=""/>
+      <w:lvlJc w:val="left"/>
+      <w:pPr>
+        <w:tabs>
+          <w:tab w:val="num" w:pos="720"/>
+        </w:tabs>
+        <w:ind w:left="720" w:hanging="360"/>
+      </w:pPr>
+      <w:rPr>
+        <w:rFonts w:ascii="Symbol" w:hAnsi="Symbol" w:hint="default"/>
+        <w:sz w:val="20"/>
+      </w:rPr>
+    </w:lvl>
+    <w:lvl w:ilvl="1">
+      <w:start w:val="1"/>
+      <w:numFmt w:val="bullet"/>
+      <w:lvlText w:val="o"/>
+      <w:lvlJc w:val="left"/>
+      <w:pPr>
+        <w:tabs>
+          <w:tab w:val="num" w:pos="1440"/>
+        </w:tabs>
+        <w:ind w:left="1440" w:hanging="360"/>
+      </w:pPr>
+      <w:rPr>
+        <w:rFonts w:ascii="Courier New" w:hAnsi="Courier New" w:cs="Times New Roman" w:hint="default"/>
+        <w:sz w:val="20"/>
+      </w:rPr>
+    </w:lvl>
+    <w:lvl w:ilvl="2">
+      <w:start w:val="1"/>
+      <w:numFmt w:val="bullet"/>
+      <w:lvlText w:val=""/>
+      <w:lvlJc w:val="left"/>
+      <w:pPr>
+        <w:tabs>
+          <w:tab w:val="num" w:pos="2160"/>
+        </w:tabs>
+        <w:ind w:left="2160" w:hanging="360"/>
+      </w:pPr>
+      <w:rPr>
+        <w:rFonts w:ascii="Wingdings" w:hAnsi="Wingdings" w:hint="default"/>
+        <w:sz w:val="20"/>
+      </w:rPr>
+    </w:lvl>
+    <w:lvl w:ilvl="3">
+      <w:start w:val="1"/>
+      <w:numFmt w:val="bullet"/>
+      <w:lvlText w:val=""/>
+      <w:lvlJc w:val="left"/>
+      <w:pPr>
+        <w:tabs>
+          <w:tab w:val="num" w:pos="2880"/>
+        </w:tabs>
+        <w:ind w:left="2880" w:hanging="360"/>
+      </w:pPr>
+      <w:rPr>
+        <w:rFonts w:ascii="Wingdings" w:hAnsi="Wingdings" w:hint="default"/>
+        <w:sz w:val="20"/>
+      </w:rPr>
+    </w:lvl>
+    <w:lvl w:ilvl="4">
+      <w:start w:val="1"/>
+      <w:numFmt w:val="bullet"/>
+      <w:lvlText w:val=""/>
+      <w:lvlJc w:val="left"/>
+      <w:pPr>
+        <w:tabs>
+          <w:tab w:val="num" w:pos="3600"/>
+        </w:tabs>
+        <w:ind w:left="3600" w:hanging="360"/>
+      </w:pPr>
+      <w:rPr>
+        <w:rFonts w:ascii="Wingdings" w:hAnsi="Wingdings" w:hint="default"/>
+        <w:sz w:val="20"/>
+      </w:rPr>
+    </w:lvl>
+    <w:lvl w:ilvl="5">
+      <w:start w:val="1"/>
+      <w:numFmt w:val="bullet"/>
+      <w:lvlText w:val=""/>
+      <w:lvlJc w:val="left"/>
+      <w:pPr>
+        <w:tabs>
+          <w:tab w:val="num" w:pos="4320"/>
+        </w:tabs>
+        <w:ind w:left="4320" w:hanging="360"/>
+      </w:pPr>
+      <w:rPr>
+        <w:rFonts w:ascii="Wingdings" w:hAnsi="Wingdings" w:hint="default"/>
+        <w:sz w:val="20"/>
+      </w:rPr>
+    </w:lvl>
+    <w:lvl w:ilvl="6">
+      <w:start w:val="1"/>
+      <w:numFmt w:val="bullet"/>
+      <w:lvlText w:val=""/>
+      <w:lvlJc w:val="left"/>
+      <w:pPr>
+        <w:tabs>
+          <w:tab w:val="num" w:pos="5040"/>
+        </w:tabs>
+        <w:ind w:left="5040" w:hanging="360"/>
+      </w:pPr>
+      <w:rPr>
+        <w:rFonts w:ascii="Wingdings" w:hAnsi="Wingdings" w:hint="default"/>
+        <w:sz w:val="20"/>
+      </w:rPr>
+    </w:lvl>
+    <w:lvl w:ilvl="7">
+      <w:start w:val="1"/>
+      <w:numFmt w:val="bullet"/>
+      <w:lvlText w:val=""/>
+      <w:lvlJc w:val="left"/>
+      <w:pPr>
+        <w:tabs>
+          <w:tab w:val="num" w:pos="5760"/>
+        </w:tabs>
+        <w:ind w:left="5760" w:hanging="360"/>
+      </w:pPr>
+      <w:rPr>
+        <w:rFonts w:ascii="Wingdings" w:hAnsi="Wingdings" w:hint="default"/>
+        <w:sz w:val="20"/>
+      </w:rPr>
+    </w:lvl>
+    <w:lvl w:ilvl="8">
+      <w:start w:val="1"/>
+      <w:numFmt w:val="bullet"/>
+      <w:lvlText w:val=""/>
+      <w:lvlJc w:val="left"/>
+      <w:pPr>
+        <w:tabs>
+          <w:tab w:val="num" w:pos="6480"/>
+        </w:tabs>
+        <w:ind w:left="6480" w:hanging="360"/>
+      </w:pPr>
+      <w:rPr>
+        <w:rFonts w:ascii="Wingdings" w:hAnsi="Wingdings" w:hint="default"/>
+        <w:sz w:val="20"/>
+      </w:rPr>
+    </w:lvl>
+  </w:abstractNum>
+  <w:abstractNum w:abstractNumId="6" w15:restartNumberingAfterBreak="0">
     <w:nsid w:val="38512830"/>
     <w:multiLevelType w:val="multilevel"/>
     <w:tmpl w:val="D6BA3716"/>
@@ -6681,7 +6556,7 @@
         <w:ind w:left="720" w:hanging="360"/>
       </w:pPr>
       <w:rPr>
-        <w:rFonts w:hint="default" w:ascii="Symbol" w:hAnsi="Symbol"/>
+        <w:rFonts w:ascii="Symbol" w:hAnsi="Symbol" w:hint="default"/>
         <w:sz w:val="20"/>
       </w:rPr>
     </w:lvl>
@@ -6697,7 +6572,7 @@
         <w:ind w:left="1440" w:hanging="360"/>
       </w:pPr>
       <w:rPr>
-        <w:rFonts w:hint="default" w:ascii="Courier New" w:hAnsi="Courier New"/>
+        <w:rFonts w:ascii="Courier New" w:hAnsi="Courier New" w:hint="default"/>
         <w:sz w:val="20"/>
       </w:rPr>
     </w:lvl>
@@ -6713,7 +6588,7 @@
         <w:ind w:left="2160" w:hanging="360"/>
       </w:pPr>
       <w:rPr>
-        <w:rFonts w:hint="default" w:ascii="Wingdings" w:hAnsi="Wingdings"/>
+        <w:rFonts w:ascii="Wingdings" w:hAnsi="Wingdings" w:hint="default"/>
         <w:sz w:val="20"/>
       </w:rPr>
     </w:lvl>
@@ -6729,7 +6604,7 @@
         <w:ind w:left="2880" w:hanging="360"/>
       </w:pPr>
       <w:rPr>
-        <w:rFonts w:hint="default" w:ascii="Wingdings" w:hAnsi="Wingdings"/>
+        <w:rFonts w:ascii="Wingdings" w:hAnsi="Wingdings" w:hint="default"/>
         <w:sz w:val="20"/>
       </w:rPr>
     </w:lvl>
@@ -6745,7 +6620,7 @@
         <w:ind w:left="3600" w:hanging="360"/>
       </w:pPr>
       <w:rPr>
-        <w:rFonts w:hint="default" w:ascii="Wingdings" w:hAnsi="Wingdings"/>
+        <w:rFonts w:ascii="Wingdings" w:hAnsi="Wingdings" w:hint="default"/>
         <w:sz w:val="20"/>
       </w:rPr>
     </w:lvl>
@@ -6761,7 +6636,7 @@
         <w:ind w:left="4320" w:hanging="360"/>
       </w:pPr>
       <w:rPr>
-        <w:rFonts w:hint="default" w:ascii="Wingdings" w:hAnsi="Wingdings"/>
+        <w:rFonts w:ascii="Wingdings" w:hAnsi="Wingdings" w:hint="default"/>
         <w:sz w:val="20"/>
       </w:rPr>
     </w:lvl>
@@ -6777,7 +6652,7 @@
         <w:ind w:left="5040" w:hanging="360"/>
       </w:pPr>
       <w:rPr>
-        <w:rFonts w:hint="default" w:ascii="Wingdings" w:hAnsi="Wingdings"/>
+        <w:rFonts w:ascii="Wingdings" w:hAnsi="Wingdings" w:hint="default"/>
         <w:sz w:val="20"/>
       </w:rPr>
     </w:lvl>
@@ -6793,7 +6668,7 @@
         <w:ind w:left="5760" w:hanging="360"/>
       </w:pPr>
       <w:rPr>
-        <w:rFonts w:hint="default" w:ascii="Wingdings" w:hAnsi="Wingdings"/>
+        <w:rFonts w:ascii="Wingdings" w:hAnsi="Wingdings" w:hint="default"/>
         <w:sz w:val="20"/>
       </w:rPr>
     </w:lvl>
@@ -6809,12 +6684,12 @@
         <w:ind w:left="6480" w:hanging="360"/>
       </w:pPr>
       <w:rPr>
-        <w:rFonts w:hint="default" w:ascii="Wingdings" w:hAnsi="Wingdings"/>
+        <w:rFonts w:ascii="Wingdings" w:hAnsi="Wingdings" w:hint="default"/>
         <w:sz w:val="20"/>
       </w:rPr>
     </w:lvl>
   </w:abstractNum>
-  <w:abstractNum w:abstractNumId="6" w15:restartNumberingAfterBreak="0">
+  <w:abstractNum w:abstractNumId="7" w15:restartNumberingAfterBreak="0">
     <w:nsid w:val="41F75746"/>
     <w:multiLevelType w:val="multilevel"/>
     <w:tmpl w:val="C9E85BF8"/>
@@ -6830,7 +6705,7 @@
         <w:ind w:left="720" w:hanging="360"/>
       </w:pPr>
       <w:rPr>
-        <w:rFonts w:hint="default" w:ascii="Symbol" w:hAnsi="Symbol"/>
+        <w:rFonts w:ascii="Symbol" w:hAnsi="Symbol" w:hint="default"/>
         <w:sz w:val="20"/>
       </w:rPr>
     </w:lvl>
@@ -6846,7 +6721,7 @@
         <w:ind w:left="1440" w:hanging="360"/>
       </w:pPr>
       <w:rPr>
-        <w:rFonts w:hint="default" w:ascii="Courier New" w:hAnsi="Courier New"/>
+        <w:rFonts w:ascii="Courier New" w:hAnsi="Courier New" w:hint="default"/>
         <w:sz w:val="20"/>
       </w:rPr>
     </w:lvl>
@@ -6862,7 +6737,7 @@
         <w:ind w:left="2160" w:hanging="360"/>
       </w:pPr>
       <w:rPr>
-        <w:rFonts w:hint="default" w:ascii="Wingdings" w:hAnsi="Wingdings"/>
+        <w:rFonts w:ascii="Wingdings" w:hAnsi="Wingdings" w:hint="default"/>
         <w:sz w:val="20"/>
       </w:rPr>
     </w:lvl>
@@ -6878,7 +6753,7 @@
         <w:ind w:left="2880" w:hanging="360"/>
       </w:pPr>
       <w:rPr>
-        <w:rFonts w:hint="default" w:ascii="Wingdings" w:hAnsi="Wingdings"/>
+        <w:rFonts w:ascii="Wingdings" w:hAnsi="Wingdings" w:hint="default"/>
         <w:sz w:val="20"/>
       </w:rPr>
     </w:lvl>
@@ -6894,7 +6769,7 @@
         <w:ind w:left="3600" w:hanging="360"/>
       </w:pPr>
       <w:rPr>
-        <w:rFonts w:hint="default" w:ascii="Wingdings" w:hAnsi="Wingdings"/>
+        <w:rFonts w:ascii="Wingdings" w:hAnsi="Wingdings" w:hint="default"/>
         <w:sz w:val="20"/>
       </w:rPr>
     </w:lvl>
@@ -6910,7 +6785,7 @@
         <w:ind w:left="4320" w:hanging="360"/>
       </w:pPr>
       <w:rPr>
-        <w:rFonts w:hint="default" w:ascii="Wingdings" w:hAnsi="Wingdings"/>
+        <w:rFonts w:ascii="Wingdings" w:hAnsi="Wingdings" w:hint="default"/>
         <w:sz w:val="20"/>
       </w:rPr>
     </w:lvl>
@@ -6926,7 +6801,7 @@
         <w:ind w:left="5040" w:hanging="360"/>
       </w:pPr>
       <w:rPr>
-        <w:rFonts w:hint="default" w:ascii="Wingdings" w:hAnsi="Wingdings"/>
+        <w:rFonts w:ascii="Wingdings" w:hAnsi="Wingdings" w:hint="default"/>
         <w:sz w:val="20"/>
       </w:rPr>
     </w:lvl>
@@ -6942,7 +6817,7 @@
         <w:ind w:left="5760" w:hanging="360"/>
       </w:pPr>
       <w:rPr>
-        <w:rFonts w:hint="default" w:ascii="Wingdings" w:hAnsi="Wingdings"/>
+        <w:rFonts w:ascii="Wingdings" w:hAnsi="Wingdings" w:hint="default"/>
         <w:sz w:val="20"/>
       </w:rPr>
     </w:lvl>
@@ -6958,12 +6833,12 @@
         <w:ind w:left="6480" w:hanging="360"/>
       </w:pPr>
       <w:rPr>
-        <w:rFonts w:hint="default" w:ascii="Wingdings" w:hAnsi="Wingdings"/>
+        <w:rFonts w:ascii="Wingdings" w:hAnsi="Wingdings" w:hint="default"/>
         <w:sz w:val="20"/>
       </w:rPr>
     </w:lvl>
   </w:abstractNum>
-  <w:abstractNum w:abstractNumId="7" w15:restartNumberingAfterBreak="0">
+  <w:abstractNum w:abstractNumId="8" w15:restartNumberingAfterBreak="0">
     <w:nsid w:val="425C05DF"/>
     <w:multiLevelType w:val="multilevel"/>
     <w:tmpl w:val="EE387C66"/>
@@ -6979,7 +6854,7 @@
         <w:ind w:left="720" w:hanging="360"/>
       </w:pPr>
       <w:rPr>
-        <w:rFonts w:hint="default" w:ascii="Symbol" w:hAnsi="Symbol"/>
+        <w:rFonts w:ascii="Symbol" w:hAnsi="Symbol" w:hint="default"/>
         <w:sz w:val="20"/>
       </w:rPr>
     </w:lvl>
@@ -6995,7 +6870,7 @@
         <w:ind w:left="1440" w:hanging="360"/>
       </w:pPr>
       <w:rPr>
-        <w:rFonts w:hint="default" w:ascii="Courier New" w:hAnsi="Courier New"/>
+        <w:rFonts w:ascii="Courier New" w:hAnsi="Courier New" w:hint="default"/>
         <w:sz w:val="20"/>
       </w:rPr>
     </w:lvl>
@@ -7011,7 +6886,7 @@
         <w:ind w:left="2160" w:hanging="360"/>
       </w:pPr>
       <w:rPr>
-        <w:rFonts w:hint="default" w:ascii="Wingdings" w:hAnsi="Wingdings"/>
+        <w:rFonts w:ascii="Wingdings" w:hAnsi="Wingdings" w:hint="default"/>
         <w:sz w:val="20"/>
       </w:rPr>
     </w:lvl>
@@ -7027,7 +6902,7 @@
         <w:ind w:left="2880" w:hanging="360"/>
       </w:pPr>
       <w:rPr>
-        <w:rFonts w:hint="default" w:ascii="Wingdings" w:hAnsi="Wingdings"/>
+        <w:rFonts w:ascii="Wingdings" w:hAnsi="Wingdings" w:hint="default"/>
         <w:sz w:val="20"/>
       </w:rPr>
     </w:lvl>
@@ -7043,7 +6918,7 @@
         <w:ind w:left="3600" w:hanging="360"/>
       </w:pPr>
       <w:rPr>
-        <w:rFonts w:hint="default" w:ascii="Wingdings" w:hAnsi="Wingdings"/>
+        <w:rFonts w:ascii="Wingdings" w:hAnsi="Wingdings" w:hint="default"/>
         <w:sz w:val="20"/>
       </w:rPr>
     </w:lvl>
@@ -7059,7 +6934,7 @@
         <w:ind w:left="4320" w:hanging="360"/>
       </w:pPr>
       <w:rPr>
-        <w:rFonts w:hint="default" w:ascii="Wingdings" w:hAnsi="Wingdings"/>
+        <w:rFonts w:ascii="Wingdings" w:hAnsi="Wingdings" w:hint="default"/>
         <w:sz w:val="20"/>
       </w:rPr>
     </w:lvl>
@@ -7075,7 +6950,7 @@
         <w:ind w:left="5040" w:hanging="360"/>
       </w:pPr>
       <w:rPr>
-        <w:rFonts w:hint="default" w:ascii="Wingdings" w:hAnsi="Wingdings"/>
+        <w:rFonts w:ascii="Wingdings" w:hAnsi="Wingdings" w:hint="default"/>
         <w:sz w:val="20"/>
       </w:rPr>
     </w:lvl>
@@ -7091,7 +6966,7 @@
         <w:ind w:left="5760" w:hanging="360"/>
       </w:pPr>
       <w:rPr>
-        <w:rFonts w:hint="default" w:ascii="Wingdings" w:hAnsi="Wingdings"/>
+        <w:rFonts w:ascii="Wingdings" w:hAnsi="Wingdings" w:hint="default"/>
         <w:sz w:val="20"/>
       </w:rPr>
     </w:lvl>
@@ -7107,12 +6982,12 @@
         <w:ind w:left="6480" w:hanging="360"/>
       </w:pPr>
       <w:rPr>
-        <w:rFonts w:hint="default" w:ascii="Wingdings" w:hAnsi="Wingdings"/>
+        <w:rFonts w:ascii="Wingdings" w:hAnsi="Wingdings" w:hint="default"/>
         <w:sz w:val="20"/>
       </w:rPr>
     </w:lvl>
   </w:abstractNum>
-  <w:abstractNum w:abstractNumId="8" w15:restartNumberingAfterBreak="0">
+  <w:abstractNum w:abstractNumId="9" w15:restartNumberingAfterBreak="0">
     <w:nsid w:val="485233F8"/>
     <w:multiLevelType w:val="hybridMultilevel"/>
     <w:tmpl w:val="CD8C0972"/>
@@ -7125,7 +7000,7 @@
         <w:ind w:left="360" w:hanging="360"/>
       </w:pPr>
       <w:rPr>
-        <w:rFonts w:hint="default" w:ascii="Symbol" w:hAnsi="Symbol"/>
+        <w:rFonts w:ascii="Symbol" w:hAnsi="Symbol" w:hint="default"/>
       </w:rPr>
     </w:lvl>
     <w:lvl w:ilvl="1" w:tplc="08130003" w:tentative="1">
@@ -7137,7 +7012,7 @@
         <w:ind w:left="1080" w:hanging="360"/>
       </w:pPr>
       <w:rPr>
-        <w:rFonts w:hint="default" w:ascii="Courier New" w:hAnsi="Courier New" w:cs="Courier New"/>
+        <w:rFonts w:ascii="Courier New" w:hAnsi="Courier New" w:cs="Courier New" w:hint="default"/>
       </w:rPr>
     </w:lvl>
     <w:lvl w:ilvl="2" w:tplc="08130005" w:tentative="1">
@@ -7149,7 +7024,7 @@
         <w:ind w:left="1800" w:hanging="360"/>
       </w:pPr>
       <w:rPr>
-        <w:rFonts w:hint="default" w:ascii="Wingdings" w:hAnsi="Wingdings"/>
+        <w:rFonts w:ascii="Wingdings" w:hAnsi="Wingdings" w:hint="default"/>
       </w:rPr>
     </w:lvl>
     <w:lvl w:ilvl="3" w:tplc="08130001" w:tentative="1">
@@ -7161,7 +7036,7 @@
         <w:ind w:left="2520" w:hanging="360"/>
       </w:pPr>
       <w:rPr>
-        <w:rFonts w:hint="default" w:ascii="Symbol" w:hAnsi="Symbol"/>
+        <w:rFonts w:ascii="Symbol" w:hAnsi="Symbol" w:hint="default"/>
       </w:rPr>
     </w:lvl>
     <w:lvl w:ilvl="4" w:tplc="08130003" w:tentative="1">
@@ -7173,7 +7048,7 @@
         <w:ind w:left="3240" w:hanging="360"/>
       </w:pPr>
       <w:rPr>
-        <w:rFonts w:hint="default" w:ascii="Courier New" w:hAnsi="Courier New" w:cs="Courier New"/>
+        <w:rFonts w:ascii="Courier New" w:hAnsi="Courier New" w:cs="Courier New" w:hint="default"/>
       </w:rPr>
     </w:lvl>
     <w:lvl w:ilvl="5" w:tplc="08130005" w:tentative="1">
@@ -7185,7 +7060,7 @@
         <w:ind w:left="3960" w:hanging="360"/>
       </w:pPr>
       <w:rPr>
-        <w:rFonts w:hint="default" w:ascii="Wingdings" w:hAnsi="Wingdings"/>
+        <w:rFonts w:ascii="Wingdings" w:hAnsi="Wingdings" w:hint="default"/>
       </w:rPr>
     </w:lvl>
     <w:lvl w:ilvl="6" w:tplc="08130001" w:tentative="1">
@@ -7197,7 +7072,7 @@
         <w:ind w:left="4680" w:hanging="360"/>
       </w:pPr>
       <w:rPr>
-        <w:rFonts w:hint="default" w:ascii="Symbol" w:hAnsi="Symbol"/>
+        <w:rFonts w:ascii="Symbol" w:hAnsi="Symbol" w:hint="default"/>
       </w:rPr>
     </w:lvl>
     <w:lvl w:ilvl="7" w:tplc="08130003" w:tentative="1">
@@ -7209,7 +7084,7 @@
         <w:ind w:left="5400" w:hanging="360"/>
       </w:pPr>
       <w:rPr>
-        <w:rFonts w:hint="default" w:ascii="Courier New" w:hAnsi="Courier New" w:cs="Courier New"/>
+        <w:rFonts w:ascii="Courier New" w:hAnsi="Courier New" w:cs="Courier New" w:hint="default"/>
       </w:rPr>
     </w:lvl>
     <w:lvl w:ilvl="8" w:tplc="08130005" w:tentative="1">
@@ -7221,11 +7096,11 @@
         <w:ind w:left="6120" w:hanging="360"/>
       </w:pPr>
       <w:rPr>
-        <w:rFonts w:hint="default" w:ascii="Wingdings" w:hAnsi="Wingdings"/>
+        <w:rFonts w:ascii="Wingdings" w:hAnsi="Wingdings" w:hint="default"/>
       </w:rPr>
     </w:lvl>
   </w:abstractNum>
-  <w:abstractNum w:abstractNumId="9" w15:restartNumberingAfterBreak="0">
+  <w:abstractNum w:abstractNumId="10" w15:restartNumberingAfterBreak="0">
     <w:nsid w:val="509A7B92"/>
     <w:multiLevelType w:val="multilevel"/>
     <w:tmpl w:val="A14459E4"/>
@@ -7338,7 +7213,7 @@
       </w:pPr>
     </w:lvl>
   </w:abstractNum>
-  <w:abstractNum w:abstractNumId="10" w15:restartNumberingAfterBreak="0">
+  <w:abstractNum w:abstractNumId="11" w15:restartNumberingAfterBreak="0">
     <w:nsid w:val="516D0CF6"/>
     <w:multiLevelType w:val="hybridMultilevel"/>
     <w:tmpl w:val="2E443618"/>
@@ -7427,7 +7302,7 @@
       </w:pPr>
     </w:lvl>
   </w:abstractNum>
-  <w:abstractNum w:abstractNumId="11" w15:restartNumberingAfterBreak="0">
+  <w:abstractNum w:abstractNumId="12" w15:restartNumberingAfterBreak="0">
     <w:nsid w:val="555F7691"/>
     <w:multiLevelType w:val="multilevel"/>
     <w:tmpl w:val="EF18EBAE"/>
@@ -7443,7 +7318,7 @@
         <w:ind w:left="720" w:hanging="360"/>
       </w:pPr>
       <w:rPr>
-        <w:rFonts w:hint="default" w:ascii="Symbol" w:hAnsi="Symbol"/>
+        <w:rFonts w:ascii="Symbol" w:hAnsi="Symbol" w:hint="default"/>
         <w:sz w:val="20"/>
       </w:rPr>
     </w:lvl>
@@ -7459,7 +7334,7 @@
         <w:ind w:left="1440" w:hanging="360"/>
       </w:pPr>
       <w:rPr>
-        <w:rFonts w:hint="default" w:ascii="Courier New" w:hAnsi="Courier New"/>
+        <w:rFonts w:ascii="Courier New" w:hAnsi="Courier New" w:hint="default"/>
         <w:sz w:val="20"/>
       </w:rPr>
     </w:lvl>
@@ -7475,7 +7350,7 @@
         <w:ind w:left="2160" w:hanging="360"/>
       </w:pPr>
       <w:rPr>
-        <w:rFonts w:hint="default" w:ascii="Wingdings" w:hAnsi="Wingdings"/>
+        <w:rFonts w:ascii="Wingdings" w:hAnsi="Wingdings" w:hint="default"/>
         <w:sz w:val="20"/>
       </w:rPr>
     </w:lvl>
@@ -7491,7 +7366,7 @@
         <w:ind w:left="2880" w:hanging="360"/>
       </w:pPr>
       <w:rPr>
-        <w:rFonts w:hint="default" w:ascii="Wingdings" w:hAnsi="Wingdings"/>
+        <w:rFonts w:ascii="Wingdings" w:hAnsi="Wingdings" w:hint="default"/>
         <w:sz w:val="20"/>
       </w:rPr>
     </w:lvl>
@@ -7507,7 +7382,7 @@
         <w:ind w:left="3600" w:hanging="360"/>
       </w:pPr>
       <w:rPr>
-        <w:rFonts w:hint="default" w:ascii="Wingdings" w:hAnsi="Wingdings"/>
+        <w:rFonts w:ascii="Wingdings" w:hAnsi="Wingdings" w:hint="default"/>
         <w:sz w:val="20"/>
       </w:rPr>
     </w:lvl>
@@ -7523,7 +7398,7 @@
         <w:ind w:left="4320" w:hanging="360"/>
       </w:pPr>
       <w:rPr>
-        <w:rFonts w:hint="default" w:ascii="Wingdings" w:hAnsi="Wingdings"/>
+        <w:rFonts w:ascii="Wingdings" w:hAnsi="Wingdings" w:hint="default"/>
         <w:sz w:val="20"/>
       </w:rPr>
     </w:lvl>
@@ -7539,7 +7414,7 @@
         <w:ind w:left="5040" w:hanging="360"/>
       </w:pPr>
       <w:rPr>
-        <w:rFonts w:hint="default" w:ascii="Wingdings" w:hAnsi="Wingdings"/>
+        <w:rFonts w:ascii="Wingdings" w:hAnsi="Wingdings" w:hint="default"/>
         <w:sz w:val="20"/>
       </w:rPr>
     </w:lvl>
@@ -7555,7 +7430,7 @@
         <w:ind w:left="5760" w:hanging="360"/>
       </w:pPr>
       <w:rPr>
-        <w:rFonts w:hint="default" w:ascii="Wingdings" w:hAnsi="Wingdings"/>
+        <w:rFonts w:ascii="Wingdings" w:hAnsi="Wingdings" w:hint="default"/>
         <w:sz w:val="20"/>
       </w:rPr>
     </w:lvl>
@@ -7571,12 +7446,12 @@
         <w:ind w:left="6480" w:hanging="360"/>
       </w:pPr>
       <w:rPr>
-        <w:rFonts w:hint="default" w:ascii="Wingdings" w:hAnsi="Wingdings"/>
+        <w:rFonts w:ascii="Wingdings" w:hAnsi="Wingdings" w:hint="default"/>
         <w:sz w:val="20"/>
       </w:rPr>
     </w:lvl>
   </w:abstractNum>
-  <w:abstractNum w:abstractNumId="12" w15:restartNumberingAfterBreak="0">
+  <w:abstractNum w:abstractNumId="13" w15:restartNumberingAfterBreak="0">
     <w:nsid w:val="6F94499A"/>
     <w:multiLevelType w:val="multilevel"/>
     <w:tmpl w:val="DCF0802E"/>
@@ -7592,7 +7467,7 @@
         <w:ind w:left="720" w:hanging="360"/>
       </w:pPr>
       <w:rPr>
-        <w:rFonts w:hint="default" w:ascii="Symbol" w:hAnsi="Symbol"/>
+        <w:rFonts w:ascii="Symbol" w:hAnsi="Symbol" w:hint="default"/>
         <w:sz w:val="20"/>
       </w:rPr>
     </w:lvl>
@@ -7608,7 +7483,7 @@
         <w:ind w:left="1440" w:hanging="360"/>
       </w:pPr>
       <w:rPr>
-        <w:rFonts w:hint="default" w:ascii="Courier New" w:hAnsi="Courier New"/>
+        <w:rFonts w:ascii="Courier New" w:hAnsi="Courier New" w:hint="default"/>
         <w:sz w:val="20"/>
       </w:rPr>
     </w:lvl>
@@ -7624,7 +7499,7 @@
         <w:ind w:left="2160" w:hanging="360"/>
       </w:pPr>
       <w:rPr>
-        <w:rFonts w:hint="default" w:ascii="Wingdings" w:hAnsi="Wingdings"/>
+        <w:rFonts w:ascii="Wingdings" w:hAnsi="Wingdings" w:hint="default"/>
         <w:sz w:val="20"/>
       </w:rPr>
     </w:lvl>
@@ -7640,7 +7515,7 @@
         <w:ind w:left="2880" w:hanging="360"/>
       </w:pPr>
       <w:rPr>
-        <w:rFonts w:hint="default" w:ascii="Wingdings" w:hAnsi="Wingdings"/>
+        <w:rFonts w:ascii="Wingdings" w:hAnsi="Wingdings" w:hint="default"/>
         <w:sz w:val="20"/>
       </w:rPr>
     </w:lvl>
@@ -7656,7 +7531,7 @@
         <w:ind w:left="3600" w:hanging="360"/>
       </w:pPr>
       <w:rPr>
-        <w:rFonts w:hint="default" w:ascii="Wingdings" w:hAnsi="Wingdings"/>
+        <w:rFonts w:ascii="Wingdings" w:hAnsi="Wingdings" w:hint="default"/>
         <w:sz w:val="20"/>
       </w:rPr>
     </w:lvl>
@@ -7672,7 +7547,7 @@
         <w:ind w:left="4320" w:hanging="360"/>
       </w:pPr>
       <w:rPr>
-        <w:rFonts w:hint="default" w:ascii="Wingdings" w:hAnsi="Wingdings"/>
+        <w:rFonts w:ascii="Wingdings" w:hAnsi="Wingdings" w:hint="default"/>
         <w:sz w:val="20"/>
       </w:rPr>
     </w:lvl>
@@ -7688,7 +7563,7 @@
         <w:ind w:left="5040" w:hanging="360"/>
       </w:pPr>
       <w:rPr>
-        <w:rFonts w:hint="default" w:ascii="Wingdings" w:hAnsi="Wingdings"/>
+        <w:rFonts w:ascii="Wingdings" w:hAnsi="Wingdings" w:hint="default"/>
         <w:sz w:val="20"/>
       </w:rPr>
     </w:lvl>
@@ -7704,7 +7579,7 @@
         <w:ind w:left="5760" w:hanging="360"/>
       </w:pPr>
       <w:rPr>
-        <w:rFonts w:hint="default" w:ascii="Wingdings" w:hAnsi="Wingdings"/>
+        <w:rFonts w:ascii="Wingdings" w:hAnsi="Wingdings" w:hint="default"/>
         <w:sz w:val="20"/>
       </w:rPr>
     </w:lvl>
@@ -7720,12 +7595,12 @@
         <w:ind w:left="6480" w:hanging="360"/>
       </w:pPr>
       <w:rPr>
-        <w:rFonts w:hint="default" w:ascii="Wingdings" w:hAnsi="Wingdings"/>
+        <w:rFonts w:ascii="Wingdings" w:hAnsi="Wingdings" w:hint="default"/>
         <w:sz w:val="20"/>
       </w:rPr>
     </w:lvl>
   </w:abstractNum>
-  <w:abstractNum w:abstractNumId="13" w15:restartNumberingAfterBreak="0">
+  <w:abstractNum w:abstractNumId="14" w15:restartNumberingAfterBreak="0">
     <w:nsid w:val="738456F7"/>
     <w:multiLevelType w:val="multilevel"/>
     <w:tmpl w:val="13D41B5E"/>
@@ -7741,7 +7616,7 @@
         <w:ind w:left="720" w:hanging="360"/>
       </w:pPr>
       <w:rPr>
-        <w:rFonts w:hint="default" w:ascii="Symbol" w:hAnsi="Symbol"/>
+        <w:rFonts w:ascii="Symbol" w:hAnsi="Symbol" w:hint="default"/>
         <w:sz w:val="20"/>
       </w:rPr>
     </w:lvl>
@@ -7774,7 +7649,7 @@
         <w:ind w:left="2160" w:hanging="360"/>
       </w:pPr>
       <w:rPr>
-        <w:rFonts w:hint="default" w:ascii="Wingdings" w:hAnsi="Wingdings"/>
+        <w:rFonts w:ascii="Wingdings" w:hAnsi="Wingdings" w:hint="default"/>
         <w:sz w:val="20"/>
       </w:rPr>
     </w:lvl>
@@ -7790,7 +7665,7 @@
         <w:ind w:left="2880" w:hanging="360"/>
       </w:pPr>
       <w:rPr>
-        <w:rFonts w:hint="default" w:ascii="Wingdings" w:hAnsi="Wingdings"/>
+        <w:rFonts w:ascii="Wingdings" w:hAnsi="Wingdings" w:hint="default"/>
         <w:sz w:val="20"/>
       </w:rPr>
     </w:lvl>
@@ -7806,7 +7681,7 @@
         <w:ind w:left="3600" w:hanging="360"/>
       </w:pPr>
       <w:rPr>
-        <w:rFonts w:hint="default" w:ascii="Wingdings" w:hAnsi="Wingdings"/>
+        <w:rFonts w:ascii="Wingdings" w:hAnsi="Wingdings" w:hint="default"/>
         <w:sz w:val="20"/>
       </w:rPr>
     </w:lvl>
@@ -7822,7 +7697,7 @@
         <w:ind w:left="4320" w:hanging="360"/>
       </w:pPr>
       <w:rPr>
-        <w:rFonts w:hint="default" w:ascii="Wingdings" w:hAnsi="Wingdings"/>
+        <w:rFonts w:ascii="Wingdings" w:hAnsi="Wingdings" w:hint="default"/>
         <w:sz w:val="20"/>
       </w:rPr>
     </w:lvl>
@@ -7838,7 +7713,7 @@
         <w:ind w:left="5040" w:hanging="360"/>
       </w:pPr>
       <w:rPr>
-        <w:rFonts w:hint="default" w:ascii="Wingdings" w:hAnsi="Wingdings"/>
+        <w:rFonts w:ascii="Wingdings" w:hAnsi="Wingdings" w:hint="default"/>
         <w:sz w:val="20"/>
       </w:rPr>
     </w:lvl>
@@ -7854,7 +7729,7 @@
         <w:ind w:left="5760" w:hanging="360"/>
       </w:pPr>
       <w:rPr>
-        <w:rFonts w:hint="default" w:ascii="Wingdings" w:hAnsi="Wingdings"/>
+        <w:rFonts w:ascii="Wingdings" w:hAnsi="Wingdings" w:hint="default"/>
         <w:sz w:val="20"/>
       </w:rPr>
     </w:lvl>
@@ -7870,12 +7745,12 @@
         <w:ind w:left="6480" w:hanging="360"/>
       </w:pPr>
       <w:rPr>
-        <w:rFonts w:hint="default" w:ascii="Wingdings" w:hAnsi="Wingdings"/>
+        <w:rFonts w:ascii="Wingdings" w:hAnsi="Wingdings" w:hint="default"/>
         <w:sz w:val="20"/>
       </w:rPr>
     </w:lvl>
   </w:abstractNum>
-  <w:abstractNum w:abstractNumId="14" w15:restartNumberingAfterBreak="0">
+  <w:abstractNum w:abstractNumId="15" w15:restartNumberingAfterBreak="0">
     <w:nsid w:val="76B96F05"/>
     <w:multiLevelType w:val="multilevel"/>
     <w:tmpl w:val="DC309600"/>
@@ -7891,7 +7766,7 @@
         <w:ind w:left="720" w:hanging="360"/>
       </w:pPr>
       <w:rPr>
-        <w:rFonts w:hint="default" w:ascii="Symbol" w:hAnsi="Symbol"/>
+        <w:rFonts w:ascii="Symbol" w:hAnsi="Symbol" w:hint="default"/>
         <w:sz w:val="20"/>
       </w:rPr>
     </w:lvl>
@@ -7907,7 +7782,7 @@
         <w:ind w:left="1440" w:hanging="360"/>
       </w:pPr>
       <w:rPr>
-        <w:rFonts w:hint="default" w:ascii="Courier New" w:hAnsi="Courier New"/>
+        <w:rFonts w:ascii="Courier New" w:hAnsi="Courier New" w:hint="default"/>
         <w:sz w:val="20"/>
       </w:rPr>
     </w:lvl>
@@ -7923,7 +7798,7 @@
         <w:ind w:left="2160" w:hanging="360"/>
       </w:pPr>
       <w:rPr>
-        <w:rFonts w:hint="default" w:ascii="Wingdings" w:hAnsi="Wingdings"/>
+        <w:rFonts w:ascii="Wingdings" w:hAnsi="Wingdings" w:hint="default"/>
         <w:sz w:val="20"/>
       </w:rPr>
     </w:lvl>
@@ -7939,7 +7814,7 @@
         <w:ind w:left="2880" w:hanging="360"/>
       </w:pPr>
       <w:rPr>
-        <w:rFonts w:hint="default" w:ascii="Wingdings" w:hAnsi="Wingdings"/>
+        <w:rFonts w:ascii="Wingdings" w:hAnsi="Wingdings" w:hint="default"/>
         <w:sz w:val="20"/>
       </w:rPr>
     </w:lvl>
@@ -7955,7 +7830,7 @@
         <w:ind w:left="3600" w:hanging="360"/>
       </w:pPr>
       <w:rPr>
-        <w:rFonts w:hint="default" w:ascii="Wingdings" w:hAnsi="Wingdings"/>
+        <w:rFonts w:ascii="Wingdings" w:hAnsi="Wingdings" w:hint="default"/>
         <w:sz w:val="20"/>
       </w:rPr>
     </w:lvl>
@@ -7971,7 +7846,7 @@
         <w:ind w:left="4320" w:hanging="360"/>
       </w:pPr>
       <w:rPr>
-        <w:rFonts w:hint="default" w:ascii="Wingdings" w:hAnsi="Wingdings"/>
+        <w:rFonts w:ascii="Wingdings" w:hAnsi="Wingdings" w:hint="default"/>
         <w:sz w:val="20"/>
       </w:rPr>
     </w:lvl>
@@ -7987,7 +7862,7 @@
         <w:ind w:left="5040" w:hanging="360"/>
       </w:pPr>
       <w:rPr>
-        <w:rFonts w:hint="default" w:ascii="Wingdings" w:hAnsi="Wingdings"/>
+        <w:rFonts w:ascii="Wingdings" w:hAnsi="Wingdings" w:hint="default"/>
         <w:sz w:val="20"/>
       </w:rPr>
     </w:lvl>
@@ -8003,7 +7878,7 @@
         <w:ind w:left="5760" w:hanging="360"/>
       </w:pPr>
       <w:rPr>
-        <w:rFonts w:hint="default" w:ascii="Wingdings" w:hAnsi="Wingdings"/>
+        <w:rFonts w:ascii="Wingdings" w:hAnsi="Wingdings" w:hint="default"/>
         <w:sz w:val="20"/>
       </w:rPr>
     </w:lvl>
@@ -8019,12 +7894,12 @@
         <w:ind w:left="6480" w:hanging="360"/>
       </w:pPr>
       <w:rPr>
-        <w:rFonts w:hint="default" w:ascii="Wingdings" w:hAnsi="Wingdings"/>
+        <w:rFonts w:ascii="Wingdings" w:hAnsi="Wingdings" w:hint="default"/>
         <w:sz w:val="20"/>
       </w:rPr>
     </w:lvl>
   </w:abstractNum>
-  <w:abstractNum w:abstractNumId="15" w15:restartNumberingAfterBreak="0">
+  <w:abstractNum w:abstractNumId="16" w15:restartNumberingAfterBreak="0">
     <w:nsid w:val="77710885"/>
     <w:multiLevelType w:val="multilevel"/>
     <w:tmpl w:val="2D8A7504"/>
@@ -8138,34 +8013,34 @@
     </w:lvl>
   </w:abstractNum>
   <w:num w:numId="1" w16cid:durableId="1794711100">
+    <w:abstractNumId w:val="11"/>
+  </w:num>
+  <w:num w:numId="2" w16cid:durableId="58946002">
+    <w:abstractNumId w:val="14"/>
+  </w:num>
+  <w:num w:numId="3" w16cid:durableId="1449810548">
+    <w:abstractNumId w:val="16"/>
+  </w:num>
+  <w:num w:numId="4" w16cid:durableId="2027555765">
+    <w:abstractNumId w:val="15"/>
+  </w:num>
+  <w:num w:numId="5" w16cid:durableId="128862675">
     <w:abstractNumId w:val="10"/>
   </w:num>
-  <w:num w:numId="2" w16cid:durableId="58946002">
+  <w:num w:numId="6" w16cid:durableId="2022195731">
     <w:abstractNumId w:val="13"/>
-  </w:num>
-  <w:num w:numId="3" w16cid:durableId="1449810548">
-    <w:abstractNumId w:val="15"/>
-  </w:num>
-  <w:num w:numId="4" w16cid:durableId="2027555765">
-    <w:abstractNumId w:val="14"/>
-  </w:num>
-  <w:num w:numId="5" w16cid:durableId="128862675">
-    <w:abstractNumId w:val="9"/>
-  </w:num>
-  <w:num w:numId="6" w16cid:durableId="2022195731">
-    <w:abstractNumId w:val="12"/>
   </w:num>
   <w:num w:numId="7" w16cid:durableId="1625426495">
     <w:abstractNumId w:val="0"/>
   </w:num>
   <w:num w:numId="8" w16cid:durableId="1337608067">
-    <w:abstractNumId w:val="5"/>
+    <w:abstractNumId w:val="6"/>
   </w:num>
   <w:num w:numId="9" w16cid:durableId="1768891532">
-    <w:abstractNumId w:val="6"/>
+    <w:abstractNumId w:val="7"/>
   </w:num>
   <w:num w:numId="10" w16cid:durableId="1726374208">
-    <w:abstractNumId w:val="7"/>
+    <w:abstractNumId w:val="8"/>
   </w:num>
   <w:num w:numId="11" w16cid:durableId="1863860384">
     <w:abstractNumId w:val="3"/>
@@ -8177,13 +8052,25 @@
     <w:abstractNumId w:val="4"/>
   </w:num>
   <w:num w:numId="14" w16cid:durableId="211037946">
-    <w:abstractNumId w:val="11"/>
+    <w:abstractNumId w:val="12"/>
   </w:num>
   <w:num w:numId="15" w16cid:durableId="5791148">
-    <w:abstractNumId w:val="8"/>
+    <w:abstractNumId w:val="9"/>
   </w:num>
   <w:num w:numId="16" w16cid:durableId="1223558901">
     <w:abstractNumId w:val="2"/>
+  </w:num>
+  <w:num w:numId="17" w16cid:durableId="1441952827">
+    <w:abstractNumId w:val="5"/>
+    <w:lvlOverride w:ilvl="0"/>
+    <w:lvlOverride w:ilvl="1"/>
+    <w:lvlOverride w:ilvl="2"/>
+    <w:lvlOverride w:ilvl="3"/>
+    <w:lvlOverride w:ilvl="4"/>
+    <w:lvlOverride w:ilvl="5"/>
+    <w:lvlOverride w:ilvl="6"/>
+    <w:lvlOverride w:ilvl="7"/>
+    <w:lvlOverride w:ilvl="8"/>
   </w:num>
 </w:numbering>
 </file>
@@ -8193,7 +8080,7 @@
   <w:docDefaults>
     <w:rPrDefault>
       <w:rPr>
-        <w:rFonts w:asciiTheme="minorHAnsi" w:hAnsiTheme="minorHAnsi" w:eastAsiaTheme="minorHAnsi" w:cstheme="minorBidi"/>
+        <w:rFonts w:asciiTheme="minorHAnsi" w:eastAsiaTheme="minorHAnsi" w:hAnsiTheme="minorHAnsi" w:cstheme="minorBidi"/>
         <w:kern w:val="2"/>
         <w:sz w:val="24"/>
         <w:szCs w:val="24"/>
@@ -8210,14 +8097,14 @@
   <w:latentStyles w:defLockedState="0" w:defUIPriority="99" w:defSemiHidden="0" w:defUnhideWhenUsed="0" w:defQFormat="0" w:count="376">
     <w:lsdException w:name="Normal" w:uiPriority="0" w:qFormat="1"/>
     <w:lsdException w:name="heading 1" w:uiPriority="0" w:qFormat="1"/>
-    <w:lsdException w:name="heading 2" w:uiPriority="9" w:semiHidden="1" w:unhideWhenUsed="1" w:qFormat="1"/>
-    <w:lsdException w:name="heading 3" w:uiPriority="9" w:semiHidden="1" w:unhideWhenUsed="1" w:qFormat="1"/>
-    <w:lsdException w:name="heading 4" w:uiPriority="9" w:semiHidden="1" w:unhideWhenUsed="1" w:qFormat="1"/>
-    <w:lsdException w:name="heading 5" w:uiPriority="9" w:semiHidden="1" w:unhideWhenUsed="1" w:qFormat="1"/>
-    <w:lsdException w:name="heading 6" w:uiPriority="9" w:semiHidden="1" w:unhideWhenUsed="1" w:qFormat="1"/>
-    <w:lsdException w:name="heading 7" w:uiPriority="9" w:semiHidden="1" w:unhideWhenUsed="1" w:qFormat="1"/>
-    <w:lsdException w:name="heading 8" w:uiPriority="9" w:semiHidden="1" w:unhideWhenUsed="1" w:qFormat="1"/>
-    <w:lsdException w:name="heading 9" w:uiPriority="9" w:semiHidden="1" w:unhideWhenUsed="1" w:qFormat="1"/>
+    <w:lsdException w:name="heading 2" w:semiHidden="1" w:uiPriority="9" w:unhideWhenUsed="1" w:qFormat="1"/>
+    <w:lsdException w:name="heading 3" w:semiHidden="1" w:uiPriority="9" w:unhideWhenUsed="1" w:qFormat="1"/>
+    <w:lsdException w:name="heading 4" w:semiHidden="1" w:uiPriority="9" w:unhideWhenUsed="1" w:qFormat="1"/>
+    <w:lsdException w:name="heading 5" w:semiHidden="1" w:uiPriority="9" w:unhideWhenUsed="1" w:qFormat="1"/>
+    <w:lsdException w:name="heading 6" w:semiHidden="1" w:uiPriority="9" w:unhideWhenUsed="1" w:qFormat="1"/>
+    <w:lsdException w:name="heading 7" w:semiHidden="1" w:uiPriority="9" w:unhideWhenUsed="1" w:qFormat="1"/>
+    <w:lsdException w:name="heading 8" w:semiHidden="1" w:uiPriority="9" w:unhideWhenUsed="1" w:qFormat="1"/>
+    <w:lsdException w:name="heading 9" w:semiHidden="1" w:uiPriority="9" w:unhideWhenUsed="1" w:qFormat="1"/>
     <w:lsdException w:name="index 1" w:semiHidden="1" w:unhideWhenUsed="1"/>
     <w:lsdException w:name="index 2" w:semiHidden="1" w:unhideWhenUsed="1"/>
     <w:lsdException w:name="index 3" w:semiHidden="1" w:unhideWhenUsed="1"/>
@@ -8227,22 +8114,22 @@
     <w:lsdException w:name="index 7" w:semiHidden="1" w:unhideWhenUsed="1"/>
     <w:lsdException w:name="index 8" w:semiHidden="1" w:unhideWhenUsed="1"/>
     <w:lsdException w:name="index 9" w:semiHidden="1" w:unhideWhenUsed="1"/>
-    <w:lsdException w:name="toc 1" w:uiPriority="39" w:semiHidden="1" w:unhideWhenUsed="1"/>
-    <w:lsdException w:name="toc 2" w:uiPriority="39" w:semiHidden="1" w:unhideWhenUsed="1"/>
-    <w:lsdException w:name="toc 3" w:uiPriority="39" w:semiHidden="1" w:unhideWhenUsed="1"/>
-    <w:lsdException w:name="toc 4" w:uiPriority="39" w:semiHidden="1" w:unhideWhenUsed="1"/>
-    <w:lsdException w:name="toc 5" w:uiPriority="39" w:semiHidden="1" w:unhideWhenUsed="1"/>
-    <w:lsdException w:name="toc 6" w:uiPriority="39" w:semiHidden="1" w:unhideWhenUsed="1"/>
-    <w:lsdException w:name="toc 7" w:uiPriority="39" w:semiHidden="1" w:unhideWhenUsed="1"/>
-    <w:lsdException w:name="toc 8" w:uiPriority="39" w:semiHidden="1" w:unhideWhenUsed="1"/>
-    <w:lsdException w:name="toc 9" w:uiPriority="39" w:semiHidden="1" w:unhideWhenUsed="1"/>
+    <w:lsdException w:name="toc 1" w:semiHidden="1" w:uiPriority="39" w:unhideWhenUsed="1"/>
+    <w:lsdException w:name="toc 2" w:semiHidden="1" w:uiPriority="39" w:unhideWhenUsed="1"/>
+    <w:lsdException w:name="toc 3" w:semiHidden="1" w:uiPriority="39" w:unhideWhenUsed="1"/>
+    <w:lsdException w:name="toc 4" w:semiHidden="1" w:uiPriority="39" w:unhideWhenUsed="1"/>
+    <w:lsdException w:name="toc 5" w:semiHidden="1" w:uiPriority="39" w:unhideWhenUsed="1"/>
+    <w:lsdException w:name="toc 6" w:semiHidden="1" w:uiPriority="39" w:unhideWhenUsed="1"/>
+    <w:lsdException w:name="toc 7" w:semiHidden="1" w:uiPriority="39" w:unhideWhenUsed="1"/>
+    <w:lsdException w:name="toc 8" w:semiHidden="1" w:uiPriority="39" w:unhideWhenUsed="1"/>
+    <w:lsdException w:name="toc 9" w:semiHidden="1" w:uiPriority="39" w:unhideWhenUsed="1"/>
     <w:lsdException w:name="Normal Indent" w:semiHidden="1" w:unhideWhenUsed="1"/>
     <w:lsdException w:name="footnote text" w:semiHidden="1" w:unhideWhenUsed="1"/>
     <w:lsdException w:name="annotation text" w:semiHidden="1" w:unhideWhenUsed="1"/>
     <w:lsdException w:name="header" w:semiHidden="1" w:unhideWhenUsed="1"/>
     <w:lsdException w:name="footer" w:semiHidden="1" w:unhideWhenUsed="1"/>
     <w:lsdException w:name="index heading" w:semiHidden="1" w:unhideWhenUsed="1"/>
-    <w:lsdException w:name="caption" w:uiPriority="35" w:semiHidden="1" w:unhideWhenUsed="1" w:qFormat="1"/>
+    <w:lsdException w:name="caption" w:semiHidden="1" w:uiPriority="35" w:unhideWhenUsed="1" w:qFormat="1"/>
     <w:lsdException w:name="table of figures" w:semiHidden="1" w:unhideWhenUsed="1"/>
     <w:lsdException w:name="envelope address" w:semiHidden="1" w:unhideWhenUsed="1"/>
     <w:lsdException w:name="envelope return" w:semiHidden="1" w:unhideWhenUsed="1"/>
@@ -8273,7 +8160,7 @@
     <w:lsdException w:name="Title" w:uiPriority="10" w:qFormat="1"/>
     <w:lsdException w:name="Closing" w:semiHidden="1" w:unhideWhenUsed="1"/>
     <w:lsdException w:name="Signature" w:semiHidden="1" w:unhideWhenUsed="1"/>
-    <w:lsdException w:name="Default Paragraph Font" w:uiPriority="1" w:semiHidden="1" w:unhideWhenUsed="1"/>
+    <w:lsdException w:name="Default Paragraph Font" w:semiHidden="1" w:uiPriority="1" w:unhideWhenUsed="1"/>
     <w:lsdException w:name="Body Text" w:semiHidden="1" w:unhideWhenUsed="1"/>
     <w:lsdException w:name="Body Text Indent" w:semiHidden="1" w:unhideWhenUsed="1"/>
     <w:lsdException w:name="List Continue" w:semiHidden="1" w:unhideWhenUsed="1"/>
@@ -8473,8 +8360,8 @@
     <w:lsdException w:name="Subtle Reference" w:uiPriority="31" w:qFormat="1"/>
     <w:lsdException w:name="Intense Reference" w:uiPriority="32" w:qFormat="1"/>
     <w:lsdException w:name="Book Title" w:uiPriority="33" w:qFormat="1"/>
-    <w:lsdException w:name="Bibliography" w:uiPriority="37" w:semiHidden="1" w:unhideWhenUsed="1"/>
-    <w:lsdException w:name="TOC Heading" w:uiPriority="39" w:semiHidden="1" w:unhideWhenUsed="1" w:qFormat="1"/>
+    <w:lsdException w:name="Bibliography" w:semiHidden="1" w:uiPriority="37" w:unhideWhenUsed="1"/>
+    <w:lsdException w:name="TOC Heading" w:semiHidden="1" w:uiPriority="39" w:unhideWhenUsed="1" w:qFormat="1"/>
     <w:lsdException w:name="Plain Table 1" w:uiPriority="41"/>
     <w:lsdException w:name="Plain Table 2" w:uiPriority="42"/>
     <w:lsdException w:name="Plain Table 3" w:uiPriority="43"/>
@@ -8585,24 +8472,24 @@
     <w:lsdException w:name="Unresolved Mention" w:semiHidden="1" w:unhideWhenUsed="1"/>
     <w:lsdException w:name="Smart Link" w:semiHidden="1" w:unhideWhenUsed="1"/>
   </w:latentStyles>
-  <w:style w:type="paragraph" w:styleId="Normal" w:default="1">
+  <w:style w:type="paragraph" w:default="1" w:styleId="Standaard">
     <w:name w:val="Normal"/>
     <w:qFormat/>
-    <w:rsid w:val="00C22F06"/>
+    <w:rsid w:val="00B26D67"/>
     <w:pPr>
       <w:spacing w:line="259" w:lineRule="auto"/>
     </w:pPr>
     <w:rPr>
-      <w:rFonts w:ascii="Arial" w:hAnsi="Arial" w:eastAsia="Arial" w:cs="Arial"/>
+      <w:rFonts w:ascii="Arial" w:eastAsia="Arial" w:hAnsi="Arial" w:cs="Arial"/>
       <w:sz w:val="22"/>
       <w:szCs w:val="22"/>
     </w:rPr>
   </w:style>
-  <w:style w:type="paragraph" w:styleId="Heading1">
+  <w:style w:type="paragraph" w:styleId="Kop1">
     <w:name w:val="heading 1"/>
-    <w:basedOn w:val="Normal"/>
-    <w:next w:val="Normal"/>
-    <w:link w:val="Heading1Char"/>
+    <w:basedOn w:val="Standaard"/>
+    <w:next w:val="Standaard"/>
+    <w:link w:val="Kop1Char"/>
     <w:qFormat/>
     <w:rsid w:val="003539DF"/>
     <w:pPr>
@@ -8612,17 +8499,17 @@
       <w:outlineLvl w:val="0"/>
     </w:pPr>
     <w:rPr>
-      <w:rFonts w:asciiTheme="majorHAnsi" w:hAnsiTheme="majorHAnsi" w:eastAsiaTheme="majorEastAsia" w:cstheme="majorBidi"/>
+      <w:rFonts w:asciiTheme="majorHAnsi" w:eastAsiaTheme="majorEastAsia" w:hAnsiTheme="majorHAnsi" w:cstheme="majorBidi"/>
       <w:color w:val="0F4761" w:themeColor="accent1" w:themeShade="BF"/>
       <w:sz w:val="40"/>
       <w:szCs w:val="40"/>
     </w:rPr>
   </w:style>
-  <w:style w:type="paragraph" w:styleId="Heading2">
+  <w:style w:type="paragraph" w:styleId="Kop2">
     <w:name w:val="heading 2"/>
-    <w:basedOn w:val="Normal"/>
-    <w:next w:val="Normal"/>
-    <w:link w:val="Heading2Char"/>
+    <w:basedOn w:val="Standaard"/>
+    <w:next w:val="Standaard"/>
+    <w:link w:val="Kop2Char"/>
     <w:uiPriority w:val="9"/>
     <w:unhideWhenUsed/>
     <w:qFormat/>
@@ -8634,17 +8521,17 @@
       <w:outlineLvl w:val="1"/>
     </w:pPr>
     <w:rPr>
-      <w:rFonts w:asciiTheme="majorHAnsi" w:hAnsiTheme="majorHAnsi" w:eastAsiaTheme="majorEastAsia" w:cstheme="majorBidi"/>
+      <w:rFonts w:asciiTheme="majorHAnsi" w:eastAsiaTheme="majorEastAsia" w:hAnsiTheme="majorHAnsi" w:cstheme="majorBidi"/>
       <w:color w:val="0F4761" w:themeColor="accent1" w:themeShade="BF"/>
       <w:sz w:val="32"/>
       <w:szCs w:val="32"/>
     </w:rPr>
   </w:style>
-  <w:style w:type="paragraph" w:styleId="Heading3">
+  <w:style w:type="paragraph" w:styleId="Kop3">
     <w:name w:val="heading 3"/>
-    <w:basedOn w:val="Normal"/>
-    <w:next w:val="Normal"/>
-    <w:link w:val="Heading3Char"/>
+    <w:basedOn w:val="Standaard"/>
+    <w:next w:val="Standaard"/>
+    <w:link w:val="Kop3Char"/>
     <w:uiPriority w:val="9"/>
     <w:semiHidden/>
     <w:unhideWhenUsed/>
@@ -8663,11 +8550,11 @@
       <w:szCs w:val="28"/>
     </w:rPr>
   </w:style>
-  <w:style w:type="paragraph" w:styleId="Heading4">
+  <w:style w:type="paragraph" w:styleId="Kop4">
     <w:name w:val="heading 4"/>
-    <w:basedOn w:val="Normal"/>
-    <w:next w:val="Normal"/>
-    <w:link w:val="Heading4Char"/>
+    <w:basedOn w:val="Standaard"/>
+    <w:next w:val="Standaard"/>
+    <w:link w:val="Kop4Char"/>
     <w:uiPriority w:val="9"/>
     <w:semiHidden/>
     <w:unhideWhenUsed/>
@@ -8686,11 +8573,11 @@
       <w:color w:val="0F4761" w:themeColor="accent1" w:themeShade="BF"/>
     </w:rPr>
   </w:style>
-  <w:style w:type="paragraph" w:styleId="Heading5">
+  <w:style w:type="paragraph" w:styleId="Kop5">
     <w:name w:val="heading 5"/>
-    <w:basedOn w:val="Normal"/>
-    <w:next w:val="Normal"/>
-    <w:link w:val="Heading5Char"/>
+    <w:basedOn w:val="Standaard"/>
+    <w:next w:val="Standaard"/>
+    <w:link w:val="Kop5Char"/>
     <w:uiPriority w:val="9"/>
     <w:semiHidden/>
     <w:unhideWhenUsed/>
@@ -8707,11 +8594,11 @@
       <w:color w:val="0F4761" w:themeColor="accent1" w:themeShade="BF"/>
     </w:rPr>
   </w:style>
-  <w:style w:type="paragraph" w:styleId="Heading6">
+  <w:style w:type="paragraph" w:styleId="Kop6">
     <w:name w:val="heading 6"/>
-    <w:basedOn w:val="Normal"/>
-    <w:next w:val="Normal"/>
-    <w:link w:val="Heading6Char"/>
+    <w:basedOn w:val="Standaard"/>
+    <w:next w:val="Standaard"/>
+    <w:link w:val="Kop6Char"/>
     <w:uiPriority w:val="9"/>
     <w:semiHidden/>
     <w:unhideWhenUsed/>
@@ -8730,11 +8617,11 @@
       <w:color w:val="595959" w:themeColor="text1" w:themeTint="A6"/>
     </w:rPr>
   </w:style>
-  <w:style w:type="paragraph" w:styleId="Heading7">
+  <w:style w:type="paragraph" w:styleId="Kop7">
     <w:name w:val="heading 7"/>
-    <w:basedOn w:val="Normal"/>
-    <w:next w:val="Normal"/>
-    <w:link w:val="Heading7Char"/>
+    <w:basedOn w:val="Standaard"/>
+    <w:next w:val="Standaard"/>
+    <w:link w:val="Kop7Char"/>
     <w:uiPriority w:val="9"/>
     <w:semiHidden/>
     <w:unhideWhenUsed/>
@@ -8751,11 +8638,11 @@
       <w:color w:val="595959" w:themeColor="text1" w:themeTint="A6"/>
     </w:rPr>
   </w:style>
-  <w:style w:type="paragraph" w:styleId="Heading8">
+  <w:style w:type="paragraph" w:styleId="Kop8">
     <w:name w:val="heading 8"/>
-    <w:basedOn w:val="Normal"/>
-    <w:next w:val="Normal"/>
-    <w:link w:val="Heading8Char"/>
+    <w:basedOn w:val="Standaard"/>
+    <w:next w:val="Standaard"/>
+    <w:link w:val="Kop8Char"/>
     <w:uiPriority w:val="9"/>
     <w:semiHidden/>
     <w:unhideWhenUsed/>
@@ -8774,11 +8661,11 @@
       <w:color w:val="272727" w:themeColor="text1" w:themeTint="D8"/>
     </w:rPr>
   </w:style>
-  <w:style w:type="paragraph" w:styleId="Heading9">
+  <w:style w:type="paragraph" w:styleId="Kop9">
     <w:name w:val="heading 9"/>
-    <w:basedOn w:val="Normal"/>
-    <w:next w:val="Normal"/>
-    <w:link w:val="Heading9Char"/>
+    <w:basedOn w:val="Standaard"/>
+    <w:next w:val="Standaard"/>
+    <w:link w:val="Kop9Char"/>
     <w:uiPriority w:val="9"/>
     <w:semiHidden/>
     <w:unhideWhenUsed/>
@@ -8795,13 +8682,12 @@
       <w:color w:val="272727" w:themeColor="text1" w:themeTint="D8"/>
     </w:rPr>
   </w:style>
-  <w:style w:type="character" w:styleId="DefaultParagraphFont" w:default="1">
+  <w:style w:type="character" w:default="1" w:styleId="Standaardalinea-lettertype">
     <w:name w:val="Default Paragraph Font"/>
     <w:uiPriority w:val="1"/>
-    <w:semiHidden/>
     <w:unhideWhenUsed/>
   </w:style>
-  <w:style w:type="table" w:styleId="TableNormal" w:default="1">
+  <w:style w:type="table" w:default="1" w:styleId="Standaardtabel">
     <w:name w:val="Normal Table"/>
     <w:uiPriority w:val="99"/>
     <w:semiHidden/>
@@ -8816,41 +8702,41 @@
       </w:tblCellMar>
     </w:tblPr>
   </w:style>
-  <w:style w:type="numbering" w:styleId="NoList" w:default="1">
+  <w:style w:type="numbering" w:default="1" w:styleId="Geenlijst">
     <w:name w:val="No List"/>
     <w:uiPriority w:val="99"/>
     <w:semiHidden/>
     <w:unhideWhenUsed/>
   </w:style>
-  <w:style w:type="character" w:styleId="Heading1Char" w:customStyle="1">
-    <w:name w:val="Heading 1 Char"/>
-    <w:basedOn w:val="DefaultParagraphFont"/>
-    <w:link w:val="Heading1"/>
+  <w:style w:type="character" w:customStyle="1" w:styleId="Kop1Char">
+    <w:name w:val="Kop 1 Char"/>
+    <w:basedOn w:val="Standaardalinea-lettertype"/>
+    <w:link w:val="Kop1"/>
     <w:rsid w:val="003539DF"/>
     <w:rPr>
-      <w:rFonts w:asciiTheme="majorHAnsi" w:hAnsiTheme="majorHAnsi" w:eastAsiaTheme="majorEastAsia" w:cstheme="majorBidi"/>
+      <w:rFonts w:asciiTheme="majorHAnsi" w:eastAsiaTheme="majorEastAsia" w:hAnsiTheme="majorHAnsi" w:cstheme="majorBidi"/>
       <w:color w:val="0F4761" w:themeColor="accent1" w:themeShade="BF"/>
       <w:sz w:val="40"/>
       <w:szCs w:val="40"/>
     </w:rPr>
   </w:style>
-  <w:style w:type="character" w:styleId="Heading2Char" w:customStyle="1">
-    <w:name w:val="Heading 2 Char"/>
-    <w:basedOn w:val="DefaultParagraphFont"/>
-    <w:link w:val="Heading2"/>
+  <w:style w:type="character" w:customStyle="1" w:styleId="Kop2Char">
+    <w:name w:val="Kop 2 Char"/>
+    <w:basedOn w:val="Standaardalinea-lettertype"/>
+    <w:link w:val="Kop2"/>
     <w:uiPriority w:val="9"/>
     <w:rsid w:val="003539DF"/>
     <w:rPr>
-      <w:rFonts w:asciiTheme="majorHAnsi" w:hAnsiTheme="majorHAnsi" w:eastAsiaTheme="majorEastAsia" w:cstheme="majorBidi"/>
+      <w:rFonts w:asciiTheme="majorHAnsi" w:eastAsiaTheme="majorEastAsia" w:hAnsiTheme="majorHAnsi" w:cstheme="majorBidi"/>
       <w:color w:val="0F4761" w:themeColor="accent1" w:themeShade="BF"/>
       <w:sz w:val="32"/>
       <w:szCs w:val="32"/>
     </w:rPr>
   </w:style>
-  <w:style w:type="character" w:styleId="Heading3Char" w:customStyle="1">
-    <w:name w:val="Heading 3 Char"/>
-    <w:basedOn w:val="DefaultParagraphFont"/>
-    <w:link w:val="Heading3"/>
+  <w:style w:type="character" w:customStyle="1" w:styleId="Kop3Char">
+    <w:name w:val="Kop 3 Char"/>
+    <w:basedOn w:val="Standaardalinea-lettertype"/>
+    <w:link w:val="Kop3"/>
     <w:uiPriority w:val="9"/>
     <w:semiHidden/>
     <w:rsid w:val="003539DF"/>
@@ -8861,10 +8747,10 @@
       <w:szCs w:val="28"/>
     </w:rPr>
   </w:style>
-  <w:style w:type="character" w:styleId="Heading4Char" w:customStyle="1">
-    <w:name w:val="Heading 4 Char"/>
-    <w:basedOn w:val="DefaultParagraphFont"/>
-    <w:link w:val="Heading4"/>
+  <w:style w:type="character" w:customStyle="1" w:styleId="Kop4Char">
+    <w:name w:val="Kop 4 Char"/>
+    <w:basedOn w:val="Standaardalinea-lettertype"/>
+    <w:link w:val="Kop4"/>
     <w:uiPriority w:val="9"/>
     <w:semiHidden/>
     <w:rsid w:val="003539DF"/>
@@ -8875,10 +8761,10 @@
       <w:color w:val="0F4761" w:themeColor="accent1" w:themeShade="BF"/>
     </w:rPr>
   </w:style>
-  <w:style w:type="character" w:styleId="Heading5Char" w:customStyle="1">
-    <w:name w:val="Heading 5 Char"/>
-    <w:basedOn w:val="DefaultParagraphFont"/>
-    <w:link w:val="Heading5"/>
+  <w:style w:type="character" w:customStyle="1" w:styleId="Kop5Char">
+    <w:name w:val="Kop 5 Char"/>
+    <w:basedOn w:val="Standaardalinea-lettertype"/>
+    <w:link w:val="Kop5"/>
     <w:uiPriority w:val="9"/>
     <w:semiHidden/>
     <w:rsid w:val="003539DF"/>
@@ -8887,10 +8773,10 @@
       <w:color w:val="0F4761" w:themeColor="accent1" w:themeShade="BF"/>
     </w:rPr>
   </w:style>
-  <w:style w:type="character" w:styleId="Heading6Char" w:customStyle="1">
-    <w:name w:val="Heading 6 Char"/>
-    <w:basedOn w:val="DefaultParagraphFont"/>
-    <w:link w:val="Heading6"/>
+  <w:style w:type="character" w:customStyle="1" w:styleId="Kop6Char">
+    <w:name w:val="Kop 6 Char"/>
+    <w:basedOn w:val="Standaardalinea-lettertype"/>
+    <w:link w:val="Kop6"/>
     <w:uiPriority w:val="9"/>
     <w:semiHidden/>
     <w:rsid w:val="003539DF"/>
@@ -8901,10 +8787,10 @@
       <w:color w:val="595959" w:themeColor="text1" w:themeTint="A6"/>
     </w:rPr>
   </w:style>
-  <w:style w:type="character" w:styleId="Heading7Char" w:customStyle="1">
-    <w:name w:val="Heading 7 Char"/>
-    <w:basedOn w:val="DefaultParagraphFont"/>
-    <w:link w:val="Heading7"/>
+  <w:style w:type="character" w:customStyle="1" w:styleId="Kop7Char">
+    <w:name w:val="Kop 7 Char"/>
+    <w:basedOn w:val="Standaardalinea-lettertype"/>
+    <w:link w:val="Kop7"/>
     <w:uiPriority w:val="9"/>
     <w:semiHidden/>
     <w:rsid w:val="003539DF"/>
@@ -8913,10 +8799,10 @@
       <w:color w:val="595959" w:themeColor="text1" w:themeTint="A6"/>
     </w:rPr>
   </w:style>
-  <w:style w:type="character" w:styleId="Heading8Char" w:customStyle="1">
-    <w:name w:val="Heading 8 Char"/>
-    <w:basedOn w:val="DefaultParagraphFont"/>
-    <w:link w:val="Heading8"/>
+  <w:style w:type="character" w:customStyle="1" w:styleId="Kop8Char">
+    <w:name w:val="Kop 8 Char"/>
+    <w:basedOn w:val="Standaardalinea-lettertype"/>
+    <w:link w:val="Kop8"/>
     <w:uiPriority w:val="9"/>
     <w:semiHidden/>
     <w:rsid w:val="003539DF"/>
@@ -8927,10 +8813,10 @@
       <w:color w:val="272727" w:themeColor="text1" w:themeTint="D8"/>
     </w:rPr>
   </w:style>
-  <w:style w:type="character" w:styleId="Heading9Char" w:customStyle="1">
-    <w:name w:val="Heading 9 Char"/>
-    <w:basedOn w:val="DefaultParagraphFont"/>
-    <w:link w:val="Heading9"/>
+  <w:style w:type="character" w:customStyle="1" w:styleId="Kop9Char">
+    <w:name w:val="Kop 9 Char"/>
+    <w:basedOn w:val="Standaardalinea-lettertype"/>
+    <w:link w:val="Kop9"/>
     <w:uiPriority w:val="9"/>
     <w:semiHidden/>
     <w:rsid w:val="003539DF"/>
@@ -8939,11 +8825,11 @@
       <w:color w:val="272727" w:themeColor="text1" w:themeTint="D8"/>
     </w:rPr>
   </w:style>
-  <w:style w:type="paragraph" w:styleId="Title">
+  <w:style w:type="paragraph" w:styleId="Titel">
     <w:name w:val="Title"/>
-    <w:basedOn w:val="Normal"/>
-    <w:next w:val="Normal"/>
-    <w:link w:val="TitleChar"/>
+    <w:basedOn w:val="Standaard"/>
+    <w:next w:val="Standaard"/>
+    <w:link w:val="TitelChar"/>
     <w:uiPriority w:val="10"/>
     <w:qFormat/>
     <w:rsid w:val="003539DF"/>
@@ -8952,32 +8838,32 @@
       <w:contextualSpacing/>
     </w:pPr>
     <w:rPr>
-      <w:rFonts w:asciiTheme="majorHAnsi" w:hAnsiTheme="majorHAnsi" w:eastAsiaTheme="majorEastAsia" w:cstheme="majorBidi"/>
+      <w:rFonts w:asciiTheme="majorHAnsi" w:eastAsiaTheme="majorEastAsia" w:hAnsiTheme="majorHAnsi" w:cstheme="majorBidi"/>
       <w:spacing w:val="-10"/>
       <w:kern w:val="28"/>
       <w:sz w:val="56"/>
       <w:szCs w:val="56"/>
     </w:rPr>
   </w:style>
-  <w:style w:type="character" w:styleId="TitleChar" w:customStyle="1">
-    <w:name w:val="Title Char"/>
-    <w:basedOn w:val="DefaultParagraphFont"/>
-    <w:link w:val="Title"/>
+  <w:style w:type="character" w:customStyle="1" w:styleId="TitelChar">
+    <w:name w:val="Titel Char"/>
+    <w:basedOn w:val="Standaardalinea-lettertype"/>
+    <w:link w:val="Titel"/>
     <w:uiPriority w:val="10"/>
     <w:rsid w:val="003539DF"/>
     <w:rPr>
-      <w:rFonts w:asciiTheme="majorHAnsi" w:hAnsiTheme="majorHAnsi" w:eastAsiaTheme="majorEastAsia" w:cstheme="majorBidi"/>
+      <w:rFonts w:asciiTheme="majorHAnsi" w:eastAsiaTheme="majorEastAsia" w:hAnsiTheme="majorHAnsi" w:cstheme="majorBidi"/>
       <w:spacing w:val="-10"/>
       <w:kern w:val="28"/>
       <w:sz w:val="56"/>
       <w:szCs w:val="56"/>
     </w:rPr>
   </w:style>
-  <w:style w:type="paragraph" w:styleId="Subtitle">
+  <w:style w:type="paragraph" w:styleId="Ondertitel">
     <w:name w:val="Subtitle"/>
-    <w:basedOn w:val="Normal"/>
-    <w:next w:val="Normal"/>
-    <w:link w:val="SubtitleChar"/>
+    <w:basedOn w:val="Standaard"/>
+    <w:next w:val="Standaard"/>
+    <w:link w:val="OndertitelChar"/>
     <w:uiPriority w:val="11"/>
     <w:qFormat/>
     <w:rsid w:val="003539DF"/>
@@ -8994,10 +8880,10 @@
       <w:szCs w:val="28"/>
     </w:rPr>
   </w:style>
-  <w:style w:type="character" w:styleId="SubtitleChar" w:customStyle="1">
-    <w:name w:val="Subtitle Char"/>
-    <w:basedOn w:val="DefaultParagraphFont"/>
-    <w:link w:val="Subtitle"/>
+  <w:style w:type="character" w:customStyle="1" w:styleId="OndertitelChar">
+    <w:name w:val="Ondertitel Char"/>
+    <w:basedOn w:val="Standaardalinea-lettertype"/>
+    <w:link w:val="Ondertitel"/>
     <w:uiPriority w:val="11"/>
     <w:rsid w:val="003539DF"/>
     <w:rPr>
@@ -9008,11 +8894,11 @@
       <w:szCs w:val="28"/>
     </w:rPr>
   </w:style>
-  <w:style w:type="paragraph" w:styleId="Quote">
+  <w:style w:type="paragraph" w:styleId="Citaat">
     <w:name w:val="Quote"/>
-    <w:basedOn w:val="Normal"/>
-    <w:next w:val="Normal"/>
-    <w:link w:val="QuoteChar"/>
+    <w:basedOn w:val="Standaard"/>
+    <w:next w:val="Standaard"/>
+    <w:link w:val="CitaatChar"/>
     <w:uiPriority w:val="29"/>
     <w:qFormat/>
     <w:rsid w:val="003539DF"/>
@@ -9026,10 +8912,10 @@
       <w:color w:val="404040" w:themeColor="text1" w:themeTint="BF"/>
     </w:rPr>
   </w:style>
-  <w:style w:type="character" w:styleId="QuoteChar" w:customStyle="1">
-    <w:name w:val="Quote Char"/>
-    <w:basedOn w:val="DefaultParagraphFont"/>
-    <w:link w:val="Quote"/>
+  <w:style w:type="character" w:customStyle="1" w:styleId="CitaatChar">
+    <w:name w:val="Citaat Char"/>
+    <w:basedOn w:val="Standaardalinea-lettertype"/>
+    <w:link w:val="Citaat"/>
     <w:uiPriority w:val="29"/>
     <w:rsid w:val="003539DF"/>
     <w:rPr>
@@ -9038,10 +8924,10 @@
       <w:color w:val="404040" w:themeColor="text1" w:themeTint="BF"/>
     </w:rPr>
   </w:style>
-  <w:style w:type="paragraph" w:styleId="ListParagraph">
+  <w:style w:type="paragraph" w:styleId="Lijstalinea">
     <w:name w:val="List Paragraph"/>
-    <w:basedOn w:val="Normal"/>
-    <w:link w:val="ListParagraphChar"/>
+    <w:basedOn w:val="Standaard"/>
+    <w:link w:val="LijstalineaChar"/>
     <w:uiPriority w:val="34"/>
     <w:qFormat/>
     <w:rsid w:val="003539DF"/>
@@ -9050,9 +8936,9 @@
       <w:contextualSpacing/>
     </w:pPr>
   </w:style>
-  <w:style w:type="character" w:styleId="IntenseEmphasis">
+  <w:style w:type="character" w:styleId="Intensievebenadrukking">
     <w:name w:val="Intense Emphasis"/>
-    <w:basedOn w:val="DefaultParagraphFont"/>
+    <w:basedOn w:val="Standaardalinea-lettertype"/>
     <w:uiPriority w:val="21"/>
     <w:qFormat/>
     <w:rsid w:val="003539DF"/>
@@ -9062,18 +8948,18 @@
       <w:color w:val="0F4761" w:themeColor="accent1" w:themeShade="BF"/>
     </w:rPr>
   </w:style>
-  <w:style w:type="paragraph" w:styleId="IntenseQuote">
+  <w:style w:type="paragraph" w:styleId="Duidelijkcitaat">
     <w:name w:val="Intense Quote"/>
-    <w:basedOn w:val="Normal"/>
-    <w:next w:val="Normal"/>
-    <w:link w:val="IntenseQuoteChar"/>
+    <w:basedOn w:val="Standaard"/>
+    <w:next w:val="Standaard"/>
+    <w:link w:val="DuidelijkcitaatChar"/>
     <w:uiPriority w:val="30"/>
     <w:qFormat/>
     <w:rsid w:val="003539DF"/>
     <w:pPr>
       <w:pBdr>
-        <w:top w:val="single" w:color="0F4761" w:themeColor="accent1" w:themeShade="BF" w:sz="4" w:space="10"/>
-        <w:bottom w:val="single" w:color="0F4761" w:themeColor="accent1" w:themeShade="BF" w:sz="4" w:space="10"/>
+        <w:top w:val="single" w:sz="4" w:space="10" w:color="0F4761" w:themeColor="accent1" w:themeShade="BF"/>
+        <w:bottom w:val="single" w:sz="4" w:space="10" w:color="0F4761" w:themeColor="accent1" w:themeShade="BF"/>
       </w:pBdr>
       <w:spacing w:before="360" w:after="360"/>
       <w:ind w:left="864" w:right="864"/>
@@ -9085,10 +8971,10 @@
       <w:color w:val="0F4761" w:themeColor="accent1" w:themeShade="BF"/>
     </w:rPr>
   </w:style>
-  <w:style w:type="character" w:styleId="IntenseQuoteChar" w:customStyle="1">
-    <w:name w:val="Intense Quote Char"/>
-    <w:basedOn w:val="DefaultParagraphFont"/>
-    <w:link w:val="IntenseQuote"/>
+  <w:style w:type="character" w:customStyle="1" w:styleId="DuidelijkcitaatChar">
+    <w:name w:val="Duidelijk citaat Char"/>
+    <w:basedOn w:val="Standaardalinea-lettertype"/>
+    <w:link w:val="Duidelijkcitaat"/>
     <w:uiPriority w:val="30"/>
     <w:rsid w:val="003539DF"/>
     <w:rPr>
@@ -9097,9 +8983,9 @@
       <w:color w:val="0F4761" w:themeColor="accent1" w:themeShade="BF"/>
     </w:rPr>
   </w:style>
-  <w:style w:type="character" w:styleId="IntenseReference">
+  <w:style w:type="character" w:styleId="Intensieveverwijzing">
     <w:name w:val="Intense Reference"/>
-    <w:basedOn w:val="DefaultParagraphFont"/>
+    <w:basedOn w:val="Standaardalinea-lettertype"/>
     <w:uiPriority w:val="32"/>
     <w:qFormat/>
     <w:rsid w:val="003539DF"/>
@@ -9111,17 +8997,17 @@
       <w:spacing w:val="5"/>
     </w:rPr>
   </w:style>
-  <w:style w:type="character" w:styleId="ListParagraphChar" w:customStyle="1">
-    <w:name w:val="List Paragraph Char"/>
-    <w:basedOn w:val="DefaultParagraphFont"/>
-    <w:link w:val="ListParagraph"/>
+  <w:style w:type="character" w:customStyle="1" w:styleId="LijstalineaChar">
+    <w:name w:val="Lijstalinea Char"/>
+    <w:basedOn w:val="Standaardalinea-lettertype"/>
+    <w:link w:val="Lijstalinea"/>
     <w:uiPriority w:val="34"/>
     <w:qFormat/>
     <w:rsid w:val="00C22F06"/>
   </w:style>
-  <w:style w:type="table" w:styleId="TableGrid">
+  <w:style w:type="table" w:styleId="Tabelraster">
     <w:name w:val="Table Grid"/>
-    <w:basedOn w:val="TableNormal"/>
+    <w:basedOn w:val="Standaardtabel"/>
     <w:uiPriority w:val="39"/>
     <w:rsid w:val="00C22F06"/>
     <w:pPr>
@@ -9133,19 +9019,19 @@
     </w:rPr>
     <w:tblPr>
       <w:tblBorders>
-        <w:top w:val="single" w:color="auto" w:sz="4" w:space="0"/>
-        <w:left w:val="single" w:color="auto" w:sz="4" w:space="0"/>
-        <w:bottom w:val="single" w:color="auto" w:sz="4" w:space="0"/>
-        <w:right w:val="single" w:color="auto" w:sz="4" w:space="0"/>
-        <w:insideH w:val="single" w:color="auto" w:sz="4" w:space="0"/>
-        <w:insideV w:val="single" w:color="auto" w:sz="4" w:space="0"/>
+        <w:top w:val="single" w:sz="4" w:space="0" w:color="auto"/>
+        <w:left w:val="single" w:sz="4" w:space="0" w:color="auto"/>
+        <w:bottom w:val="single" w:sz="4" w:space="0" w:color="auto"/>
+        <w:right w:val="single" w:sz="4" w:space="0" w:color="auto"/>
+        <w:insideH w:val="single" w:sz="4" w:space="0" w:color="auto"/>
+        <w:insideV w:val="single" w:sz="4" w:space="0" w:color="auto"/>
       </w:tblBorders>
     </w:tblPr>
   </w:style>
-  <w:style w:type="paragraph" w:styleId="Header">
+  <w:style w:type="paragraph" w:styleId="Koptekst">
     <w:name w:val="header"/>
-    <w:basedOn w:val="Normal"/>
-    <w:link w:val="HeaderChar"/>
+    <w:basedOn w:val="Standaard"/>
+    <w:link w:val="KoptekstChar"/>
     <w:uiPriority w:val="99"/>
     <w:unhideWhenUsed/>
     <w:rsid w:val="00F65961"/>
@@ -9157,10 +9043,10 @@
       <w:spacing w:after="0" w:line="240" w:lineRule="auto"/>
     </w:pPr>
   </w:style>
-  <w:style w:type="character" w:styleId="HeaderChar" w:customStyle="1">
-    <w:name w:val="Header Char"/>
-    <w:basedOn w:val="DefaultParagraphFont"/>
-    <w:link w:val="Header"/>
+  <w:style w:type="character" w:customStyle="1" w:styleId="KoptekstChar">
+    <w:name w:val="Koptekst Char"/>
+    <w:basedOn w:val="Standaardalinea-lettertype"/>
+    <w:link w:val="Koptekst"/>
     <w:uiPriority w:val="99"/>
     <w:rsid w:val="00F65961"/>
     <w:rPr>
@@ -9169,10 +9055,10 @@
       <w:lang w:val="en-GB"/>
     </w:rPr>
   </w:style>
-  <w:style w:type="paragraph" w:styleId="Footer">
+  <w:style w:type="paragraph" w:styleId="Voettekst">
     <w:name w:val="footer"/>
-    <w:basedOn w:val="Normal"/>
-    <w:link w:val="FooterChar"/>
+    <w:basedOn w:val="Standaard"/>
+    <w:link w:val="VoettekstChar"/>
     <w:uiPriority w:val="99"/>
     <w:unhideWhenUsed/>
     <w:rsid w:val="00F65961"/>
@@ -9184,10 +9070,10 @@
       <w:spacing w:after="0" w:line="240" w:lineRule="auto"/>
     </w:pPr>
   </w:style>
-  <w:style w:type="character" w:styleId="FooterChar" w:customStyle="1">
-    <w:name w:val="Footer Char"/>
-    <w:basedOn w:val="DefaultParagraphFont"/>
-    <w:link w:val="Footer"/>
+  <w:style w:type="character" w:customStyle="1" w:styleId="VoettekstChar">
+    <w:name w:val="Voettekst Char"/>
+    <w:basedOn w:val="Standaardalinea-lettertype"/>
+    <w:link w:val="Voettekst"/>
     <w:uiPriority w:val="99"/>
     <w:rsid w:val="00F65961"/>
     <w:rPr>
@@ -9196,9 +9082,9 @@
       <w:lang w:val="en-GB"/>
     </w:rPr>
   </w:style>
-  <w:style w:type="character" w:styleId="CommentReference">
+  <w:style w:type="character" w:styleId="Verwijzingopmerking">
     <w:name w:val="annotation reference"/>
-    <w:basedOn w:val="DefaultParagraphFont"/>
+    <w:basedOn w:val="Standaardalinea-lettertype"/>
     <w:uiPriority w:val="99"/>
     <w:semiHidden/>
     <w:unhideWhenUsed/>
@@ -9208,10 +9094,10 @@
       <w:szCs w:val="16"/>
     </w:rPr>
   </w:style>
-  <w:style w:type="paragraph" w:styleId="CommentText">
+  <w:style w:type="paragraph" w:styleId="Tekstopmerking">
     <w:name w:val="annotation text"/>
-    <w:basedOn w:val="Normal"/>
-    <w:link w:val="CommentTextChar"/>
+    <w:basedOn w:val="Standaard"/>
+    <w:link w:val="TekstopmerkingChar"/>
     <w:uiPriority w:val="99"/>
     <w:unhideWhenUsed/>
     <w:rsid w:val="002C3698"/>
@@ -9224,10 +9110,10 @@
       <w:lang w:val="en-GB"/>
     </w:rPr>
   </w:style>
-  <w:style w:type="character" w:styleId="CommentTextChar" w:customStyle="1">
-    <w:name w:val="Comment Text Char"/>
-    <w:basedOn w:val="DefaultParagraphFont"/>
-    <w:link w:val="CommentText"/>
+  <w:style w:type="character" w:customStyle="1" w:styleId="TekstopmerkingChar">
+    <w:name w:val="Tekst opmerking Char"/>
+    <w:basedOn w:val="Standaardalinea-lettertype"/>
+    <w:link w:val="Tekstopmerking"/>
     <w:uiPriority w:val="99"/>
     <w:rsid w:val="002C3698"/>
     <w:rPr>
@@ -9238,7 +9124,7 @@
   </w:style>
   <w:style w:type="character" w:styleId="Hyperlink">
     <w:name w:val="Hyperlink"/>
-    <w:basedOn w:val="DefaultParagraphFont"/>
+    <w:basedOn w:val="Standaardalinea-lettertype"/>
     <w:uiPriority w:val="99"/>
     <w:unhideWhenUsed/>
     <w:rsid w:val="007E4F29"/>
@@ -9247,9 +9133,9 @@
       <w:u w:val="single"/>
     </w:rPr>
   </w:style>
-  <w:style w:type="paragraph" w:styleId="CoverBold" w:customStyle="1">
+  <w:style w:type="paragraph" w:customStyle="1" w:styleId="CoverBold">
     <w:name w:val="CoverBold"/>
-    <w:basedOn w:val="Normal"/>
+    <w:basedOn w:val="Standaard"/>
     <w:link w:val="CoverBoldChar"/>
     <w:rsid w:val="007E4F29"/>
     <w:pPr>
@@ -9262,7 +9148,7 @@
       <w:jc w:val="both"/>
     </w:pPr>
     <w:rPr>
-      <w:rFonts w:ascii="Arial" w:hAnsi="Arial" w:eastAsia="Times New Roman" w:cs="Arial"/>
+      <w:rFonts w:eastAsia="Times New Roman"/>
       <w:b/>
       <w:kern w:val="0"/>
       <w:sz w:val="28"/>
@@ -9271,12 +9157,12 @@
       <w14:ligatures w14:val="none"/>
     </w:rPr>
   </w:style>
-  <w:style w:type="character" w:styleId="CoverBoldChar" w:customStyle="1">
+  <w:style w:type="character" w:customStyle="1" w:styleId="CoverBoldChar">
     <w:name w:val="CoverBold Char"/>
     <w:link w:val="CoverBold"/>
     <w:rsid w:val="007E4F29"/>
     <w:rPr>
-      <w:rFonts w:ascii="Arial" w:hAnsi="Arial" w:eastAsia="Times New Roman" w:cs="Arial"/>
+      <w:rFonts w:ascii="Arial" w:eastAsia="Times New Roman" w:hAnsi="Arial" w:cs="Arial"/>
       <w:b/>
       <w:kern w:val="0"/>
       <w:sz w:val="28"/>
@@ -9285,9 +9171,9 @@
       <w14:ligatures w14:val="none"/>
     </w:rPr>
   </w:style>
-  <w:style w:type="paragraph" w:styleId="TableParagraph" w:customStyle="1">
+  <w:style w:type="paragraph" w:customStyle="1" w:styleId="TableParagraph">
     <w:name w:val="Table Paragraph"/>
-    <w:basedOn w:val="Normal"/>
+    <w:basedOn w:val="Standaard"/>
     <w:uiPriority w:val="1"/>
     <w:qFormat/>
     <w:rsid w:val="007E4F29"/>
@@ -9296,15 +9182,15 @@
       <w:spacing w:after="0" w:line="240" w:lineRule="auto"/>
     </w:pPr>
     <w:rPr>
-      <w:rFonts w:ascii="Calibri" w:hAnsi="Calibri" w:eastAsia="Calibri" w:cs="Times New Roman"/>
+      <w:rFonts w:ascii="Calibri" w:eastAsia="Calibri" w:hAnsi="Calibri" w:cs="Times New Roman"/>
       <w:kern w:val="0"/>
       <w:lang w:val="en-US"/>
       <w14:ligatures w14:val="none"/>
     </w:rPr>
   </w:style>
-  <w:style w:type="table" w:styleId="Vragenlijst" w:customStyle="1">
+  <w:style w:type="table" w:customStyle="1" w:styleId="Vragenlijst">
     <w:name w:val="Vragenlijst"/>
-    <w:basedOn w:val="TableNormal"/>
+    <w:basedOn w:val="Standaardtabel"/>
     <w:uiPriority w:val="99"/>
     <w:rsid w:val="007E4F29"/>
     <w:pPr>
@@ -9339,9 +9225,9 @@
       </w:tcPr>
     </w:tblStylePr>
   </w:style>
-  <w:style w:type="table" w:styleId="Stijl1" w:customStyle="1">
+  <w:style w:type="table" w:customStyle="1" w:styleId="Stijl1">
     <w:name w:val="Stijl1"/>
-    <w:basedOn w:val="TableNormal"/>
+    <w:basedOn w:val="Standaardtabel"/>
     <w:uiPriority w:val="99"/>
     <w:rsid w:val="007E4F29"/>
     <w:pPr>
@@ -9367,16 +9253,16 @@
       </w:tcPr>
     </w:tblStylePr>
   </w:style>
-  <w:style w:type="paragraph" w:styleId="EndNoteBibliography" w:customStyle="1">
+  <w:style w:type="paragraph" w:customStyle="1" w:styleId="EndNoteBibliography">
     <w:name w:val="EndNote Bibliography"/>
-    <w:basedOn w:val="Normal"/>
+    <w:basedOn w:val="Standaard"/>
     <w:link w:val="EndNoteBibliographyChar"/>
     <w:rsid w:val="007E4F29"/>
     <w:pPr>
       <w:spacing w:after="0" w:line="240" w:lineRule="auto"/>
     </w:pPr>
     <w:rPr>
-      <w:rFonts w:ascii="Univers" w:hAnsi="Univers" w:eastAsia="Times New Roman" w:cs="Times New Roman"/>
+      <w:rFonts w:ascii="Univers" w:eastAsia="Times New Roman" w:hAnsi="Univers" w:cs="Times New Roman"/>
       <w:noProof/>
       <w:kern w:val="0"/>
       <w:sz w:val="20"/>
@@ -9385,13 +9271,13 @@
       <w14:ligatures w14:val="none"/>
     </w:rPr>
   </w:style>
-  <w:style w:type="character" w:styleId="EndNoteBibliographyChar" w:customStyle="1">
+  <w:style w:type="character" w:customStyle="1" w:styleId="EndNoteBibliographyChar">
     <w:name w:val="EndNote Bibliography Char"/>
-    <w:basedOn w:val="DefaultParagraphFont"/>
+    <w:basedOn w:val="Standaardalinea-lettertype"/>
     <w:link w:val="EndNoteBibliography"/>
     <w:rsid w:val="007E4F29"/>
     <w:rPr>
-      <w:rFonts w:ascii="Univers" w:hAnsi="Univers" w:eastAsia="Times New Roman" w:cs="Times New Roman"/>
+      <w:rFonts w:ascii="Univers" w:eastAsia="Times New Roman" w:hAnsi="Univers" w:cs="Times New Roman"/>
       <w:noProof/>
       <w:kern w:val="0"/>
       <w:sz w:val="20"/>
@@ -9400,11 +9286,60 @@
       <w14:ligatures w14:val="none"/>
     </w:rPr>
   </w:style>
+  <w:style w:type="table" w:styleId="Onopgemaaktetabel4">
+    <w:name w:val="Plain Table 4"/>
+    <w:basedOn w:val="Standaardtabel"/>
+    <w:uiPriority w:val="44"/>
+    <w:rsid w:val="001B42B2"/>
+    <w:pPr>
+      <w:spacing w:after="0" w:line="240" w:lineRule="auto"/>
+    </w:pPr>
+    <w:tblPr>
+      <w:tblStyleRowBandSize w:val="1"/>
+      <w:tblStyleColBandSize w:val="1"/>
+    </w:tblPr>
+    <w:tblStylePr w:type="firstRow">
+      <w:rPr>
+        <w:b/>
+        <w:bCs/>
+      </w:rPr>
+    </w:tblStylePr>
+    <w:tblStylePr w:type="lastRow">
+      <w:rPr>
+        <w:b/>
+        <w:bCs/>
+      </w:rPr>
+    </w:tblStylePr>
+    <w:tblStylePr w:type="firstCol">
+      <w:rPr>
+        <w:b/>
+        <w:bCs/>
+      </w:rPr>
+    </w:tblStylePr>
+    <w:tblStylePr w:type="lastCol">
+      <w:rPr>
+        <w:b/>
+        <w:bCs/>
+      </w:rPr>
+    </w:tblStylePr>
+    <w:tblStylePr w:type="band1Vert">
+      <w:tblPr/>
+      <w:tcPr>
+        <w:shd w:val="clear" w:color="auto" w:fill="F2F2F2" w:themeFill="background1" w:themeFillShade="F2"/>
+      </w:tcPr>
+    </w:tblStylePr>
+    <w:tblStylePr w:type="band1Horz">
+      <w:tblPr/>
+      <w:tcPr>
+        <w:shd w:val="clear" w:color="auto" w:fill="F2F2F2" w:themeFill="background1" w:themeFillShade="F2"/>
+      </w:tcPr>
+    </w:tblStylePr>
+  </w:style>
 </w:styles>
 </file>
 
 <file path=word/theme/theme1.xml><?xml version="1.0" encoding="utf-8"?>
-<a:theme xmlns:a="http://schemas.openxmlformats.org/drawingml/2006/main" xmlns:thm15="http://schemas.microsoft.com/office/thememl/2012/main" name="Office Theme">
+<a:theme xmlns:a="http://schemas.openxmlformats.org/drawingml/2006/main" name="Office Theme">
   <a:themeElements>
     <a:clrScheme name="Office">
       <a:dk1>
@@ -9719,6 +9654,12 @@
 </file>
 
 <file path=customXml/item1.xml><?xml version="1.0" encoding="utf-8"?>
+<p:properties xmlns:p="http://schemas.microsoft.com/office/2006/metadata/properties" xmlns:xsi="http://www.w3.org/2001/XMLSchema-instance" xmlns:pc="http://schemas.microsoft.com/office/infopath/2007/PartnerControls">
+  <documentManagement/>
+</p:properties>
+</file>
+
+<file path=customXml/item2.xml><?xml version="1.0" encoding="utf-8"?>
 <ct:contentTypeSchema xmlns:ct="http://schemas.microsoft.com/office/2006/metadata/contentType" xmlns:ma="http://schemas.microsoft.com/office/2006/metadata/properties/metaAttributes" ct:_="" ma:_="" ma:contentTypeName="Document" ma:contentTypeID="0x010100F1B33D7B57FFEC4BB77B5001C5B93838" ma:contentTypeVersion="6" ma:contentTypeDescription="Een nieuw document maken." ma:contentTypeScope="" ma:versionID="59579db12405a868ad0e92c5e4f74ae1">
   <xsd:schema xmlns:xsd="http://www.w3.org/2001/XMLSchema" xmlns:xs="http://www.w3.org/2001/XMLSchema" xmlns:p="http://schemas.microsoft.com/office/2006/metadata/properties" xmlns:ns2="f44e6bd5-09db-4117-8b15-adf399208dc6" targetNamespace="http://schemas.microsoft.com/office/2006/metadata/properties" ma:root="true" ma:fieldsID="98cf673e6ff17a9b7a889e3f7df574b2" ns2:_="">
     <xsd:import namespace="f44e6bd5-09db-4117-8b15-adf399208dc6"/>
@@ -9874,7 +9815,7 @@
 </ct:contentTypeSchema>
 </file>
 
-<file path=customXml/item2.xml><?xml version="1.0" encoding="utf-8"?>
+<file path=customXml/item3.xml><?xml version="1.0" encoding="utf-8"?>
 <?mso-contentType ?>
 <FormTemplates xmlns="http://schemas.microsoft.com/sharepoint/v3/contenttype/forms">
   <Display>DocumentLibraryForm</Display>
@@ -9883,20 +9824,37 @@
 </FormTemplates>
 </file>
 
-<file path=customXml/item3.xml><?xml version="1.0" encoding="utf-8"?>
-<p:properties xmlns:p="http://schemas.microsoft.com/office/2006/metadata/properties" xmlns:xsi="http://www.w3.org/2001/XMLSchema-instance" xmlns:pc="http://schemas.microsoft.com/office/infopath/2007/PartnerControls">
-  <documentManagement/>
-</p:properties>
-</file>
-
 <file path=customXml/itemProps1.xml><?xml version="1.0" encoding="utf-8"?>
-<ds:datastoreItem xmlns:ds="http://schemas.openxmlformats.org/officeDocument/2006/customXml" ds:itemID="{449A3F8C-2669-4A5E-91F1-5873AF739165}"/>
+<ds:datastoreItem xmlns:ds="http://schemas.openxmlformats.org/officeDocument/2006/customXml" ds:itemID="{28DD4B49-787D-442F-A54D-3A4E3337B734}">
+  <ds:schemaRefs>
+    <ds:schemaRef ds:uri="http://schemas.microsoft.com/office/2006/metadata/properties"/>
+    <ds:schemaRef ds:uri="http://schemas.microsoft.com/office/infopath/2007/PartnerControls"/>
+  </ds:schemaRefs>
+</ds:datastoreItem>
 </file>
 
 <file path=customXml/itemProps2.xml><?xml version="1.0" encoding="utf-8"?>
-<ds:datastoreItem xmlns:ds="http://schemas.openxmlformats.org/officeDocument/2006/customXml" ds:itemID="{E5AE29F8-2949-4F3A-A6A6-D8C7765278EE}"/>
+<ds:datastoreItem xmlns:ds="http://schemas.openxmlformats.org/officeDocument/2006/customXml" ds:itemID="{449A3F8C-2669-4A5E-91F1-5873AF739165}">
+  <ds:schemaRefs>
+    <ds:schemaRef ds:uri="http://schemas.microsoft.com/office/2006/metadata/contentType"/>
+    <ds:schemaRef ds:uri="http://schemas.microsoft.com/office/2006/metadata/properties/metaAttributes"/>
+    <ds:schemaRef ds:uri="http://www.w3.org/2001/XMLSchema"/>
+    <ds:schemaRef ds:uri="http://schemas.microsoft.com/office/2006/metadata/properties"/>
+    <ds:schemaRef ds:uri="f44e6bd5-09db-4117-8b15-adf399208dc6"/>
+    <ds:schemaRef ds:uri="http://schemas.microsoft.com/office/2006/documentManagement/types"/>
+    <ds:schemaRef ds:uri="http://schemas.microsoft.com/office/infopath/2007/PartnerControls"/>
+    <ds:schemaRef ds:uri="http://schemas.openxmlformats.org/package/2006/metadata/core-properties"/>
+    <ds:schemaRef ds:uri="http://purl.org/dc/elements/1.1/"/>
+    <ds:schemaRef ds:uri="http://purl.org/dc/terms/"/>
+    <ds:schemaRef ds:uri="http://schemas.microsoft.com/internal/obd"/>
+  </ds:schemaRefs>
+</ds:datastoreItem>
 </file>
 
 <file path=customXml/itemProps3.xml><?xml version="1.0" encoding="utf-8"?>
-<ds:datastoreItem xmlns:ds="http://schemas.openxmlformats.org/officeDocument/2006/customXml" ds:itemID="{28DD4B49-787D-442F-A54D-3A4E3337B734}"/>
+<ds:datastoreItem xmlns:ds="http://schemas.openxmlformats.org/officeDocument/2006/customXml" ds:itemID="{E5AE29F8-2949-4F3A-A6A6-D8C7765278EE}">
+  <ds:schemaRefs>
+    <ds:schemaRef ds:uri="http://schemas.microsoft.com/sharepoint/v3/contenttype/forms"/>
+  </ds:schemaRefs>
+</ds:datastoreItem>
 </file>